--- a/lab4/Lab4_CatalinBitca_FAF-242.docx
+++ b/lab4/Lab4_CatalinBitca_FAF-242.docx
@@ -1,10 +1,9 @@
 
 <file path=word/document.xml><?xml version="1.0" encoding="utf-8"?>
-<w:document xmlns:wpc="http://schemas.microsoft.com/office/word/2010/wordprocessingCanvas" xmlns:mc="http://schemas.openxmlformats.org/markup-compatibility/2006" xmlns:o="urn:schemas-microsoft-com:office:office" xmlns:r="http://schemas.openxmlformats.org/officeDocument/2006/relationships" xmlns:m="http://schemas.openxmlformats.org/officeDocument/2006/math" xmlns:v="urn:schemas-microsoft-com:vml" xmlns:wp14="http://schemas.microsoft.com/office/word/2010/wordprocessingDrawing" xmlns:wp="http://schemas.openxmlformats.org/drawingml/2006/wordprocessingDrawing" xmlns:w10="urn:schemas-microsoft-com:office:word" xmlns:w="http://schemas.openxmlformats.org/wordprocessingml/2006/main" xmlns:w14="http://schemas.microsoft.com/office/word/2010/wordml" xmlns:w15="http://schemas.microsoft.com/office/word/2012/wordml" xmlns:wpg="http://schemas.microsoft.com/office/word/2010/wordprocessingGroup" xmlns:wpi="http://schemas.microsoft.com/office/word/2010/wordprocessingInk" xmlns:wne="http://schemas.microsoft.com/office/word/2006/wordml" xmlns:wps="http://schemas.microsoft.com/office/word/2010/wordprocessingShape" xmlns:cx="http://schemas.microsoft.com/office/drawing/2014/chartex" xmlns:cx1="http://schemas.microsoft.com/office/drawing/2015/9/8/chartex" xmlns:cx2="http://schemas.microsoft.com/office/drawing/2015/10/21/chartex" xmlns:cx3="http://schemas.microsoft.com/office/drawing/2016/5/9/chartex" xmlns:cx4="http://schemas.microsoft.com/office/drawing/2016/5/10/chartex" xmlns:cx5="http://schemas.microsoft.com/office/drawing/2016/5/11/chartex" xmlns:cx6="http://schemas.microsoft.com/office/drawing/2016/5/12/chartex" xmlns:cx7="http://schemas.microsoft.com/office/drawing/2016/5/13/chartex" xmlns:cx8="http://schemas.microsoft.com/office/drawing/2016/5/14/chartex" xmlns:aink="http://schemas.microsoft.com/office/drawing/2016/ink" xmlns:am3d="http://schemas.microsoft.com/office/drawing/2017/model3d" xmlns:w16cex="http://schemas.microsoft.com/office/word/2018/wordml/cex" xmlns:w16cid="http://schemas.microsoft.com/office/word/2016/wordml/cid" xmlns:w16="http://schemas.microsoft.com/office/word/2018/wordml" xmlns:w16sdtdh="http://schemas.microsoft.com/office/word/2020/wordml/sdtdatahash" xmlns:w16se="http://schemas.microsoft.com/office/word/2015/wordml/symex" mc:Ignorable="w14 w15 wp14">
+<w:document xmlns:wpc="http://schemas.microsoft.com/office/word/2010/wordprocessingCanvas" xmlns:cx="http://schemas.microsoft.com/office/drawing/2014/chartex" xmlns:cx1="http://schemas.microsoft.com/office/drawing/2015/9/8/chartex" xmlns:cx2="http://schemas.microsoft.com/office/drawing/2015/10/21/chartex" xmlns:cx3="http://schemas.microsoft.com/office/drawing/2016/5/9/chartex" xmlns:cx4="http://schemas.microsoft.com/office/drawing/2016/5/10/chartex" xmlns:cx5="http://schemas.microsoft.com/office/drawing/2016/5/11/chartex" xmlns:cx6="http://schemas.microsoft.com/office/drawing/2016/5/12/chartex" xmlns:cx7="http://schemas.microsoft.com/office/drawing/2016/5/13/chartex" xmlns:cx8="http://schemas.microsoft.com/office/drawing/2016/5/14/chartex" xmlns:mc="http://schemas.openxmlformats.org/markup-compatibility/2006" xmlns:m="http://schemas.openxmlformats.org/officeDocument/2006/math" xmlns:aink="http://schemas.microsoft.com/office/drawing/2016/ink" xmlns:am3d="http://schemas.microsoft.com/office/drawing/2017/model3d" xmlns:oel="http://schemas.microsoft.com/office/2019/extlst" xmlns:r="http://schemas.openxmlformats.org/officeDocument/2006/relationships" xmlns:wp14="http://schemas.microsoft.com/office/word/2010/wordprocessingDrawing" xmlns:wp="http://schemas.openxmlformats.org/drawingml/2006/wordprocessingDrawing" xmlns:wpg="http://schemas.microsoft.com/office/word/2010/wordprocessingGroup" xmlns:wpi="http://schemas.microsoft.com/office/word/2010/wordprocessingInk" xmlns:wps="http://schemas.microsoft.com/office/word/2010/wordprocessingShape" xmlns:o="urn:schemas-microsoft-com:office:office" xmlns:v="urn:schemas-microsoft-com:vml" xmlns:w10="urn:schemas-microsoft-com:office:word" xmlns:w="http://schemas.openxmlformats.org/wordprocessingml/2006/main" xmlns:w14="http://schemas.microsoft.com/office/word/2010/wordml" xmlns:w15="http://schemas.microsoft.com/office/word/2012/wordml" xmlns:w16cex="http://schemas.microsoft.com/office/word/2018/wordml/cex" xmlns:w16cid="http://schemas.microsoft.com/office/word/2016/wordml/cid" xmlns:w16="http://schemas.microsoft.com/office/word/2018/wordml" xmlns:w16sdtdh="http://schemas.microsoft.com/office/word/2020/wordml/sdtdatahash" xmlns:w16sdtfl="http://schemas.microsoft.com/office/word/2024/wordml/sdtformatlock" xmlns:w16se="http://schemas.microsoft.com/office/word/2015/wordml/symex" xmlns:w16du="http://schemas.microsoft.com/office/word/2023/wordml/word16du" xmlns:wne="http://schemas.microsoft.com/office/word/2006/wordml" mc:Ignorable="w14 w15 w16se w16cid w16 w16cex w16sdtdh w16sdtfl w16du wp14">
   <w:body>
     <w:p>
       <w:pPr>
-        <w:spacing w:after="0" w:before="0"/>
         <w:jc w:val="center"/>
       </w:pPr>
       <w:r>
@@ -14,12 +13,12 @@
           <w:sz w:val="28"/>
           <w:szCs w:val="28"/>
         </w:rPr>
-        <w:t xml:space="preserve">TECHNICAL UNIVERSITY OF MOLDOVA</w:t>
-      </w:r>
-    </w:p>
-    <w:p>
-      <w:pPr>
-        <w:spacing w:after="0" w:before="80"/>
+        <w:t>TECHNICAL UNIVERSITY OF MOLDOVA</w:t>
+      </w:r>
+    </w:p>
+    <w:p>
+      <w:pPr>
+        <w:spacing w:before="80"/>
         <w:jc w:val="center"/>
       </w:pPr>
       <w:r>
@@ -27,12 +26,12 @@
           <w:sz w:val="26"/>
           <w:szCs w:val="26"/>
         </w:rPr>
-        <w:t xml:space="preserve">Faculty of Computers, Informatics and Microelectronics</w:t>
-      </w:r>
-    </w:p>
-    <w:p>
-      <w:pPr>
-        <w:spacing w:after="0" w:before="40"/>
+        <w:t>Faculty of Computers, Informatics and Microelectronics</w:t>
+      </w:r>
+    </w:p>
+    <w:p>
+      <w:pPr>
+        <w:spacing w:before="40"/>
         <w:jc w:val="center"/>
       </w:pPr>
       <w:r>
@@ -40,12 +39,12 @@
           <w:sz w:val="26"/>
           <w:szCs w:val="26"/>
         </w:rPr>
-        <w:t xml:space="preserve">Department of Software Engineering</w:t>
-      </w:r>
-    </w:p>
-    <w:p>
-      <w:pPr>
-        <w:spacing w:after="0" w:before="3400"/>
+        <w:t>Department of Software Engineering</w:t>
+      </w:r>
+    </w:p>
+    <w:p>
+      <w:pPr>
+        <w:spacing w:before="3400"/>
         <w:jc w:val="center"/>
       </w:pPr>
       <w:r>
@@ -55,12 +54,12 @@
           <w:sz w:val="40"/>
           <w:szCs w:val="40"/>
         </w:rPr>
-        <w:t xml:space="preserve">REPORT</w:t>
-      </w:r>
-    </w:p>
-    <w:p>
-      <w:pPr>
-        <w:spacing w:after="0" w:before="120"/>
+        <w:t>REPORT</w:t>
+      </w:r>
+    </w:p>
+    <w:p>
+      <w:pPr>
+        <w:spacing w:before="120"/>
         <w:jc w:val="center"/>
       </w:pPr>
       <w:r>
@@ -68,12 +67,12 @@
           <w:sz w:val="30"/>
           <w:szCs w:val="30"/>
         </w:rPr>
-        <w:t xml:space="preserve">on laboratory work no. 4</w:t>
-      </w:r>
-    </w:p>
-    <w:p>
-      <w:pPr>
-        <w:spacing w:after="0" w:before="360"/>
+        <w:t>on laboratory work no. 4</w:t>
+      </w:r>
+    </w:p>
+    <w:p>
+      <w:pPr>
+        <w:spacing w:before="360"/>
         <w:jc w:val="center"/>
       </w:pPr>
       <w:r>
@@ -81,12 +80,12 @@
           <w:sz w:val="28"/>
           <w:szCs w:val="28"/>
         </w:rPr>
-        <w:t xml:space="preserve">Course: Operating Systems</w:t>
-      </w:r>
-    </w:p>
-    <w:p>
-      <w:pPr>
-        <w:spacing w:after="0" w:before="120"/>
+        <w:t>Course: Operating Systems</w:t>
+      </w:r>
+    </w:p>
+    <w:p>
+      <w:pPr>
+        <w:spacing w:before="120"/>
         <w:jc w:val="center"/>
       </w:pPr>
       <w:r>
@@ -96,14 +95,13 @@
           <w:sz w:val="28"/>
           <w:szCs w:val="28"/>
         </w:rPr>
-        <w:t xml:space="preserve">Topic: The xv6 Shell from the Outside</w:t>
-      </w:r>
-    </w:p>
-    <w:p>
-      <w:pPr>
-        <w:spacing w:after="60" w:before="2600"/>
+        <w:t>Topic: The xv6 Shell from the Outside</w:t>
+      </w:r>
+    </w:p>
+    <w:p>
+      <w:pPr>
+        <w:spacing w:before="2600" w:after="60"/>
         <w:ind w:left="5103"/>
-        <w:jc w:val="left"/>
       </w:pPr>
       <w:r>
         <w:rPr>
@@ -119,14 +117,22 @@
           <w:sz w:val="26"/>
           <w:szCs w:val="26"/>
         </w:rPr>
-        <w:t xml:space="preserve">st. gr. FAF-242, Cătălin Bîtca</w:t>
-      </w:r>
-    </w:p>
-    <w:p>
-      <w:pPr>
-        <w:spacing w:after="60" w:before="120"/>
+        <w:t xml:space="preserve">st. gr. FAF-242, Cătălin </w:t>
+      </w:r>
+      <w:proofErr w:type="spellStart"/>
+      <w:r>
+        <w:rPr>
+          <w:sz w:val="26"/>
+          <w:szCs w:val="26"/>
+        </w:rPr>
+        <w:t>Bîtca</w:t>
+      </w:r>
+      <w:proofErr w:type="spellEnd"/>
+    </w:p>
+    <w:p>
+      <w:pPr>
+        <w:spacing w:before="120" w:after="60"/>
         <w:ind w:left="5103"/>
-        <w:jc w:val="left"/>
       </w:pPr>
       <w:r>
         <w:rPr>
@@ -137,25 +143,34 @@
         </w:rPr>
         <w:t xml:space="preserve">Checked by: </w:t>
       </w:r>
+      <w:proofErr w:type="spellStart"/>
       <w:r>
         <w:rPr>
           <w:sz w:val="26"/>
           <w:szCs w:val="26"/>
         </w:rPr>
-        <w:t xml:space="preserve">________________</w:t>
-      </w:r>
-    </w:p>
-    <w:p>
-      <w:pPr>
-        <w:spacing w:after="0" w:before="3000"/>
-        <w:jc w:val="center"/>
-      </w:pPr>
+        <w:t>Reițman</w:t>
+      </w:r>
+      <w:proofErr w:type="spellEnd"/>
       <w:r>
         <w:rPr>
           <w:sz w:val="26"/>
           <w:szCs w:val="26"/>
         </w:rPr>
-        <w:t xml:space="preserve">Chișinău, 2026</w:t>
+        <w:t xml:space="preserve"> Patricia</w:t>
+      </w:r>
+    </w:p>
+    <w:p>
+      <w:pPr>
+        <w:spacing w:before="3000"/>
+        <w:jc w:val="center"/>
+      </w:pPr>
+      <w:r>
+        <w:rPr>
+          <w:sz w:val="26"/>
+          <w:szCs w:val="26"/>
+        </w:rPr>
+        <w:t>Chișinău, 2026</w:t>
       </w:r>
     </w:p>
     <w:p>
@@ -167,51 +182,61 @@
       <w:pPr>
         <w:pStyle w:val="Heading1"/>
         <w:keepNext/>
-        <w:spacing w:after="160" w:before="240"/>
-      </w:pPr>
-      <w:r>
-        <w:t xml:space="preserve">Purpose of the work</w:t>
-      </w:r>
-    </w:p>
-    <w:p>
-      <w:pPr>
-        <w:keepNext w:val="false"/>
-        <w:spacing w:after="120" w:line="288"/>
+        <w:spacing w:before="240" w:after="160"/>
+      </w:pPr>
+      <w:r>
+        <w:lastRenderedPageBreak/>
+        <w:t>Purpose of the work</w:t>
+      </w:r>
+    </w:p>
+    <w:p>
+      <w:pPr>
+        <w:spacing w:after="120" w:line="288" w:lineRule="auto"/>
         <w:ind w:firstLine="567"/>
         <w:jc w:val="both"/>
       </w:pPr>
       <w:r>
-        <w:t xml:space="preserve">The purpose of this lab is to compare the xv6 shell (</w:t>
-      </w:r>
-      <w:r>
-        <w:rPr>
-          <w:rFonts w:ascii="Consolas" w:cs="Consolas" w:eastAsia="Consolas" w:hAnsi="Consolas"/>
-          <w:sz w:val="21"/>
-          <w:szCs w:val="21"/>
-        </w:rPr>
-        <w:t xml:space="preserve">user/sh.c</w:t>
-      </w:r>
+        <w:t>The purpose of this lab is to compare the xv6 shell (</w:t>
+      </w:r>
+      <w:r>
+        <w:rPr>
+          <w:rFonts w:ascii="Consolas" w:eastAsia="Consolas" w:hAnsi="Consolas" w:cs="Consolas"/>
+          <w:sz w:val="21"/>
+          <w:szCs w:val="21"/>
+        </w:rPr>
+        <w:t>user/</w:t>
+      </w:r>
+      <w:proofErr w:type="spellStart"/>
+      <w:r>
+        <w:rPr>
+          <w:rFonts w:ascii="Consolas" w:eastAsia="Consolas" w:hAnsi="Consolas" w:cs="Consolas"/>
+          <w:sz w:val="21"/>
+          <w:szCs w:val="21"/>
+        </w:rPr>
+        <w:t>sh.c</w:t>
+      </w:r>
+      <w:proofErr w:type="spellEnd"/>
       <w:r>
         <w:t xml:space="preserve">, one program of about 500 lines) with bash, and to find out by experiment what a shell really has to do and what bash adds on top. I also wrote a small program that prints its own arguments, to see exactly who expands </w:t>
       </w:r>
       <w:r>
         <w:rPr>
-          <w:rFonts w:ascii="Consolas" w:cs="Consolas" w:eastAsia="Consolas" w:hAnsi="Consolas"/>
-          <w:sz w:val="21"/>
-          <w:szCs w:val="21"/>
-        </w:rPr>
-        <w:t xml:space="preserve">*</w:t>
+          <w:rFonts w:ascii="Consolas" w:eastAsia="Consolas" w:hAnsi="Consolas" w:cs="Consolas"/>
+          <w:sz w:val="21"/>
+          <w:szCs w:val="21"/>
+        </w:rPr>
+        <w:t>*</w:t>
       </w:r>
       <w:r>
         <w:t xml:space="preserve"> and who removes the quotes: the program, the kernel or the shell. Before that I made sure that my </w:t>
       </w:r>
       <w:r>
         <w:rPr>
-          <w:rFonts w:ascii="Consolas" w:cs="Consolas" w:eastAsia="Consolas" w:hAnsi="Consolas"/>
-          <w:sz w:val="21"/>
-          <w:szCs w:val="21"/>
-        </w:rPr>
-        <w:t xml:space="preserve">sleep</w:t>
+          <w:rFonts w:ascii="Consolas" w:eastAsia="Consolas" w:hAnsi="Consolas" w:cs="Consolas"/>
+          <w:sz w:val="21"/>
+          <w:szCs w:val="21"/>
+        </w:rPr>
+        <w:t>sleep</w:t>
       </w:r>
       <w:r>
         <w:t xml:space="preserve"> program from Lab 2 still builds on the current xv6.</w:t>
@@ -221,333 +246,697 @@
       <w:pPr>
         <w:pStyle w:val="Heading2"/>
         <w:keepNext/>
-        <w:spacing w:after="120" w:before="200"/>
-      </w:pPr>
-      <w:r>
-        <w:t xml:space="preserve">Work environment</w:t>
+        <w:spacing w:before="200" w:after="120"/>
+      </w:pPr>
+      <w:r>
+        <w:t>Work environment</w:t>
       </w:r>
     </w:p>
     <w:p>
       <w:pPr>
         <w:keepNext/>
-        <w:spacing w:after="120" w:line="288"/>
+        <w:spacing w:after="120" w:line="288" w:lineRule="auto"/>
         <w:ind w:firstLine="567"/>
         <w:jc w:val="both"/>
       </w:pPr>
       <w:r>
-        <w:t xml:space="preserve">Like in Lab 3, I worked on my Ubuntu 24.04 virtual machine in Azure over ssh. The check from the lab passed:</w:t>
+        <w:t>Like in Lab 3, I worked on my Ubuntu 24.04 virtual machine in Azure over ssh. The check from the lab passed:</w:t>
       </w:r>
     </w:p>
     <w:p>
       <w:pPr>
         <w:keepNext/>
         <w:keepLines/>
-        <w:shd w:fill="F2F2F2" w:color="auto" w:val="clear"/>
-        <w:spacing w:after="0" w:before="60" w:line="240"/>
+        <w:shd w:val="clear" w:color="auto" w:fill="F2F2F2"/>
+        <w:spacing w:before="60"/>
         <w:ind w:left="113" w:right="113"/>
       </w:pPr>
-      <w:r>
-        <w:rPr>
-          <w:rFonts w:ascii="Consolas" w:cs="Consolas" w:eastAsia="Consolas" w:hAnsi="Consolas"/>
-          <w:sz w:val="18"/>
-          <w:szCs w:val="18"/>
-        </w:rPr>
-        <w:t xml:space="preserve">azureuser@myVPS:~/xv6-riscv$ bash ~/Downloads/os2026-setup.sh --check</w:t>
+      <w:proofErr w:type="spellStart"/>
+      <w:r>
+        <w:rPr>
+          <w:rFonts w:ascii="Consolas" w:eastAsia="Consolas" w:hAnsi="Consolas" w:cs="Consolas"/>
+          <w:sz w:val="18"/>
+          <w:szCs w:val="18"/>
+        </w:rPr>
+        <w:t>azureuser@</w:t>
+      </w:r>
+      <w:proofErr w:type="gramStart"/>
+      <w:r>
+        <w:rPr>
+          <w:rFonts w:ascii="Consolas" w:eastAsia="Consolas" w:hAnsi="Consolas" w:cs="Consolas"/>
+          <w:sz w:val="18"/>
+          <w:szCs w:val="18"/>
+        </w:rPr>
+        <w:t>myVPS</w:t>
+      </w:r>
+      <w:proofErr w:type="spellEnd"/>
+      <w:r>
+        <w:rPr>
+          <w:rFonts w:ascii="Consolas" w:eastAsia="Consolas" w:hAnsi="Consolas" w:cs="Consolas"/>
+          <w:sz w:val="18"/>
+          <w:szCs w:val="18"/>
+        </w:rPr>
+        <w:t>:~</w:t>
+      </w:r>
+      <w:proofErr w:type="gramEnd"/>
+      <w:r>
+        <w:rPr>
+          <w:rFonts w:ascii="Consolas" w:eastAsia="Consolas" w:hAnsi="Consolas" w:cs="Consolas"/>
+          <w:sz w:val="18"/>
+          <w:szCs w:val="18"/>
+        </w:rPr>
+        <w:t>/xv6-riscv$ bash ~/Downloads/os2026-setup.sh --check</w:t>
       </w:r>
     </w:p>
     <w:p>
       <w:pPr>
         <w:keepNext/>
         <w:keepLines/>
-        <w:shd w:fill="F2F2F2" w:color="auto" w:val="clear"/>
-        <w:spacing w:after="0" w:before="0" w:line="240"/>
+        <w:shd w:val="clear" w:color="auto" w:fill="F2F2F2"/>
         <w:ind w:left="113" w:right="113"/>
       </w:pPr>
       <w:r>
         <w:rPr>
-          <w:rFonts w:ascii="Consolas" w:cs="Consolas" w:eastAsia="Consolas" w:hAnsi="Consolas"/>
-          <w:sz w:val="18"/>
-          <w:szCs w:val="18"/>
-        </w:rPr>
-        <w:t xml:space="preserve">OS 2026 setup  system: Ubuntu 24.04.4 LTS  family: debian</w:t>
-      </w:r>
+          <w:rFonts w:ascii="Consolas" w:eastAsia="Consolas" w:hAnsi="Consolas" w:cs="Consolas"/>
+          <w:sz w:val="18"/>
+          <w:szCs w:val="18"/>
+        </w:rPr>
+        <w:t xml:space="preserve">OS 2026 </w:t>
+      </w:r>
+      <w:proofErr w:type="gramStart"/>
+      <w:r>
+        <w:rPr>
+          <w:rFonts w:ascii="Consolas" w:eastAsia="Consolas" w:hAnsi="Consolas" w:cs="Consolas"/>
+          <w:sz w:val="18"/>
+          <w:szCs w:val="18"/>
+        </w:rPr>
+        <w:t>setup  system</w:t>
+      </w:r>
+      <w:proofErr w:type="gramEnd"/>
+      <w:r>
+        <w:rPr>
+          <w:rFonts w:ascii="Consolas" w:eastAsia="Consolas" w:hAnsi="Consolas" w:cs="Consolas"/>
+          <w:sz w:val="18"/>
+          <w:szCs w:val="18"/>
+        </w:rPr>
+        <w:t xml:space="preserve">: Ubuntu 24.04.4 </w:t>
+      </w:r>
+      <w:proofErr w:type="gramStart"/>
+      <w:r>
+        <w:rPr>
+          <w:rFonts w:ascii="Consolas" w:eastAsia="Consolas" w:hAnsi="Consolas" w:cs="Consolas"/>
+          <w:sz w:val="18"/>
+          <w:szCs w:val="18"/>
+        </w:rPr>
+        <w:t>LTS  family</w:t>
+      </w:r>
+      <w:proofErr w:type="gramEnd"/>
+      <w:r>
+        <w:rPr>
+          <w:rFonts w:ascii="Consolas" w:eastAsia="Consolas" w:hAnsi="Consolas" w:cs="Consolas"/>
+          <w:sz w:val="18"/>
+          <w:szCs w:val="18"/>
+        </w:rPr>
+        <w:t xml:space="preserve">: </w:t>
+      </w:r>
+      <w:proofErr w:type="spellStart"/>
+      <w:r>
+        <w:rPr>
+          <w:rFonts w:ascii="Consolas" w:eastAsia="Consolas" w:hAnsi="Consolas" w:cs="Consolas"/>
+          <w:sz w:val="18"/>
+          <w:szCs w:val="18"/>
+        </w:rPr>
+        <w:t>debian</w:t>
+      </w:r>
+      <w:proofErr w:type="spellEnd"/>
     </w:p>
     <w:p>
       <w:pPr>
         <w:keepNext/>
         <w:keepLines/>
-        <w:shd w:fill="F2F2F2" w:color="auto" w:val="clear"/>
-        <w:spacing w:after="0" w:before="0" w:line="240"/>
+        <w:shd w:val="clear" w:color="auto" w:fill="F2F2F2"/>
         <w:ind w:left="113" w:right="113"/>
       </w:pPr>
       <w:r>
         <w:rPr>
-          <w:rFonts w:ascii="Consolas" w:cs="Consolas" w:eastAsia="Consolas" w:hAnsi="Consolas"/>
-          <w:sz w:val="18"/>
-          <w:szCs w:val="18"/>
-        </w:rPr>
-        <w:t xml:space="preserve">==&gt; 2/4  Checking the tools</w:t>
+          <w:rFonts w:ascii="Consolas" w:eastAsia="Consolas" w:hAnsi="Consolas" w:cs="Consolas"/>
+          <w:sz w:val="18"/>
+          <w:szCs w:val="18"/>
+        </w:rPr>
+        <w:t>==&gt; 2/</w:t>
+      </w:r>
+      <w:proofErr w:type="gramStart"/>
+      <w:r>
+        <w:rPr>
+          <w:rFonts w:ascii="Consolas" w:eastAsia="Consolas" w:hAnsi="Consolas" w:cs="Consolas"/>
+          <w:sz w:val="18"/>
+          <w:szCs w:val="18"/>
+        </w:rPr>
+        <w:t>4  Checking</w:t>
+      </w:r>
+      <w:proofErr w:type="gramEnd"/>
+      <w:r>
+        <w:rPr>
+          <w:rFonts w:ascii="Consolas" w:eastAsia="Consolas" w:hAnsi="Consolas" w:cs="Consolas"/>
+          <w:sz w:val="18"/>
+          <w:szCs w:val="18"/>
+        </w:rPr>
+        <w:t xml:space="preserve"> the tools</w:t>
       </w:r>
     </w:p>
     <w:p>
       <w:pPr>
         <w:keepNext/>
         <w:keepLines/>
-        <w:shd w:fill="F2F2F2" w:color="auto" w:val="clear"/>
-        <w:spacing w:after="0" w:before="0" w:line="240"/>
+        <w:shd w:val="clear" w:color="auto" w:fill="F2F2F2"/>
         <w:ind w:left="113" w:right="113"/>
       </w:pPr>
       <w:r>
         <w:rPr>
-          <w:rFonts w:ascii="Consolas" w:cs="Consolas" w:eastAsia="Consolas" w:hAnsi="Consolas"/>
-          <w:sz w:val="18"/>
-          <w:szCs w:val="18"/>
-        </w:rPr>
-        <w:t xml:space="preserve">[ OK ] git</w:t>
+          <w:rFonts w:ascii="Consolas" w:eastAsia="Consolas" w:hAnsi="Consolas" w:cs="Consolas"/>
+          <w:sz w:val="18"/>
+          <w:szCs w:val="18"/>
+        </w:rPr>
+        <w:t xml:space="preserve">[ </w:t>
+      </w:r>
+      <w:proofErr w:type="gramStart"/>
+      <w:r>
+        <w:rPr>
+          <w:rFonts w:ascii="Consolas" w:eastAsia="Consolas" w:hAnsi="Consolas" w:cs="Consolas"/>
+          <w:sz w:val="18"/>
+          <w:szCs w:val="18"/>
+        </w:rPr>
+        <w:t>OK ]</w:t>
+      </w:r>
+      <w:proofErr w:type="gramEnd"/>
+      <w:r>
+        <w:rPr>
+          <w:rFonts w:ascii="Consolas" w:eastAsia="Consolas" w:hAnsi="Consolas" w:cs="Consolas"/>
+          <w:sz w:val="18"/>
+          <w:szCs w:val="18"/>
+        </w:rPr>
+        <w:t xml:space="preserve"> git</w:t>
       </w:r>
     </w:p>
     <w:p>
       <w:pPr>
         <w:keepNext/>
         <w:keepLines/>
-        <w:shd w:fill="F2F2F2" w:color="auto" w:val="clear"/>
-        <w:spacing w:after="0" w:before="0" w:line="240"/>
+        <w:shd w:val="clear" w:color="auto" w:fill="F2F2F2"/>
         <w:ind w:left="113" w:right="113"/>
       </w:pPr>
       <w:r>
         <w:rPr>
-          <w:rFonts w:ascii="Consolas" w:cs="Consolas" w:eastAsia="Consolas" w:hAnsi="Consolas"/>
-          <w:sz w:val="18"/>
-          <w:szCs w:val="18"/>
-        </w:rPr>
-        <w:t xml:space="preserve">[ OK ] make</w:t>
+          <w:rFonts w:ascii="Consolas" w:eastAsia="Consolas" w:hAnsi="Consolas" w:cs="Consolas"/>
+          <w:sz w:val="18"/>
+          <w:szCs w:val="18"/>
+        </w:rPr>
+        <w:t xml:space="preserve">[ </w:t>
+      </w:r>
+      <w:proofErr w:type="gramStart"/>
+      <w:r>
+        <w:rPr>
+          <w:rFonts w:ascii="Consolas" w:eastAsia="Consolas" w:hAnsi="Consolas" w:cs="Consolas"/>
+          <w:sz w:val="18"/>
+          <w:szCs w:val="18"/>
+        </w:rPr>
+        <w:t>OK ]</w:t>
+      </w:r>
+      <w:proofErr w:type="gramEnd"/>
+      <w:r>
+        <w:rPr>
+          <w:rFonts w:ascii="Consolas" w:eastAsia="Consolas" w:hAnsi="Consolas" w:cs="Consolas"/>
+          <w:sz w:val="18"/>
+          <w:szCs w:val="18"/>
+        </w:rPr>
+        <w:t xml:space="preserve"> make</w:t>
       </w:r>
     </w:p>
     <w:p>
       <w:pPr>
         <w:keepNext/>
         <w:keepLines/>
-        <w:shd w:fill="F2F2F2" w:color="auto" w:val="clear"/>
-        <w:spacing w:after="0" w:before="0" w:line="240"/>
+        <w:shd w:val="clear" w:color="auto" w:fill="F2F2F2"/>
         <w:ind w:left="113" w:right="113"/>
       </w:pPr>
       <w:r>
         <w:rPr>
-          <w:rFonts w:ascii="Consolas" w:cs="Consolas" w:eastAsia="Consolas" w:hAnsi="Consolas"/>
-          <w:sz w:val="18"/>
-          <w:szCs w:val="18"/>
-        </w:rPr>
-        <w:t xml:space="preserve">[ OK ] gcc</w:t>
-      </w:r>
+          <w:rFonts w:ascii="Consolas" w:eastAsia="Consolas" w:hAnsi="Consolas" w:cs="Consolas"/>
+          <w:sz w:val="18"/>
+          <w:szCs w:val="18"/>
+        </w:rPr>
+        <w:t xml:space="preserve">[ </w:t>
+      </w:r>
+      <w:proofErr w:type="gramStart"/>
+      <w:r>
+        <w:rPr>
+          <w:rFonts w:ascii="Consolas" w:eastAsia="Consolas" w:hAnsi="Consolas" w:cs="Consolas"/>
+          <w:sz w:val="18"/>
+          <w:szCs w:val="18"/>
+        </w:rPr>
+        <w:t>OK ]</w:t>
+      </w:r>
+      <w:proofErr w:type="gramEnd"/>
+      <w:r>
+        <w:rPr>
+          <w:rFonts w:ascii="Consolas" w:eastAsia="Consolas" w:hAnsi="Consolas" w:cs="Consolas"/>
+          <w:sz w:val="18"/>
+          <w:szCs w:val="18"/>
+        </w:rPr>
+        <w:t xml:space="preserve"> </w:t>
+      </w:r>
+      <w:proofErr w:type="spellStart"/>
+      <w:r>
+        <w:rPr>
+          <w:rFonts w:ascii="Consolas" w:eastAsia="Consolas" w:hAnsi="Consolas" w:cs="Consolas"/>
+          <w:sz w:val="18"/>
+          <w:szCs w:val="18"/>
+        </w:rPr>
+        <w:t>gcc</w:t>
+      </w:r>
+      <w:proofErr w:type="spellEnd"/>
     </w:p>
     <w:p>
       <w:pPr>
         <w:keepNext/>
         <w:keepLines/>
-        <w:shd w:fill="F2F2F2" w:color="auto" w:val="clear"/>
-        <w:spacing w:after="0" w:before="0" w:line="240"/>
+        <w:shd w:val="clear" w:color="auto" w:fill="F2F2F2"/>
         <w:ind w:left="113" w:right="113"/>
       </w:pPr>
       <w:r>
         <w:rPr>
-          <w:rFonts w:ascii="Consolas" w:cs="Consolas" w:eastAsia="Consolas" w:hAnsi="Consolas"/>
-          <w:sz w:val="18"/>
-          <w:szCs w:val="18"/>
-        </w:rPr>
-        <w:t xml:space="preserve">[ OK ] bash</w:t>
+          <w:rFonts w:ascii="Consolas" w:eastAsia="Consolas" w:hAnsi="Consolas" w:cs="Consolas"/>
+          <w:sz w:val="18"/>
+          <w:szCs w:val="18"/>
+        </w:rPr>
+        <w:t xml:space="preserve">[ </w:t>
+      </w:r>
+      <w:proofErr w:type="gramStart"/>
+      <w:r>
+        <w:rPr>
+          <w:rFonts w:ascii="Consolas" w:eastAsia="Consolas" w:hAnsi="Consolas" w:cs="Consolas"/>
+          <w:sz w:val="18"/>
+          <w:szCs w:val="18"/>
+        </w:rPr>
+        <w:t>OK ]</w:t>
+      </w:r>
+      <w:proofErr w:type="gramEnd"/>
+      <w:r>
+        <w:rPr>
+          <w:rFonts w:ascii="Consolas" w:eastAsia="Consolas" w:hAnsi="Consolas" w:cs="Consolas"/>
+          <w:sz w:val="18"/>
+          <w:szCs w:val="18"/>
+        </w:rPr>
+        <w:t xml:space="preserve"> bash</w:t>
       </w:r>
     </w:p>
     <w:p>
       <w:pPr>
         <w:keepNext/>
         <w:keepLines/>
-        <w:shd w:fill="F2F2F2" w:color="auto" w:val="clear"/>
-        <w:spacing w:after="0" w:before="0" w:line="240"/>
+        <w:shd w:val="clear" w:color="auto" w:fill="F2F2F2"/>
         <w:ind w:left="113" w:right="113"/>
       </w:pPr>
       <w:r>
         <w:rPr>
-          <w:rFonts w:ascii="Consolas" w:cs="Consolas" w:eastAsia="Consolas" w:hAnsi="Consolas"/>
-          <w:sz w:val="18"/>
-          <w:szCs w:val="18"/>
-        </w:rPr>
-        <w:t xml:space="preserve">[ OK ] grep</w:t>
+          <w:rFonts w:ascii="Consolas" w:eastAsia="Consolas" w:hAnsi="Consolas" w:cs="Consolas"/>
+          <w:sz w:val="18"/>
+          <w:szCs w:val="18"/>
+        </w:rPr>
+        <w:t xml:space="preserve">[ </w:t>
+      </w:r>
+      <w:proofErr w:type="gramStart"/>
+      <w:r>
+        <w:rPr>
+          <w:rFonts w:ascii="Consolas" w:eastAsia="Consolas" w:hAnsi="Consolas" w:cs="Consolas"/>
+          <w:sz w:val="18"/>
+          <w:szCs w:val="18"/>
+        </w:rPr>
+        <w:t>OK ]</w:t>
+      </w:r>
+      <w:proofErr w:type="gramEnd"/>
+      <w:r>
+        <w:rPr>
+          <w:rFonts w:ascii="Consolas" w:eastAsia="Consolas" w:hAnsi="Consolas" w:cs="Consolas"/>
+          <w:sz w:val="18"/>
+          <w:szCs w:val="18"/>
+        </w:rPr>
+        <w:t xml:space="preserve"> grep</w:t>
       </w:r>
     </w:p>
     <w:p>
       <w:pPr>
         <w:keepNext/>
         <w:keepLines/>
-        <w:shd w:fill="F2F2F2" w:color="auto" w:val="clear"/>
-        <w:spacing w:after="0" w:before="0" w:line="240"/>
+        <w:shd w:val="clear" w:color="auto" w:fill="F2F2F2"/>
         <w:ind w:left="113" w:right="113"/>
       </w:pPr>
       <w:r>
         <w:rPr>
-          <w:rFonts w:ascii="Consolas" w:cs="Consolas" w:eastAsia="Consolas" w:hAnsi="Consolas"/>
-          <w:sz w:val="18"/>
-          <w:szCs w:val="18"/>
-        </w:rPr>
-        <w:t xml:space="preserve">[ OK ] sed</w:t>
+          <w:rFonts w:ascii="Consolas" w:eastAsia="Consolas" w:hAnsi="Consolas" w:cs="Consolas"/>
+          <w:sz w:val="18"/>
+          <w:szCs w:val="18"/>
+        </w:rPr>
+        <w:t xml:space="preserve">[ </w:t>
+      </w:r>
+      <w:proofErr w:type="gramStart"/>
+      <w:r>
+        <w:rPr>
+          <w:rFonts w:ascii="Consolas" w:eastAsia="Consolas" w:hAnsi="Consolas" w:cs="Consolas"/>
+          <w:sz w:val="18"/>
+          <w:szCs w:val="18"/>
+        </w:rPr>
+        <w:t>OK ]</w:t>
+      </w:r>
+      <w:proofErr w:type="gramEnd"/>
+      <w:r>
+        <w:rPr>
+          <w:rFonts w:ascii="Consolas" w:eastAsia="Consolas" w:hAnsi="Consolas" w:cs="Consolas"/>
+          <w:sz w:val="18"/>
+          <w:szCs w:val="18"/>
+        </w:rPr>
+        <w:t xml:space="preserve"> sed</w:t>
       </w:r>
     </w:p>
     <w:p>
       <w:pPr>
         <w:keepNext/>
         <w:keepLines/>
-        <w:shd w:fill="F2F2F2" w:color="auto" w:val="clear"/>
-        <w:spacing w:after="0" w:before="0" w:line="240"/>
+        <w:shd w:val="clear" w:color="auto" w:fill="F2F2F2"/>
         <w:ind w:left="113" w:right="113"/>
       </w:pPr>
       <w:r>
         <w:rPr>
-          <w:rFonts w:ascii="Consolas" w:cs="Consolas" w:eastAsia="Consolas" w:hAnsi="Consolas"/>
-          <w:sz w:val="18"/>
-          <w:szCs w:val="18"/>
-        </w:rPr>
-        <w:t xml:space="preserve">[ OK ] awk</w:t>
+          <w:rFonts w:ascii="Consolas" w:eastAsia="Consolas" w:hAnsi="Consolas" w:cs="Consolas"/>
+          <w:sz w:val="18"/>
+          <w:szCs w:val="18"/>
+        </w:rPr>
+        <w:t xml:space="preserve">[ </w:t>
+      </w:r>
+      <w:proofErr w:type="gramStart"/>
+      <w:r>
+        <w:rPr>
+          <w:rFonts w:ascii="Consolas" w:eastAsia="Consolas" w:hAnsi="Consolas" w:cs="Consolas"/>
+          <w:sz w:val="18"/>
+          <w:szCs w:val="18"/>
+        </w:rPr>
+        <w:t>OK ]</w:t>
+      </w:r>
+      <w:proofErr w:type="gramEnd"/>
+      <w:r>
+        <w:rPr>
+          <w:rFonts w:ascii="Consolas" w:eastAsia="Consolas" w:hAnsi="Consolas" w:cs="Consolas"/>
+          <w:sz w:val="18"/>
+          <w:szCs w:val="18"/>
+        </w:rPr>
+        <w:t xml:space="preserve"> awk</w:t>
       </w:r>
     </w:p>
     <w:p>
       <w:pPr>
         <w:keepNext/>
         <w:keepLines/>
-        <w:shd w:fill="F2F2F2" w:color="auto" w:val="clear"/>
-        <w:spacing w:after="0" w:before="0" w:line="240"/>
+        <w:shd w:val="clear" w:color="auto" w:fill="F2F2F2"/>
         <w:ind w:left="113" w:right="113"/>
       </w:pPr>
       <w:r>
         <w:rPr>
-          <w:rFonts w:ascii="Consolas" w:cs="Consolas" w:eastAsia="Consolas" w:hAnsi="Consolas"/>
-          <w:sz w:val="18"/>
-          <w:szCs w:val="18"/>
-        </w:rPr>
-        <w:t xml:space="preserve">[ OK ] RISC-V compiler: riscv64-linux-gnu-gcc</w:t>
+          <w:rFonts w:ascii="Consolas" w:eastAsia="Consolas" w:hAnsi="Consolas" w:cs="Consolas"/>
+          <w:sz w:val="18"/>
+          <w:szCs w:val="18"/>
+        </w:rPr>
+        <w:t xml:space="preserve">[ </w:t>
+      </w:r>
+      <w:proofErr w:type="gramStart"/>
+      <w:r>
+        <w:rPr>
+          <w:rFonts w:ascii="Consolas" w:eastAsia="Consolas" w:hAnsi="Consolas" w:cs="Consolas"/>
+          <w:sz w:val="18"/>
+          <w:szCs w:val="18"/>
+        </w:rPr>
+        <w:t>OK ]</w:t>
+      </w:r>
+      <w:proofErr w:type="gramEnd"/>
+      <w:r>
+        <w:rPr>
+          <w:rFonts w:ascii="Consolas" w:eastAsia="Consolas" w:hAnsi="Consolas" w:cs="Consolas"/>
+          <w:sz w:val="18"/>
+          <w:szCs w:val="18"/>
+        </w:rPr>
+        <w:t xml:space="preserve"> RISC-V compiler: riscv64-linux-gnu-gcc</w:t>
       </w:r>
     </w:p>
     <w:p>
       <w:pPr>
         <w:keepNext/>
         <w:keepLines/>
-        <w:shd w:fill="F2F2F2" w:color="auto" w:val="clear"/>
-        <w:spacing w:after="0" w:before="0" w:line="240"/>
+        <w:shd w:val="clear" w:color="auto" w:fill="F2F2F2"/>
         <w:ind w:left="113" w:right="113"/>
       </w:pPr>
       <w:r>
         <w:rPr>
-          <w:rFonts w:ascii="Consolas" w:cs="Consolas" w:eastAsia="Consolas" w:hAnsi="Consolas"/>
-          <w:sz w:val="18"/>
-          <w:szCs w:val="18"/>
-        </w:rPr>
-        <w:t xml:space="preserve">[ OK ] QEMU 8.2</w:t>
+          <w:rFonts w:ascii="Consolas" w:eastAsia="Consolas" w:hAnsi="Consolas" w:cs="Consolas"/>
+          <w:sz w:val="18"/>
+          <w:szCs w:val="18"/>
+        </w:rPr>
+        <w:t xml:space="preserve">[ </w:t>
+      </w:r>
+      <w:proofErr w:type="gramStart"/>
+      <w:r>
+        <w:rPr>
+          <w:rFonts w:ascii="Consolas" w:eastAsia="Consolas" w:hAnsi="Consolas" w:cs="Consolas"/>
+          <w:sz w:val="18"/>
+          <w:szCs w:val="18"/>
+        </w:rPr>
+        <w:t>OK ]</w:t>
+      </w:r>
+      <w:proofErr w:type="gramEnd"/>
+      <w:r>
+        <w:rPr>
+          <w:rFonts w:ascii="Consolas" w:eastAsia="Consolas" w:hAnsi="Consolas" w:cs="Consolas"/>
+          <w:sz w:val="18"/>
+          <w:szCs w:val="18"/>
+        </w:rPr>
+        <w:t xml:space="preserve"> QEMU 8.2</w:t>
       </w:r>
     </w:p>
     <w:p>
       <w:pPr>
         <w:keepNext/>
         <w:keepLines/>
-        <w:shd w:fill="F2F2F2" w:color="auto" w:val="clear"/>
-        <w:spacing w:after="0" w:before="0" w:line="240"/>
+        <w:shd w:val="clear" w:color="auto" w:fill="F2F2F2"/>
         <w:ind w:left="113" w:right="113"/>
       </w:pPr>
       <w:r>
         <w:rPr>
-          <w:rFonts w:ascii="Consolas" w:cs="Consolas" w:eastAsia="Consolas" w:hAnsi="Consolas"/>
-          <w:sz w:val="18"/>
-          <w:szCs w:val="18"/>
-        </w:rPr>
-        <w:t xml:space="preserve">==&gt; 3/4  xv6 in /home/azureuser/xv6-riscv</w:t>
+          <w:rFonts w:ascii="Consolas" w:eastAsia="Consolas" w:hAnsi="Consolas" w:cs="Consolas"/>
+          <w:sz w:val="18"/>
+          <w:szCs w:val="18"/>
+        </w:rPr>
+        <w:t>==&gt; 3/</w:t>
+      </w:r>
+      <w:proofErr w:type="gramStart"/>
+      <w:r>
+        <w:rPr>
+          <w:rFonts w:ascii="Consolas" w:eastAsia="Consolas" w:hAnsi="Consolas" w:cs="Consolas"/>
+          <w:sz w:val="18"/>
+          <w:szCs w:val="18"/>
+        </w:rPr>
+        <w:t>4  xv</w:t>
+      </w:r>
+      <w:proofErr w:type="gramEnd"/>
+      <w:r>
+        <w:rPr>
+          <w:rFonts w:ascii="Consolas" w:eastAsia="Consolas" w:hAnsi="Consolas" w:cs="Consolas"/>
+          <w:sz w:val="18"/>
+          <w:szCs w:val="18"/>
+        </w:rPr>
+        <w:t>6 in /home/</w:t>
+      </w:r>
+      <w:proofErr w:type="spellStart"/>
+      <w:r>
+        <w:rPr>
+          <w:rFonts w:ascii="Consolas" w:eastAsia="Consolas" w:hAnsi="Consolas" w:cs="Consolas"/>
+          <w:sz w:val="18"/>
+          <w:szCs w:val="18"/>
+        </w:rPr>
+        <w:t>azureuser</w:t>
+      </w:r>
+      <w:proofErr w:type="spellEnd"/>
+      <w:r>
+        <w:rPr>
+          <w:rFonts w:ascii="Consolas" w:eastAsia="Consolas" w:hAnsi="Consolas" w:cs="Consolas"/>
+          <w:sz w:val="18"/>
+          <w:szCs w:val="18"/>
+        </w:rPr>
+        <w:t>/xv6-riscv</w:t>
       </w:r>
     </w:p>
     <w:p>
       <w:pPr>
         <w:keepNext/>
         <w:keepLines/>
-        <w:shd w:fill="F2F2F2" w:color="auto" w:val="clear"/>
-        <w:spacing w:after="0" w:before="0" w:line="240"/>
+        <w:shd w:val="clear" w:color="auto" w:fill="F2F2F2"/>
         <w:ind w:left="113" w:right="113"/>
       </w:pPr>
       <w:r>
         <w:rPr>
-          <w:rFonts w:ascii="Consolas" w:cs="Consolas" w:eastAsia="Consolas" w:hAnsi="Consolas"/>
-          <w:sz w:val="18"/>
-          <w:szCs w:val="18"/>
-        </w:rPr>
-        <w:t xml:space="preserve">[ OK ] already present, left as it is (your work is safe)</w:t>
+          <w:rFonts w:ascii="Consolas" w:eastAsia="Consolas" w:hAnsi="Consolas" w:cs="Consolas"/>
+          <w:sz w:val="18"/>
+          <w:szCs w:val="18"/>
+        </w:rPr>
+        <w:t xml:space="preserve">[ </w:t>
+      </w:r>
+      <w:proofErr w:type="gramStart"/>
+      <w:r>
+        <w:rPr>
+          <w:rFonts w:ascii="Consolas" w:eastAsia="Consolas" w:hAnsi="Consolas" w:cs="Consolas"/>
+          <w:sz w:val="18"/>
+          <w:szCs w:val="18"/>
+        </w:rPr>
+        <w:t>OK ]</w:t>
+      </w:r>
+      <w:proofErr w:type="gramEnd"/>
+      <w:r>
+        <w:rPr>
+          <w:rFonts w:ascii="Consolas" w:eastAsia="Consolas" w:hAnsi="Consolas" w:cs="Consolas"/>
+          <w:sz w:val="18"/>
+          <w:szCs w:val="18"/>
+        </w:rPr>
+        <w:t xml:space="preserve"> already present, left as it is (your work is safe)</w:t>
       </w:r>
     </w:p>
     <w:p>
       <w:pPr>
         <w:keepNext/>
         <w:keepLines/>
-        <w:shd w:fill="F2F2F2" w:color="auto" w:val="clear"/>
-        <w:spacing w:after="0" w:before="0" w:line="240"/>
+        <w:shd w:val="clear" w:color="auto" w:fill="F2F2F2"/>
         <w:ind w:left="113" w:right="113"/>
       </w:pPr>
       <w:r>
         <w:rPr>
-          <w:rFonts w:ascii="Consolas" w:cs="Consolas" w:eastAsia="Consolas" w:hAnsi="Consolas"/>
-          <w:sz w:val="18"/>
-          <w:szCs w:val="18"/>
-        </w:rPr>
-        <w:t xml:space="preserve">==&gt; 4/4  Building xv6 and booting it once</w:t>
+          <w:rFonts w:ascii="Consolas" w:eastAsia="Consolas" w:hAnsi="Consolas" w:cs="Consolas"/>
+          <w:sz w:val="18"/>
+          <w:szCs w:val="18"/>
+        </w:rPr>
+        <w:t>==&gt; 4/</w:t>
+      </w:r>
+      <w:proofErr w:type="gramStart"/>
+      <w:r>
+        <w:rPr>
+          <w:rFonts w:ascii="Consolas" w:eastAsia="Consolas" w:hAnsi="Consolas" w:cs="Consolas"/>
+          <w:sz w:val="18"/>
+          <w:szCs w:val="18"/>
+        </w:rPr>
+        <w:t>4  Building</w:t>
+      </w:r>
+      <w:proofErr w:type="gramEnd"/>
+      <w:r>
+        <w:rPr>
+          <w:rFonts w:ascii="Consolas" w:eastAsia="Consolas" w:hAnsi="Consolas" w:cs="Consolas"/>
+          <w:sz w:val="18"/>
+          <w:szCs w:val="18"/>
+        </w:rPr>
+        <w:t xml:space="preserve"> xv6 and booting it once</w:t>
       </w:r>
     </w:p>
     <w:p>
       <w:pPr>
         <w:keepNext/>
         <w:keepLines/>
-        <w:shd w:fill="F2F2F2" w:color="auto" w:val="clear"/>
-        <w:spacing w:after="0" w:before="0" w:line="240"/>
+        <w:shd w:val="clear" w:color="auto" w:fill="F2F2F2"/>
         <w:ind w:left="113" w:right="113"/>
       </w:pPr>
       <w:r>
         <w:rPr>
-          <w:rFonts w:ascii="Consolas" w:cs="Consolas" w:eastAsia="Consolas" w:hAnsi="Consolas"/>
-          <w:sz w:val="18"/>
-          <w:szCs w:val="18"/>
-        </w:rPr>
-        <w:t xml:space="preserve">[ OK ] build</w:t>
+          <w:rFonts w:ascii="Consolas" w:eastAsia="Consolas" w:hAnsi="Consolas" w:cs="Consolas"/>
+          <w:sz w:val="18"/>
+          <w:szCs w:val="18"/>
+        </w:rPr>
+        <w:t xml:space="preserve">[ </w:t>
+      </w:r>
+      <w:proofErr w:type="gramStart"/>
+      <w:r>
+        <w:rPr>
+          <w:rFonts w:ascii="Consolas" w:eastAsia="Consolas" w:hAnsi="Consolas" w:cs="Consolas"/>
+          <w:sz w:val="18"/>
+          <w:szCs w:val="18"/>
+        </w:rPr>
+        <w:t>OK ]</w:t>
+      </w:r>
+      <w:proofErr w:type="gramEnd"/>
+      <w:r>
+        <w:rPr>
+          <w:rFonts w:ascii="Consolas" w:eastAsia="Consolas" w:hAnsi="Consolas" w:cs="Consolas"/>
+          <w:sz w:val="18"/>
+          <w:szCs w:val="18"/>
+        </w:rPr>
+        <w:t xml:space="preserve"> build</w:t>
       </w:r>
     </w:p>
     <w:p>
       <w:pPr>
         <w:keepNext/>
         <w:keepLines/>
-        <w:shd w:fill="F2F2F2" w:color="auto" w:val="clear"/>
-        <w:spacing w:after="0" w:before="0" w:line="240"/>
+        <w:shd w:val="clear" w:color="auto" w:fill="F2F2F2"/>
         <w:ind w:left="113" w:right="113"/>
       </w:pPr>
       <w:r>
         <w:rPr>
-          <w:rFonts w:ascii="Consolas" w:cs="Consolas" w:eastAsia="Consolas" w:hAnsi="Consolas"/>
-          <w:sz w:val="18"/>
-          <w:szCs w:val="18"/>
-        </w:rPr>
-        <w:t xml:space="preserve">[ OK ] xv6 booted and ran ls</w:t>
-      </w:r>
-    </w:p>
-    <w:p>
-      <w:pPr>
-        <w:keepNext w:val="false"/>
+          <w:rFonts w:ascii="Consolas" w:eastAsia="Consolas" w:hAnsi="Consolas" w:cs="Consolas"/>
+          <w:sz w:val="18"/>
+          <w:szCs w:val="18"/>
+        </w:rPr>
+        <w:t xml:space="preserve">[ </w:t>
+      </w:r>
+      <w:proofErr w:type="gramStart"/>
+      <w:r>
+        <w:rPr>
+          <w:rFonts w:ascii="Consolas" w:eastAsia="Consolas" w:hAnsi="Consolas" w:cs="Consolas"/>
+          <w:sz w:val="18"/>
+          <w:szCs w:val="18"/>
+        </w:rPr>
+        <w:t>OK ]</w:t>
+      </w:r>
+      <w:proofErr w:type="gramEnd"/>
+      <w:r>
+        <w:rPr>
+          <w:rFonts w:ascii="Consolas" w:eastAsia="Consolas" w:hAnsi="Consolas" w:cs="Consolas"/>
+          <w:sz w:val="18"/>
+          <w:szCs w:val="18"/>
+        </w:rPr>
+        <w:t xml:space="preserve"> xv6 booted and ran ls</w:t>
+      </w:r>
+    </w:p>
+    <w:p>
+      <w:pPr>
         <w:keepLines/>
-        <w:shd w:fill="F2F2F2" w:color="auto" w:val="clear"/>
-        <w:spacing w:after="160" w:before="0" w:line="240"/>
+        <w:shd w:val="clear" w:color="auto" w:fill="F2F2F2"/>
+        <w:spacing w:after="160"/>
         <w:ind w:left="113" w:right="113"/>
       </w:pPr>
       <w:r>
         <w:rPr>
-          <w:rFonts w:ascii="Consolas" w:cs="Consolas" w:eastAsia="Consolas" w:hAnsi="Consolas"/>
-          <w:sz w:val="18"/>
-          <w:szCs w:val="18"/>
-        </w:rPr>
-        <w:t xml:space="preserve">All set. Start xv6 with:  cd ~/xv6-riscv &amp;&amp; make qemu</w:t>
-      </w:r>
-    </w:p>
-    <w:p>
-      <w:pPr>
-        <w:keepNext w:val="false"/>
-        <w:spacing w:after="120" w:line="288"/>
+          <w:rFonts w:ascii="Consolas" w:eastAsia="Consolas" w:hAnsi="Consolas" w:cs="Consolas"/>
+          <w:sz w:val="18"/>
+          <w:szCs w:val="18"/>
+        </w:rPr>
+        <w:t xml:space="preserve">All set. Start xv6 with:  cd ~/xv6-riscv &amp;&amp; make </w:t>
+      </w:r>
+      <w:proofErr w:type="spellStart"/>
+      <w:r>
+        <w:rPr>
+          <w:rFonts w:ascii="Consolas" w:eastAsia="Consolas" w:hAnsi="Consolas" w:cs="Consolas"/>
+          <w:sz w:val="18"/>
+          <w:szCs w:val="18"/>
+        </w:rPr>
+        <w:t>qemu</w:t>
+      </w:r>
+      <w:proofErr w:type="spellEnd"/>
+    </w:p>
+    <w:p>
+      <w:pPr>
+        <w:spacing w:after="120" w:line="288" w:lineRule="auto"/>
         <w:jc w:val="both"/>
       </w:pPr>
       <w:r>
@@ -555,59 +944,67 @@
       </w:r>
       <w:r>
         <w:rPr>
-          <w:rFonts w:ascii="Consolas" w:cs="Consolas" w:eastAsia="Consolas" w:hAnsi="Consolas"/>
-          <w:sz w:val="21"/>
-          <w:szCs w:val="21"/>
-        </w:rPr>
-        <w:t xml:space="preserve">~/xv6-riscv</w:t>
+          <w:rFonts w:ascii="Consolas" w:eastAsia="Consolas" w:hAnsi="Consolas" w:cs="Consolas"/>
+          <w:sz w:val="21"/>
+          <w:szCs w:val="21"/>
+        </w:rPr>
+        <w:t>~/xv6-riscv</w:t>
       </w:r>
       <w:r>
         <w:t xml:space="preserve"> is at the same revision the labs were tested on (</w:t>
       </w:r>
       <w:r>
         <w:rPr>
-          <w:rFonts w:ascii="Consolas" w:cs="Consolas" w:eastAsia="Consolas" w:hAnsi="Consolas"/>
-          <w:sz w:val="21"/>
-          <w:szCs w:val="21"/>
-        </w:rPr>
-        <w:t xml:space="preserve">06aad25</w:t>
-      </w:r>
-      <w:r>
-        <w:t xml:space="preserve">), with my changes from Lab 2 on top.</w:t>
+          <w:rFonts w:ascii="Consolas" w:eastAsia="Consolas" w:hAnsi="Consolas" w:cs="Consolas"/>
+          <w:sz w:val="21"/>
+          <w:szCs w:val="21"/>
+        </w:rPr>
+        <w:t>06aad25</w:t>
+      </w:r>
+      <w:r>
+        <w:t>), with my changes from Lab 2 on top.</w:t>
       </w:r>
     </w:p>
     <w:p>
       <w:pPr>
         <w:pStyle w:val="Heading1"/>
         <w:keepNext/>
-        <w:spacing w:after="160" w:before="240"/>
-      </w:pPr>
-      <w:r>
-        <w:t xml:space="preserve">Part 1. Fix sleep for the current xv6</w:t>
+        <w:spacing w:before="240" w:after="160"/>
+      </w:pPr>
+      <w:r>
+        <w:t>Part 1. Fix sleep for the current xv6</w:t>
       </w:r>
     </w:p>
     <w:p>
       <w:pPr>
         <w:keepNext/>
-        <w:spacing w:after="120" w:line="288"/>
+        <w:spacing w:after="120" w:line="288" w:lineRule="auto"/>
         <w:jc w:val="both"/>
       </w:pPr>
-      <w:r>
-        <w:t xml:space="preserve">First I checked which name my tree uses for the system call:</w:t>
+      <w:proofErr w:type="gramStart"/>
+      <w:r>
+        <w:t>First</w:t>
+      </w:r>
+      <w:proofErr w:type="gramEnd"/>
+      <w:r>
+        <w:t xml:space="preserve"> I checked which name my tree uses for the system call:</w:t>
       </w:r>
     </w:p>
     <w:p>
       <w:pPr>
         <w:keepNext/>
-        <w:spacing w:after="60" w:before="120"/>
+        <w:spacing w:before="120" w:after="60"/>
         <w:jc w:val="center"/>
       </w:pPr>
       <w:r>
+        <w:rPr>
+          <w:noProof/>
+        </w:rPr>
         <w:drawing>
-          <wp:inline distT="0" distB="0" distL="0" distR="0">
+          <wp:inline distT="0" distB="0" distL="0" distR="0" wp14:anchorId="17C36651" wp14:editId="3E38DF48">
             <wp:extent cx="5762625" cy="723900"/>
-            <wp:effectExtent t="0" r="0" b="0" l="0"/>
-            <wp:docPr id="1" name="" descr="" title=""/>
+            <wp:effectExtent l="0" t="0" r="0" b="0"/>
+            <wp:docPr id="1" name="Picture 1"/>
             <wp:cNvGraphicFramePr>
               <a:graphicFrameLocks xmlns:a="http://schemas.openxmlformats.org/drawingml/2006/main" noChangeAspect="1"/>
             </wp:cNvGraphicFramePr>
@@ -615,13 +1012,13 @@
               <a:graphicData uri="http://schemas.openxmlformats.org/drawingml/2006/picture">
                 <pic:pic xmlns:pic="http://schemas.openxmlformats.org/drawingml/2006/picture">
                   <pic:nvPicPr>
-                    <pic:cNvPr id="0" name="" descr=""/>
+                    <pic:cNvPr id="0" name=""/>
                     <pic:cNvPicPr>
                       <a:picLocks noChangeAspect="1" noChangeArrowheads="1"/>
                     </pic:cNvPicPr>
                   </pic:nvPicPr>
                   <pic:blipFill>
-                    <a:blip r:embed="rId9" cstate="none"/>
+                    <a:blip r:embed="rId7"/>
                     <a:srcRect/>
                     <a:stretch>
                       <a:fillRect/>
@@ -653,117 +1050,153 @@
           <w:sz w:val="22"/>
           <w:szCs w:val="22"/>
         </w:rPr>
-        <w:t xml:space="preserve">Figure 1.1 – The grep result in user.h</w:t>
-      </w:r>
-    </w:p>
-    <w:p>
-      <w:pPr>
-        <w:keepNext w:val="false"/>
-        <w:spacing w:after="120" w:line="288"/>
+        <w:t xml:space="preserve">Figure 1.1 – The grep result in </w:t>
+      </w:r>
+      <w:proofErr w:type="spellStart"/>
+      <w:r>
+        <w:rPr>
+          <w:sz w:val="22"/>
+          <w:szCs w:val="22"/>
+        </w:rPr>
+        <w:t>user.h</w:t>
+      </w:r>
+      <w:proofErr w:type="spellEnd"/>
+    </w:p>
+    <w:p>
+      <w:pPr>
+        <w:spacing w:after="120" w:line="288" w:lineRule="auto"/>
         <w:ind w:firstLine="567"/>
         <w:jc w:val="both"/>
       </w:pPr>
-      <w:r>
-        <w:rPr>
-          <w:rFonts w:ascii="Consolas" w:cs="Consolas" w:eastAsia="Consolas" w:hAnsi="Consolas"/>
-          <w:sz w:val="21"/>
-          <w:szCs w:val="21"/>
-        </w:rPr>
-        <w:t xml:space="preserve">user.h</w:t>
-      </w:r>
+      <w:proofErr w:type="spellStart"/>
+      <w:r>
+        <w:rPr>
+          <w:rFonts w:ascii="Consolas" w:eastAsia="Consolas" w:hAnsi="Consolas" w:cs="Consolas"/>
+          <w:sz w:val="21"/>
+          <w:szCs w:val="21"/>
+        </w:rPr>
+        <w:t>user.h</w:t>
+      </w:r>
+      <w:proofErr w:type="spellEnd"/>
       <w:r>
         <w:t xml:space="preserve"> declares only </w:t>
       </w:r>
       <w:r>
         <w:rPr>
-          <w:rFonts w:ascii="Consolas" w:cs="Consolas" w:eastAsia="Consolas" w:hAnsi="Consolas"/>
-          <w:sz w:val="21"/>
-          <w:szCs w:val="21"/>
-        </w:rPr>
-        <w:t xml:space="preserve">int pause(int);</w:t>
+          <w:rFonts w:ascii="Consolas" w:eastAsia="Consolas" w:hAnsi="Consolas" w:cs="Consolas"/>
+          <w:sz w:val="21"/>
+          <w:szCs w:val="21"/>
+        </w:rPr>
+        <w:t>int pause(int);</w:t>
       </w:r>
       <w:r>
         <w:t xml:space="preserve"> (line 25), there is no </w:t>
       </w:r>
       <w:r>
         <w:rPr>
-          <w:rFonts w:ascii="Consolas" w:cs="Consolas" w:eastAsia="Consolas" w:hAnsi="Consolas"/>
-          <w:sz w:val="21"/>
-          <w:szCs w:val="21"/>
-        </w:rPr>
-        <w:t xml:space="preserve">sleep</w:t>
+          <w:rFonts w:ascii="Consolas" w:eastAsia="Consolas" w:hAnsi="Consolas" w:cs="Consolas"/>
+          <w:sz w:val="21"/>
+          <w:szCs w:val="21"/>
+        </w:rPr>
+        <w:t>sleep</w:t>
       </w:r>
       <w:r>
         <w:t xml:space="preserve">. I already ran into this in Lab 2: the </w:t>
       </w:r>
-      <w:r>
-        <w:rPr>
-          <w:rFonts w:ascii="Consolas" w:cs="Consolas" w:eastAsia="Consolas" w:hAnsi="Consolas"/>
-          <w:sz w:val="21"/>
-          <w:szCs w:val="21"/>
-        </w:rPr>
-        <w:t xml:space="preserve">sleep.c</w:t>
-      </w:r>
+      <w:proofErr w:type="spellStart"/>
+      <w:r>
+        <w:rPr>
+          <w:rFonts w:ascii="Consolas" w:eastAsia="Consolas" w:hAnsi="Consolas" w:cs="Consolas"/>
+          <w:sz w:val="21"/>
+          <w:szCs w:val="21"/>
+        </w:rPr>
+        <w:t>sleep.c</w:t>
+      </w:r>
+      <w:proofErr w:type="spellEnd"/>
       <w:r>
         <w:t xml:space="preserve"> from that lab failed with </w:t>
       </w:r>
       <w:r>
         <w:rPr>
-          <w:rFonts w:ascii="Consolas" w:cs="Consolas" w:eastAsia="Consolas" w:hAnsi="Consolas"/>
-          <w:sz w:val="21"/>
-          <w:szCs w:val="21"/>
-        </w:rPr>
-        <w:t xml:space="preserve">implicit declaration of function 'sleep'</w:t>
+          <w:rFonts w:ascii="Consolas" w:eastAsia="Consolas" w:hAnsi="Consolas" w:cs="Consolas"/>
+          <w:sz w:val="21"/>
+          <w:szCs w:val="21"/>
+        </w:rPr>
+        <w:t>implicit declaration of function 'sleep'</w:t>
       </w:r>
       <w:r>
         <w:t xml:space="preserve">, so my </w:t>
       </w:r>
-      <w:r>
-        <w:rPr>
-          <w:rFonts w:ascii="Consolas" w:cs="Consolas" w:eastAsia="Consolas" w:hAnsi="Consolas"/>
-          <w:sz w:val="21"/>
-          <w:szCs w:val="21"/>
-        </w:rPr>
-        <w:t xml:space="preserve">sleep.c</w:t>
-      </w:r>
+      <w:proofErr w:type="spellStart"/>
+      <w:r>
+        <w:rPr>
+          <w:rFonts w:ascii="Consolas" w:eastAsia="Consolas" w:hAnsi="Consolas" w:cs="Consolas"/>
+          <w:sz w:val="21"/>
+          <w:szCs w:val="21"/>
+        </w:rPr>
+        <w:t>sleep.c</w:t>
+      </w:r>
+      <w:proofErr w:type="spellEnd"/>
       <w:r>
         <w:t xml:space="preserve"> already calls </w:t>
       </w:r>
-      <w:r>
-        <w:rPr>
-          <w:rFonts w:ascii="Consolas" w:cs="Consolas" w:eastAsia="Consolas" w:hAnsi="Consolas"/>
-          <w:sz w:val="21"/>
-          <w:szCs w:val="21"/>
-        </w:rPr>
-        <w:t xml:space="preserve">pause()</w:t>
+      <w:proofErr w:type="gramStart"/>
+      <w:r>
+        <w:rPr>
+          <w:rFonts w:ascii="Consolas" w:eastAsia="Consolas" w:hAnsi="Consolas" w:cs="Consolas"/>
+          <w:sz w:val="21"/>
+          <w:szCs w:val="21"/>
+        </w:rPr>
+        <w:t>pause(</w:t>
+      </w:r>
+      <w:proofErr w:type="gramEnd"/>
+      <w:r>
+        <w:rPr>
+          <w:rFonts w:ascii="Consolas" w:eastAsia="Consolas" w:hAnsi="Consolas" w:cs="Consolas"/>
+          <w:sz w:val="21"/>
+          <w:szCs w:val="21"/>
+        </w:rPr>
+        <w:t>)</w:t>
       </w:r>
       <w:r>
         <w:t xml:space="preserve">. </w:t>
       </w:r>
       <w:r>
         <w:rPr>
-          <w:rFonts w:ascii="Consolas" w:cs="Consolas" w:eastAsia="Consolas" w:hAnsi="Consolas"/>
-          <w:sz w:val="21"/>
-          <w:szCs w:val="21"/>
-        </w:rPr>
-        <w:t xml:space="preserve">$U/_sleep\</w:t>
-      </w:r>
-      <w:r>
-        <w:t xml:space="preserve"> is in UPROGS (line 135 of the Makefile, it starts with a TAB and ends with the backslash).</w:t>
+          <w:rFonts w:ascii="Consolas" w:eastAsia="Consolas" w:hAnsi="Consolas" w:cs="Consolas"/>
+          <w:sz w:val="21"/>
+          <w:szCs w:val="21"/>
+        </w:rPr>
+        <w:t>$U/_sleep\</w:t>
+      </w:r>
+      <w:r>
+        <w:t xml:space="preserve"> is in UPROGS (line 135 of the </w:t>
+      </w:r>
+      <w:proofErr w:type="spellStart"/>
+      <w:r>
+        <w:t>Makefile</w:t>
+      </w:r>
+      <w:proofErr w:type="spellEnd"/>
+      <w:r>
+        <w:t>, it starts with a TAB and ends with the backslash).</w:t>
       </w:r>
     </w:p>
     <w:p>
       <w:pPr>
         <w:keepNext/>
-        <w:spacing w:after="60" w:before="120"/>
+        <w:spacing w:before="120" w:after="60"/>
         <w:jc w:val="center"/>
       </w:pPr>
       <w:r>
+        <w:rPr>
+          <w:noProof/>
+        </w:rPr>
+        <w:lastRenderedPageBreak/>
         <w:drawing>
-          <wp:inline distT="0" distB="0" distL="0" distR="0">
+          <wp:inline distT="0" distB="0" distL="0" distR="0" wp14:anchorId="26DAAD4B" wp14:editId="2E36CB72">
             <wp:extent cx="5762625" cy="2371725"/>
-            <wp:effectExtent t="0" r="0" b="0" l="0"/>
-            <wp:docPr id="2" name="" descr="" title=""/>
+            <wp:effectExtent l="0" t="0" r="0" b="0"/>
+            <wp:docPr id="2" name="Picture 2"/>
             <wp:cNvGraphicFramePr>
               <a:graphicFrameLocks xmlns:a="http://schemas.openxmlformats.org/drawingml/2006/main" noChangeAspect="1"/>
             </wp:cNvGraphicFramePr>
@@ -771,13 +1204,13 @@
               <a:graphicData uri="http://schemas.openxmlformats.org/drawingml/2006/picture">
                 <pic:pic xmlns:pic="http://schemas.openxmlformats.org/drawingml/2006/picture">
                   <pic:nvPicPr>
-                    <pic:cNvPr id="0" name="" descr=""/>
+                    <pic:cNvPr id="0" name=""/>
                     <pic:cNvPicPr>
                       <a:picLocks noChangeAspect="1" noChangeArrowheads="1"/>
                     </pic:cNvPicPr>
                   </pic:nvPicPr>
                   <pic:blipFill>
-                    <a:blip r:embed="rId10" cstate="none"/>
+                    <a:blip r:embed="rId8"/>
                     <a:srcRect/>
                     <a:stretch>
                       <a:fillRect/>
@@ -809,13 +1242,21 @@
           <w:sz w:val="22"/>
           <w:szCs w:val="22"/>
         </w:rPr>
-        <w:t xml:space="preserve">Figure 1.2 – The updated sleep.c</w:t>
-      </w:r>
-    </w:p>
-    <w:p>
-      <w:pPr>
-        <w:keepNext w:val="false"/>
-        <w:spacing w:after="120" w:line="288"/>
+        <w:t xml:space="preserve">Figure 1.2 – The updated </w:t>
+      </w:r>
+      <w:proofErr w:type="spellStart"/>
+      <w:r>
+        <w:rPr>
+          <w:sz w:val="22"/>
+          <w:szCs w:val="22"/>
+        </w:rPr>
+        <w:t>sleep.c</w:t>
+      </w:r>
+      <w:proofErr w:type="spellEnd"/>
+    </w:p>
+    <w:p>
+      <w:pPr>
+        <w:spacing w:after="120" w:line="288" w:lineRule="auto"/>
         <w:ind w:firstLine="567"/>
         <w:jc w:val="both"/>
       </w:pPr>
@@ -824,33 +1265,43 @@
       </w:r>
       <w:r>
         <w:rPr>
-          <w:rFonts w:ascii="Consolas" w:cs="Consolas" w:eastAsia="Consolas" w:hAnsi="Consolas"/>
-          <w:sz w:val="21"/>
-          <w:szCs w:val="21"/>
-        </w:rPr>
-        <w:t xml:space="preserve">make qemu</w:t>
-      </w:r>
+          <w:rFonts w:ascii="Consolas" w:eastAsia="Consolas" w:hAnsi="Consolas" w:cs="Consolas"/>
+          <w:sz w:val="21"/>
+          <w:szCs w:val="21"/>
+        </w:rPr>
+        <w:t xml:space="preserve">make </w:t>
+      </w:r>
+      <w:proofErr w:type="spellStart"/>
+      <w:r>
+        <w:rPr>
+          <w:rFonts w:ascii="Consolas" w:eastAsia="Consolas" w:hAnsi="Consolas" w:cs="Consolas"/>
+          <w:sz w:val="21"/>
+          <w:szCs w:val="21"/>
+        </w:rPr>
+        <w:t>qemu</w:t>
+      </w:r>
+      <w:proofErr w:type="spellEnd"/>
       <w:r>
         <w:t xml:space="preserve"> and tested it. </w:t>
       </w:r>
       <w:r>
         <w:rPr>
-          <w:rFonts w:ascii="Consolas" w:cs="Consolas" w:eastAsia="Consolas" w:hAnsi="Consolas"/>
-          <w:sz w:val="21"/>
-          <w:szCs w:val="21"/>
-        </w:rPr>
-        <w:t xml:space="preserve">sleep 20</w:t>
+          <w:rFonts w:ascii="Consolas" w:eastAsia="Consolas" w:hAnsi="Consolas" w:cs="Consolas"/>
+          <w:sz w:val="21"/>
+          <w:szCs w:val="21"/>
+        </w:rPr>
+        <w:t>sleep 20</w:t>
       </w:r>
       <w:r>
         <w:t xml:space="preserve"> waited about 2 seconds before the prompt came back (one tick is about 0.1 s), and </w:t>
       </w:r>
       <w:r>
         <w:rPr>
-          <w:rFonts w:ascii="Consolas" w:cs="Consolas" w:eastAsia="Consolas" w:hAnsi="Consolas"/>
-          <w:sz w:val="21"/>
-          <w:szCs w:val="21"/>
-        </w:rPr>
-        <w:t xml:space="preserve">sleep</w:t>
+          <w:rFonts w:ascii="Consolas" w:eastAsia="Consolas" w:hAnsi="Consolas" w:cs="Consolas"/>
+          <w:sz w:val="21"/>
+          <w:szCs w:val="21"/>
+        </w:rPr>
+        <w:t>sleep</w:t>
       </w:r>
       <w:r>
         <w:t xml:space="preserve"> without an argument printed the usage message. I left QEMU with Ctrl-A, X.</w:t>
@@ -859,15 +1310,18 @@
     <w:p>
       <w:pPr>
         <w:keepNext/>
-        <w:spacing w:after="60" w:before="120"/>
+        <w:spacing w:before="120" w:after="60"/>
         <w:jc w:val="center"/>
       </w:pPr>
       <w:r>
+        <w:rPr>
+          <w:noProof/>
+        </w:rPr>
         <w:drawing>
-          <wp:inline distT="0" distB="0" distL="0" distR="0">
+          <wp:inline distT="0" distB="0" distL="0" distR="0" wp14:anchorId="0727ACE8" wp14:editId="1821079E">
             <wp:extent cx="5762625" cy="2019300"/>
-            <wp:effectExtent t="0" r="0" b="0" l="0"/>
-            <wp:docPr id="3" name="" descr="" title=""/>
+            <wp:effectExtent l="0" t="0" r="0" b="0"/>
+            <wp:docPr id="3" name="Picture 3"/>
             <wp:cNvGraphicFramePr>
               <a:graphicFrameLocks xmlns:a="http://schemas.openxmlformats.org/drawingml/2006/main" noChangeAspect="1"/>
             </wp:cNvGraphicFramePr>
@@ -875,13 +1329,13 @@
               <a:graphicData uri="http://schemas.openxmlformats.org/drawingml/2006/picture">
                 <pic:pic xmlns:pic="http://schemas.openxmlformats.org/drawingml/2006/picture">
                   <pic:nvPicPr>
-                    <pic:cNvPr id="0" name="" descr=""/>
+                    <pic:cNvPr id="0" name=""/>
                     <pic:cNvPicPr>
                       <a:picLocks noChangeAspect="1" noChangeArrowheads="1"/>
                     </pic:cNvPicPr>
                   </pic:nvPicPr>
                   <pic:blipFill>
-                    <a:blip r:embed="rId11" cstate="none"/>
+                    <a:blip r:embed="rId9"/>
                     <a:srcRect/>
                     <a:stretch>
                       <a:fillRect/>
@@ -913,23 +1367,23 @@
           <w:sz w:val="22"/>
           <w:szCs w:val="22"/>
         </w:rPr>
-        <w:t xml:space="preserve">Figure 1.3 – sleep running in xv6, with and without an argument</w:t>
+        <w:t>Figure 1.3 – sleep running in xv6, with and without an argument</w:t>
       </w:r>
     </w:p>
     <w:p>
       <w:pPr>
         <w:pStyle w:val="Heading1"/>
         <w:keepNext/>
-        <w:spacing w:after="160" w:before="240"/>
-      </w:pPr>
-      <w:r>
-        <w:t xml:space="preserve">Part 2. bash versus the xv6 shell</w:t>
+        <w:spacing w:before="240" w:after="160"/>
+      </w:pPr>
+      <w:r>
+        <w:t>Part 2. bash versus the xv6 shell</w:t>
       </w:r>
     </w:p>
     <w:p>
       <w:pPr>
         <w:keepNext/>
-        <w:spacing w:after="120" w:line="288"/>
+        <w:spacing w:after="120" w:line="288" w:lineRule="auto"/>
         <w:ind w:firstLine="567"/>
         <w:jc w:val="both"/>
       </w:pPr>
@@ -938,33 +1392,43 @@
       </w:r>
       <w:r>
         <w:rPr>
-          <w:rFonts w:ascii="Consolas" w:cs="Consolas" w:eastAsia="Consolas" w:hAnsi="Consolas"/>
-          <w:sz w:val="21"/>
-          <w:szCs w:val="21"/>
-        </w:rPr>
-        <w:t xml:space="preserve">~/shtest</w:t>
-      </w:r>
+          <w:rFonts w:ascii="Consolas" w:eastAsia="Consolas" w:hAnsi="Consolas" w:cs="Consolas"/>
+          <w:sz w:val="21"/>
+          <w:szCs w:val="21"/>
+        </w:rPr>
+        <w:t>~/</w:t>
+      </w:r>
+      <w:proofErr w:type="spellStart"/>
+      <w:r>
+        <w:rPr>
+          <w:rFonts w:ascii="Consolas" w:eastAsia="Consolas" w:hAnsi="Consolas" w:cs="Consolas"/>
+          <w:sz w:val="21"/>
+          <w:szCs w:val="21"/>
+        </w:rPr>
+        <w:t>shtest</w:t>
+      </w:r>
+      <w:proofErr w:type="spellEnd"/>
       <w:r>
         <w:t xml:space="preserve"> with a file named </w:t>
       </w:r>
       <w:r>
         <w:rPr>
-          <w:rFonts w:ascii="Consolas" w:cs="Consolas" w:eastAsia="Consolas" w:hAnsi="Consolas"/>
-          <w:sz w:val="21"/>
-          <w:szCs w:val="21"/>
-        </w:rPr>
-        <w:t xml:space="preserve">README</w:t>
+          <w:rFonts w:ascii="Consolas" w:eastAsia="Consolas" w:hAnsi="Consolas" w:cs="Consolas"/>
+          <w:sz w:val="21"/>
+          <w:szCs w:val="21"/>
+        </w:rPr>
+        <w:t>README</w:t>
       </w:r>
       <w:r>
         <w:t xml:space="preserve">, and once at the xv6 </w:t>
       </w:r>
       <w:r>
         <w:rPr>
-          <w:rFonts w:ascii="Consolas" w:cs="Consolas" w:eastAsia="Consolas" w:hAnsi="Consolas"/>
-          <w:sz w:val="21"/>
-          <w:szCs w:val="21"/>
-        </w:rPr>
-        <w:t xml:space="preserve">$</w:t>
+          <w:rFonts w:ascii="Consolas" w:eastAsia="Consolas" w:hAnsi="Consolas" w:cs="Consolas"/>
+          <w:sz w:val="21"/>
+          <w:szCs w:val="21"/>
+        </w:rPr>
+        <w:t>$</w:t>
       </w:r>
       <w:r>
         <w:t xml:space="preserve"> prompt. The results:</w:t>
@@ -972,15 +1436,20 @@
     </w:p>
     <w:tbl>
       <w:tblPr>
-        <w:tblW w:type="dxa" w:w="9355"/>
+        <w:tblW w:w="9355" w:type="dxa"/>
         <w:tblBorders>
-          <w:top w:val="single" w:color="808080" w:sz="4"/>
-          <w:left w:val="single" w:color="808080" w:sz="4"/>
-          <w:bottom w:val="single" w:color="808080" w:sz="4"/>
-          <w:right w:val="single" w:color="808080" w:sz="4"/>
-          <w:insideH w:val="single" w:color="808080" w:sz="4"/>
-          <w:insideV w:val="single" w:color="808080" w:sz="4"/>
+          <w:top w:val="single" w:sz="4" w:space="0" w:color="808080"/>
+          <w:left w:val="single" w:sz="4" w:space="0" w:color="808080"/>
+          <w:bottom w:val="single" w:sz="4" w:space="0" w:color="808080"/>
+          <w:right w:val="single" w:sz="4" w:space="0" w:color="808080"/>
+          <w:insideH w:val="single" w:sz="4" w:space="0" w:color="808080"/>
+          <w:insideV w:val="single" w:sz="4" w:space="0" w:color="808080"/>
         </w:tblBorders>
+        <w:tblCellMar>
+          <w:left w:w="10" w:type="dxa"/>
+          <w:right w:w="10" w:type="dxa"/>
+        </w:tblCellMar>
+        <w:tblLook w:val="04A0" w:firstRow="1" w:lastRow="0" w:firstColumn="1" w:lastColumn="0" w:noHBand="0" w:noVBand="1"/>
       </w:tblPr>
       <w:tblGrid>
         <w:gridCol w:w="2338"/>
@@ -989,23 +1458,29 @@
         <w:gridCol w:w="3089"/>
       </w:tblGrid>
       <w:tr>
+        <w:tblPrEx>
+          <w:tblCellMar>
+            <w:top w:w="0" w:type="dxa"/>
+            <w:bottom w:w="0" w:type="dxa"/>
+          </w:tblCellMar>
+        </w:tblPrEx>
         <w:trPr>
           <w:tblHeader/>
         </w:trPr>
         <w:tc>
           <w:tcPr>
-            <w:tcW w:type="dxa" w:w="2338"/>
-            <w:shd w:fill="D9D9D9" w:color="auto" w:val="clear"/>
+            <w:tcW w:w="2338" w:type="dxa"/>
+            <w:shd w:val="clear" w:color="auto" w:fill="D9D9D9"/>
             <w:tcMar>
-              <w:top w:type="dxa" w:w="50"/>
-              <w:left w:type="dxa" w:w="90"/>
-              <w:bottom w:type="dxa" w:w="50"/>
-              <w:right w:type="dxa" w:w="90"/>
+              <w:top w:w="50" w:type="dxa"/>
+              <w:left w:w="90" w:type="dxa"/>
+              <w:bottom w:w="50" w:type="dxa"/>
+              <w:right w:w="90" w:type="dxa"/>
             </w:tcMar>
           </w:tcPr>
           <w:p>
             <w:pPr>
-              <w:spacing w:after="0" w:line="252"/>
+              <w:spacing w:line="252" w:lineRule="auto"/>
               <w:jc w:val="center"/>
             </w:pPr>
             <w:r>
@@ -1015,24 +1490,24 @@
                 <w:sz w:val="20"/>
                 <w:szCs w:val="20"/>
               </w:rPr>
-              <w:t xml:space="preserve">Command</w:t>
+              <w:t>Command</w:t>
             </w:r>
           </w:p>
         </w:tc>
         <w:tc>
           <w:tcPr>
-            <w:tcW w:type="dxa" w:w="1403"/>
-            <w:shd w:fill="D9D9D9" w:color="auto" w:val="clear"/>
+            <w:tcW w:w="1403" w:type="dxa"/>
+            <w:shd w:val="clear" w:color="auto" w:fill="D9D9D9"/>
             <w:tcMar>
-              <w:top w:type="dxa" w:w="50"/>
-              <w:left w:type="dxa" w:w="90"/>
-              <w:bottom w:type="dxa" w:w="50"/>
-              <w:right w:type="dxa" w:w="90"/>
+              <w:top w:w="50" w:type="dxa"/>
+              <w:left w:w="90" w:type="dxa"/>
+              <w:bottom w:w="50" w:type="dxa"/>
+              <w:right w:w="90" w:type="dxa"/>
             </w:tcMar>
           </w:tcPr>
           <w:p>
             <w:pPr>
-              <w:spacing w:after="0" w:line="252"/>
+              <w:spacing w:line="252" w:lineRule="auto"/>
               <w:jc w:val="center"/>
             </w:pPr>
             <w:r>
@@ -1042,24 +1517,24 @@
                 <w:sz w:val="20"/>
                 <w:szCs w:val="20"/>
               </w:rPr>
-              <w:t xml:space="preserve">Tests</w:t>
+              <w:t>Tests</w:t>
             </w:r>
           </w:p>
         </w:tc>
         <w:tc>
           <w:tcPr>
-            <w:tcW w:type="dxa" w:w="2525"/>
-            <w:shd w:fill="D9D9D9" w:color="auto" w:val="clear"/>
+            <w:tcW w:w="2525" w:type="dxa"/>
+            <w:shd w:val="clear" w:color="auto" w:fill="D9D9D9"/>
             <w:tcMar>
-              <w:top w:type="dxa" w:w="50"/>
-              <w:left w:type="dxa" w:w="90"/>
-              <w:bottom w:type="dxa" w:w="50"/>
-              <w:right w:type="dxa" w:w="90"/>
+              <w:top w:w="50" w:type="dxa"/>
+              <w:left w:w="90" w:type="dxa"/>
+              <w:bottom w:w="50" w:type="dxa"/>
+              <w:right w:w="90" w:type="dxa"/>
             </w:tcMar>
           </w:tcPr>
           <w:p>
             <w:pPr>
-              <w:spacing w:after="0" w:line="252"/>
+              <w:spacing w:line="252" w:lineRule="auto"/>
               <w:jc w:val="center"/>
             </w:pPr>
             <w:r>
@@ -1069,24 +1544,24 @@
                 <w:sz w:val="20"/>
                 <w:szCs w:val="20"/>
               </w:rPr>
-              <w:t xml:space="preserve">bash</w:t>
+              <w:t>bash</w:t>
             </w:r>
           </w:p>
         </w:tc>
         <w:tc>
           <w:tcPr>
-            <w:tcW w:type="dxa" w:w="3089"/>
-            <w:shd w:fill="D9D9D9" w:color="auto" w:val="clear"/>
+            <w:tcW w:w="3089" w:type="dxa"/>
+            <w:shd w:val="clear" w:color="auto" w:fill="D9D9D9"/>
             <w:tcMar>
-              <w:top w:type="dxa" w:w="50"/>
-              <w:left w:type="dxa" w:w="90"/>
-              <w:bottom w:type="dxa" w:w="50"/>
-              <w:right w:type="dxa" w:w="90"/>
+              <w:top w:w="50" w:type="dxa"/>
+              <w:left w:w="90" w:type="dxa"/>
+              <w:bottom w:w="50" w:type="dxa"/>
+              <w:right w:w="90" w:type="dxa"/>
             </w:tcMar>
           </w:tcPr>
           <w:p>
             <w:pPr>
-              <w:spacing w:after="0" w:line="252"/>
+              <w:spacing w:line="252" w:lineRule="auto"/>
               <w:jc w:val="center"/>
             </w:pPr>
             <w:r>
@@ -1096,111 +1571,131 @@
                 <w:sz w:val="20"/>
                 <w:szCs w:val="20"/>
               </w:rPr>
-              <w:t xml:space="preserve">xv6</w:t>
+              <w:t>xv6</w:t>
             </w:r>
           </w:p>
         </w:tc>
       </w:tr>
       <w:tr>
+        <w:tblPrEx>
+          <w:tblCellMar>
+            <w:top w:w="0" w:type="dxa"/>
+            <w:bottom w:w="0" w:type="dxa"/>
+          </w:tblCellMar>
+        </w:tblPrEx>
         <w:trPr>
           <w:cantSplit/>
         </w:trPr>
         <w:tc>
           <w:tcPr>
-            <w:tcW w:type="dxa" w:w="2338"/>
+            <w:tcW w:w="2338" w:type="dxa"/>
             <w:tcMar>
-              <w:top w:type="dxa" w:w="50"/>
-              <w:left w:type="dxa" w:w="90"/>
-              <w:bottom w:type="dxa" w:w="50"/>
-              <w:right w:type="dxa" w:w="90"/>
+              <w:top w:w="50" w:type="dxa"/>
+              <w:left w:w="90" w:type="dxa"/>
+              <w:bottom w:w="50" w:type="dxa"/>
+              <w:right w:w="90" w:type="dxa"/>
             </w:tcMar>
           </w:tcPr>
           <w:p>
             <w:pPr>
-              <w:spacing w:after="0" w:line="252"/>
-              <w:jc w:val="left"/>
+              <w:spacing w:line="252" w:lineRule="auto"/>
             </w:pPr>
             <w:r>
               <w:rPr>
-                <w:rFonts w:ascii="Consolas" w:cs="Consolas" w:eastAsia="Consolas" w:hAnsi="Consolas"/>
+                <w:rFonts w:ascii="Consolas" w:eastAsia="Consolas" w:hAnsi="Consolas" w:cs="Consolas"/>
                 <w:sz w:val="18"/>
                 <w:szCs w:val="18"/>
               </w:rPr>
-              <w:t xml:space="preserve">echo hello &gt; f ; cat &lt; f</w:t>
+              <w:t xml:space="preserve">echo hello &gt; </w:t>
+            </w:r>
+            <w:proofErr w:type="gramStart"/>
+            <w:r>
+              <w:rPr>
+                <w:rFonts w:ascii="Consolas" w:eastAsia="Consolas" w:hAnsi="Consolas" w:cs="Consolas"/>
+                <w:sz w:val="18"/>
+                <w:szCs w:val="18"/>
+              </w:rPr>
+              <w:t>f ;</w:t>
+            </w:r>
+            <w:proofErr w:type="gramEnd"/>
+            <w:r>
+              <w:rPr>
+                <w:rFonts w:ascii="Consolas" w:eastAsia="Consolas" w:hAnsi="Consolas" w:cs="Consolas"/>
+                <w:sz w:val="18"/>
+                <w:szCs w:val="18"/>
+              </w:rPr>
+              <w:t xml:space="preserve"> cat &lt; f</w:t>
             </w:r>
           </w:p>
         </w:tc>
         <w:tc>
           <w:tcPr>
-            <w:tcW w:type="dxa" w:w="1403"/>
+            <w:tcW w:w="1403" w:type="dxa"/>
             <w:tcMar>
-              <w:top w:type="dxa" w:w="50"/>
-              <w:left w:type="dxa" w:w="90"/>
-              <w:bottom w:type="dxa" w:w="50"/>
-              <w:right w:type="dxa" w:w="90"/>
+              <w:top w:w="50" w:type="dxa"/>
+              <w:left w:w="90" w:type="dxa"/>
+              <w:bottom w:w="50" w:type="dxa"/>
+              <w:right w:w="90" w:type="dxa"/>
             </w:tcMar>
           </w:tcPr>
           <w:p>
             <w:pPr>
-              <w:spacing w:after="0" w:line="252"/>
-              <w:jc w:val="left"/>
+              <w:spacing w:line="252" w:lineRule="auto"/>
             </w:pPr>
             <w:r>
               <w:rPr>
                 <w:sz w:val="20"/>
                 <w:szCs w:val="20"/>
               </w:rPr>
-              <w:t xml:space="preserve">redirection</w:t>
+              <w:t>redirection</w:t>
             </w:r>
           </w:p>
         </w:tc>
         <w:tc>
           <w:tcPr>
-            <w:tcW w:type="dxa" w:w="2525"/>
+            <w:tcW w:w="2525" w:type="dxa"/>
             <w:tcMar>
-              <w:top w:type="dxa" w:w="50"/>
-              <w:left w:type="dxa" w:w="90"/>
-              <w:bottom w:type="dxa" w:w="50"/>
-              <w:right w:type="dxa" w:w="90"/>
+              <w:top w:w="50" w:type="dxa"/>
+              <w:left w:w="90" w:type="dxa"/>
+              <w:bottom w:w="50" w:type="dxa"/>
+              <w:right w:w="90" w:type="dxa"/>
             </w:tcMar>
           </w:tcPr>
           <w:p>
             <w:pPr>
-              <w:spacing w:after="0" w:line="252"/>
-              <w:jc w:val="left"/>
+              <w:spacing w:line="252" w:lineRule="auto"/>
             </w:pPr>
             <w:r>
               <w:rPr>
-                <w:rFonts w:ascii="Consolas" w:cs="Consolas" w:eastAsia="Consolas" w:hAnsi="Consolas"/>
+                <w:rFonts w:ascii="Consolas" w:eastAsia="Consolas" w:hAnsi="Consolas" w:cs="Consolas"/>
                 <w:sz w:val="18"/>
                 <w:szCs w:val="18"/>
               </w:rPr>
-              <w:t xml:space="preserve">hello</w:t>
+              <w:t>hello</w:t>
             </w:r>
           </w:p>
         </w:tc>
         <w:tc>
           <w:tcPr>
-            <w:tcW w:type="dxa" w:w="3089"/>
+            <w:tcW w:w="3089" w:type="dxa"/>
             <w:tcMar>
-              <w:top w:type="dxa" w:w="50"/>
-              <w:left w:type="dxa" w:w="90"/>
-              <w:bottom w:type="dxa" w:w="50"/>
-              <w:right w:type="dxa" w:w="90"/>
+              <w:top w:w="50" w:type="dxa"/>
+              <w:left w:w="90" w:type="dxa"/>
+              <w:bottom w:w="50" w:type="dxa"/>
+              <w:right w:w="90" w:type="dxa"/>
             </w:tcMar>
           </w:tcPr>
           <w:p>
             <w:pPr>
-              <w:spacing w:after="0" w:line="252"/>
-              <w:jc w:val="left"/>
+              <w:spacing w:line="252" w:lineRule="auto"/>
             </w:pPr>
             <w:r>
               <w:rPr>
-                <w:rFonts w:ascii="Consolas" w:cs="Consolas" w:eastAsia="Consolas" w:hAnsi="Consolas"/>
+                <w:rFonts w:ascii="Consolas" w:eastAsia="Consolas" w:hAnsi="Consolas" w:cs="Consolas"/>
                 <w:sz w:val="18"/>
                 <w:szCs w:val="18"/>
               </w:rPr>
-              <w:t xml:space="preserve">hello</w:t>
+              <w:t>hello</w:t>
             </w:r>
             <w:r>
               <w:rPr>
@@ -1211,11 +1706,11 @@
             </w:r>
             <w:r>
               <w:rPr>
-                <w:rFonts w:ascii="Consolas" w:cs="Consolas" w:eastAsia="Consolas" w:hAnsi="Consolas"/>
+                <w:rFonts w:ascii="Consolas" w:eastAsia="Consolas" w:hAnsi="Consolas" w:cs="Consolas"/>
                 <w:sz w:val="18"/>
                 <w:szCs w:val="18"/>
               </w:rPr>
-              <w:t xml:space="preserve">&gt;</w:t>
+              <w:t>&gt;</w:t>
             </w:r>
             <w:r>
               <w:rPr>
@@ -1226,11 +1721,11 @@
             </w:r>
             <w:r>
               <w:rPr>
-                <w:rFonts w:ascii="Consolas" w:cs="Consolas" w:eastAsia="Consolas" w:hAnsi="Consolas"/>
+                <w:rFonts w:ascii="Consolas" w:eastAsia="Consolas" w:hAnsi="Consolas" w:cs="Consolas"/>
                 <w:sz w:val="18"/>
                 <w:szCs w:val="18"/>
               </w:rPr>
-              <w:t xml:space="preserve">&lt;</w:t>
+              <w:t>&lt;</w:t>
             </w:r>
             <w:r>
               <w:rPr>
@@ -1241,122 +1736,124 @@
             </w:r>
             <w:r>
               <w:rPr>
-                <w:rFonts w:ascii="Consolas" w:cs="Consolas" w:eastAsia="Consolas" w:hAnsi="Consolas"/>
+                <w:rFonts w:ascii="Consolas" w:eastAsia="Consolas" w:hAnsi="Consolas" w:cs="Consolas"/>
                 <w:sz w:val="18"/>
                 <w:szCs w:val="18"/>
               </w:rPr>
-              <w:t xml:space="preserve">;</w:t>
+              <w:t>;</w:t>
             </w:r>
             <w:r>
               <w:rPr>
                 <w:sz w:val="20"/>
                 <w:szCs w:val="20"/>
               </w:rPr>
-              <w:t xml:space="preserve">.</w:t>
+              <w:t>.</w:t>
             </w:r>
           </w:p>
         </w:tc>
       </w:tr>
       <w:tr>
+        <w:tblPrEx>
+          <w:tblCellMar>
+            <w:top w:w="0" w:type="dxa"/>
+            <w:bottom w:w="0" w:type="dxa"/>
+          </w:tblCellMar>
+        </w:tblPrEx>
         <w:trPr>
           <w:cantSplit/>
         </w:trPr>
         <w:tc>
           <w:tcPr>
-            <w:tcW w:type="dxa" w:w="2338"/>
+            <w:tcW w:w="2338" w:type="dxa"/>
             <w:tcMar>
-              <w:top w:type="dxa" w:w="50"/>
-              <w:left w:type="dxa" w:w="90"/>
-              <w:bottom w:type="dxa" w:w="50"/>
-              <w:right w:type="dxa" w:w="90"/>
+              <w:top w:w="50" w:type="dxa"/>
+              <w:left w:w="90" w:type="dxa"/>
+              <w:bottom w:w="50" w:type="dxa"/>
+              <w:right w:w="90" w:type="dxa"/>
             </w:tcMar>
           </w:tcPr>
           <w:p>
             <w:pPr>
-              <w:spacing w:after="0" w:line="252"/>
-              <w:jc w:val="left"/>
+              <w:spacing w:line="252" w:lineRule="auto"/>
             </w:pPr>
             <w:r>
               <w:rPr>
-                <w:rFonts w:ascii="Consolas" w:cs="Consolas" w:eastAsia="Consolas" w:hAnsi="Consolas"/>
+                <w:rFonts w:ascii="Consolas" w:eastAsia="Consolas" w:hAnsi="Consolas" w:cs="Consolas"/>
                 <w:sz w:val="18"/>
                 <w:szCs w:val="18"/>
               </w:rPr>
-              <w:t xml:space="preserve">ls | grep READ</w:t>
+              <w:t>ls | grep READ</w:t>
             </w:r>
           </w:p>
         </w:tc>
         <w:tc>
           <w:tcPr>
-            <w:tcW w:type="dxa" w:w="1403"/>
+            <w:tcW w:w="1403" w:type="dxa"/>
             <w:tcMar>
-              <w:top w:type="dxa" w:w="50"/>
-              <w:left w:type="dxa" w:w="90"/>
-              <w:bottom w:type="dxa" w:w="50"/>
-              <w:right w:type="dxa" w:w="90"/>
+              <w:top w:w="50" w:type="dxa"/>
+              <w:left w:w="90" w:type="dxa"/>
+              <w:bottom w:w="50" w:type="dxa"/>
+              <w:right w:w="90" w:type="dxa"/>
             </w:tcMar>
           </w:tcPr>
           <w:p>
             <w:pPr>
-              <w:spacing w:after="0" w:line="252"/>
-              <w:jc w:val="left"/>
+              <w:spacing w:line="252" w:lineRule="auto"/>
             </w:pPr>
             <w:r>
               <w:rPr>
                 <w:sz w:val="20"/>
                 <w:szCs w:val="20"/>
               </w:rPr>
-              <w:t xml:space="preserve">pipe</w:t>
+              <w:t>pipe</w:t>
             </w:r>
           </w:p>
         </w:tc>
         <w:tc>
           <w:tcPr>
-            <w:tcW w:type="dxa" w:w="2525"/>
+            <w:tcW w:w="2525" w:type="dxa"/>
             <w:tcMar>
-              <w:top w:type="dxa" w:w="50"/>
-              <w:left w:type="dxa" w:w="90"/>
-              <w:bottom w:type="dxa" w:w="50"/>
-              <w:right w:type="dxa" w:w="90"/>
+              <w:top w:w="50" w:type="dxa"/>
+              <w:left w:w="90" w:type="dxa"/>
+              <w:bottom w:w="50" w:type="dxa"/>
+              <w:right w:w="90" w:type="dxa"/>
             </w:tcMar>
           </w:tcPr>
           <w:p>
             <w:pPr>
-              <w:spacing w:after="0" w:line="252"/>
-              <w:jc w:val="left"/>
+              <w:spacing w:line="252" w:lineRule="auto"/>
             </w:pPr>
             <w:r>
               <w:rPr>
-                <w:rFonts w:ascii="Consolas" w:cs="Consolas" w:eastAsia="Consolas" w:hAnsi="Consolas"/>
+                <w:rFonts w:ascii="Consolas" w:eastAsia="Consolas" w:hAnsi="Consolas" w:cs="Consolas"/>
                 <w:sz w:val="18"/>
                 <w:szCs w:val="18"/>
               </w:rPr>
-              <w:t xml:space="preserve">README</w:t>
+              <w:t>README</w:t>
             </w:r>
           </w:p>
         </w:tc>
         <w:tc>
           <w:tcPr>
-            <w:tcW w:type="dxa" w:w="3089"/>
+            <w:tcW w:w="3089" w:type="dxa"/>
             <w:tcMar>
-              <w:top w:type="dxa" w:w="50"/>
-              <w:left w:type="dxa" w:w="90"/>
-              <w:bottom w:type="dxa" w:w="50"/>
-              <w:right w:type="dxa" w:w="90"/>
+              <w:top w:w="50" w:type="dxa"/>
+              <w:left w:w="90" w:type="dxa"/>
+              <w:bottom w:w="50" w:type="dxa"/>
+              <w:right w:w="90" w:type="dxa"/>
             </w:tcMar>
           </w:tcPr>
           <w:p>
             <w:pPr>
-              <w:spacing w:after="0" w:line="252"/>
-              <w:jc w:val="left"/>
+              <w:spacing w:line="252" w:lineRule="auto"/>
             </w:pPr>
             <w:r>
               <w:rPr>
-                <w:rFonts w:ascii="Consolas" w:cs="Consolas" w:eastAsia="Consolas" w:hAnsi="Consolas"/>
+                <w:rFonts w:ascii="Consolas" w:eastAsia="Consolas" w:hAnsi="Consolas" w:cs="Consolas"/>
                 <w:sz w:val="18"/>
                 <w:szCs w:val="18"/>
               </w:rPr>
-              <w:t xml:space="preserve">README 2 2 2441</w:t>
+              <w:t>README 2 2 2441</w:t>
             </w:r>
             <w:r>
               <w:rPr>
@@ -1367,208 +1864,257 @@
             </w:r>
             <w:r>
               <w:rPr>
-                <w:rFonts w:ascii="Consolas" w:cs="Consolas" w:eastAsia="Consolas" w:hAnsi="Consolas"/>
+                <w:rFonts w:ascii="Consolas" w:eastAsia="Consolas" w:hAnsi="Consolas" w:cs="Consolas"/>
                 <w:sz w:val="18"/>
                 <w:szCs w:val="18"/>
               </w:rPr>
-              <w:t xml:space="preserve">ls</w:t>
+              <w:t>ls</w:t>
             </w:r>
             <w:r>
               <w:rPr>
                 <w:sz w:val="20"/>
                 <w:szCs w:val="20"/>
               </w:rPr>
-              <w:t xml:space="preserve"> also prints type, inode and size.</w:t>
+              <w:t xml:space="preserve"> also prints type, </w:t>
+            </w:r>
+            <w:proofErr w:type="spellStart"/>
+            <w:r>
+              <w:rPr>
+                <w:sz w:val="20"/>
+                <w:szCs w:val="20"/>
+              </w:rPr>
+              <w:t>inode</w:t>
+            </w:r>
+            <w:proofErr w:type="spellEnd"/>
+            <w:r>
+              <w:rPr>
+                <w:sz w:val="20"/>
+                <w:szCs w:val="20"/>
+              </w:rPr>
+              <w:t xml:space="preserve"> and size.</w:t>
             </w:r>
           </w:p>
         </w:tc>
       </w:tr>
       <w:tr>
+        <w:tblPrEx>
+          <w:tblCellMar>
+            <w:top w:w="0" w:type="dxa"/>
+            <w:bottom w:w="0" w:type="dxa"/>
+          </w:tblCellMar>
+        </w:tblPrEx>
         <w:trPr>
           <w:cantSplit/>
         </w:trPr>
         <w:tc>
           <w:tcPr>
-            <w:tcW w:type="dxa" w:w="2338"/>
+            <w:tcW w:w="2338" w:type="dxa"/>
             <w:tcMar>
-              <w:top w:type="dxa" w:w="50"/>
-              <w:left w:type="dxa" w:w="90"/>
-              <w:bottom w:type="dxa" w:w="50"/>
-              <w:right w:type="dxa" w:w="90"/>
+              <w:top w:w="50" w:type="dxa"/>
+              <w:left w:w="90" w:type="dxa"/>
+              <w:bottom w:w="50" w:type="dxa"/>
+              <w:right w:w="90" w:type="dxa"/>
             </w:tcMar>
           </w:tcPr>
           <w:p>
             <w:pPr>
-              <w:spacing w:after="0" w:line="252"/>
-              <w:jc w:val="left"/>
+              <w:spacing w:line="252" w:lineRule="auto"/>
             </w:pPr>
             <w:r>
               <w:rPr>
-                <w:rFonts w:ascii="Consolas" w:cs="Consolas" w:eastAsia="Consolas" w:hAnsi="Consolas"/>
+                <w:rFonts w:ascii="Consolas" w:eastAsia="Consolas" w:hAnsi="Consolas" w:cs="Consolas"/>
                 <w:sz w:val="18"/>
                 <w:szCs w:val="18"/>
               </w:rPr>
-              <w:t xml:space="preserve">(echo a; echo b) | wc</w:t>
-            </w:r>
+              <w:t xml:space="preserve">(echo a; echo b) | </w:t>
+            </w:r>
+            <w:proofErr w:type="spellStart"/>
+            <w:r>
+              <w:rPr>
+                <w:rFonts w:ascii="Consolas" w:eastAsia="Consolas" w:hAnsi="Consolas" w:cs="Consolas"/>
+                <w:sz w:val="18"/>
+                <w:szCs w:val="18"/>
+              </w:rPr>
+              <w:t>wc</w:t>
+            </w:r>
+            <w:proofErr w:type="spellEnd"/>
           </w:p>
         </w:tc>
         <w:tc>
           <w:tcPr>
-            <w:tcW w:type="dxa" w:w="1403"/>
+            <w:tcW w:w="1403" w:type="dxa"/>
             <w:tcMar>
-              <w:top w:type="dxa" w:w="50"/>
-              <w:left w:type="dxa" w:w="90"/>
-              <w:bottom w:type="dxa" w:w="50"/>
-              <w:right w:type="dxa" w:w="90"/>
+              <w:top w:w="50" w:type="dxa"/>
+              <w:left w:w="90" w:type="dxa"/>
+              <w:bottom w:w="50" w:type="dxa"/>
+              <w:right w:w="90" w:type="dxa"/>
             </w:tcMar>
           </w:tcPr>
           <w:p>
             <w:pPr>
-              <w:spacing w:after="0" w:line="252"/>
-              <w:jc w:val="left"/>
+              <w:spacing w:line="252" w:lineRule="auto"/>
             </w:pPr>
             <w:r>
               <w:rPr>
                 <w:sz w:val="20"/>
                 <w:szCs w:val="20"/>
               </w:rPr>
-              <w:t xml:space="preserve">grouping, list</w:t>
+              <w:t>grouping, list</w:t>
             </w:r>
           </w:p>
         </w:tc>
         <w:tc>
           <w:tcPr>
-            <w:tcW w:type="dxa" w:w="2525"/>
+            <w:tcW w:w="2525" w:type="dxa"/>
             <w:tcMar>
-              <w:top w:type="dxa" w:w="50"/>
-              <w:left w:type="dxa" w:w="90"/>
-              <w:bottom w:type="dxa" w:w="50"/>
-              <w:right w:type="dxa" w:w="90"/>
+              <w:top w:w="50" w:type="dxa"/>
+              <w:left w:w="90" w:type="dxa"/>
+              <w:bottom w:w="50" w:type="dxa"/>
+              <w:right w:w="90" w:type="dxa"/>
             </w:tcMar>
           </w:tcPr>
           <w:p>
             <w:pPr>
-              <w:spacing w:after="0" w:line="252"/>
-              <w:jc w:val="left"/>
+              <w:spacing w:line="252" w:lineRule="auto"/>
             </w:pPr>
             <w:r>
               <w:rPr>
-                <w:rFonts w:ascii="Consolas" w:cs="Consolas" w:eastAsia="Consolas" w:hAnsi="Consolas"/>
+                <w:rFonts w:ascii="Consolas" w:eastAsia="Consolas" w:hAnsi="Consolas" w:cs="Consolas"/>
                 <w:sz w:val="18"/>
                 <w:szCs w:val="18"/>
               </w:rPr>
-              <w:t xml:space="preserve">2 2 4</w:t>
+              <w:t>2 2 4</w:t>
             </w:r>
           </w:p>
         </w:tc>
         <w:tc>
           <w:tcPr>
-            <w:tcW w:type="dxa" w:w="3089"/>
+            <w:tcW w:w="3089" w:type="dxa"/>
             <w:tcMar>
-              <w:top w:type="dxa" w:w="50"/>
-              <w:left w:type="dxa" w:w="90"/>
-              <w:bottom w:type="dxa" w:w="50"/>
-              <w:right w:type="dxa" w:w="90"/>
+              <w:top w:w="50" w:type="dxa"/>
+              <w:left w:w="90" w:type="dxa"/>
+              <w:bottom w:w="50" w:type="dxa"/>
+              <w:right w:w="90" w:type="dxa"/>
             </w:tcMar>
           </w:tcPr>
           <w:p>
             <w:pPr>
-              <w:spacing w:after="0" w:line="252"/>
-              <w:jc w:val="left"/>
+              <w:spacing w:line="252" w:lineRule="auto"/>
             </w:pPr>
             <w:r>
               <w:rPr>
-                <w:rFonts w:ascii="Consolas" w:cs="Consolas" w:eastAsia="Consolas" w:hAnsi="Consolas"/>
+                <w:rFonts w:ascii="Consolas" w:eastAsia="Consolas" w:hAnsi="Consolas" w:cs="Consolas"/>
                 <w:sz w:val="18"/>
                 <w:szCs w:val="18"/>
               </w:rPr>
-              <w:t xml:space="preserve">2 2 4</w:t>
+              <w:t>2 2 4</w:t>
             </w:r>
             <w:r>
               <w:rPr>
                 <w:sz w:val="20"/>
                 <w:szCs w:val="20"/>
               </w:rPr>
-              <w:t xml:space="preserve">. Parentheses group a list in both.</w:t>
+              <w:t>. Parentheses group a list in both.</w:t>
             </w:r>
           </w:p>
         </w:tc>
       </w:tr>
       <w:tr>
+        <w:tblPrEx>
+          <w:tblCellMar>
+            <w:top w:w="0" w:type="dxa"/>
+            <w:bottom w:w="0" w:type="dxa"/>
+          </w:tblCellMar>
+        </w:tblPrEx>
         <w:trPr>
           <w:cantSplit/>
         </w:trPr>
         <w:tc>
           <w:tcPr>
-            <w:tcW w:type="dxa" w:w="2338"/>
+            <w:tcW w:w="2338" w:type="dxa"/>
             <w:tcMar>
-              <w:top w:type="dxa" w:w="50"/>
-              <w:left w:type="dxa" w:w="90"/>
-              <w:bottom w:type="dxa" w:w="50"/>
-              <w:right w:type="dxa" w:w="90"/>
+              <w:top w:w="50" w:type="dxa"/>
+              <w:left w:w="90" w:type="dxa"/>
+              <w:bottom w:w="50" w:type="dxa"/>
+              <w:right w:w="90" w:type="dxa"/>
             </w:tcMar>
           </w:tcPr>
           <w:p>
             <w:pPr>
-              <w:spacing w:after="0" w:line="252"/>
-              <w:jc w:val="left"/>
+              <w:spacing w:line="252" w:lineRule="auto"/>
             </w:pPr>
             <w:r>
               <w:rPr>
-                <w:rFonts w:ascii="Consolas" w:cs="Consolas" w:eastAsia="Consolas" w:hAnsi="Consolas"/>
+                <w:rFonts w:ascii="Consolas" w:eastAsia="Consolas" w:hAnsi="Consolas" w:cs="Consolas"/>
                 <w:sz w:val="18"/>
                 <w:szCs w:val="18"/>
               </w:rPr>
-              <w:t xml:space="preserve">echo one ; echo two</w:t>
+              <w:t xml:space="preserve">echo </w:t>
+            </w:r>
+            <w:proofErr w:type="gramStart"/>
+            <w:r>
+              <w:rPr>
+                <w:rFonts w:ascii="Consolas" w:eastAsia="Consolas" w:hAnsi="Consolas" w:cs="Consolas"/>
+                <w:sz w:val="18"/>
+                <w:szCs w:val="18"/>
+              </w:rPr>
+              <w:t>one ;</w:t>
+            </w:r>
+            <w:proofErr w:type="gramEnd"/>
+            <w:r>
+              <w:rPr>
+                <w:rFonts w:ascii="Consolas" w:eastAsia="Consolas" w:hAnsi="Consolas" w:cs="Consolas"/>
+                <w:sz w:val="18"/>
+                <w:szCs w:val="18"/>
+              </w:rPr>
+              <w:t xml:space="preserve"> echo two</w:t>
             </w:r>
           </w:p>
         </w:tc>
         <w:tc>
           <w:tcPr>
-            <w:tcW w:type="dxa" w:w="1403"/>
+            <w:tcW w:w="1403" w:type="dxa"/>
             <w:tcMar>
-              <w:top w:type="dxa" w:w="50"/>
-              <w:left w:type="dxa" w:w="90"/>
-              <w:bottom w:type="dxa" w:w="50"/>
-              <w:right w:type="dxa" w:w="90"/>
+              <w:top w:w="50" w:type="dxa"/>
+              <w:left w:w="90" w:type="dxa"/>
+              <w:bottom w:w="50" w:type="dxa"/>
+              <w:right w:w="90" w:type="dxa"/>
             </w:tcMar>
           </w:tcPr>
           <w:p>
             <w:pPr>
-              <w:spacing w:after="0" w:line="252"/>
-              <w:jc w:val="left"/>
+              <w:spacing w:line="252" w:lineRule="auto"/>
             </w:pPr>
             <w:r>
               <w:rPr>
                 <w:sz w:val="20"/>
                 <w:szCs w:val="20"/>
               </w:rPr>
-              <w:t xml:space="preserve">sequence</w:t>
+              <w:t>sequence</w:t>
             </w:r>
           </w:p>
         </w:tc>
         <w:tc>
           <w:tcPr>
-            <w:tcW w:type="dxa" w:w="2525"/>
+            <w:tcW w:w="2525" w:type="dxa"/>
             <w:tcMar>
-              <w:top w:type="dxa" w:w="50"/>
-              <w:left w:type="dxa" w:w="90"/>
-              <w:bottom w:type="dxa" w:w="50"/>
-              <w:right w:type="dxa" w:w="90"/>
+              <w:top w:w="50" w:type="dxa"/>
+              <w:left w:w="90" w:type="dxa"/>
+              <w:bottom w:w="50" w:type="dxa"/>
+              <w:right w:w="90" w:type="dxa"/>
             </w:tcMar>
           </w:tcPr>
           <w:p>
             <w:pPr>
-              <w:spacing w:after="0" w:line="252"/>
-              <w:jc w:val="left"/>
+              <w:spacing w:line="252" w:lineRule="auto"/>
             </w:pPr>
             <w:r>
               <w:rPr>
-                <w:rFonts w:ascii="Consolas" w:cs="Consolas" w:eastAsia="Consolas" w:hAnsi="Consolas"/>
+                <w:rFonts w:ascii="Consolas" w:eastAsia="Consolas" w:hAnsi="Consolas" w:cs="Consolas"/>
                 <w:sz w:val="18"/>
                 <w:szCs w:val="18"/>
               </w:rPr>
-              <w:t xml:space="preserve">one</w:t>
+              <w:t>one</w:t>
             </w:r>
             <w:r>
               <w:rPr>
@@ -1579,36 +2125,35 @@
             </w:r>
             <w:r>
               <w:rPr>
-                <w:rFonts w:ascii="Consolas" w:cs="Consolas" w:eastAsia="Consolas" w:hAnsi="Consolas"/>
+                <w:rFonts w:ascii="Consolas" w:eastAsia="Consolas" w:hAnsi="Consolas" w:cs="Consolas"/>
                 <w:sz w:val="18"/>
                 <w:szCs w:val="18"/>
               </w:rPr>
-              <w:t xml:space="preserve">two</w:t>
+              <w:t>two</w:t>
             </w:r>
           </w:p>
         </w:tc>
         <w:tc>
           <w:tcPr>
-            <w:tcW w:type="dxa" w:w="3089"/>
+            <w:tcW w:w="3089" w:type="dxa"/>
             <w:tcMar>
-              <w:top w:type="dxa" w:w="50"/>
-              <w:left w:type="dxa" w:w="90"/>
-              <w:bottom w:type="dxa" w:w="50"/>
-              <w:right w:type="dxa" w:w="90"/>
+              <w:top w:w="50" w:type="dxa"/>
+              <w:left w:w="90" w:type="dxa"/>
+              <w:bottom w:w="50" w:type="dxa"/>
+              <w:right w:w="90" w:type="dxa"/>
             </w:tcMar>
           </w:tcPr>
           <w:p>
             <w:pPr>
-              <w:spacing w:after="0" w:line="252"/>
-              <w:jc w:val="left"/>
+              <w:spacing w:line="252" w:lineRule="auto"/>
             </w:pPr>
             <w:r>
               <w:rPr>
-                <w:rFonts w:ascii="Consolas" w:cs="Consolas" w:eastAsia="Consolas" w:hAnsi="Consolas"/>
+                <w:rFonts w:ascii="Consolas" w:eastAsia="Consolas" w:hAnsi="Consolas" w:cs="Consolas"/>
                 <w:sz w:val="18"/>
                 <w:szCs w:val="18"/>
               </w:rPr>
-              <w:t xml:space="preserve">one</w:t>
+              <w:t>one</w:t>
             </w:r>
             <w:r>
               <w:rPr>
@@ -1619,90 +2164,111 @@
             </w:r>
             <w:r>
               <w:rPr>
-                <w:rFonts w:ascii="Consolas" w:cs="Consolas" w:eastAsia="Consolas" w:hAnsi="Consolas"/>
+                <w:rFonts w:ascii="Consolas" w:eastAsia="Consolas" w:hAnsi="Consolas" w:cs="Consolas"/>
                 <w:sz w:val="18"/>
                 <w:szCs w:val="18"/>
               </w:rPr>
-              <w:t xml:space="preserve">two</w:t>
+              <w:t>two</w:t>
             </w:r>
           </w:p>
         </w:tc>
       </w:tr>
       <w:tr>
+        <w:tblPrEx>
+          <w:tblCellMar>
+            <w:top w:w="0" w:type="dxa"/>
+            <w:bottom w:w="0" w:type="dxa"/>
+          </w:tblCellMar>
+        </w:tblPrEx>
         <w:trPr>
           <w:cantSplit/>
         </w:trPr>
         <w:tc>
           <w:tcPr>
-            <w:tcW w:type="dxa" w:w="2338"/>
+            <w:tcW w:w="2338" w:type="dxa"/>
             <w:tcMar>
-              <w:top w:type="dxa" w:w="50"/>
-              <w:left w:type="dxa" w:w="90"/>
-              <w:bottom w:type="dxa" w:w="50"/>
-              <w:right w:type="dxa" w:w="90"/>
+              <w:top w:w="50" w:type="dxa"/>
+              <w:left w:w="90" w:type="dxa"/>
+              <w:bottom w:w="50" w:type="dxa"/>
+              <w:right w:w="90" w:type="dxa"/>
             </w:tcMar>
           </w:tcPr>
           <w:p>
             <w:pPr>
-              <w:spacing w:after="0" w:line="252"/>
-              <w:jc w:val="left"/>
+              <w:spacing w:line="252" w:lineRule="auto"/>
             </w:pPr>
             <w:r>
               <w:rPr>
-                <w:rFonts w:ascii="Consolas" w:cs="Consolas" w:eastAsia="Consolas" w:hAnsi="Consolas"/>
+                <w:rFonts w:ascii="Consolas" w:eastAsia="Consolas" w:hAnsi="Consolas" w:cs="Consolas"/>
                 <w:sz w:val="18"/>
                 <w:szCs w:val="18"/>
               </w:rPr>
-              <w:t xml:space="preserve">echo bg &amp;</w:t>
+              <w:t xml:space="preserve">echo </w:t>
+            </w:r>
+            <w:proofErr w:type="spellStart"/>
+            <w:r>
+              <w:rPr>
+                <w:rFonts w:ascii="Consolas" w:eastAsia="Consolas" w:hAnsi="Consolas" w:cs="Consolas"/>
+                <w:sz w:val="18"/>
+                <w:szCs w:val="18"/>
+              </w:rPr>
+              <w:t>bg</w:t>
+            </w:r>
+            <w:proofErr w:type="spellEnd"/>
+            <w:r>
+              <w:rPr>
+                <w:rFonts w:ascii="Consolas" w:eastAsia="Consolas" w:hAnsi="Consolas" w:cs="Consolas"/>
+                <w:sz w:val="18"/>
+                <w:szCs w:val="18"/>
+              </w:rPr>
+              <w:t xml:space="preserve"> &amp;</w:t>
             </w:r>
           </w:p>
         </w:tc>
         <w:tc>
           <w:tcPr>
-            <w:tcW w:type="dxa" w:w="1403"/>
+            <w:tcW w:w="1403" w:type="dxa"/>
             <w:tcMar>
-              <w:top w:type="dxa" w:w="50"/>
-              <w:left w:type="dxa" w:w="90"/>
-              <w:bottom w:type="dxa" w:w="50"/>
-              <w:right w:type="dxa" w:w="90"/>
+              <w:top w:w="50" w:type="dxa"/>
+              <w:left w:w="90" w:type="dxa"/>
+              <w:bottom w:w="50" w:type="dxa"/>
+              <w:right w:w="90" w:type="dxa"/>
             </w:tcMar>
           </w:tcPr>
           <w:p>
             <w:pPr>
-              <w:spacing w:after="0" w:line="252"/>
-              <w:jc w:val="left"/>
+              <w:spacing w:line="252" w:lineRule="auto"/>
             </w:pPr>
             <w:r>
               <w:rPr>
                 <w:sz w:val="20"/>
                 <w:szCs w:val="20"/>
               </w:rPr>
-              <w:t xml:space="preserve">background</w:t>
+              <w:t>background</w:t>
             </w:r>
           </w:p>
         </w:tc>
         <w:tc>
           <w:tcPr>
-            <w:tcW w:type="dxa" w:w="2525"/>
+            <w:tcW w:w="2525" w:type="dxa"/>
             <w:tcMar>
-              <w:top w:type="dxa" w:w="50"/>
-              <w:left w:type="dxa" w:w="90"/>
-              <w:bottom w:type="dxa" w:w="50"/>
-              <w:right w:type="dxa" w:w="90"/>
+              <w:top w:w="50" w:type="dxa"/>
+              <w:left w:w="90" w:type="dxa"/>
+              <w:bottom w:w="50" w:type="dxa"/>
+              <w:right w:w="90" w:type="dxa"/>
             </w:tcMar>
           </w:tcPr>
           <w:p>
             <w:pPr>
-              <w:spacing w:after="0" w:line="252"/>
-              <w:jc w:val="left"/>
+              <w:spacing w:line="252" w:lineRule="auto"/>
             </w:pPr>
             <w:r>
               <w:rPr>
-                <w:rFonts w:ascii="Consolas" w:cs="Consolas" w:eastAsia="Consolas" w:hAnsi="Consolas"/>
+                <w:rFonts w:ascii="Consolas" w:eastAsia="Consolas" w:hAnsi="Consolas" w:cs="Consolas"/>
                 <w:sz w:val="18"/>
                 <w:szCs w:val="18"/>
               </w:rPr>
-              <w:t xml:space="preserve">[1] 103298</w:t>
+              <w:t>[1] 103298</w:t>
             </w:r>
             <w:r>
               <w:rPr>
@@ -1711,14 +2277,16 @@
               </w:rPr>
               <w:t xml:space="preserve">, then </w:t>
             </w:r>
-            <w:r>
-              <w:rPr>
-                <w:rFonts w:ascii="Consolas" w:cs="Consolas" w:eastAsia="Consolas" w:hAnsi="Consolas"/>
+            <w:proofErr w:type="spellStart"/>
+            <w:r>
+              <w:rPr>
+                <w:rFonts w:ascii="Consolas" w:eastAsia="Consolas" w:hAnsi="Consolas" w:cs="Consolas"/>
                 <w:sz w:val="18"/>
                 <w:szCs w:val="18"/>
               </w:rPr>
-              <w:t xml:space="preserve">bg</w:t>
-            </w:r>
+              <w:t>bg</w:t>
+            </w:r>
+            <w:proofErr w:type="spellEnd"/>
             <w:r>
               <w:rPr>
                 <w:sz w:val="20"/>
@@ -1728,162 +2296,221 @@
             </w:r>
             <w:r>
               <w:rPr>
-                <w:rFonts w:ascii="Consolas" w:cs="Consolas" w:eastAsia="Consolas" w:hAnsi="Consolas"/>
+                <w:rFonts w:ascii="Consolas" w:eastAsia="Consolas" w:hAnsi="Consolas" w:cs="Consolas"/>
                 <w:sz w:val="18"/>
                 <w:szCs w:val="18"/>
               </w:rPr>
-              <w:t xml:space="preserve">[1]+ Done echo bg</w:t>
-            </w:r>
+              <w:t>[</w:t>
+            </w:r>
+            <w:proofErr w:type="gramStart"/>
+            <w:r>
+              <w:rPr>
+                <w:rFonts w:ascii="Consolas" w:eastAsia="Consolas" w:hAnsi="Consolas" w:cs="Consolas"/>
+                <w:sz w:val="18"/>
+                <w:szCs w:val="18"/>
+              </w:rPr>
+              <w:t>1]+</w:t>
+            </w:r>
+            <w:proofErr w:type="gramEnd"/>
+            <w:r>
+              <w:rPr>
+                <w:rFonts w:ascii="Consolas" w:eastAsia="Consolas" w:hAnsi="Consolas" w:cs="Consolas"/>
+                <w:sz w:val="18"/>
+                <w:szCs w:val="18"/>
+              </w:rPr>
+              <w:t xml:space="preserve"> Done echo </w:t>
+            </w:r>
+            <w:proofErr w:type="spellStart"/>
+            <w:r>
+              <w:rPr>
+                <w:rFonts w:ascii="Consolas" w:eastAsia="Consolas" w:hAnsi="Consolas" w:cs="Consolas"/>
+                <w:sz w:val="18"/>
+                <w:szCs w:val="18"/>
+              </w:rPr>
+              <w:t>bg</w:t>
+            </w:r>
+            <w:proofErr w:type="spellEnd"/>
           </w:p>
         </w:tc>
         <w:tc>
           <w:tcPr>
-            <w:tcW w:type="dxa" w:w="3089"/>
+            <w:tcW w:w="3089" w:type="dxa"/>
             <w:tcMar>
-              <w:top w:type="dxa" w:w="50"/>
-              <w:left w:type="dxa" w:w="90"/>
-              <w:bottom w:type="dxa" w:w="50"/>
-              <w:right w:type="dxa" w:w="90"/>
+              <w:top w:w="50" w:type="dxa"/>
+              <w:left w:w="90" w:type="dxa"/>
+              <w:bottom w:w="50" w:type="dxa"/>
+              <w:right w:w="90" w:type="dxa"/>
             </w:tcMar>
           </w:tcPr>
           <w:p>
             <w:pPr>
-              <w:spacing w:after="0" w:line="252"/>
-              <w:jc w:val="left"/>
+              <w:spacing w:line="252" w:lineRule="auto"/>
             </w:pPr>
-            <w:r>
-              <w:rPr>
-                <w:rFonts w:ascii="Consolas" w:cs="Consolas" w:eastAsia="Consolas" w:hAnsi="Consolas"/>
+            <w:proofErr w:type="spellStart"/>
+            <w:r>
+              <w:rPr>
+                <w:rFonts w:ascii="Consolas" w:eastAsia="Consolas" w:hAnsi="Consolas" w:cs="Consolas"/>
                 <w:sz w:val="18"/>
                 <w:szCs w:val="18"/>
               </w:rPr>
-              <w:t xml:space="preserve">bg$</w:t>
+              <w:t>bg</w:t>
+            </w:r>
+            <w:proofErr w:type="spellEnd"/>
+            <w:r>
+              <w:rPr>
+                <w:rFonts w:ascii="Consolas" w:eastAsia="Consolas" w:hAnsi="Consolas" w:cs="Consolas"/>
+                <w:sz w:val="18"/>
+                <w:szCs w:val="18"/>
+              </w:rPr>
+              <w:t>$</w:t>
             </w:r>
             <w:r>
               <w:rPr>
                 <w:sz w:val="20"/>
                 <w:szCs w:val="20"/>
               </w:rPr>
-              <w:t xml:space="preserve">: runs in background, but the output gets mixed with the next prompt; no job number, no "Done".</w:t>
+              <w:t>: runs in background, but the output gets mixed with the next prompt; no job number, no "Done".</w:t>
             </w:r>
           </w:p>
         </w:tc>
       </w:tr>
       <w:tr>
+        <w:tblPrEx>
+          <w:tblCellMar>
+            <w:top w:w="0" w:type="dxa"/>
+            <w:bottom w:w="0" w:type="dxa"/>
+          </w:tblCellMar>
+        </w:tblPrEx>
         <w:trPr>
           <w:cantSplit/>
         </w:trPr>
         <w:tc>
           <w:tcPr>
-            <w:tcW w:type="dxa" w:w="2338"/>
+            <w:tcW w:w="2338" w:type="dxa"/>
             <w:tcMar>
-              <w:top w:type="dxa" w:w="50"/>
-              <w:left w:type="dxa" w:w="90"/>
-              <w:bottom w:type="dxa" w:w="50"/>
-              <w:right w:type="dxa" w:w="90"/>
+              <w:top w:w="50" w:type="dxa"/>
+              <w:left w:w="90" w:type="dxa"/>
+              <w:bottom w:w="50" w:type="dxa"/>
+              <w:right w:w="90" w:type="dxa"/>
             </w:tcMar>
           </w:tcPr>
           <w:p>
             <w:pPr>
-              <w:spacing w:after="0" w:line="252"/>
-              <w:jc w:val="left"/>
+              <w:spacing w:line="252" w:lineRule="auto"/>
             </w:pPr>
             <w:r>
               <w:rPr>
-                <w:rFonts w:ascii="Consolas" w:cs="Consolas" w:eastAsia="Consolas" w:hAnsi="Consolas"/>
+                <w:rFonts w:ascii="Consolas" w:eastAsia="Consolas" w:hAnsi="Consolas" w:cs="Consolas"/>
                 <w:sz w:val="18"/>
                 <w:szCs w:val="18"/>
               </w:rPr>
-              <w:t xml:space="preserve">ls *</w:t>
+              <w:t>ls *</w:t>
             </w:r>
           </w:p>
         </w:tc>
         <w:tc>
           <w:tcPr>
-            <w:tcW w:type="dxa" w:w="1403"/>
+            <w:tcW w:w="1403" w:type="dxa"/>
             <w:tcMar>
-              <w:top w:type="dxa" w:w="50"/>
-              <w:left w:type="dxa" w:w="90"/>
-              <w:bottom w:type="dxa" w:w="50"/>
-              <w:right w:type="dxa" w:w="90"/>
+              <w:top w:w="50" w:type="dxa"/>
+              <w:left w:w="90" w:type="dxa"/>
+              <w:bottom w:w="50" w:type="dxa"/>
+              <w:right w:w="90" w:type="dxa"/>
             </w:tcMar>
           </w:tcPr>
           <w:p>
             <w:pPr>
-              <w:spacing w:after="0" w:line="252"/>
-              <w:jc w:val="left"/>
+              <w:spacing w:line="252" w:lineRule="auto"/>
             </w:pPr>
+            <w:proofErr w:type="spellStart"/>
             <w:r>
               <w:rPr>
                 <w:sz w:val="20"/>
                 <w:szCs w:val="20"/>
               </w:rPr>
-              <w:t xml:space="preserve">globbing</w:t>
-            </w:r>
+              <w:t>globbing</w:t>
+            </w:r>
+            <w:proofErr w:type="spellEnd"/>
           </w:p>
         </w:tc>
         <w:tc>
           <w:tcPr>
-            <w:tcW w:type="dxa" w:w="2525"/>
+            <w:tcW w:w="2525" w:type="dxa"/>
             <w:tcMar>
-              <w:top w:type="dxa" w:w="50"/>
-              <w:left w:type="dxa" w:w="90"/>
-              <w:bottom w:type="dxa" w:w="50"/>
-              <w:right w:type="dxa" w:w="90"/>
+              <w:top w:w="50" w:type="dxa"/>
+              <w:left w:w="90" w:type="dxa"/>
+              <w:bottom w:w="50" w:type="dxa"/>
+              <w:right w:w="90" w:type="dxa"/>
             </w:tcMar>
           </w:tcPr>
           <w:p>
             <w:pPr>
-              <w:spacing w:after="0" w:line="252"/>
-              <w:jc w:val="left"/>
+              <w:spacing w:line="252" w:lineRule="auto"/>
             </w:pPr>
-            <w:r>
-              <w:rPr>
-                <w:rFonts w:ascii="Consolas" w:cs="Consolas" w:eastAsia="Consolas" w:hAnsi="Consolas"/>
+            <w:proofErr w:type="gramStart"/>
+            <w:r>
+              <w:rPr>
+                <w:rFonts w:ascii="Consolas" w:eastAsia="Consolas" w:hAnsi="Consolas" w:cs="Consolas"/>
                 <w:sz w:val="18"/>
                 <w:szCs w:val="18"/>
               </w:rPr>
-              <w:t xml:space="preserve">README  f</w:t>
-            </w:r>
+              <w:t>README  f</w:t>
+            </w:r>
+            <w:proofErr w:type="gramEnd"/>
           </w:p>
         </w:tc>
         <w:tc>
           <w:tcPr>
-            <w:tcW w:type="dxa" w:w="3089"/>
+            <w:tcW w:w="3089" w:type="dxa"/>
             <w:tcMar>
-              <w:top w:type="dxa" w:w="50"/>
-              <w:left w:type="dxa" w:w="90"/>
-              <w:bottom w:type="dxa" w:w="50"/>
-              <w:right w:type="dxa" w:w="90"/>
+              <w:top w:w="50" w:type="dxa"/>
+              <w:left w:w="90" w:type="dxa"/>
+              <w:bottom w:w="50" w:type="dxa"/>
+              <w:right w:w="90" w:type="dxa"/>
             </w:tcMar>
           </w:tcPr>
           <w:p>
             <w:pPr>
-              <w:spacing w:after="0" w:line="252"/>
-              <w:jc w:val="left"/>
+              <w:spacing w:line="252" w:lineRule="auto"/>
             </w:pPr>
             <w:r>
               <w:rPr>
-                <w:rFonts w:ascii="Consolas" w:cs="Consolas" w:eastAsia="Consolas" w:hAnsi="Consolas"/>
+                <w:rFonts w:ascii="Consolas" w:eastAsia="Consolas" w:hAnsi="Consolas" w:cs="Consolas"/>
                 <w:sz w:val="18"/>
                 <w:szCs w:val="18"/>
               </w:rPr>
-              <w:t xml:space="preserve">ls: cannot open *</w:t>
+              <w:t>ls: cannot open *</w:t>
             </w:r>
             <w:r>
               <w:rPr>
                 <w:sz w:val="20"/>
                 <w:szCs w:val="20"/>
               </w:rPr>
-              <w:t xml:space="preserve">. No globbing, </w:t>
-            </w:r>
-            <w:r>
-              <w:rPr>
-                <w:rFonts w:ascii="Consolas" w:cs="Consolas" w:eastAsia="Consolas" w:hAnsi="Consolas"/>
+              <w:t xml:space="preserve">. No </w:t>
+            </w:r>
+            <w:proofErr w:type="spellStart"/>
+            <w:r>
+              <w:rPr>
+                <w:sz w:val="20"/>
+                <w:szCs w:val="20"/>
+              </w:rPr>
+              <w:t>globbing</w:t>
+            </w:r>
+            <w:proofErr w:type="spellEnd"/>
+            <w:r>
+              <w:rPr>
+                <w:sz w:val="20"/>
+                <w:szCs w:val="20"/>
+              </w:rPr>
+              <w:t xml:space="preserve">, </w:t>
+            </w:r>
+            <w:r>
+              <w:rPr>
+                <w:rFonts w:ascii="Consolas" w:eastAsia="Consolas" w:hAnsi="Consolas" w:cs="Consolas"/>
                 <w:sz w:val="18"/>
                 <w:szCs w:val="18"/>
               </w:rPr>
-              <w:t xml:space="preserve">*</w:t>
+              <w:t>*</w:t>
             </w:r>
             <w:r>
               <w:rPr>
@@ -1896,216 +2523,231 @@
         </w:tc>
       </w:tr>
       <w:tr>
+        <w:tblPrEx>
+          <w:tblCellMar>
+            <w:top w:w="0" w:type="dxa"/>
+            <w:bottom w:w="0" w:type="dxa"/>
+          </w:tblCellMar>
+        </w:tblPrEx>
         <w:trPr>
           <w:cantSplit/>
         </w:trPr>
         <w:tc>
           <w:tcPr>
-            <w:tcW w:type="dxa" w:w="2338"/>
+            <w:tcW w:w="2338" w:type="dxa"/>
             <w:tcMar>
-              <w:top w:type="dxa" w:w="50"/>
-              <w:left w:type="dxa" w:w="90"/>
-              <w:bottom w:type="dxa" w:w="50"/>
-              <w:right w:type="dxa" w:w="90"/>
+              <w:top w:w="50" w:type="dxa"/>
+              <w:left w:w="90" w:type="dxa"/>
+              <w:bottom w:w="50" w:type="dxa"/>
+              <w:right w:w="90" w:type="dxa"/>
             </w:tcMar>
           </w:tcPr>
           <w:p>
             <w:pPr>
-              <w:spacing w:after="0" w:line="252"/>
-              <w:jc w:val="left"/>
+              <w:spacing w:line="252" w:lineRule="auto"/>
             </w:pPr>
             <w:r>
               <w:rPr>
-                <w:rFonts w:ascii="Consolas" w:cs="Consolas" w:eastAsia="Consolas" w:hAnsi="Consolas"/>
+                <w:rFonts w:ascii="Consolas" w:eastAsia="Consolas" w:hAnsi="Consolas" w:cs="Consolas"/>
                 <w:sz w:val="18"/>
                 <w:szCs w:val="18"/>
               </w:rPr>
-              <w:t xml:space="preserve">echo $HOME</w:t>
+              <w:lastRenderedPageBreak/>
+              <w:t>echo $HOME</w:t>
             </w:r>
           </w:p>
         </w:tc>
         <w:tc>
           <w:tcPr>
-            <w:tcW w:type="dxa" w:w="1403"/>
+            <w:tcW w:w="1403" w:type="dxa"/>
             <w:tcMar>
-              <w:top w:type="dxa" w:w="50"/>
-              <w:left w:type="dxa" w:w="90"/>
-              <w:bottom w:type="dxa" w:w="50"/>
-              <w:right w:type="dxa" w:w="90"/>
+              <w:top w:w="50" w:type="dxa"/>
+              <w:left w:w="90" w:type="dxa"/>
+              <w:bottom w:w="50" w:type="dxa"/>
+              <w:right w:w="90" w:type="dxa"/>
             </w:tcMar>
           </w:tcPr>
           <w:p>
             <w:pPr>
-              <w:spacing w:after="0" w:line="252"/>
-              <w:jc w:val="left"/>
+              <w:spacing w:line="252" w:lineRule="auto"/>
             </w:pPr>
             <w:r>
               <w:rPr>
                 <w:sz w:val="20"/>
                 <w:szCs w:val="20"/>
               </w:rPr>
-              <w:t xml:space="preserve">variables</w:t>
+              <w:t>variables</w:t>
             </w:r>
           </w:p>
         </w:tc>
         <w:tc>
           <w:tcPr>
-            <w:tcW w:type="dxa" w:w="2525"/>
+            <w:tcW w:w="2525" w:type="dxa"/>
             <w:tcMar>
-              <w:top w:type="dxa" w:w="50"/>
-              <w:left w:type="dxa" w:w="90"/>
-              <w:bottom w:type="dxa" w:w="50"/>
-              <w:right w:type="dxa" w:w="90"/>
+              <w:top w:w="50" w:type="dxa"/>
+              <w:left w:w="90" w:type="dxa"/>
+              <w:bottom w:w="50" w:type="dxa"/>
+              <w:right w:w="90" w:type="dxa"/>
             </w:tcMar>
           </w:tcPr>
           <w:p>
             <w:pPr>
-              <w:spacing w:after="0" w:line="252"/>
-              <w:jc w:val="left"/>
+              <w:spacing w:line="252" w:lineRule="auto"/>
             </w:pPr>
             <w:r>
               <w:rPr>
-                <w:rFonts w:ascii="Consolas" w:cs="Consolas" w:eastAsia="Consolas" w:hAnsi="Consolas"/>
+                <w:rFonts w:ascii="Consolas" w:eastAsia="Consolas" w:hAnsi="Consolas" w:cs="Consolas"/>
                 <w:sz w:val="18"/>
                 <w:szCs w:val="18"/>
               </w:rPr>
-              <w:t xml:space="preserve">/home/azureuser</w:t>
-            </w:r>
+              <w:t>/home/</w:t>
+            </w:r>
+            <w:proofErr w:type="spellStart"/>
+            <w:r>
+              <w:rPr>
+                <w:rFonts w:ascii="Consolas" w:eastAsia="Consolas" w:hAnsi="Consolas" w:cs="Consolas"/>
+                <w:sz w:val="18"/>
+                <w:szCs w:val="18"/>
+              </w:rPr>
+              <w:t>azureuser</w:t>
+            </w:r>
+            <w:proofErr w:type="spellEnd"/>
           </w:p>
         </w:tc>
         <w:tc>
           <w:tcPr>
-            <w:tcW w:type="dxa" w:w="3089"/>
+            <w:tcW w:w="3089" w:type="dxa"/>
             <w:tcMar>
-              <w:top w:type="dxa" w:w="50"/>
-              <w:left w:type="dxa" w:w="90"/>
-              <w:bottom w:type="dxa" w:w="50"/>
-              <w:right w:type="dxa" w:w="90"/>
+              <w:top w:w="50" w:type="dxa"/>
+              <w:left w:w="90" w:type="dxa"/>
+              <w:bottom w:w="50" w:type="dxa"/>
+              <w:right w:w="90" w:type="dxa"/>
             </w:tcMar>
           </w:tcPr>
           <w:p>
             <w:pPr>
-              <w:spacing w:after="0" w:line="252"/>
-              <w:jc w:val="left"/>
+              <w:spacing w:line="252" w:lineRule="auto"/>
             </w:pPr>
             <w:r>
               <w:rPr>
-                <w:rFonts w:ascii="Consolas" w:cs="Consolas" w:eastAsia="Consolas" w:hAnsi="Consolas"/>
+                <w:rFonts w:ascii="Consolas" w:eastAsia="Consolas" w:hAnsi="Consolas" w:cs="Consolas"/>
                 <w:sz w:val="18"/>
                 <w:szCs w:val="18"/>
               </w:rPr>
-              <w:t xml:space="preserve">$HOME</w:t>
+              <w:t>$HOME</w:t>
             </w:r>
             <w:r>
               <w:rPr>
                 <w:sz w:val="20"/>
                 <w:szCs w:val="20"/>
               </w:rPr>
-              <w:t xml:space="preserve">. No variables.</w:t>
+              <w:t>. No variables.</w:t>
             </w:r>
           </w:p>
         </w:tc>
       </w:tr>
       <w:tr>
+        <w:tblPrEx>
+          <w:tblCellMar>
+            <w:top w:w="0" w:type="dxa"/>
+            <w:bottom w:w="0" w:type="dxa"/>
+          </w:tblCellMar>
+        </w:tblPrEx>
         <w:trPr>
           <w:cantSplit/>
         </w:trPr>
         <w:tc>
           <w:tcPr>
-            <w:tcW w:type="dxa" w:w="2338"/>
+            <w:tcW w:w="2338" w:type="dxa"/>
             <w:tcMar>
-              <w:top w:type="dxa" w:w="50"/>
-              <w:left w:type="dxa" w:w="90"/>
-              <w:bottom w:type="dxa" w:w="50"/>
-              <w:right w:type="dxa" w:w="90"/>
+              <w:top w:w="50" w:type="dxa"/>
+              <w:left w:w="90" w:type="dxa"/>
+              <w:bottom w:w="50" w:type="dxa"/>
+              <w:right w:w="90" w:type="dxa"/>
             </w:tcMar>
           </w:tcPr>
           <w:p>
             <w:pPr>
-              <w:spacing w:after="0" w:line="252"/>
-              <w:jc w:val="left"/>
+              <w:spacing w:line="252" w:lineRule="auto"/>
             </w:pPr>
             <w:r>
               <w:rPr>
-                <w:rFonts w:ascii="Consolas" w:cs="Consolas" w:eastAsia="Consolas" w:hAnsi="Consolas"/>
+                <w:rFonts w:ascii="Consolas" w:eastAsia="Consolas" w:hAnsi="Consolas" w:cs="Consolas"/>
                 <w:sz w:val="18"/>
                 <w:szCs w:val="18"/>
               </w:rPr>
-              <w:t xml:space="preserve">echo "a b"</w:t>
+              <w:t>echo "a b"</w:t>
             </w:r>
           </w:p>
         </w:tc>
         <w:tc>
           <w:tcPr>
-            <w:tcW w:type="dxa" w:w="1403"/>
+            <w:tcW w:w="1403" w:type="dxa"/>
             <w:tcMar>
-              <w:top w:type="dxa" w:w="50"/>
-              <w:left w:type="dxa" w:w="90"/>
-              <w:bottom w:type="dxa" w:w="50"/>
-              <w:right w:type="dxa" w:w="90"/>
+              <w:top w:w="50" w:type="dxa"/>
+              <w:left w:w="90" w:type="dxa"/>
+              <w:bottom w:w="50" w:type="dxa"/>
+              <w:right w:w="90" w:type="dxa"/>
             </w:tcMar>
           </w:tcPr>
           <w:p>
             <w:pPr>
-              <w:spacing w:after="0" w:line="252"/>
-              <w:jc w:val="left"/>
+              <w:spacing w:line="252" w:lineRule="auto"/>
             </w:pPr>
             <w:r>
               <w:rPr>
                 <w:sz w:val="20"/>
                 <w:szCs w:val="20"/>
               </w:rPr>
-              <w:t xml:space="preserve">quotes</w:t>
+              <w:t>quotes</w:t>
             </w:r>
           </w:p>
         </w:tc>
         <w:tc>
           <w:tcPr>
-            <w:tcW w:type="dxa" w:w="2525"/>
+            <w:tcW w:w="2525" w:type="dxa"/>
             <w:tcMar>
-              <w:top w:type="dxa" w:w="50"/>
-              <w:left w:type="dxa" w:w="90"/>
-              <w:bottom w:type="dxa" w:w="50"/>
-              <w:right w:type="dxa" w:w="90"/>
+              <w:top w:w="50" w:type="dxa"/>
+              <w:left w:w="90" w:type="dxa"/>
+              <w:bottom w:w="50" w:type="dxa"/>
+              <w:right w:w="90" w:type="dxa"/>
             </w:tcMar>
           </w:tcPr>
           <w:p>
             <w:pPr>
-              <w:spacing w:after="0" w:line="252"/>
-              <w:jc w:val="left"/>
+              <w:spacing w:line="252" w:lineRule="auto"/>
             </w:pPr>
             <w:r>
               <w:rPr>
-                <w:rFonts w:ascii="Consolas" w:cs="Consolas" w:eastAsia="Consolas" w:hAnsi="Consolas"/>
+                <w:rFonts w:ascii="Consolas" w:eastAsia="Consolas" w:hAnsi="Consolas" w:cs="Consolas"/>
                 <w:sz w:val="18"/>
                 <w:szCs w:val="18"/>
               </w:rPr>
-              <w:t xml:space="preserve">a b</w:t>
+              <w:t>a b</w:t>
             </w:r>
           </w:p>
         </w:tc>
         <w:tc>
           <w:tcPr>
-            <w:tcW w:type="dxa" w:w="3089"/>
+            <w:tcW w:w="3089" w:type="dxa"/>
             <w:tcMar>
-              <w:top w:type="dxa" w:w="50"/>
-              <w:left w:type="dxa" w:w="90"/>
-              <w:bottom w:type="dxa" w:w="50"/>
-              <w:right w:type="dxa" w:w="90"/>
+              <w:top w:w="50" w:type="dxa"/>
+              <w:left w:w="90" w:type="dxa"/>
+              <w:bottom w:w="50" w:type="dxa"/>
+              <w:right w:w="90" w:type="dxa"/>
             </w:tcMar>
           </w:tcPr>
           <w:p>
             <w:pPr>
-              <w:spacing w:after="0" w:line="252"/>
-              <w:jc w:val="left"/>
+              <w:spacing w:line="252" w:lineRule="auto"/>
             </w:pPr>
             <w:r>
               <w:rPr>
-                <w:rFonts w:ascii="Consolas" w:cs="Consolas" w:eastAsia="Consolas" w:hAnsi="Consolas"/>
+                <w:rFonts w:ascii="Consolas" w:eastAsia="Consolas" w:hAnsi="Consolas" w:cs="Consolas"/>
                 <w:sz w:val="18"/>
                 <w:szCs w:val="18"/>
               </w:rPr>
-              <w:t xml:space="preserve">"a b"</w:t>
+              <w:t>"a b"</w:t>
             </w:r>
             <w:r>
               <w:rPr>
@@ -2116,11 +2758,11 @@
             </w:r>
             <w:r>
               <w:rPr>
-                <w:rFonts w:ascii="Consolas" w:cs="Consolas" w:eastAsia="Consolas" w:hAnsi="Consolas"/>
+                <w:rFonts w:ascii="Consolas" w:eastAsia="Consolas" w:hAnsi="Consolas" w:cs="Consolas"/>
                 <w:sz w:val="18"/>
                 <w:szCs w:val="18"/>
               </w:rPr>
-              <w:t xml:space="preserve">"a</w:t>
+              <w:t>"a</w:t>
             </w:r>
             <w:r>
               <w:rPr>
@@ -2131,122 +2773,190 @@
             </w:r>
             <w:r>
               <w:rPr>
-                <w:rFonts w:ascii="Consolas" w:cs="Consolas" w:eastAsia="Consolas" w:hAnsi="Consolas"/>
+                <w:rFonts w:ascii="Consolas" w:eastAsia="Consolas" w:hAnsi="Consolas" w:cs="Consolas"/>
                 <w:sz w:val="18"/>
                 <w:szCs w:val="18"/>
               </w:rPr>
-              <w:t xml:space="preserve">b"</w:t>
+              <w:t>b"</w:t>
             </w:r>
             <w:r>
               <w:rPr>
                 <w:sz w:val="20"/>
                 <w:szCs w:val="20"/>
               </w:rPr>
-              <w:t xml:space="preserve">.</w:t>
+              <w:t>.</w:t>
             </w:r>
           </w:p>
         </w:tc>
       </w:tr>
       <w:tr>
+        <w:tblPrEx>
+          <w:tblCellMar>
+            <w:top w:w="0" w:type="dxa"/>
+            <w:bottom w:w="0" w:type="dxa"/>
+          </w:tblCellMar>
+        </w:tblPrEx>
         <w:trPr>
           <w:cantSplit/>
         </w:trPr>
         <w:tc>
           <w:tcPr>
-            <w:tcW w:type="dxa" w:w="2338"/>
+            <w:tcW w:w="2338" w:type="dxa"/>
             <w:tcMar>
-              <w:top w:type="dxa" w:w="50"/>
-              <w:left w:type="dxa" w:w="90"/>
-              <w:bottom w:type="dxa" w:w="50"/>
-              <w:right w:type="dxa" w:w="90"/>
+              <w:top w:w="50" w:type="dxa"/>
+              <w:left w:w="90" w:type="dxa"/>
+              <w:bottom w:w="50" w:type="dxa"/>
+              <w:right w:w="90" w:type="dxa"/>
             </w:tcMar>
           </w:tcPr>
           <w:p>
             <w:pPr>
-              <w:spacing w:after="0" w:line="252"/>
-              <w:jc w:val="left"/>
+              <w:spacing w:line="252" w:lineRule="auto"/>
             </w:pPr>
-            <w:r>
-              <w:rPr>
-                <w:rFonts w:ascii="Consolas" w:cs="Consolas" w:eastAsia="Consolas" w:hAnsi="Consolas"/>
+            <w:proofErr w:type="spellStart"/>
+            <w:r>
+              <w:rPr>
+                <w:rFonts w:ascii="Consolas" w:eastAsia="Consolas" w:hAnsi="Consolas" w:cs="Consolas"/>
                 <w:sz w:val="18"/>
                 <w:szCs w:val="18"/>
               </w:rPr>
-              <w:t xml:space="preserve">mkdir d ; cd d ; ls ..</w:t>
-            </w:r>
+              <w:t>mkdir</w:t>
+            </w:r>
+            <w:proofErr w:type="spellEnd"/>
+            <w:r>
+              <w:rPr>
+                <w:rFonts w:ascii="Consolas" w:eastAsia="Consolas" w:hAnsi="Consolas" w:cs="Consolas"/>
+                <w:sz w:val="18"/>
+                <w:szCs w:val="18"/>
+              </w:rPr>
+              <w:t xml:space="preserve"> </w:t>
+            </w:r>
+            <w:proofErr w:type="gramStart"/>
+            <w:r>
+              <w:rPr>
+                <w:rFonts w:ascii="Consolas" w:eastAsia="Consolas" w:hAnsi="Consolas" w:cs="Consolas"/>
+                <w:sz w:val="18"/>
+                <w:szCs w:val="18"/>
+              </w:rPr>
+              <w:t>d ;</w:t>
+            </w:r>
+            <w:proofErr w:type="gramEnd"/>
+            <w:r>
+              <w:rPr>
+                <w:rFonts w:ascii="Consolas" w:eastAsia="Consolas" w:hAnsi="Consolas" w:cs="Consolas"/>
+                <w:sz w:val="18"/>
+                <w:szCs w:val="18"/>
+              </w:rPr>
+              <w:t xml:space="preserve"> cd </w:t>
+            </w:r>
+            <w:proofErr w:type="gramStart"/>
+            <w:r>
+              <w:rPr>
+                <w:rFonts w:ascii="Consolas" w:eastAsia="Consolas" w:hAnsi="Consolas" w:cs="Consolas"/>
+                <w:sz w:val="18"/>
+                <w:szCs w:val="18"/>
+              </w:rPr>
+              <w:t>d ;</w:t>
+            </w:r>
+            <w:proofErr w:type="gramEnd"/>
+            <w:r>
+              <w:rPr>
+                <w:rFonts w:ascii="Consolas" w:eastAsia="Consolas" w:hAnsi="Consolas" w:cs="Consolas"/>
+                <w:sz w:val="18"/>
+                <w:szCs w:val="18"/>
+              </w:rPr>
+              <w:t xml:space="preserve"> ls</w:t>
+            </w:r>
+            <w:proofErr w:type="gramStart"/>
+            <w:r>
+              <w:rPr>
+                <w:rFonts w:ascii="Consolas" w:eastAsia="Consolas" w:hAnsi="Consolas" w:cs="Consolas"/>
+                <w:sz w:val="18"/>
+                <w:szCs w:val="18"/>
+              </w:rPr>
+              <w:t xml:space="preserve"> ..</w:t>
+            </w:r>
+            <w:proofErr w:type="gramEnd"/>
           </w:p>
         </w:tc>
         <w:tc>
           <w:tcPr>
-            <w:tcW w:type="dxa" w:w="1403"/>
+            <w:tcW w:w="1403" w:type="dxa"/>
             <w:tcMar>
-              <w:top w:type="dxa" w:w="50"/>
-              <w:left w:type="dxa" w:w="90"/>
-              <w:bottom w:type="dxa" w:w="50"/>
-              <w:right w:type="dxa" w:w="90"/>
+              <w:top w:w="50" w:type="dxa"/>
+              <w:left w:w="90" w:type="dxa"/>
+              <w:bottom w:w="50" w:type="dxa"/>
+              <w:right w:w="90" w:type="dxa"/>
             </w:tcMar>
           </w:tcPr>
           <w:p>
             <w:pPr>
-              <w:spacing w:after="0" w:line="252"/>
-              <w:jc w:val="left"/>
+              <w:spacing w:line="252" w:lineRule="auto"/>
             </w:pPr>
             <w:r>
               <w:rPr>
                 <w:sz w:val="20"/>
                 <w:szCs w:val="20"/>
               </w:rPr>
-              <w:t xml:space="preserve">PATH</w:t>
+              <w:t>PATH</w:t>
             </w:r>
           </w:p>
         </w:tc>
         <w:tc>
           <w:tcPr>
-            <w:tcW w:type="dxa" w:w="2525"/>
+            <w:tcW w:w="2525" w:type="dxa"/>
             <w:tcMar>
-              <w:top w:type="dxa" w:w="50"/>
-              <w:left w:type="dxa" w:w="90"/>
-              <w:bottom w:type="dxa" w:w="50"/>
-              <w:right w:type="dxa" w:w="90"/>
+              <w:top w:w="50" w:type="dxa"/>
+              <w:left w:w="90" w:type="dxa"/>
+              <w:bottom w:w="50" w:type="dxa"/>
+              <w:right w:w="90" w:type="dxa"/>
             </w:tcMar>
           </w:tcPr>
           <w:p>
             <w:pPr>
-              <w:spacing w:after="0" w:line="252"/>
-              <w:jc w:val="left"/>
+              <w:spacing w:line="252" w:lineRule="auto"/>
             </w:pPr>
-            <w:r>
-              <w:rPr>
-                <w:rFonts w:ascii="Consolas" w:cs="Consolas" w:eastAsia="Consolas" w:hAnsi="Consolas"/>
+            <w:proofErr w:type="gramStart"/>
+            <w:r>
+              <w:rPr>
+                <w:rFonts w:ascii="Consolas" w:eastAsia="Consolas" w:hAnsi="Consolas" w:cs="Consolas"/>
                 <w:sz w:val="18"/>
                 <w:szCs w:val="18"/>
               </w:rPr>
-              <w:t xml:space="preserve">README  d  f</w:t>
+              <w:t>README  d</w:t>
+            </w:r>
+            <w:proofErr w:type="gramEnd"/>
+            <w:r>
+              <w:rPr>
+                <w:rFonts w:ascii="Consolas" w:eastAsia="Consolas" w:hAnsi="Consolas" w:cs="Consolas"/>
+                <w:sz w:val="18"/>
+                <w:szCs w:val="18"/>
+              </w:rPr>
+              <w:t xml:space="preserve">  f</w:t>
             </w:r>
           </w:p>
         </w:tc>
         <w:tc>
           <w:tcPr>
-            <w:tcW w:type="dxa" w:w="3089"/>
+            <w:tcW w:w="3089" w:type="dxa"/>
             <w:tcMar>
-              <w:top w:type="dxa" w:w="50"/>
-              <w:left w:type="dxa" w:w="90"/>
-              <w:bottom w:type="dxa" w:w="50"/>
-              <w:right w:type="dxa" w:w="90"/>
+              <w:top w:w="50" w:type="dxa"/>
+              <w:left w:w="90" w:type="dxa"/>
+              <w:bottom w:w="50" w:type="dxa"/>
+              <w:right w:w="90" w:type="dxa"/>
             </w:tcMar>
           </w:tcPr>
           <w:p>
             <w:pPr>
-              <w:spacing w:after="0" w:line="252"/>
-              <w:jc w:val="left"/>
+              <w:spacing w:line="252" w:lineRule="auto"/>
             </w:pPr>
             <w:r>
               <w:rPr>
-                <w:rFonts w:ascii="Consolas" w:cs="Consolas" w:eastAsia="Consolas" w:hAnsi="Consolas"/>
+                <w:rFonts w:ascii="Consolas" w:eastAsia="Consolas" w:hAnsi="Consolas" w:cs="Consolas"/>
                 <w:sz w:val="18"/>
                 <w:szCs w:val="18"/>
               </w:rPr>
-              <w:t xml:space="preserve">exec cd failed</w:t>
+              <w:t>exec cd failed</w:t>
             </w:r>
             <w:r>
               <w:rPr>
@@ -2257,12 +2967,22 @@
             </w:r>
             <w:r>
               <w:rPr>
-                <w:rFonts w:ascii="Consolas" w:cs="Consolas" w:eastAsia="Consolas" w:hAnsi="Consolas"/>
+                <w:rFonts w:ascii="Consolas" w:eastAsia="Consolas" w:hAnsi="Consolas" w:cs="Consolas"/>
                 <w:sz w:val="18"/>
                 <w:szCs w:val="18"/>
               </w:rPr>
-              <w:t xml:space="preserve">ls ..</w:t>
-            </w:r>
+              <w:t>ls</w:t>
+            </w:r>
+            <w:proofErr w:type="gramStart"/>
+            <w:r>
+              <w:rPr>
+                <w:rFonts w:ascii="Consolas" w:eastAsia="Consolas" w:hAnsi="Consolas" w:cs="Consolas"/>
+                <w:sz w:val="18"/>
+                <w:szCs w:val="18"/>
+              </w:rPr>
+              <w:t xml:space="preserve"> ..</w:t>
+            </w:r>
+            <w:proofErr w:type="gramEnd"/>
             <w:r>
               <w:rPr>
                 <w:sz w:val="20"/>
@@ -2272,11 +2992,11 @@
             </w:r>
             <w:r>
               <w:rPr>
-                <w:rFonts w:ascii="Consolas" w:cs="Consolas" w:eastAsia="Consolas" w:hAnsi="Consolas"/>
+                <w:rFonts w:ascii="Consolas" w:eastAsia="Consolas" w:hAnsi="Consolas" w:cs="Consolas"/>
                 <w:sz w:val="18"/>
                 <w:szCs w:val="18"/>
               </w:rPr>
-              <w:t xml:space="preserve">/</w:t>
+              <w:t>/</w:t>
             </w:r>
             <w:r>
               <w:rPr>
@@ -2287,11 +3007,11 @@
             </w:r>
             <w:r>
               <w:rPr>
-                <w:rFonts w:ascii="Consolas" w:cs="Consolas" w:eastAsia="Consolas" w:hAnsi="Consolas"/>
+                <w:rFonts w:ascii="Consolas" w:eastAsia="Consolas" w:hAnsi="Consolas" w:cs="Consolas"/>
                 <w:sz w:val="18"/>
                 <w:szCs w:val="18"/>
               </w:rPr>
-              <w:t xml:space="preserve">d</w:t>
+              <w:t>d</w:t>
             </w:r>
             <w:r>
               <w:rPr>
@@ -2302,11 +3022,11 @@
             </w:r>
             <w:r>
               <w:rPr>
-                <w:rFonts w:ascii="Consolas" w:cs="Consolas" w:eastAsia="Consolas" w:hAnsi="Consolas"/>
+                <w:rFonts w:ascii="Consolas" w:eastAsia="Consolas" w:hAnsi="Consolas" w:cs="Consolas"/>
                 <w:sz w:val="18"/>
                 <w:szCs w:val="18"/>
               </w:rPr>
-              <w:t xml:space="preserve">cd</w:t>
+              <w:t>cd</w:t>
             </w:r>
             <w:r>
               <w:rPr>
@@ -2319,71 +3039,83 @@
         </w:tc>
       </w:tr>
       <w:tr>
+        <w:tblPrEx>
+          <w:tblCellMar>
+            <w:top w:w="0" w:type="dxa"/>
+            <w:bottom w:w="0" w:type="dxa"/>
+          </w:tblCellMar>
+        </w:tblPrEx>
         <w:trPr>
           <w:cantSplit/>
         </w:trPr>
         <w:tc>
           <w:tcPr>
-            <w:tcW w:type="dxa" w:w="2338"/>
+            <w:tcW w:w="2338" w:type="dxa"/>
             <w:tcMar>
-              <w:top w:type="dxa" w:w="50"/>
-              <w:left w:type="dxa" w:w="90"/>
-              <w:bottom w:type="dxa" w:w="50"/>
-              <w:right w:type="dxa" w:w="90"/>
+              <w:top w:w="50" w:type="dxa"/>
+              <w:left w:w="90" w:type="dxa"/>
+              <w:bottom w:w="50" w:type="dxa"/>
+              <w:right w:w="90" w:type="dxa"/>
             </w:tcMar>
           </w:tcPr>
           <w:p>
             <w:pPr>
-              <w:spacing w:after="0" w:line="252"/>
-              <w:jc w:val="left"/>
+              <w:spacing w:line="252" w:lineRule="auto"/>
             </w:pPr>
             <w:r>
               <w:rPr>
                 <w:sz w:val="20"/>
                 <w:szCs w:val="20"/>
               </w:rPr>
-              <w:t xml:space="preserve">arrow up, Tab, Ctrl+R</w:t>
-            </w:r>
+              <w:t xml:space="preserve">arrow up, Tab, </w:t>
+            </w:r>
+            <w:proofErr w:type="spellStart"/>
+            <w:r>
+              <w:rPr>
+                <w:sz w:val="20"/>
+                <w:szCs w:val="20"/>
+              </w:rPr>
+              <w:t>Ctrl+R</w:t>
+            </w:r>
+            <w:proofErr w:type="spellEnd"/>
           </w:p>
         </w:tc>
         <w:tc>
           <w:tcPr>
-            <w:tcW w:type="dxa" w:w="1403"/>
+            <w:tcW w:w="1403" w:type="dxa"/>
             <w:tcMar>
-              <w:top w:type="dxa" w:w="50"/>
-              <w:left w:type="dxa" w:w="90"/>
-              <w:bottom w:type="dxa" w:w="50"/>
-              <w:right w:type="dxa" w:w="90"/>
+              <w:top w:w="50" w:type="dxa"/>
+              <w:left w:w="90" w:type="dxa"/>
+              <w:bottom w:w="50" w:type="dxa"/>
+              <w:right w:w="90" w:type="dxa"/>
             </w:tcMar>
           </w:tcPr>
           <w:p>
             <w:pPr>
-              <w:spacing w:after="0" w:line="252"/>
-              <w:jc w:val="left"/>
+              <w:spacing w:line="252" w:lineRule="auto"/>
             </w:pPr>
             <w:r>
               <w:rPr>
                 <w:sz w:val="20"/>
                 <w:szCs w:val="20"/>
               </w:rPr>
-              <w:t xml:space="preserve">history, completion</w:t>
+              <w:t>history, completion</w:t>
             </w:r>
           </w:p>
         </w:tc>
         <w:tc>
           <w:tcPr>
-            <w:tcW w:type="dxa" w:w="2525"/>
+            <w:tcW w:w="2525" w:type="dxa"/>
             <w:tcMar>
-              <w:top w:type="dxa" w:w="50"/>
-              <w:left w:type="dxa" w:w="90"/>
-              <w:bottom w:type="dxa" w:w="50"/>
-              <w:right w:type="dxa" w:w="90"/>
+              <w:top w:w="50" w:type="dxa"/>
+              <w:left w:w="90" w:type="dxa"/>
+              <w:bottom w:w="50" w:type="dxa"/>
+              <w:right w:w="90" w:type="dxa"/>
             </w:tcMar>
           </w:tcPr>
           <w:p>
             <w:pPr>
-              <w:spacing w:after="0" w:line="252"/>
-              <w:jc w:val="left"/>
+              <w:spacing w:line="252" w:lineRule="auto"/>
             </w:pPr>
             <w:r>
               <w:rPr>
@@ -2394,11 +3126,29 @@
             </w:r>
             <w:r>
               <w:rPr>
-                <w:rFonts w:ascii="Consolas" w:cs="Consolas" w:eastAsia="Consolas" w:hAnsi="Consolas"/>
+                <w:rFonts w:ascii="Consolas" w:eastAsia="Consolas" w:hAnsi="Consolas" w:cs="Consolas"/>
                 <w:sz w:val="18"/>
                 <w:szCs w:val="18"/>
               </w:rPr>
-              <w:t xml:space="preserve">cat ../RE</w:t>
+              <w:t>cat</w:t>
+            </w:r>
+            <w:proofErr w:type="gramStart"/>
+            <w:r>
+              <w:rPr>
+                <w:rFonts w:ascii="Consolas" w:eastAsia="Consolas" w:hAnsi="Consolas" w:cs="Consolas"/>
+                <w:sz w:val="18"/>
+                <w:szCs w:val="18"/>
+              </w:rPr>
+              <w:t xml:space="preserve"> ..</w:t>
+            </w:r>
+            <w:proofErr w:type="gramEnd"/>
+            <w:r>
+              <w:rPr>
+                <w:rFonts w:ascii="Consolas" w:eastAsia="Consolas" w:hAnsi="Consolas" w:cs="Consolas"/>
+                <w:sz w:val="18"/>
+                <w:szCs w:val="18"/>
+              </w:rPr>
+              <w:t>/RE</w:t>
             </w:r>
             <w:r>
               <w:rPr>
@@ -2409,50 +3159,83 @@
             </w:r>
             <w:r>
               <w:rPr>
-                <w:rFonts w:ascii="Consolas" w:cs="Consolas" w:eastAsia="Consolas" w:hAnsi="Consolas"/>
+                <w:rFonts w:ascii="Consolas" w:eastAsia="Consolas" w:hAnsi="Consolas" w:cs="Consolas"/>
                 <w:sz w:val="18"/>
                 <w:szCs w:val="18"/>
               </w:rPr>
-              <w:t xml:space="preserve">cat ../README</w:t>
+              <w:t>cat</w:t>
+            </w:r>
+            <w:proofErr w:type="gramStart"/>
+            <w:r>
+              <w:rPr>
+                <w:rFonts w:ascii="Consolas" w:eastAsia="Consolas" w:hAnsi="Consolas" w:cs="Consolas"/>
+                <w:sz w:val="18"/>
+                <w:szCs w:val="18"/>
+              </w:rPr>
+              <w:t xml:space="preserve"> ..</w:t>
+            </w:r>
+            <w:proofErr w:type="gramEnd"/>
+            <w:r>
+              <w:rPr>
+                <w:rFonts w:ascii="Consolas" w:eastAsia="Consolas" w:hAnsi="Consolas" w:cs="Consolas"/>
+                <w:sz w:val="18"/>
+                <w:szCs w:val="18"/>
+              </w:rPr>
+              <w:t>/README</w:t>
             </w:r>
             <w:r>
               <w:rPr>
                 <w:sz w:val="20"/>
                 <w:szCs w:val="20"/>
               </w:rPr>
-              <w:t xml:space="preserve">, Ctrl+R "grep" finds </w:t>
-            </w:r>
-            <w:r>
-              <w:rPr>
-                <w:rFonts w:ascii="Consolas" w:cs="Consolas" w:eastAsia="Consolas" w:hAnsi="Consolas"/>
+              <w:t xml:space="preserve">, </w:t>
+            </w:r>
+            <w:proofErr w:type="spellStart"/>
+            <w:r>
+              <w:rPr>
+                <w:sz w:val="20"/>
+                <w:szCs w:val="20"/>
+              </w:rPr>
+              <w:t>Ctrl+R</w:t>
+            </w:r>
+            <w:proofErr w:type="spellEnd"/>
+            <w:r>
+              <w:rPr>
+                <w:sz w:val="20"/>
+                <w:szCs w:val="20"/>
+              </w:rPr>
+              <w:t xml:space="preserve"> "grep" finds </w:t>
+            </w:r>
+            <w:r>
+              <w:rPr>
+                <w:rFonts w:ascii="Consolas" w:eastAsia="Consolas" w:hAnsi="Consolas" w:cs="Consolas"/>
                 <w:sz w:val="18"/>
                 <w:szCs w:val="18"/>
               </w:rPr>
-              <w:t xml:space="preserve">ls | grep READ</w:t>
+              <w:t>ls | grep READ</w:t>
             </w:r>
             <w:r>
               <w:rPr>
                 <w:sz w:val="20"/>
                 <w:szCs w:val="20"/>
               </w:rPr>
-              <w:t xml:space="preserve">.</w:t>
+              <w:t>.</w:t>
             </w:r>
           </w:p>
         </w:tc>
         <w:tc>
           <w:tcPr>
-            <w:tcW w:type="dxa" w:w="3089"/>
+            <w:tcW w:w="3089" w:type="dxa"/>
             <w:tcMar>
-              <w:top w:type="dxa" w:w="50"/>
-              <w:left w:type="dxa" w:w="90"/>
-              <w:bottom w:type="dxa" w:w="50"/>
-              <w:right w:type="dxa" w:w="90"/>
+              <w:top w:w="50" w:type="dxa"/>
+              <w:left w:w="90" w:type="dxa"/>
+              <w:bottom w:w="50" w:type="dxa"/>
+              <w:right w:w="90" w:type="dxa"/>
             </w:tcMar>
           </w:tcPr>
           <w:p>
             <w:pPr>
-              <w:spacing w:after="0" w:line="252"/>
-              <w:jc w:val="left"/>
+              <w:spacing w:line="252" w:lineRule="auto"/>
             </w:pPr>
             <w:r>
               <w:rPr>
@@ -2463,18 +3246,34 @@
             </w:r>
             <w:r>
               <w:rPr>
-                <w:rFonts w:ascii="Consolas" w:cs="Consolas" w:eastAsia="Consolas" w:hAnsi="Consolas"/>
+                <w:rFonts w:ascii="Consolas" w:eastAsia="Consolas" w:hAnsi="Consolas" w:cs="Consolas"/>
                 <w:sz w:val="18"/>
                 <w:szCs w:val="18"/>
               </w:rPr>
-              <w:t xml:space="preserve">exec ... failed</w:t>
+              <w:t>exec ... failed</w:t>
             </w:r>
             <w:r>
               <w:rPr>
                 <w:sz w:val="20"/>
                 <w:szCs w:val="20"/>
               </w:rPr>
-              <w:t xml:space="preserve">; Tab just adds a blank; Ctrl+R puts a control character in the line.</w:t>
+              <w:t xml:space="preserve">; Tab just adds a blank; </w:t>
+            </w:r>
+            <w:proofErr w:type="spellStart"/>
+            <w:r>
+              <w:rPr>
+                <w:sz w:val="20"/>
+                <w:szCs w:val="20"/>
+              </w:rPr>
+              <w:t>Ctrl+R</w:t>
+            </w:r>
+            <w:proofErr w:type="spellEnd"/>
+            <w:r>
+              <w:rPr>
+                <w:sz w:val="20"/>
+                <w:szCs w:val="20"/>
+              </w:rPr>
+              <w:t xml:space="preserve"> puts a control character in the line.</w:t>
             </w:r>
           </w:p>
         </w:tc>
@@ -2488,15 +3287,18 @@
     <w:p>
       <w:pPr>
         <w:keepNext/>
-        <w:spacing w:after="60" w:before="120"/>
+        <w:spacing w:before="120" w:after="60"/>
         <w:jc w:val="center"/>
       </w:pPr>
       <w:r>
+        <w:rPr>
+          <w:noProof/>
+        </w:rPr>
         <w:drawing>
-          <wp:inline distT="0" distB="0" distL="0" distR="0">
+          <wp:inline distT="0" distB="0" distL="0" distR="0" wp14:anchorId="462DE8E1" wp14:editId="6A4BC738">
             <wp:extent cx="5762625" cy="3076575"/>
-            <wp:effectExtent t="0" r="0" b="0" l="0"/>
-            <wp:docPr id="4" name="" descr="" title=""/>
+            <wp:effectExtent l="0" t="0" r="0" b="0"/>
+            <wp:docPr id="4" name="Picture 4"/>
             <wp:cNvGraphicFramePr>
               <a:graphicFrameLocks xmlns:a="http://schemas.openxmlformats.org/drawingml/2006/main" noChangeAspect="1"/>
             </wp:cNvGraphicFramePr>
@@ -2504,13 +3306,13 @@
               <a:graphicData uri="http://schemas.openxmlformats.org/drawingml/2006/picture">
                 <pic:pic xmlns:pic="http://schemas.openxmlformats.org/drawingml/2006/picture">
                   <pic:nvPicPr>
-                    <pic:cNvPr id="0" name="" descr=""/>
+                    <pic:cNvPr id="0" name=""/>
                     <pic:cNvPicPr>
                       <a:picLocks noChangeAspect="1" noChangeArrowheads="1"/>
                     </pic:cNvPicPr>
                   </pic:nvPicPr>
                   <pic:blipFill>
-                    <a:blip r:embed="rId12" cstate="none"/>
+                    <a:blip r:embed="rId10"/>
                     <a:srcRect/>
                     <a:stretch>
                       <a:fillRect/>
@@ -2542,116 +3344,390 @@
           <w:sz w:val="22"/>
           <w:szCs w:val="22"/>
         </w:rPr>
-        <w:t xml:space="preserve">Figure 2.1 – The commands run in bash</w:t>
+        <w:t>Figure 2.1 – The commands run in bash</w:t>
       </w:r>
     </w:p>
     <w:p>
       <w:pPr>
         <w:keepNext/>
-        <w:spacing w:after="120" w:line="288"/>
+        <w:spacing w:after="120" w:line="288" w:lineRule="auto"/>
         <w:jc w:val="both"/>
       </w:pPr>
       <w:r>
-        <w:t xml:space="preserve">For the last row in bash I pressed the keys at the prompt:</w:t>
+        <w:t xml:space="preserve">For the last row in </w:t>
+      </w:r>
+      <w:proofErr w:type="gramStart"/>
+      <w:r>
+        <w:t>bash</w:t>
+      </w:r>
+      <w:proofErr w:type="gramEnd"/>
+      <w:r>
+        <w:t xml:space="preserve"> I pressed the keys at the prompt:</w:t>
       </w:r>
     </w:p>
     <w:p>
       <w:pPr>
         <w:keepNext/>
         <w:keepLines/>
-        <w:shd w:fill="F2F2F2" w:color="auto" w:val="clear"/>
-        <w:spacing w:after="0" w:before="60" w:line="240"/>
+        <w:shd w:val="clear" w:color="auto" w:fill="F2F2F2"/>
+        <w:spacing w:before="60"/>
         <w:ind w:left="113" w:right="113"/>
       </w:pPr>
-      <w:r>
-        <w:rPr>
-          <w:rFonts w:ascii="Consolas" w:cs="Consolas" w:eastAsia="Consolas" w:hAnsi="Consolas"/>
-          <w:sz w:val="18"/>
-          <w:szCs w:val="18"/>
-        </w:rPr>
-        <w:t xml:space="preserve">azureuser@myVPS:~/shtest/d$ ls ..</w:t>
-      </w:r>
+      <w:proofErr w:type="spellStart"/>
+      <w:r>
+        <w:rPr>
+          <w:rFonts w:ascii="Consolas" w:eastAsia="Consolas" w:hAnsi="Consolas" w:cs="Consolas"/>
+          <w:sz w:val="18"/>
+          <w:szCs w:val="18"/>
+        </w:rPr>
+        <w:t>azureuser@</w:t>
+      </w:r>
+      <w:proofErr w:type="gramStart"/>
+      <w:r>
+        <w:rPr>
+          <w:rFonts w:ascii="Consolas" w:eastAsia="Consolas" w:hAnsi="Consolas" w:cs="Consolas"/>
+          <w:sz w:val="18"/>
+          <w:szCs w:val="18"/>
+        </w:rPr>
+        <w:t>myVPS</w:t>
+      </w:r>
+      <w:proofErr w:type="spellEnd"/>
+      <w:r>
+        <w:rPr>
+          <w:rFonts w:ascii="Consolas" w:eastAsia="Consolas" w:hAnsi="Consolas" w:cs="Consolas"/>
+          <w:sz w:val="18"/>
+          <w:szCs w:val="18"/>
+        </w:rPr>
+        <w:t>:~</w:t>
+      </w:r>
+      <w:proofErr w:type="gramEnd"/>
+      <w:r>
+        <w:rPr>
+          <w:rFonts w:ascii="Consolas" w:eastAsia="Consolas" w:hAnsi="Consolas" w:cs="Consolas"/>
+          <w:sz w:val="18"/>
+          <w:szCs w:val="18"/>
+        </w:rPr>
+        <w:t>/</w:t>
+      </w:r>
+      <w:proofErr w:type="spellStart"/>
+      <w:r>
+        <w:rPr>
+          <w:rFonts w:ascii="Consolas" w:eastAsia="Consolas" w:hAnsi="Consolas" w:cs="Consolas"/>
+          <w:sz w:val="18"/>
+          <w:szCs w:val="18"/>
+        </w:rPr>
+        <w:t>shtest</w:t>
+      </w:r>
+      <w:proofErr w:type="spellEnd"/>
+      <w:r>
+        <w:rPr>
+          <w:rFonts w:ascii="Consolas" w:eastAsia="Consolas" w:hAnsi="Consolas" w:cs="Consolas"/>
+          <w:sz w:val="18"/>
+          <w:szCs w:val="18"/>
+        </w:rPr>
+        <w:t>/d$ ls</w:t>
+      </w:r>
+      <w:proofErr w:type="gramStart"/>
+      <w:r>
+        <w:rPr>
+          <w:rFonts w:ascii="Consolas" w:eastAsia="Consolas" w:hAnsi="Consolas" w:cs="Consolas"/>
+          <w:sz w:val="18"/>
+          <w:szCs w:val="18"/>
+        </w:rPr>
+        <w:t xml:space="preserve"> ..</w:t>
+      </w:r>
+      <w:proofErr w:type="gramEnd"/>
     </w:p>
     <w:p>
       <w:pPr>
         <w:keepNext/>
         <w:keepLines/>
-        <w:shd w:fill="F2F2F2" w:color="auto" w:val="clear"/>
-        <w:spacing w:after="0" w:before="0" w:line="240"/>
+        <w:shd w:val="clear" w:color="auto" w:fill="F2F2F2"/>
         <w:ind w:left="113" w:right="113"/>
       </w:pPr>
-      <w:r>
-        <w:rPr>
-          <w:rFonts w:ascii="Consolas" w:cs="Consolas" w:eastAsia="Consolas" w:hAnsi="Consolas"/>
-          <w:sz w:val="18"/>
-          <w:szCs w:val="18"/>
-        </w:rPr>
-        <w:t xml:space="preserve">README  d  f</w:t>
+      <w:proofErr w:type="gramStart"/>
+      <w:r>
+        <w:rPr>
+          <w:rFonts w:ascii="Consolas" w:eastAsia="Consolas" w:hAnsi="Consolas" w:cs="Consolas"/>
+          <w:sz w:val="18"/>
+          <w:szCs w:val="18"/>
+        </w:rPr>
+        <w:t>README  d</w:t>
+      </w:r>
+      <w:proofErr w:type="gramEnd"/>
+      <w:r>
+        <w:rPr>
+          <w:rFonts w:ascii="Consolas" w:eastAsia="Consolas" w:hAnsi="Consolas" w:cs="Consolas"/>
+          <w:sz w:val="18"/>
+          <w:szCs w:val="18"/>
+        </w:rPr>
+        <w:t xml:space="preserve">  f</w:t>
       </w:r>
     </w:p>
     <w:p>
       <w:pPr>
         <w:keepNext/>
         <w:keepLines/>
-        <w:shd w:fill="F2F2F2" w:color="auto" w:val="clear"/>
-        <w:spacing w:after="0" w:before="0" w:line="240"/>
+        <w:shd w:val="clear" w:color="auto" w:fill="F2F2F2"/>
         <w:ind w:left="113" w:right="113"/>
       </w:pPr>
-      <w:r>
-        <w:rPr>
-          <w:rFonts w:ascii="Consolas" w:cs="Consolas" w:eastAsia="Consolas" w:hAnsi="Consolas"/>
-          <w:sz w:val="18"/>
-          <w:szCs w:val="18"/>
-        </w:rPr>
-        <w:t xml:space="preserve">azureuser@myVPS:~/shtest/d$ ls ..                      &lt;- arrow up</w:t>
+      <w:proofErr w:type="spellStart"/>
+      <w:r>
+        <w:rPr>
+          <w:rFonts w:ascii="Consolas" w:eastAsia="Consolas" w:hAnsi="Consolas" w:cs="Consolas"/>
+          <w:sz w:val="18"/>
+          <w:szCs w:val="18"/>
+        </w:rPr>
+        <w:t>azureuser@</w:t>
+      </w:r>
+      <w:proofErr w:type="gramStart"/>
+      <w:r>
+        <w:rPr>
+          <w:rFonts w:ascii="Consolas" w:eastAsia="Consolas" w:hAnsi="Consolas" w:cs="Consolas"/>
+          <w:sz w:val="18"/>
+          <w:szCs w:val="18"/>
+        </w:rPr>
+        <w:t>myVPS</w:t>
+      </w:r>
+      <w:proofErr w:type="spellEnd"/>
+      <w:r>
+        <w:rPr>
+          <w:rFonts w:ascii="Consolas" w:eastAsia="Consolas" w:hAnsi="Consolas" w:cs="Consolas"/>
+          <w:sz w:val="18"/>
+          <w:szCs w:val="18"/>
+        </w:rPr>
+        <w:t>:~</w:t>
+      </w:r>
+      <w:proofErr w:type="gramEnd"/>
+      <w:r>
+        <w:rPr>
+          <w:rFonts w:ascii="Consolas" w:eastAsia="Consolas" w:hAnsi="Consolas" w:cs="Consolas"/>
+          <w:sz w:val="18"/>
+          <w:szCs w:val="18"/>
+        </w:rPr>
+        <w:t>/</w:t>
+      </w:r>
+      <w:proofErr w:type="spellStart"/>
+      <w:r>
+        <w:rPr>
+          <w:rFonts w:ascii="Consolas" w:eastAsia="Consolas" w:hAnsi="Consolas" w:cs="Consolas"/>
+          <w:sz w:val="18"/>
+          <w:szCs w:val="18"/>
+        </w:rPr>
+        <w:t>shtest</w:t>
+      </w:r>
+      <w:proofErr w:type="spellEnd"/>
+      <w:r>
+        <w:rPr>
+          <w:rFonts w:ascii="Consolas" w:eastAsia="Consolas" w:hAnsi="Consolas" w:cs="Consolas"/>
+          <w:sz w:val="18"/>
+          <w:szCs w:val="18"/>
+        </w:rPr>
+        <w:t>/d$ ls</w:t>
+      </w:r>
+      <w:proofErr w:type="gramStart"/>
+      <w:r>
+        <w:rPr>
+          <w:rFonts w:ascii="Consolas" w:eastAsia="Consolas" w:hAnsi="Consolas" w:cs="Consolas"/>
+          <w:sz w:val="18"/>
+          <w:szCs w:val="18"/>
+        </w:rPr>
+        <w:t xml:space="preserve"> ..</w:t>
+      </w:r>
+      <w:proofErr w:type="gramEnd"/>
+      <w:r>
+        <w:rPr>
+          <w:rFonts w:ascii="Consolas" w:eastAsia="Consolas" w:hAnsi="Consolas" w:cs="Consolas"/>
+          <w:sz w:val="18"/>
+          <w:szCs w:val="18"/>
+        </w:rPr>
+        <w:t xml:space="preserve">                      &lt;- arrow up</w:t>
       </w:r>
     </w:p>
     <w:p>
       <w:pPr>
         <w:keepNext/>
         <w:keepLines/>
-        <w:shd w:fill="F2F2F2" w:color="auto" w:val="clear"/>
-        <w:spacing w:after="0" w:before="0" w:line="240"/>
+        <w:shd w:val="clear" w:color="auto" w:fill="F2F2F2"/>
         <w:ind w:left="113" w:right="113"/>
       </w:pPr>
-      <w:r>
-        <w:rPr>
-          <w:rFonts w:ascii="Consolas" w:cs="Consolas" w:eastAsia="Consolas" w:hAnsi="Consolas"/>
-          <w:sz w:val="18"/>
-          <w:szCs w:val="18"/>
-        </w:rPr>
-        <w:t xml:space="preserve">azureuser@myVPS:~/shtest/d$ cat ../README              &lt;- "cat ../RE" + Tab</w:t>
-      </w:r>
-    </w:p>
-    <w:p>
-      <w:pPr>
-        <w:keepNext w:val="false"/>
+      <w:proofErr w:type="spellStart"/>
+      <w:r>
+        <w:rPr>
+          <w:rFonts w:ascii="Consolas" w:eastAsia="Consolas" w:hAnsi="Consolas" w:cs="Consolas"/>
+          <w:sz w:val="18"/>
+          <w:szCs w:val="18"/>
+        </w:rPr>
+        <w:t>azureuser@</w:t>
+      </w:r>
+      <w:proofErr w:type="gramStart"/>
+      <w:r>
+        <w:rPr>
+          <w:rFonts w:ascii="Consolas" w:eastAsia="Consolas" w:hAnsi="Consolas" w:cs="Consolas"/>
+          <w:sz w:val="18"/>
+          <w:szCs w:val="18"/>
+        </w:rPr>
+        <w:t>myVPS</w:t>
+      </w:r>
+      <w:proofErr w:type="spellEnd"/>
+      <w:r>
+        <w:rPr>
+          <w:rFonts w:ascii="Consolas" w:eastAsia="Consolas" w:hAnsi="Consolas" w:cs="Consolas"/>
+          <w:sz w:val="18"/>
+          <w:szCs w:val="18"/>
+        </w:rPr>
+        <w:t>:~</w:t>
+      </w:r>
+      <w:proofErr w:type="gramEnd"/>
+      <w:r>
+        <w:rPr>
+          <w:rFonts w:ascii="Consolas" w:eastAsia="Consolas" w:hAnsi="Consolas" w:cs="Consolas"/>
+          <w:sz w:val="18"/>
+          <w:szCs w:val="18"/>
+        </w:rPr>
+        <w:t>/</w:t>
+      </w:r>
+      <w:proofErr w:type="spellStart"/>
+      <w:r>
+        <w:rPr>
+          <w:rFonts w:ascii="Consolas" w:eastAsia="Consolas" w:hAnsi="Consolas" w:cs="Consolas"/>
+          <w:sz w:val="18"/>
+          <w:szCs w:val="18"/>
+        </w:rPr>
+        <w:t>shtest</w:t>
+      </w:r>
+      <w:proofErr w:type="spellEnd"/>
+      <w:r>
+        <w:rPr>
+          <w:rFonts w:ascii="Consolas" w:eastAsia="Consolas" w:hAnsi="Consolas" w:cs="Consolas"/>
+          <w:sz w:val="18"/>
+          <w:szCs w:val="18"/>
+        </w:rPr>
+        <w:t>/d$ cat</w:t>
+      </w:r>
+      <w:proofErr w:type="gramStart"/>
+      <w:r>
+        <w:rPr>
+          <w:rFonts w:ascii="Consolas" w:eastAsia="Consolas" w:hAnsi="Consolas" w:cs="Consolas"/>
+          <w:sz w:val="18"/>
+          <w:szCs w:val="18"/>
+        </w:rPr>
+        <w:t xml:space="preserve"> ..</w:t>
+      </w:r>
+      <w:proofErr w:type="gramEnd"/>
+      <w:r>
+        <w:rPr>
+          <w:rFonts w:ascii="Consolas" w:eastAsia="Consolas" w:hAnsi="Consolas" w:cs="Consolas"/>
+          <w:sz w:val="18"/>
+          <w:szCs w:val="18"/>
+        </w:rPr>
+        <w:t>/README              &lt;- "cat</w:t>
+      </w:r>
+      <w:proofErr w:type="gramStart"/>
+      <w:r>
+        <w:rPr>
+          <w:rFonts w:ascii="Consolas" w:eastAsia="Consolas" w:hAnsi="Consolas" w:cs="Consolas"/>
+          <w:sz w:val="18"/>
+          <w:szCs w:val="18"/>
+        </w:rPr>
+        <w:t xml:space="preserve"> ..</w:t>
+      </w:r>
+      <w:proofErr w:type="gramEnd"/>
+      <w:r>
+        <w:rPr>
+          <w:rFonts w:ascii="Consolas" w:eastAsia="Consolas" w:hAnsi="Consolas" w:cs="Consolas"/>
+          <w:sz w:val="18"/>
+          <w:szCs w:val="18"/>
+        </w:rPr>
+        <w:t>/RE" + Tab</w:t>
+      </w:r>
+    </w:p>
+    <w:p>
+      <w:pPr>
         <w:keepLines/>
-        <w:shd w:fill="F2F2F2" w:color="auto" w:val="clear"/>
-        <w:spacing w:after="160" w:before="0" w:line="240"/>
+        <w:shd w:val="clear" w:color="auto" w:fill="F2F2F2"/>
+        <w:spacing w:after="160"/>
         <w:ind w:left="113" w:right="113"/>
       </w:pPr>
       <w:r>
         <w:rPr>
-          <w:rFonts w:ascii="Consolas" w:cs="Consolas" w:eastAsia="Consolas" w:hAnsi="Consolas"/>
-          <w:sz w:val="18"/>
-          <w:szCs w:val="18"/>
-        </w:rPr>
-        <w:t xml:space="preserve">(reverse-i-search)`grep': ls | grep READ               &lt;- Ctrl+R, "grep"</w:t>
+          <w:rFonts w:ascii="Consolas" w:eastAsia="Consolas" w:hAnsi="Consolas" w:cs="Consolas"/>
+          <w:sz w:val="18"/>
+          <w:szCs w:val="18"/>
+        </w:rPr>
+        <w:t>(reverse-</w:t>
+      </w:r>
+      <w:proofErr w:type="spellStart"/>
+      <w:r>
+        <w:rPr>
+          <w:rFonts w:ascii="Consolas" w:eastAsia="Consolas" w:hAnsi="Consolas" w:cs="Consolas"/>
+          <w:sz w:val="18"/>
+          <w:szCs w:val="18"/>
+        </w:rPr>
+        <w:t>i</w:t>
+      </w:r>
+      <w:proofErr w:type="spellEnd"/>
+      <w:r>
+        <w:rPr>
+          <w:rFonts w:ascii="Consolas" w:eastAsia="Consolas" w:hAnsi="Consolas" w:cs="Consolas"/>
+          <w:sz w:val="18"/>
+          <w:szCs w:val="18"/>
+        </w:rPr>
+        <w:t>-</w:t>
+      </w:r>
+      <w:proofErr w:type="gramStart"/>
+      <w:r>
+        <w:rPr>
+          <w:rFonts w:ascii="Consolas" w:eastAsia="Consolas" w:hAnsi="Consolas" w:cs="Consolas"/>
+          <w:sz w:val="18"/>
+          <w:szCs w:val="18"/>
+        </w:rPr>
+        <w:t>search)`</w:t>
+      </w:r>
+      <w:proofErr w:type="gramEnd"/>
+      <w:r>
+        <w:rPr>
+          <w:rFonts w:ascii="Consolas" w:eastAsia="Consolas" w:hAnsi="Consolas" w:cs="Consolas"/>
+          <w:sz w:val="18"/>
+          <w:szCs w:val="18"/>
+        </w:rPr>
+        <w:t xml:space="preserve">grep': ls | grep READ               &lt;- </w:t>
+      </w:r>
+      <w:proofErr w:type="spellStart"/>
+      <w:r>
+        <w:rPr>
+          <w:rFonts w:ascii="Consolas" w:eastAsia="Consolas" w:hAnsi="Consolas" w:cs="Consolas"/>
+          <w:sz w:val="18"/>
+          <w:szCs w:val="18"/>
+        </w:rPr>
+        <w:t>Ctrl+R</w:t>
+      </w:r>
+      <w:proofErr w:type="spellEnd"/>
+      <w:r>
+        <w:rPr>
+          <w:rFonts w:ascii="Consolas" w:eastAsia="Consolas" w:hAnsi="Consolas" w:cs="Consolas"/>
+          <w:sz w:val="18"/>
+          <w:szCs w:val="18"/>
+        </w:rPr>
+        <w:t>, "grep"</w:t>
       </w:r>
     </w:p>
     <w:p>
       <w:pPr>
         <w:keepNext/>
-        <w:spacing w:after="60" w:before="120"/>
+        <w:spacing w:before="120" w:after="60"/>
         <w:jc w:val="center"/>
       </w:pPr>
       <w:r>
+        <w:rPr>
+          <w:noProof/>
+        </w:rPr>
+        <w:lastRenderedPageBreak/>
         <w:drawing>
-          <wp:inline distT="0" distB="0" distL="0" distR="0">
+          <wp:inline distT="0" distB="0" distL="0" distR="0" wp14:anchorId="7826941F" wp14:editId="7B0D4EDC">
             <wp:extent cx="5762625" cy="6257925"/>
-            <wp:effectExtent t="0" r="0" b="0" l="0"/>
-            <wp:docPr id="5" name="" descr="" title=""/>
+            <wp:effectExtent l="0" t="0" r="0" b="0"/>
+            <wp:docPr id="5" name="Picture 5"/>
             <wp:cNvGraphicFramePr>
               <a:graphicFrameLocks xmlns:a="http://schemas.openxmlformats.org/drawingml/2006/main" noChangeAspect="1"/>
             </wp:cNvGraphicFramePr>
@@ -2659,13 +3735,13 @@
               <a:graphicData uri="http://schemas.openxmlformats.org/drawingml/2006/picture">
                 <pic:pic xmlns:pic="http://schemas.openxmlformats.org/drawingml/2006/picture">
                   <pic:nvPicPr>
-                    <pic:cNvPr id="0" name="" descr=""/>
+                    <pic:cNvPr id="0" name=""/>
                     <pic:cNvPicPr>
                       <a:picLocks noChangeAspect="1" noChangeArrowheads="1"/>
                     </pic:cNvPicPr>
                   </pic:nvPicPr>
                   <pic:blipFill>
-                    <a:blip r:embed="rId13" cstate="none"/>
+                    <a:blip r:embed="rId11"/>
                     <a:srcRect/>
                     <a:stretch>
                       <a:fillRect/>
@@ -2697,47 +3773,56 @@
           <w:sz w:val="22"/>
           <w:szCs w:val="22"/>
         </w:rPr>
-        <w:t xml:space="preserve">Figure 2.2 – The same commands run in xv6</w:t>
+        <w:t>Figure 2.2 – The same commands run in xv6</w:t>
       </w:r>
     </w:p>
     <w:p>
       <w:pPr>
         <w:keepNext/>
-        <w:spacing w:after="120" w:line="288"/>
+        <w:spacing w:after="120" w:line="288" w:lineRule="auto"/>
         <w:jc w:val="both"/>
       </w:pPr>
       <w:r>
+        <w:lastRenderedPageBreak/>
         <w:t xml:space="preserve">Then I tested </w:t>
       </w:r>
       <w:r>
         <w:rPr>
-          <w:rFonts w:ascii="Consolas" w:cs="Consolas" w:eastAsia="Consolas" w:hAnsi="Consolas"/>
-          <w:sz w:val="21"/>
-          <w:szCs w:val="21"/>
-        </w:rPr>
-        <w:t xml:space="preserve">cd d</w:t>
+          <w:rFonts w:ascii="Consolas" w:eastAsia="Consolas" w:hAnsi="Consolas" w:cs="Consolas"/>
+          <w:sz w:val="21"/>
+          <w:szCs w:val="21"/>
+        </w:rPr>
+        <w:t>cd d</w:t>
       </w:r>
       <w:r>
         <w:t xml:space="preserve"> as a separate line in xv6. After that </w:t>
       </w:r>
       <w:r>
         <w:rPr>
-          <w:rFonts w:ascii="Consolas" w:cs="Consolas" w:eastAsia="Consolas" w:hAnsi="Consolas"/>
-          <w:sz w:val="21"/>
-          <w:szCs w:val="21"/>
-        </w:rPr>
-        <w:t xml:space="preserve">ls</w:t>
-      </w:r>
-      <w:r>
-        <w:t xml:space="preserve"> does not work any more, but </w:t>
-      </w:r>
-      <w:r>
-        <w:rPr>
-          <w:rFonts w:ascii="Consolas" w:cs="Consolas" w:eastAsia="Consolas" w:hAnsi="Consolas"/>
-          <w:sz w:val="21"/>
-          <w:szCs w:val="21"/>
-        </w:rPr>
-        <w:t xml:space="preserve">/ls</w:t>
+          <w:rFonts w:ascii="Consolas" w:eastAsia="Consolas" w:hAnsi="Consolas" w:cs="Consolas"/>
+          <w:sz w:val="21"/>
+          <w:szCs w:val="21"/>
+        </w:rPr>
+        <w:t>ls</w:t>
+      </w:r>
+      <w:r>
+        <w:t xml:space="preserve"> does not work </w:t>
+      </w:r>
+      <w:proofErr w:type="spellStart"/>
+      <w:r>
+        <w:t>any more</w:t>
+      </w:r>
+      <w:proofErr w:type="spellEnd"/>
+      <w:r>
+        <w:t xml:space="preserve">, but </w:t>
+      </w:r>
+      <w:r>
+        <w:rPr>
+          <w:rFonts w:ascii="Consolas" w:eastAsia="Consolas" w:hAnsi="Consolas" w:cs="Consolas"/>
+          <w:sz w:val="21"/>
+          <w:szCs w:val="21"/>
+        </w:rPr>
+        <w:t>/ls</w:t>
       </w:r>
       <w:r>
         <w:t xml:space="preserve"> with the full path works:</w:t>
@@ -2746,15 +3831,18 @@
     <w:p>
       <w:pPr>
         <w:keepNext/>
-        <w:spacing w:after="60" w:before="120"/>
+        <w:spacing w:before="120" w:after="60"/>
         <w:jc w:val="center"/>
       </w:pPr>
       <w:r>
+        <w:rPr>
+          <w:noProof/>
+        </w:rPr>
         <w:drawing>
-          <wp:inline distT="0" distB="0" distL="0" distR="0">
+          <wp:inline distT="0" distB="0" distL="0" distR="0" wp14:anchorId="489759D0" wp14:editId="715D5F32">
             <wp:extent cx="5762625" cy="5200650"/>
-            <wp:effectExtent t="0" r="0" b="0" l="0"/>
-            <wp:docPr id="6" name="" descr="" title=""/>
+            <wp:effectExtent l="0" t="0" r="0" b="0"/>
+            <wp:docPr id="6" name="Picture 6"/>
             <wp:cNvGraphicFramePr>
               <a:graphicFrameLocks xmlns:a="http://schemas.openxmlformats.org/drawingml/2006/main" noChangeAspect="1"/>
             </wp:cNvGraphicFramePr>
@@ -2762,13 +3850,13 @@
               <a:graphicData uri="http://schemas.openxmlformats.org/drawingml/2006/picture">
                 <pic:pic xmlns:pic="http://schemas.openxmlformats.org/drawingml/2006/picture">
                   <pic:nvPicPr>
-                    <pic:cNvPr id="0" name="" descr=""/>
+                    <pic:cNvPr id="0" name=""/>
                     <pic:cNvPicPr>
                       <a:picLocks noChangeAspect="1" noChangeArrowheads="1"/>
                     </pic:cNvPicPr>
                   </pic:nvPicPr>
                   <pic:blipFill>
-                    <a:blip r:embed="rId14" cstate="none"/>
+                    <a:blip r:embed="rId12"/>
                     <a:srcRect/>
                     <a:stretch>
                       <a:fillRect/>
@@ -2800,17 +3888,17 @@
           <w:sz w:val="22"/>
           <w:szCs w:val="22"/>
         </w:rPr>
-        <w:t xml:space="preserve">Figure 2.3 – ls failing after cd d, and the working alternative</w:t>
+        <w:t>Figure 2.3 – ls failing after cd d, and the working alternative</w:t>
       </w:r>
     </w:p>
     <w:p>
       <w:pPr>
         <w:pStyle w:val="Heading2"/>
         <w:keepNext/>
-        <w:spacing w:after="120" w:before="200"/>
-      </w:pPr>
-      <w:r>
-        <w:t xml:space="preserve">Observe</w:t>
+        <w:spacing w:before="200" w:after="120"/>
+      </w:pPr>
+      <w:r>
+        <w:t>Observe</w:t>
       </w:r>
     </w:p>
     <w:p>
@@ -2820,7 +3908,7 @@
           <w:ilvl w:val="0"/>
           <w:numId w:val="2"/>
         </w:numPr>
-        <w:spacing w:after="80" w:line="288"/>
+        <w:spacing w:after="80" w:line="288" w:lineRule="auto"/>
         <w:jc w:val="both"/>
       </w:pPr>
       <w:r>
@@ -2828,95 +3916,102 @@
           <w:b/>
           <w:bCs/>
         </w:rPr>
-        <w:t xml:space="preserve">Features both shells have:</w:t>
+        <w:t>Features both shells have:</w:t>
       </w:r>
       <w:r>
         <w:t xml:space="preserve"> running a program with arguments, redirection with </w:t>
       </w:r>
       <w:r>
         <w:rPr>
-          <w:rFonts w:ascii="Consolas" w:cs="Consolas" w:eastAsia="Consolas" w:hAnsi="Consolas"/>
-          <w:sz w:val="21"/>
-          <w:szCs w:val="21"/>
-        </w:rPr>
-        <w:t xml:space="preserve">&lt;</w:t>
+          <w:rFonts w:ascii="Consolas" w:eastAsia="Consolas" w:hAnsi="Consolas" w:cs="Consolas"/>
+          <w:sz w:val="21"/>
+          <w:szCs w:val="21"/>
+        </w:rPr>
+        <w:t>&lt;</w:t>
       </w:r>
       <w:r>
         <w:t xml:space="preserve">, </w:t>
       </w:r>
       <w:r>
         <w:rPr>
-          <w:rFonts w:ascii="Consolas" w:cs="Consolas" w:eastAsia="Consolas" w:hAnsi="Consolas"/>
-          <w:sz w:val="21"/>
-          <w:szCs w:val="21"/>
-        </w:rPr>
-        <w:t xml:space="preserve">&gt;</w:t>
+          <w:rFonts w:ascii="Consolas" w:eastAsia="Consolas" w:hAnsi="Consolas" w:cs="Consolas"/>
+          <w:sz w:val="21"/>
+          <w:szCs w:val="21"/>
+        </w:rPr>
+        <w:t>&gt;</w:t>
       </w:r>
       <w:r>
         <w:t xml:space="preserve"> (and </w:t>
       </w:r>
       <w:r>
         <w:rPr>
-          <w:rFonts w:ascii="Consolas" w:cs="Consolas" w:eastAsia="Consolas" w:hAnsi="Consolas"/>
-          <w:sz w:val="21"/>
-          <w:szCs w:val="21"/>
-        </w:rPr>
-        <w:t xml:space="preserve">&gt;&gt;</w:t>
+          <w:rFonts w:ascii="Consolas" w:eastAsia="Consolas" w:hAnsi="Consolas" w:cs="Consolas"/>
+          <w:sz w:val="21"/>
+          <w:szCs w:val="21"/>
+        </w:rPr>
+        <w:t>&gt;&gt;</w:t>
       </w:r>
       <w:r>
         <w:t xml:space="preserve">), pipes </w:t>
       </w:r>
       <w:r>
         <w:rPr>
-          <w:rFonts w:ascii="Consolas" w:cs="Consolas" w:eastAsia="Consolas" w:hAnsi="Consolas"/>
-          <w:sz w:val="21"/>
-          <w:szCs w:val="21"/>
-        </w:rPr>
-        <w:t xml:space="preserve">|</w:t>
-      </w:r>
-      <w:r>
-        <w:t xml:space="preserve">, lists with </w:t>
-      </w:r>
-      <w:r>
-        <w:rPr>
-          <w:rFonts w:ascii="Consolas" w:cs="Consolas" w:eastAsia="Consolas" w:hAnsi="Consolas"/>
-          <w:sz w:val="21"/>
-          <w:szCs w:val="21"/>
-        </w:rPr>
-        <w:t xml:space="preserve">;</w:t>
-      </w:r>
+          <w:rFonts w:ascii="Consolas" w:eastAsia="Consolas" w:hAnsi="Consolas" w:cs="Consolas"/>
+          <w:sz w:val="21"/>
+          <w:szCs w:val="21"/>
+        </w:rPr>
+        <w:t>|</w:t>
+      </w:r>
+      <w:r>
+        <w:t xml:space="preserve">, lists </w:t>
+      </w:r>
+      <w:proofErr w:type="gramStart"/>
+      <w:r>
+        <w:t xml:space="preserve">with </w:t>
+      </w:r>
+      <w:r>
+        <w:rPr>
+          <w:rFonts w:ascii="Consolas" w:eastAsia="Consolas" w:hAnsi="Consolas" w:cs="Consolas"/>
+          <w:sz w:val="21"/>
+          <w:szCs w:val="21"/>
+        </w:rPr>
+        <w:t>;</w:t>
+      </w:r>
+      <w:proofErr w:type="gramEnd"/>
       <w:r>
         <w:t xml:space="preserve">, grouping with </w:t>
       </w:r>
-      <w:r>
-        <w:rPr>
-          <w:rFonts w:ascii="Consolas" w:cs="Consolas" w:eastAsia="Consolas" w:hAnsi="Consolas"/>
-          <w:sz w:val="21"/>
-          <w:szCs w:val="21"/>
-        </w:rPr>
-        <w:t xml:space="preserve">( )</w:t>
-      </w:r>
+      <w:proofErr w:type="gramStart"/>
+      <w:r>
+        <w:rPr>
+          <w:rFonts w:ascii="Consolas" w:eastAsia="Consolas" w:hAnsi="Consolas" w:cs="Consolas"/>
+          <w:sz w:val="21"/>
+          <w:szCs w:val="21"/>
+        </w:rPr>
+        <w:t>( )</w:t>
+      </w:r>
+      <w:proofErr w:type="gramEnd"/>
       <w:r>
         <w:t xml:space="preserve">, background with </w:t>
       </w:r>
       <w:r>
         <w:rPr>
-          <w:rFonts w:ascii="Consolas" w:cs="Consolas" w:eastAsia="Consolas" w:hAnsi="Consolas"/>
-          <w:sz w:val="21"/>
-          <w:szCs w:val="21"/>
-        </w:rPr>
-        <w:t xml:space="preserve">&amp;</w:t>
+          <w:rFonts w:ascii="Consolas" w:eastAsia="Consolas" w:hAnsi="Consolas" w:cs="Consolas"/>
+          <w:sz w:val="21"/>
+          <w:szCs w:val="21"/>
+        </w:rPr>
+        <w:t>&amp;</w:t>
       </w:r>
       <w:r>
         <w:t xml:space="preserve">, and </w:t>
       </w:r>
       <w:r>
         <w:rPr>
-          <w:rFonts w:ascii="Consolas" w:cs="Consolas" w:eastAsia="Consolas" w:hAnsi="Consolas"/>
-          <w:sz w:val="21"/>
-          <w:szCs w:val="21"/>
-        </w:rPr>
-        <w:t xml:space="preserve">cd</w:t>
+          <w:rFonts w:ascii="Consolas" w:eastAsia="Consolas" w:hAnsi="Consolas" w:cs="Consolas"/>
+          <w:sz w:val="21"/>
+          <w:szCs w:val="21"/>
+        </w:rPr>
+        <w:t>cd</w:t>
       </w:r>
       <w:r>
         <w:t xml:space="preserve">. </w:t>
@@ -2926,84 +4021,104 @@
           <w:b/>
           <w:bCs/>
         </w:rPr>
-        <w:t xml:space="preserve">Only bash has:</w:t>
-      </w:r>
-      <w:r>
-        <w:t xml:space="preserve"> globbing (</w:t>
-      </w:r>
-      <w:r>
-        <w:rPr>
-          <w:rFonts w:ascii="Consolas" w:cs="Consolas" w:eastAsia="Consolas" w:hAnsi="Consolas"/>
-          <w:sz w:val="21"/>
-          <w:szCs w:val="21"/>
-        </w:rPr>
-        <w:t xml:space="preserve">*</w:t>
-      </w:r>
+        <w:t>Only bash has:</w:t>
+      </w:r>
+      <w:r>
+        <w:t xml:space="preserve"> </w:t>
+      </w:r>
+      <w:proofErr w:type="spellStart"/>
+      <w:r>
+        <w:t>globbing</w:t>
+      </w:r>
+      <w:proofErr w:type="spellEnd"/>
+      <w:r>
+        <w:t xml:space="preserve"> (</w:t>
+      </w:r>
+      <w:r>
+        <w:rPr>
+          <w:rFonts w:ascii="Consolas" w:eastAsia="Consolas" w:hAnsi="Consolas" w:cs="Consolas"/>
+          <w:sz w:val="21"/>
+          <w:szCs w:val="21"/>
+        </w:rPr>
+        <w:t>*</w:t>
+      </w:r>
+      <w:proofErr w:type="gramStart"/>
       <w:r>
         <w:t xml:space="preserve">, </w:t>
       </w:r>
       <w:r>
         <w:rPr>
-          <w:rFonts w:ascii="Consolas" w:cs="Consolas" w:eastAsia="Consolas" w:hAnsi="Consolas"/>
-          <w:sz w:val="21"/>
-          <w:szCs w:val="21"/>
-        </w:rPr>
-        <w:t xml:space="preserve">?</w:t>
-      </w:r>
+          <w:rFonts w:ascii="Consolas" w:eastAsia="Consolas" w:hAnsi="Consolas" w:cs="Consolas"/>
+          <w:sz w:val="21"/>
+          <w:szCs w:val="21"/>
+        </w:rPr>
+        <w:t>?</w:t>
+      </w:r>
+      <w:proofErr w:type="gramEnd"/>
       <w:r>
         <w:t xml:space="preserve">, </w:t>
       </w:r>
-      <w:r>
-        <w:rPr>
-          <w:rFonts w:ascii="Consolas" w:cs="Consolas" w:eastAsia="Consolas" w:hAnsi="Consolas"/>
-          <w:sz w:val="21"/>
-          <w:szCs w:val="21"/>
-        </w:rPr>
-        <w:t xml:space="preserve">[ ]</w:t>
-      </w:r>
-      <w:r>
-        <w:t xml:space="preserve">), variables (</w:t>
-      </w:r>
-      <w:r>
-        <w:rPr>
-          <w:rFonts w:ascii="Consolas" w:cs="Consolas" w:eastAsia="Consolas" w:hAnsi="Consolas"/>
-          <w:sz w:val="21"/>
-          <w:szCs w:val="21"/>
-        </w:rPr>
-        <w:t xml:space="preserve">$HOME</w:t>
-      </w:r>
-      <w:r>
-        <w:t xml:space="preserve">), quotes, searching programs in PATH, history (arrow up, Ctrl+R), Tab completion, job control (</w:t>
-      </w:r>
-      <w:r>
-        <w:rPr>
-          <w:rFonts w:ascii="Consolas" w:cs="Consolas" w:eastAsia="Consolas" w:hAnsi="Consolas"/>
-          <w:sz w:val="21"/>
-          <w:szCs w:val="21"/>
-        </w:rPr>
-        <w:t xml:space="preserve">jobs</w:t>
+      <w:proofErr w:type="gramStart"/>
+      <w:r>
+        <w:rPr>
+          <w:rFonts w:ascii="Consolas" w:eastAsia="Consolas" w:hAnsi="Consolas" w:cs="Consolas"/>
+          <w:sz w:val="21"/>
+          <w:szCs w:val="21"/>
+        </w:rPr>
+        <w:t>[ ]</w:t>
+      </w:r>
+      <w:proofErr w:type="gramEnd"/>
+      <w:r>
+        <w:t>), variables (</w:t>
+      </w:r>
+      <w:r>
+        <w:rPr>
+          <w:rFonts w:ascii="Consolas" w:eastAsia="Consolas" w:hAnsi="Consolas" w:cs="Consolas"/>
+          <w:sz w:val="21"/>
+          <w:szCs w:val="21"/>
+        </w:rPr>
+        <w:t>$HOME</w:t>
+      </w:r>
+      <w:r>
+        <w:t xml:space="preserve">), quotes, searching programs in PATH, history (arrow up, </w:t>
+      </w:r>
+      <w:proofErr w:type="spellStart"/>
+      <w:r>
+        <w:t>Ctrl+R</w:t>
+      </w:r>
+      <w:proofErr w:type="spellEnd"/>
+      <w:r>
+        <w:t>), Tab completion, job control (</w:t>
+      </w:r>
+      <w:r>
+        <w:rPr>
+          <w:rFonts w:ascii="Consolas" w:eastAsia="Consolas" w:hAnsi="Consolas" w:cs="Consolas"/>
+          <w:sz w:val="21"/>
+          <w:szCs w:val="21"/>
+        </w:rPr>
+        <w:t>jobs</w:t>
       </w:r>
       <w:r>
         <w:t xml:space="preserve">, </w:t>
       </w:r>
       <w:r>
         <w:rPr>
-          <w:rFonts w:ascii="Consolas" w:cs="Consolas" w:eastAsia="Consolas" w:hAnsi="Consolas"/>
-          <w:sz w:val="21"/>
-          <w:szCs w:val="21"/>
-        </w:rPr>
-        <w:t xml:space="preserve">%1</w:t>
+          <w:rFonts w:ascii="Consolas" w:eastAsia="Consolas" w:hAnsi="Consolas" w:cs="Consolas"/>
+          <w:sz w:val="21"/>
+          <w:szCs w:val="21"/>
+        </w:rPr>
+        <w:t>%1</w:t>
       </w:r>
       <w:r>
         <w:t xml:space="preserve">, the "Done" message) and </w:t>
       </w:r>
       <w:r>
         <w:rPr>
-          <w:rFonts w:ascii="Consolas" w:cs="Consolas" w:eastAsia="Consolas" w:hAnsi="Consolas"/>
-          <w:sz w:val="21"/>
-          <w:szCs w:val="21"/>
-        </w:rPr>
-        <w:t xml:space="preserve">cd</w:t>
+          <w:rFonts w:ascii="Consolas" w:eastAsia="Consolas" w:hAnsi="Consolas" w:cs="Consolas"/>
+          <w:sz w:val="21"/>
+          <w:szCs w:val="21"/>
+        </w:rPr>
+        <w:t>cd</w:t>
       </w:r>
       <w:r>
         <w:t xml:space="preserve"> inside a list.</w:t>
@@ -3016,7 +4131,7 @@
           <w:ilvl w:val="0"/>
           <w:numId w:val="2"/>
         </w:numPr>
-        <w:spacing w:after="80" w:line="288"/>
+        <w:spacing w:after="80" w:line="288" w:lineRule="auto"/>
         <w:jc w:val="both"/>
       </w:pPr>
       <w:r>
@@ -3024,109 +4139,122 @@
           <w:b/>
           <w:bCs/>
         </w:rPr>
-        <w:t xml:space="preserve">Why ls stops working after cd d, and how to run it anyway.</w:t>
+        <w:t>Why ls stops working after cd d, and how to run it anyway.</w:t>
       </w:r>
       <w:r>
         <w:t xml:space="preserve"> All xv6 programs live in the root directory </w:t>
       </w:r>
       <w:r>
         <w:rPr>
-          <w:rFonts w:ascii="Consolas" w:cs="Consolas" w:eastAsia="Consolas" w:hAnsi="Consolas"/>
-          <w:sz w:val="21"/>
-          <w:szCs w:val="21"/>
-        </w:rPr>
-        <w:t xml:space="preserve">/</w:t>
+          <w:rFonts w:ascii="Consolas" w:eastAsia="Consolas" w:hAnsi="Consolas" w:cs="Consolas"/>
+          <w:sz w:val="21"/>
+          <w:szCs w:val="21"/>
+        </w:rPr>
+        <w:t>/</w:t>
       </w:r>
       <w:r>
         <w:t xml:space="preserve"> (I saw them with </w:t>
       </w:r>
       <w:r>
         <w:rPr>
-          <w:rFonts w:ascii="Consolas" w:cs="Consolas" w:eastAsia="Consolas" w:hAnsi="Consolas"/>
-          <w:sz w:val="21"/>
-          <w:szCs w:val="21"/>
-        </w:rPr>
-        <w:t xml:space="preserve">ls</w:t>
+          <w:rFonts w:ascii="Consolas" w:eastAsia="Consolas" w:hAnsi="Consolas" w:cs="Consolas"/>
+          <w:sz w:val="21"/>
+          <w:szCs w:val="21"/>
+        </w:rPr>
+        <w:t>ls</w:t>
       </w:r>
       <w:r>
         <w:t xml:space="preserve"> there). The xv6 shell has no PATH, it calls </w:t>
       </w:r>
       <w:r>
         <w:rPr>
-          <w:rFonts w:ascii="Consolas" w:cs="Consolas" w:eastAsia="Consolas" w:hAnsi="Consolas"/>
-          <w:sz w:val="21"/>
-          <w:szCs w:val="21"/>
-        </w:rPr>
-        <w:t xml:space="preserve">exec("ls")</w:t>
+          <w:rFonts w:ascii="Consolas" w:eastAsia="Consolas" w:hAnsi="Consolas" w:cs="Consolas"/>
+          <w:sz w:val="21"/>
+          <w:szCs w:val="21"/>
+        </w:rPr>
+        <w:t>exec("ls")</w:t>
       </w:r>
       <w:r>
         <w:t xml:space="preserve"> with the name exactly as I typed it, so the kernel looks for a file </w:t>
       </w:r>
       <w:r>
         <w:rPr>
-          <w:rFonts w:ascii="Consolas" w:cs="Consolas" w:eastAsia="Consolas" w:hAnsi="Consolas"/>
-          <w:sz w:val="21"/>
-          <w:szCs w:val="21"/>
-        </w:rPr>
-        <w:t xml:space="preserve">ls</w:t>
+          <w:rFonts w:ascii="Consolas" w:eastAsia="Consolas" w:hAnsi="Consolas" w:cs="Consolas"/>
+          <w:sz w:val="21"/>
+          <w:szCs w:val="21"/>
+        </w:rPr>
+        <w:t>ls</w:t>
       </w:r>
       <w:r>
         <w:t xml:space="preserve"> in the current directory </w:t>
       </w:r>
       <w:r>
         <w:rPr>
-          <w:rFonts w:ascii="Consolas" w:cs="Consolas" w:eastAsia="Consolas" w:hAnsi="Consolas"/>
-          <w:sz w:val="21"/>
-          <w:szCs w:val="21"/>
-        </w:rPr>
-        <w:t xml:space="preserve">/d</w:t>
+          <w:rFonts w:ascii="Consolas" w:eastAsia="Consolas" w:hAnsi="Consolas" w:cs="Consolas"/>
+          <w:sz w:val="21"/>
+          <w:szCs w:val="21"/>
+        </w:rPr>
+        <w:t>/d</w:t>
       </w:r>
       <w:r>
         <w:t xml:space="preserve">, where it doesn't exist: </w:t>
       </w:r>
       <w:r>
         <w:rPr>
-          <w:rFonts w:ascii="Consolas" w:cs="Consolas" w:eastAsia="Consolas" w:hAnsi="Consolas"/>
-          <w:sz w:val="21"/>
-          <w:szCs w:val="21"/>
-        </w:rPr>
-        <w:t xml:space="preserve">exec ls failed</w:t>
+          <w:rFonts w:ascii="Consolas" w:eastAsia="Consolas" w:hAnsi="Consolas" w:cs="Consolas"/>
+          <w:sz w:val="21"/>
+          <w:szCs w:val="21"/>
+        </w:rPr>
+        <w:t>exec ls failed</w:t>
       </w:r>
       <w:r>
         <w:t xml:space="preserve">. It works if I give the full path, </w:t>
       </w:r>
       <w:r>
         <w:rPr>
-          <w:rFonts w:ascii="Consolas" w:cs="Consolas" w:eastAsia="Consolas" w:hAnsi="Consolas"/>
-          <w:sz w:val="21"/>
-          <w:szCs w:val="21"/>
-        </w:rPr>
-        <w:t xml:space="preserve">/ls</w:t>
-      </w:r>
-      <w:r>
-        <w:t xml:space="preserve"> (or </w:t>
-      </w:r>
-      <w:r>
-        <w:rPr>
-          <w:rFonts w:ascii="Consolas" w:cs="Consolas" w:eastAsia="Consolas" w:hAnsi="Consolas"/>
-          <w:sz w:val="21"/>
-          <w:szCs w:val="21"/>
-        </w:rPr>
-        <w:t xml:space="preserve">../ls</w:t>
+          <w:rFonts w:ascii="Consolas" w:eastAsia="Consolas" w:hAnsi="Consolas" w:cs="Consolas"/>
+          <w:sz w:val="21"/>
+          <w:szCs w:val="21"/>
+        </w:rPr>
+        <w:t>/ls</w:t>
+      </w:r>
+      <w:r>
+        <w:t xml:space="preserve"> (or</w:t>
+      </w:r>
+      <w:proofErr w:type="gramStart"/>
+      <w:r>
+        <w:t xml:space="preserve"> </w:t>
+      </w:r>
+      <w:r>
+        <w:rPr>
+          <w:rFonts w:ascii="Consolas" w:eastAsia="Consolas" w:hAnsi="Consolas" w:cs="Consolas"/>
+          <w:sz w:val="21"/>
+          <w:szCs w:val="21"/>
+        </w:rPr>
+        <w:t>..</w:t>
+      </w:r>
+      <w:proofErr w:type="gramEnd"/>
+      <w:r>
+        <w:rPr>
+          <w:rFonts w:ascii="Consolas" w:eastAsia="Consolas" w:hAnsi="Consolas" w:cs="Consolas"/>
+          <w:sz w:val="21"/>
+          <w:szCs w:val="21"/>
+        </w:rPr>
+        <w:t>/ls</w:t>
       </w:r>
       <w:r>
         <w:t xml:space="preserve">), for example </w:t>
       </w:r>
       <w:r>
         <w:rPr>
-          <w:rFonts w:ascii="Consolas" w:cs="Consolas" w:eastAsia="Consolas" w:hAnsi="Consolas"/>
-          <w:sz w:val="21"/>
-          <w:szCs w:val="21"/>
-        </w:rPr>
-        <w:t xml:space="preserve">/ls ..</w:t>
-      </w:r>
-      <w:r>
-        <w:t xml:space="preserve">.</w:t>
+          <w:rFonts w:ascii="Consolas" w:eastAsia="Consolas" w:hAnsi="Consolas" w:cs="Consolas"/>
+          <w:sz w:val="21"/>
+          <w:szCs w:val="21"/>
+        </w:rPr>
+        <w:t>/ls ..</w:t>
+      </w:r>
+      <w:r>
+        <w:t>.</w:t>
       </w:r>
     </w:p>
     <w:p>
@@ -3136,7 +4264,7 @@
           <w:ilvl w:val="0"/>
           <w:numId w:val="2"/>
         </w:numPr>
-        <w:spacing w:after="80" w:line="288"/>
+        <w:spacing w:after="80" w:line="288" w:lineRule="auto"/>
         <w:jc w:val="both"/>
       </w:pPr>
       <w:r>
@@ -3144,92 +4272,148 @@
           <w:b/>
           <w:bCs/>
         </w:rPr>
-        <w:t xml:space="preserve">What I would miss most, and what is easiest to add.</w:t>
+        <w:t>What I would miss most, and what is easiest to add.</w:t>
       </w:r>
       <w:r>
         <w:t xml:space="preserve"> I would miss the history with arrow up and Tab completion the most, I use them all the time. The easiest to add is a simple PATH: if </w:t>
       </w:r>
       <w:r>
         <w:rPr>
-          <w:rFonts w:ascii="Consolas" w:cs="Consolas" w:eastAsia="Consolas" w:hAnsi="Consolas"/>
-          <w:sz w:val="21"/>
-          <w:szCs w:val="21"/>
-        </w:rPr>
-        <w:t xml:space="preserve">exec(argv[0])</w:t>
+          <w:rFonts w:ascii="Consolas" w:eastAsia="Consolas" w:hAnsi="Consolas" w:cs="Consolas"/>
+          <w:sz w:val="21"/>
+          <w:szCs w:val="21"/>
+        </w:rPr>
+        <w:t>exec(</w:t>
+      </w:r>
+      <w:proofErr w:type="spellStart"/>
+      <w:proofErr w:type="gramStart"/>
+      <w:r>
+        <w:rPr>
+          <w:rFonts w:ascii="Consolas" w:eastAsia="Consolas" w:hAnsi="Consolas" w:cs="Consolas"/>
+          <w:sz w:val="21"/>
+          <w:szCs w:val="21"/>
+        </w:rPr>
+        <w:t>argv</w:t>
+      </w:r>
+      <w:proofErr w:type="spellEnd"/>
+      <w:r>
+        <w:rPr>
+          <w:rFonts w:ascii="Consolas" w:eastAsia="Consolas" w:hAnsi="Consolas" w:cs="Consolas"/>
+          <w:sz w:val="21"/>
+          <w:szCs w:val="21"/>
+        </w:rPr>
+        <w:t>[</w:t>
+      </w:r>
+      <w:proofErr w:type="gramEnd"/>
+      <w:r>
+        <w:rPr>
+          <w:rFonts w:ascii="Consolas" w:eastAsia="Consolas" w:hAnsi="Consolas" w:cs="Consolas"/>
+          <w:sz w:val="21"/>
+          <w:szCs w:val="21"/>
+        </w:rPr>
+        <w:t>0])</w:t>
       </w:r>
       <w:r>
         <w:t xml:space="preserve"> fails and the name does not start with </w:t>
       </w:r>
       <w:r>
         <w:rPr>
-          <w:rFonts w:ascii="Consolas" w:cs="Consolas" w:eastAsia="Consolas" w:hAnsi="Consolas"/>
-          <w:sz w:val="21"/>
-          <w:szCs w:val="21"/>
-        </w:rPr>
-        <w:t xml:space="preserve">/</w:t>
+          <w:rFonts w:ascii="Consolas" w:eastAsia="Consolas" w:hAnsi="Consolas" w:cs="Consolas"/>
+          <w:sz w:val="21"/>
+          <w:szCs w:val="21"/>
+        </w:rPr>
+        <w:t>/</w:t>
       </w:r>
       <w:r>
         <w:t xml:space="preserve">, try again with </w:t>
       </w:r>
       <w:r>
         <w:rPr>
-          <w:rFonts w:ascii="Consolas" w:cs="Consolas" w:eastAsia="Consolas" w:hAnsi="Consolas"/>
-          <w:sz w:val="21"/>
-          <w:szCs w:val="21"/>
-        </w:rPr>
-        <w:t xml:space="preserve">"/"</w:t>
+          <w:rFonts w:ascii="Consolas" w:eastAsia="Consolas" w:hAnsi="Consolas" w:cs="Consolas"/>
+          <w:sz w:val="21"/>
+          <w:szCs w:val="21"/>
+        </w:rPr>
+        <w:t>"/"</w:t>
       </w:r>
       <w:r>
         <w:t xml:space="preserve"> in front of the name. That is only a few lines in the </w:t>
       </w:r>
       <w:r>
         <w:rPr>
-          <w:rFonts w:ascii="Consolas" w:cs="Consolas" w:eastAsia="Consolas" w:hAnsi="Consolas"/>
-          <w:sz w:val="21"/>
-          <w:szCs w:val="21"/>
-        </w:rPr>
-        <w:t xml:space="preserve">EXEC</w:t>
+          <w:rFonts w:ascii="Consolas" w:eastAsia="Consolas" w:hAnsi="Consolas" w:cs="Consolas"/>
+          <w:sz w:val="21"/>
+          <w:szCs w:val="21"/>
+        </w:rPr>
+        <w:t>EXEC</w:t>
       </w:r>
       <w:r>
         <w:t xml:space="preserve"> case of </w:t>
       </w:r>
-      <w:r>
-        <w:rPr>
-          <w:rFonts w:ascii="Consolas" w:cs="Consolas" w:eastAsia="Consolas" w:hAnsi="Consolas"/>
-          <w:sz w:val="21"/>
-          <w:szCs w:val="21"/>
-        </w:rPr>
-        <w:t xml:space="preserve">runcmd()</w:t>
+      <w:proofErr w:type="spellStart"/>
+      <w:proofErr w:type="gramStart"/>
+      <w:r>
+        <w:rPr>
+          <w:rFonts w:ascii="Consolas" w:eastAsia="Consolas" w:hAnsi="Consolas" w:cs="Consolas"/>
+          <w:sz w:val="21"/>
+          <w:szCs w:val="21"/>
+        </w:rPr>
+        <w:t>runcmd</w:t>
+      </w:r>
+      <w:proofErr w:type="spellEnd"/>
+      <w:r>
+        <w:rPr>
+          <w:rFonts w:ascii="Consolas" w:eastAsia="Consolas" w:hAnsi="Consolas" w:cs="Consolas"/>
+          <w:sz w:val="21"/>
+          <w:szCs w:val="21"/>
+        </w:rPr>
+        <w:t>(</w:t>
+      </w:r>
+      <w:proofErr w:type="gramEnd"/>
+      <w:r>
+        <w:rPr>
+          <w:rFonts w:ascii="Consolas" w:eastAsia="Consolas" w:hAnsi="Consolas" w:cs="Consolas"/>
+          <w:sz w:val="21"/>
+          <w:szCs w:val="21"/>
+        </w:rPr>
+        <w:t>)</w:t>
       </w:r>
       <w:r>
         <w:t xml:space="preserve"> in </w:t>
       </w:r>
-      <w:r>
-        <w:rPr>
-          <w:rFonts w:ascii="Consolas" w:cs="Consolas" w:eastAsia="Consolas" w:hAnsi="Consolas"/>
-          <w:sz w:val="21"/>
-          <w:szCs w:val="21"/>
-        </w:rPr>
-        <w:t xml:space="preserve">sh.c</w:t>
-      </w:r>
-      <w:r>
-        <w:t xml:space="preserve">.</w:t>
+      <w:proofErr w:type="spellStart"/>
+      <w:r>
+        <w:rPr>
+          <w:rFonts w:ascii="Consolas" w:eastAsia="Consolas" w:hAnsi="Consolas" w:cs="Consolas"/>
+          <w:sz w:val="21"/>
+          <w:szCs w:val="21"/>
+        </w:rPr>
+        <w:t>sh.c</w:t>
+      </w:r>
+      <w:proofErr w:type="spellEnd"/>
+      <w:r>
+        <w:t>.</w:t>
       </w:r>
     </w:p>
     <w:p>
       <w:pPr>
         <w:pStyle w:val="Heading1"/>
         <w:keepNext/>
-        <w:spacing w:after="160" w:before="240"/>
-      </w:pPr>
-      <w:r>
-        <w:t xml:space="preserve">Part 3. Who expands *? A program that prints its argv</w:t>
-      </w:r>
+        <w:spacing w:before="240" w:after="160"/>
+      </w:pPr>
+      <w:r>
+        <w:lastRenderedPageBreak/>
+        <w:t xml:space="preserve">Part 3. Who expands *? A program that prints its </w:t>
+      </w:r>
+      <w:proofErr w:type="spellStart"/>
+      <w:r>
+        <w:t>argv</w:t>
+      </w:r>
+      <w:proofErr w:type="spellEnd"/>
     </w:p>
     <w:p>
       <w:pPr>
         <w:keepNext/>
-        <w:spacing w:after="120" w:line="288"/>
+        <w:spacing w:after="120" w:line="288" w:lineRule="auto"/>
         <w:jc w:val="both"/>
       </w:pPr>
       <w:r>
@@ -3237,45 +4421,75 @@
       </w:r>
       <w:r>
         <w:rPr>
-          <w:rFonts w:ascii="Consolas" w:cs="Consolas" w:eastAsia="Consolas" w:hAnsi="Consolas"/>
-          <w:sz w:val="21"/>
-          <w:szCs w:val="21"/>
-        </w:rPr>
-        <w:t xml:space="preserve">user/args.c</w:t>
-      </w:r>
+          <w:rFonts w:ascii="Consolas" w:eastAsia="Consolas" w:hAnsi="Consolas" w:cs="Consolas"/>
+          <w:sz w:val="21"/>
+          <w:szCs w:val="21"/>
+        </w:rPr>
+        <w:t>user/</w:t>
+      </w:r>
+      <w:proofErr w:type="spellStart"/>
+      <w:r>
+        <w:rPr>
+          <w:rFonts w:ascii="Consolas" w:eastAsia="Consolas" w:hAnsi="Consolas" w:cs="Consolas"/>
+          <w:sz w:val="21"/>
+          <w:szCs w:val="21"/>
+        </w:rPr>
+        <w:t>args.c</w:t>
+      </w:r>
+      <w:proofErr w:type="spellEnd"/>
       <w:r>
         <w:t xml:space="preserve"> and added </w:t>
       </w:r>
       <w:r>
         <w:rPr>
-          <w:rFonts w:ascii="Consolas" w:cs="Consolas" w:eastAsia="Consolas" w:hAnsi="Consolas"/>
-          <w:sz w:val="21"/>
-          <w:szCs w:val="21"/>
-        </w:rPr>
-        <w:t xml:space="preserve">$U/_args\</w:t>
+          <w:rFonts w:ascii="Consolas" w:eastAsia="Consolas" w:hAnsi="Consolas" w:cs="Consolas"/>
+          <w:sz w:val="21"/>
+          <w:szCs w:val="21"/>
+        </w:rPr>
+        <w:t>$U/_</w:t>
+      </w:r>
+      <w:proofErr w:type="spellStart"/>
+      <w:r>
+        <w:rPr>
+          <w:rFonts w:ascii="Consolas" w:eastAsia="Consolas" w:hAnsi="Consolas" w:cs="Consolas"/>
+          <w:sz w:val="21"/>
+          <w:szCs w:val="21"/>
+        </w:rPr>
+        <w:t>args</w:t>
+      </w:r>
+      <w:proofErr w:type="spellEnd"/>
+      <w:r>
+        <w:rPr>
+          <w:rFonts w:ascii="Consolas" w:eastAsia="Consolas" w:hAnsi="Consolas" w:cs="Consolas"/>
+          <w:sz w:val="21"/>
+          <w:szCs w:val="21"/>
+        </w:rPr>
+        <w:t>\</w:t>
       </w:r>
       <w:r>
         <w:t xml:space="preserve"> to UPROGS, right after my </w:t>
       </w:r>
       <w:r>
         <w:rPr>
-          <w:rFonts w:ascii="Consolas" w:cs="Consolas" w:eastAsia="Consolas" w:hAnsi="Consolas"/>
-          <w:sz w:val="21"/>
-          <w:szCs w:val="21"/>
-        </w:rPr>
-        <w:t xml:space="preserve">sleep</w:t>
+          <w:rFonts w:ascii="Consolas" w:eastAsia="Consolas" w:hAnsi="Consolas" w:cs="Consolas"/>
+          <w:sz w:val="21"/>
+          <w:szCs w:val="21"/>
+        </w:rPr>
+        <w:t>sleep</w:t>
       </w:r>
       <w:r>
         <w:t xml:space="preserve"> and </w:t>
       </w:r>
-      <w:r>
-        <w:rPr>
-          <w:rFonts w:ascii="Consolas" w:cs="Consolas" w:eastAsia="Consolas" w:hAnsi="Consolas"/>
-          <w:sz w:val="21"/>
-          <w:szCs w:val="21"/>
-        </w:rPr>
-        <w:t xml:space="preserve">pingpong</w:t>
-      </w:r>
+      <w:proofErr w:type="spellStart"/>
+      <w:r>
+        <w:rPr>
+          <w:rFonts w:ascii="Consolas" w:eastAsia="Consolas" w:hAnsi="Consolas" w:cs="Consolas"/>
+          <w:sz w:val="21"/>
+          <w:szCs w:val="21"/>
+        </w:rPr>
+        <w:t>pingpong</w:t>
+      </w:r>
+      <w:proofErr w:type="spellEnd"/>
       <w:r>
         <w:t xml:space="preserve"> lines:</w:t>
       </w:r>
@@ -3283,15 +4497,18 @@
     <w:p>
       <w:pPr>
         <w:keepNext/>
-        <w:spacing w:after="60" w:before="120"/>
+        <w:spacing w:before="120" w:after="60"/>
         <w:jc w:val="center"/>
       </w:pPr>
       <w:r>
+        <w:rPr>
+          <w:noProof/>
+        </w:rPr>
         <w:drawing>
-          <wp:inline distT="0" distB="0" distL="0" distR="0">
+          <wp:inline distT="0" distB="0" distL="0" distR="0" wp14:anchorId="2619EAD1" wp14:editId="4B520BBF">
             <wp:extent cx="5762625" cy="2143125"/>
-            <wp:effectExtent t="0" r="0" b="0" l="0"/>
-            <wp:docPr id="7" name="" descr="" title=""/>
+            <wp:effectExtent l="0" t="0" r="0" b="0"/>
+            <wp:docPr id="7" name="Picture 7"/>
             <wp:cNvGraphicFramePr>
               <a:graphicFrameLocks xmlns:a="http://schemas.openxmlformats.org/drawingml/2006/main" noChangeAspect="1"/>
             </wp:cNvGraphicFramePr>
@@ -3299,13 +4516,13 @@
               <a:graphicData uri="http://schemas.openxmlformats.org/drawingml/2006/picture">
                 <pic:pic xmlns:pic="http://schemas.openxmlformats.org/drawingml/2006/picture">
                   <pic:nvPicPr>
-                    <pic:cNvPr id="0" name="" descr=""/>
+                    <pic:cNvPr id="0" name=""/>
                     <pic:cNvPicPr>
                       <a:picLocks noChangeAspect="1" noChangeArrowheads="1"/>
                     </pic:cNvPicPr>
                   </pic:nvPicPr>
                   <pic:blipFill>
-                    <a:blip r:embed="rId15" cstate="none"/>
+                    <a:blip r:embed="rId13"/>
                     <a:srcRect/>
                     <a:stretch>
                       <a:fillRect/>
@@ -3337,102 +4554,193 @@
           <w:sz w:val="22"/>
           <w:szCs w:val="22"/>
         </w:rPr>
-        <w:t xml:space="preserve">Figure 3.1 – args.c and the UPROGS line</w:t>
+        <w:t xml:space="preserve">Figure 3.1 – </w:t>
+      </w:r>
+      <w:proofErr w:type="spellStart"/>
+      <w:r>
+        <w:rPr>
+          <w:sz w:val="22"/>
+          <w:szCs w:val="22"/>
+        </w:rPr>
+        <w:t>args.c</w:t>
+      </w:r>
+      <w:proofErr w:type="spellEnd"/>
+      <w:r>
+        <w:rPr>
+          <w:sz w:val="22"/>
+          <w:szCs w:val="22"/>
+        </w:rPr>
+        <w:t xml:space="preserve"> and the UPROGS line</w:t>
       </w:r>
     </w:p>
     <w:p>
       <w:pPr>
         <w:keepNext/>
-        <w:spacing w:after="120" w:line="288"/>
+        <w:spacing w:after="120" w:line="288" w:lineRule="auto"/>
         <w:jc w:val="both"/>
       </w:pPr>
       <w:r>
         <w:t xml:space="preserve">For Linux I wrote the same program as </w:t>
       </w:r>
-      <w:r>
-        <w:rPr>
-          <w:rFonts w:ascii="Consolas" w:cs="Consolas" w:eastAsia="Consolas" w:hAnsi="Consolas"/>
-          <w:sz w:val="21"/>
-          <w:szCs w:val="21"/>
-        </w:rPr>
-        <w:t xml:space="preserve">args_linux.c</w:t>
-      </w:r>
+      <w:proofErr w:type="spellStart"/>
+      <w:r>
+        <w:rPr>
+          <w:rFonts w:ascii="Consolas" w:eastAsia="Consolas" w:hAnsi="Consolas" w:cs="Consolas"/>
+          <w:sz w:val="21"/>
+          <w:szCs w:val="21"/>
+        </w:rPr>
+        <w:t>args_linux.c</w:t>
+      </w:r>
+      <w:proofErr w:type="spellEnd"/>
       <w:r>
         <w:t xml:space="preserve"> (with </w:t>
       </w:r>
       <w:r>
         <w:rPr>
-          <w:rFonts w:ascii="Consolas" w:cs="Consolas" w:eastAsia="Consolas" w:hAnsi="Consolas"/>
-          <w:sz w:val="21"/>
-          <w:szCs w:val="21"/>
-        </w:rPr>
-        <w:t xml:space="preserve">&lt;stdio.h&gt;</w:t>
+          <w:rFonts w:ascii="Consolas" w:eastAsia="Consolas" w:hAnsi="Consolas" w:cs="Consolas"/>
+          <w:sz w:val="21"/>
+          <w:szCs w:val="21"/>
+        </w:rPr>
+        <w:t>&lt;</w:t>
+      </w:r>
+      <w:proofErr w:type="spellStart"/>
+      <w:r>
+        <w:rPr>
+          <w:rFonts w:ascii="Consolas" w:eastAsia="Consolas" w:hAnsi="Consolas" w:cs="Consolas"/>
+          <w:sz w:val="21"/>
+          <w:szCs w:val="21"/>
+        </w:rPr>
+        <w:t>stdio.h</w:t>
+      </w:r>
+      <w:proofErr w:type="spellEnd"/>
+      <w:r>
+        <w:rPr>
+          <w:rFonts w:ascii="Consolas" w:eastAsia="Consolas" w:hAnsi="Consolas" w:cs="Consolas"/>
+          <w:sz w:val="21"/>
+          <w:szCs w:val="21"/>
+        </w:rPr>
+        <w:t>&gt;</w:t>
       </w:r>
       <w:r>
         <w:t xml:space="preserve"> and </w:t>
       </w:r>
       <w:r>
         <w:rPr>
-          <w:rFonts w:ascii="Consolas" w:cs="Consolas" w:eastAsia="Consolas" w:hAnsi="Consolas"/>
-          <w:sz w:val="21"/>
-          <w:szCs w:val="21"/>
-        </w:rPr>
-        <w:t xml:space="preserve">return 0</w:t>
+          <w:rFonts w:ascii="Consolas" w:eastAsia="Consolas" w:hAnsi="Consolas" w:cs="Consolas"/>
+          <w:sz w:val="21"/>
+          <w:szCs w:val="21"/>
+        </w:rPr>
+        <w:t>return 0</w:t>
       </w:r>
       <w:r>
         <w:t xml:space="preserve">) in </w:t>
       </w:r>
       <w:r>
         <w:rPr>
-          <w:rFonts w:ascii="Consolas" w:cs="Consolas" w:eastAsia="Consolas" w:hAnsi="Consolas"/>
-          <w:sz w:val="21"/>
-          <w:szCs w:val="21"/>
-        </w:rPr>
-        <w:t xml:space="preserve">~/os-lab4</w:t>
+          <w:rFonts w:ascii="Consolas" w:eastAsia="Consolas" w:hAnsi="Consolas" w:cs="Consolas"/>
+          <w:sz w:val="21"/>
+          <w:szCs w:val="21"/>
+        </w:rPr>
+        <w:t>~/os-lab4</w:t>
       </w:r>
       <w:r>
         <w:t xml:space="preserve"> and compiled it with </w:t>
       </w:r>
-      <w:r>
-        <w:rPr>
-          <w:rFonts w:ascii="Consolas" w:cs="Consolas" w:eastAsia="Consolas" w:hAnsi="Consolas"/>
-          <w:sz w:val="21"/>
-          <w:szCs w:val="21"/>
-        </w:rPr>
-        <w:t xml:space="preserve">gcc -o args args_linux.c</w:t>
-      </w:r>
-      <w:r>
-        <w:t xml:space="preserve">:</w:t>
+      <w:proofErr w:type="spellStart"/>
+      <w:r>
+        <w:rPr>
+          <w:rFonts w:ascii="Consolas" w:eastAsia="Consolas" w:hAnsi="Consolas" w:cs="Consolas"/>
+          <w:sz w:val="21"/>
+          <w:szCs w:val="21"/>
+        </w:rPr>
+        <w:t>gcc</w:t>
+      </w:r>
+      <w:proofErr w:type="spellEnd"/>
+      <w:r>
+        <w:rPr>
+          <w:rFonts w:ascii="Consolas" w:eastAsia="Consolas" w:hAnsi="Consolas" w:cs="Consolas"/>
+          <w:sz w:val="21"/>
+          <w:szCs w:val="21"/>
+        </w:rPr>
+        <w:t xml:space="preserve"> -o </w:t>
+      </w:r>
+      <w:proofErr w:type="spellStart"/>
+      <w:r>
+        <w:rPr>
+          <w:rFonts w:ascii="Consolas" w:eastAsia="Consolas" w:hAnsi="Consolas" w:cs="Consolas"/>
+          <w:sz w:val="21"/>
+          <w:szCs w:val="21"/>
+        </w:rPr>
+        <w:t>args</w:t>
+      </w:r>
+      <w:proofErr w:type="spellEnd"/>
+      <w:r>
+        <w:rPr>
+          <w:rFonts w:ascii="Consolas" w:eastAsia="Consolas" w:hAnsi="Consolas" w:cs="Consolas"/>
+          <w:sz w:val="21"/>
+          <w:szCs w:val="21"/>
+        </w:rPr>
+        <w:t xml:space="preserve"> </w:t>
+      </w:r>
+      <w:proofErr w:type="spellStart"/>
+      <w:r>
+        <w:rPr>
+          <w:rFonts w:ascii="Consolas" w:eastAsia="Consolas" w:hAnsi="Consolas" w:cs="Consolas"/>
+          <w:sz w:val="21"/>
+          <w:szCs w:val="21"/>
+        </w:rPr>
+        <w:t>args_linux.c</w:t>
+      </w:r>
+      <w:proofErr w:type="spellEnd"/>
+      <w:r>
+        <w:t>:</w:t>
       </w:r>
     </w:p>
     <w:p>
       <w:pPr>
         <w:keepNext/>
         <w:keepLines/>
-        <w:shd w:fill="F2F2F2" w:color="auto" w:val="clear"/>
-        <w:spacing w:after="0" w:before="60" w:line="240"/>
+        <w:shd w:val="clear" w:color="auto" w:fill="F2F2F2"/>
+        <w:spacing w:before="60"/>
         <w:ind w:left="113" w:right="113"/>
       </w:pPr>
       <w:r>
         <w:rPr>
-          <w:rFonts w:ascii="Consolas" w:cs="Consolas" w:eastAsia="Consolas" w:hAnsi="Consolas"/>
-          <w:sz w:val="18"/>
-          <w:szCs w:val="18"/>
-        </w:rPr>
-        <w:t xml:space="preserve">#include &lt;stdio.h&gt;</w:t>
+          <w:rFonts w:ascii="Consolas" w:eastAsia="Consolas" w:hAnsi="Consolas" w:cs="Consolas"/>
+          <w:sz w:val="18"/>
+          <w:szCs w:val="18"/>
+        </w:rPr>
+        <w:t>#include &lt;</w:t>
+      </w:r>
+      <w:proofErr w:type="spellStart"/>
+      <w:r>
+        <w:rPr>
+          <w:rFonts w:ascii="Consolas" w:eastAsia="Consolas" w:hAnsi="Consolas" w:cs="Consolas"/>
+          <w:sz w:val="18"/>
+          <w:szCs w:val="18"/>
+        </w:rPr>
+        <w:t>stdio.h</w:t>
+      </w:r>
+      <w:proofErr w:type="spellEnd"/>
+      <w:r>
+        <w:rPr>
+          <w:rFonts w:ascii="Consolas" w:eastAsia="Consolas" w:hAnsi="Consolas" w:cs="Consolas"/>
+          <w:sz w:val="18"/>
+          <w:szCs w:val="18"/>
+        </w:rPr>
+        <w:t>&gt;</w:t>
       </w:r>
     </w:p>
     <w:p>
       <w:pPr>
         <w:keepNext/>
         <w:keepLines/>
-        <w:shd w:fill="F2F2F2" w:color="auto" w:val="clear"/>
-        <w:spacing w:after="0" w:before="0" w:line="240"/>
+        <w:shd w:val="clear" w:color="auto" w:fill="F2F2F2"/>
         <w:ind w:left="113" w:right="113"/>
       </w:pPr>
       <w:r>
         <w:rPr>
-          <w:rFonts w:ascii="Consolas" w:cs="Consolas" w:eastAsia="Consolas" w:hAnsi="Consolas"/>
+          <w:rFonts w:ascii="Consolas" w:eastAsia="Consolas" w:hAnsi="Consolas" w:cs="Consolas"/>
           <w:sz w:val="18"/>
           <w:szCs w:val="18"/>
         </w:rPr>
@@ -3443,115 +4751,426 @@
       <w:pPr>
         <w:keepNext/>
         <w:keepLines/>
-        <w:shd w:fill="F2F2F2" w:color="auto" w:val="clear"/>
-        <w:spacing w:after="0" w:before="0" w:line="240"/>
+        <w:shd w:val="clear" w:color="auto" w:fill="F2F2F2"/>
         <w:ind w:left="113" w:right="113"/>
       </w:pPr>
       <w:r>
         <w:rPr>
-          <w:rFonts w:ascii="Consolas" w:cs="Consolas" w:eastAsia="Consolas" w:hAnsi="Consolas"/>
-          <w:sz w:val="18"/>
-          <w:szCs w:val="18"/>
-        </w:rPr>
-        <w:t xml:space="preserve">int</w:t>
+          <w:rFonts w:ascii="Consolas" w:eastAsia="Consolas" w:hAnsi="Consolas" w:cs="Consolas"/>
+          <w:sz w:val="18"/>
+          <w:szCs w:val="18"/>
+        </w:rPr>
+        <w:t>int</w:t>
       </w:r>
     </w:p>
     <w:p>
       <w:pPr>
         <w:keepNext/>
         <w:keepLines/>
-        <w:shd w:fill="F2F2F2" w:color="auto" w:val="clear"/>
-        <w:spacing w:after="0" w:before="0" w:line="240"/>
+        <w:shd w:val="clear" w:color="auto" w:fill="F2F2F2"/>
         <w:ind w:left="113" w:right="113"/>
       </w:pPr>
-      <w:r>
-        <w:rPr>
-          <w:rFonts w:ascii="Consolas" w:cs="Consolas" w:eastAsia="Consolas" w:hAnsi="Consolas"/>
-          <w:sz w:val="18"/>
-          <w:szCs w:val="18"/>
-        </w:rPr>
-        <w:t xml:space="preserve">main(int argc, char *argv[])</w:t>
+      <w:proofErr w:type="gramStart"/>
+      <w:r>
+        <w:rPr>
+          <w:rFonts w:ascii="Consolas" w:eastAsia="Consolas" w:hAnsi="Consolas" w:cs="Consolas"/>
+          <w:sz w:val="18"/>
+          <w:szCs w:val="18"/>
+        </w:rPr>
+        <w:t>main(</w:t>
+      </w:r>
+      <w:proofErr w:type="gramEnd"/>
+      <w:r>
+        <w:rPr>
+          <w:rFonts w:ascii="Consolas" w:eastAsia="Consolas" w:hAnsi="Consolas" w:cs="Consolas"/>
+          <w:sz w:val="18"/>
+          <w:szCs w:val="18"/>
+        </w:rPr>
+        <w:t xml:space="preserve">int </w:t>
+      </w:r>
+      <w:proofErr w:type="spellStart"/>
+      <w:r>
+        <w:rPr>
+          <w:rFonts w:ascii="Consolas" w:eastAsia="Consolas" w:hAnsi="Consolas" w:cs="Consolas"/>
+          <w:sz w:val="18"/>
+          <w:szCs w:val="18"/>
+        </w:rPr>
+        <w:t>argc</w:t>
+      </w:r>
+      <w:proofErr w:type="spellEnd"/>
+      <w:r>
+        <w:rPr>
+          <w:rFonts w:ascii="Consolas" w:eastAsia="Consolas" w:hAnsi="Consolas" w:cs="Consolas"/>
+          <w:sz w:val="18"/>
+          <w:szCs w:val="18"/>
+        </w:rPr>
+        <w:t>, char *</w:t>
+      </w:r>
+      <w:proofErr w:type="spellStart"/>
+      <w:proofErr w:type="gramStart"/>
+      <w:r>
+        <w:rPr>
+          <w:rFonts w:ascii="Consolas" w:eastAsia="Consolas" w:hAnsi="Consolas" w:cs="Consolas"/>
+          <w:sz w:val="18"/>
+          <w:szCs w:val="18"/>
+        </w:rPr>
+        <w:t>argv</w:t>
+      </w:r>
+      <w:proofErr w:type="spellEnd"/>
+      <w:r>
+        <w:rPr>
+          <w:rFonts w:ascii="Consolas" w:eastAsia="Consolas" w:hAnsi="Consolas" w:cs="Consolas"/>
+          <w:sz w:val="18"/>
+          <w:szCs w:val="18"/>
+        </w:rPr>
+        <w:t>[</w:t>
+      </w:r>
+      <w:proofErr w:type="gramEnd"/>
+      <w:r>
+        <w:rPr>
+          <w:rFonts w:ascii="Consolas" w:eastAsia="Consolas" w:hAnsi="Consolas" w:cs="Consolas"/>
+          <w:sz w:val="18"/>
+          <w:szCs w:val="18"/>
+        </w:rPr>
+        <w:t>])</w:t>
       </w:r>
     </w:p>
     <w:p>
       <w:pPr>
         <w:keepNext/>
         <w:keepLines/>
-        <w:shd w:fill="F2F2F2" w:color="auto" w:val="clear"/>
-        <w:spacing w:after="0" w:before="0" w:line="240"/>
+        <w:shd w:val="clear" w:color="auto" w:fill="F2F2F2"/>
         <w:ind w:left="113" w:right="113"/>
       </w:pPr>
       <w:r>
         <w:rPr>
-          <w:rFonts w:ascii="Consolas" w:cs="Consolas" w:eastAsia="Consolas" w:hAnsi="Consolas"/>
-          <w:sz w:val="18"/>
-          <w:szCs w:val="18"/>
-        </w:rPr>
-        <w:t xml:space="preserve">{</w:t>
+          <w:rFonts w:ascii="Consolas" w:eastAsia="Consolas" w:hAnsi="Consolas" w:cs="Consolas"/>
+          <w:sz w:val="18"/>
+          <w:szCs w:val="18"/>
+        </w:rPr>
+        <w:t>{</w:t>
       </w:r>
     </w:p>
     <w:p>
       <w:pPr>
         <w:keepNext/>
         <w:keepLines/>
-        <w:shd w:fill="F2F2F2" w:color="auto" w:val="clear"/>
-        <w:spacing w:after="0" w:before="0" w:line="240"/>
+        <w:shd w:val="clear" w:color="auto" w:fill="F2F2F2"/>
         <w:ind w:left="113" w:right="113"/>
       </w:pPr>
       <w:r>
         <w:rPr>
-          <w:rFonts w:ascii="Consolas" w:cs="Consolas" w:eastAsia="Consolas" w:hAnsi="Consolas"/>
-          <w:sz w:val="18"/>
-          <w:szCs w:val="18"/>
-        </w:rPr>
-        <w:t xml:space="preserve">  printf("argc = %d\n", argc);</w:t>
+          <w:rFonts w:ascii="Consolas" w:eastAsia="Consolas" w:hAnsi="Consolas" w:cs="Consolas"/>
+          <w:sz w:val="18"/>
+          <w:szCs w:val="18"/>
+        </w:rPr>
+        <w:t xml:space="preserve">  </w:t>
+      </w:r>
+      <w:proofErr w:type="spellStart"/>
+      <w:proofErr w:type="gramStart"/>
+      <w:r>
+        <w:rPr>
+          <w:rFonts w:ascii="Consolas" w:eastAsia="Consolas" w:hAnsi="Consolas" w:cs="Consolas"/>
+          <w:sz w:val="18"/>
+          <w:szCs w:val="18"/>
+        </w:rPr>
+        <w:t>printf</w:t>
+      </w:r>
+      <w:proofErr w:type="spellEnd"/>
+      <w:r>
+        <w:rPr>
+          <w:rFonts w:ascii="Consolas" w:eastAsia="Consolas" w:hAnsi="Consolas" w:cs="Consolas"/>
+          <w:sz w:val="18"/>
+          <w:szCs w:val="18"/>
+        </w:rPr>
+        <w:t>(</w:t>
+      </w:r>
+      <w:proofErr w:type="gramEnd"/>
+      <w:r>
+        <w:rPr>
+          <w:rFonts w:ascii="Consolas" w:eastAsia="Consolas" w:hAnsi="Consolas" w:cs="Consolas"/>
+          <w:sz w:val="18"/>
+          <w:szCs w:val="18"/>
+        </w:rPr>
+        <w:t>"</w:t>
+      </w:r>
+      <w:proofErr w:type="spellStart"/>
+      <w:r>
+        <w:rPr>
+          <w:rFonts w:ascii="Consolas" w:eastAsia="Consolas" w:hAnsi="Consolas" w:cs="Consolas"/>
+          <w:sz w:val="18"/>
+          <w:szCs w:val="18"/>
+        </w:rPr>
+        <w:t>argc</w:t>
+      </w:r>
+      <w:proofErr w:type="spellEnd"/>
+      <w:r>
+        <w:rPr>
+          <w:rFonts w:ascii="Consolas" w:eastAsia="Consolas" w:hAnsi="Consolas" w:cs="Consolas"/>
+          <w:sz w:val="18"/>
+          <w:szCs w:val="18"/>
+        </w:rPr>
+        <w:t xml:space="preserve"> = %d\n", </w:t>
+      </w:r>
+      <w:proofErr w:type="spellStart"/>
+      <w:r>
+        <w:rPr>
+          <w:rFonts w:ascii="Consolas" w:eastAsia="Consolas" w:hAnsi="Consolas" w:cs="Consolas"/>
+          <w:sz w:val="18"/>
+          <w:szCs w:val="18"/>
+        </w:rPr>
+        <w:t>argc</w:t>
+      </w:r>
+      <w:proofErr w:type="spellEnd"/>
+      <w:r>
+        <w:rPr>
+          <w:rFonts w:ascii="Consolas" w:eastAsia="Consolas" w:hAnsi="Consolas" w:cs="Consolas"/>
+          <w:sz w:val="18"/>
+          <w:szCs w:val="18"/>
+        </w:rPr>
+        <w:t>);</w:t>
       </w:r>
     </w:p>
     <w:p>
       <w:pPr>
         <w:keepNext/>
         <w:keepLines/>
-        <w:shd w:fill="F2F2F2" w:color="auto" w:val="clear"/>
-        <w:spacing w:after="0" w:before="0" w:line="240"/>
+        <w:shd w:val="clear" w:color="auto" w:fill="F2F2F2"/>
         <w:ind w:left="113" w:right="113"/>
       </w:pPr>
       <w:r>
         <w:rPr>
-          <w:rFonts w:ascii="Consolas" w:cs="Consolas" w:eastAsia="Consolas" w:hAnsi="Consolas"/>
-          <w:sz w:val="18"/>
-          <w:szCs w:val="18"/>
-        </w:rPr>
-        <w:t xml:space="preserve">  for(int i = 0; i &lt; argc; i++)</w:t>
+          <w:rFonts w:ascii="Consolas" w:eastAsia="Consolas" w:hAnsi="Consolas" w:cs="Consolas"/>
+          <w:sz w:val="18"/>
+          <w:szCs w:val="18"/>
+        </w:rPr>
+        <w:t xml:space="preserve">  </w:t>
+      </w:r>
+      <w:proofErr w:type="gramStart"/>
+      <w:r>
+        <w:rPr>
+          <w:rFonts w:ascii="Consolas" w:eastAsia="Consolas" w:hAnsi="Consolas" w:cs="Consolas"/>
+          <w:sz w:val="18"/>
+          <w:szCs w:val="18"/>
+        </w:rPr>
+        <w:t>for(</w:t>
+      </w:r>
+      <w:proofErr w:type="gramEnd"/>
+      <w:r>
+        <w:rPr>
+          <w:rFonts w:ascii="Consolas" w:eastAsia="Consolas" w:hAnsi="Consolas" w:cs="Consolas"/>
+          <w:sz w:val="18"/>
+          <w:szCs w:val="18"/>
+        </w:rPr>
+        <w:t xml:space="preserve">int </w:t>
+      </w:r>
+      <w:proofErr w:type="spellStart"/>
+      <w:r>
+        <w:rPr>
+          <w:rFonts w:ascii="Consolas" w:eastAsia="Consolas" w:hAnsi="Consolas" w:cs="Consolas"/>
+          <w:sz w:val="18"/>
+          <w:szCs w:val="18"/>
+        </w:rPr>
+        <w:t>i</w:t>
+      </w:r>
+      <w:proofErr w:type="spellEnd"/>
+      <w:r>
+        <w:rPr>
+          <w:rFonts w:ascii="Consolas" w:eastAsia="Consolas" w:hAnsi="Consolas" w:cs="Consolas"/>
+          <w:sz w:val="18"/>
+          <w:szCs w:val="18"/>
+        </w:rPr>
+        <w:t xml:space="preserve"> = 0; </w:t>
+      </w:r>
+      <w:proofErr w:type="spellStart"/>
+      <w:r>
+        <w:rPr>
+          <w:rFonts w:ascii="Consolas" w:eastAsia="Consolas" w:hAnsi="Consolas" w:cs="Consolas"/>
+          <w:sz w:val="18"/>
+          <w:szCs w:val="18"/>
+        </w:rPr>
+        <w:t>i</w:t>
+      </w:r>
+      <w:proofErr w:type="spellEnd"/>
+      <w:r>
+        <w:rPr>
+          <w:rFonts w:ascii="Consolas" w:eastAsia="Consolas" w:hAnsi="Consolas" w:cs="Consolas"/>
+          <w:sz w:val="18"/>
+          <w:szCs w:val="18"/>
+        </w:rPr>
+        <w:t xml:space="preserve"> &lt; </w:t>
+      </w:r>
+      <w:proofErr w:type="spellStart"/>
+      <w:r>
+        <w:rPr>
+          <w:rFonts w:ascii="Consolas" w:eastAsia="Consolas" w:hAnsi="Consolas" w:cs="Consolas"/>
+          <w:sz w:val="18"/>
+          <w:szCs w:val="18"/>
+        </w:rPr>
+        <w:t>argc</w:t>
+      </w:r>
+      <w:proofErr w:type="spellEnd"/>
+      <w:r>
+        <w:rPr>
+          <w:rFonts w:ascii="Consolas" w:eastAsia="Consolas" w:hAnsi="Consolas" w:cs="Consolas"/>
+          <w:sz w:val="18"/>
+          <w:szCs w:val="18"/>
+        </w:rPr>
+        <w:t xml:space="preserve">; </w:t>
+      </w:r>
+      <w:proofErr w:type="spellStart"/>
+      <w:r>
+        <w:rPr>
+          <w:rFonts w:ascii="Consolas" w:eastAsia="Consolas" w:hAnsi="Consolas" w:cs="Consolas"/>
+          <w:sz w:val="18"/>
+          <w:szCs w:val="18"/>
+        </w:rPr>
+        <w:t>i</w:t>
+      </w:r>
+      <w:proofErr w:type="spellEnd"/>
+      <w:r>
+        <w:rPr>
+          <w:rFonts w:ascii="Consolas" w:eastAsia="Consolas" w:hAnsi="Consolas" w:cs="Consolas"/>
+          <w:sz w:val="18"/>
+          <w:szCs w:val="18"/>
+        </w:rPr>
+        <w:t>++)</w:t>
       </w:r>
     </w:p>
     <w:p>
       <w:pPr>
         <w:keepNext/>
         <w:keepLines/>
-        <w:shd w:fill="F2F2F2" w:color="auto" w:val="clear"/>
-        <w:spacing w:after="0" w:before="0" w:line="240"/>
+        <w:shd w:val="clear" w:color="auto" w:fill="F2F2F2"/>
         <w:ind w:left="113" w:right="113"/>
       </w:pPr>
       <w:r>
         <w:rPr>
-          <w:rFonts w:ascii="Consolas" w:cs="Consolas" w:eastAsia="Consolas" w:hAnsi="Consolas"/>
-          <w:sz w:val="18"/>
-          <w:szCs w:val="18"/>
-        </w:rPr>
-        <w:t xml:space="preserve">    printf("argv[%d] = [%s]\n", i, argv[i]);</w:t>
+          <w:rFonts w:ascii="Consolas" w:eastAsia="Consolas" w:hAnsi="Consolas" w:cs="Consolas"/>
+          <w:sz w:val="18"/>
+          <w:szCs w:val="18"/>
+        </w:rPr>
+        <w:t xml:space="preserve">    </w:t>
+      </w:r>
+      <w:proofErr w:type="spellStart"/>
+      <w:r>
+        <w:rPr>
+          <w:rFonts w:ascii="Consolas" w:eastAsia="Consolas" w:hAnsi="Consolas" w:cs="Consolas"/>
+          <w:sz w:val="18"/>
+          <w:szCs w:val="18"/>
+        </w:rPr>
+        <w:t>printf</w:t>
+      </w:r>
+      <w:proofErr w:type="spellEnd"/>
+      <w:r>
+        <w:rPr>
+          <w:rFonts w:ascii="Consolas" w:eastAsia="Consolas" w:hAnsi="Consolas" w:cs="Consolas"/>
+          <w:sz w:val="18"/>
+          <w:szCs w:val="18"/>
+        </w:rPr>
+        <w:t>("</w:t>
+      </w:r>
+      <w:proofErr w:type="spellStart"/>
+      <w:r>
+        <w:rPr>
+          <w:rFonts w:ascii="Consolas" w:eastAsia="Consolas" w:hAnsi="Consolas" w:cs="Consolas"/>
+          <w:sz w:val="18"/>
+          <w:szCs w:val="18"/>
+        </w:rPr>
+        <w:t>argv</w:t>
+      </w:r>
+      <w:proofErr w:type="spellEnd"/>
+      <w:r>
+        <w:rPr>
+          <w:rFonts w:ascii="Consolas" w:eastAsia="Consolas" w:hAnsi="Consolas" w:cs="Consolas"/>
+          <w:sz w:val="18"/>
+          <w:szCs w:val="18"/>
+        </w:rPr>
+        <w:t>[%d] = [%</w:t>
+      </w:r>
+      <w:proofErr w:type="gramStart"/>
+      <w:r>
+        <w:rPr>
+          <w:rFonts w:ascii="Consolas" w:eastAsia="Consolas" w:hAnsi="Consolas" w:cs="Consolas"/>
+          <w:sz w:val="18"/>
+          <w:szCs w:val="18"/>
+        </w:rPr>
+        <w:t>s]\</w:t>
+      </w:r>
+      <w:proofErr w:type="gramEnd"/>
+      <w:r>
+        <w:rPr>
+          <w:rFonts w:ascii="Consolas" w:eastAsia="Consolas" w:hAnsi="Consolas" w:cs="Consolas"/>
+          <w:sz w:val="18"/>
+          <w:szCs w:val="18"/>
+        </w:rPr>
+        <w:t xml:space="preserve">n", </w:t>
+      </w:r>
+      <w:proofErr w:type="spellStart"/>
+      <w:r>
+        <w:rPr>
+          <w:rFonts w:ascii="Consolas" w:eastAsia="Consolas" w:hAnsi="Consolas" w:cs="Consolas"/>
+          <w:sz w:val="18"/>
+          <w:szCs w:val="18"/>
+        </w:rPr>
+        <w:t>i</w:t>
+      </w:r>
+      <w:proofErr w:type="spellEnd"/>
+      <w:r>
+        <w:rPr>
+          <w:rFonts w:ascii="Consolas" w:eastAsia="Consolas" w:hAnsi="Consolas" w:cs="Consolas"/>
+          <w:sz w:val="18"/>
+          <w:szCs w:val="18"/>
+        </w:rPr>
+        <w:t xml:space="preserve">, </w:t>
+      </w:r>
+      <w:proofErr w:type="spellStart"/>
+      <w:r>
+        <w:rPr>
+          <w:rFonts w:ascii="Consolas" w:eastAsia="Consolas" w:hAnsi="Consolas" w:cs="Consolas"/>
+          <w:sz w:val="18"/>
+          <w:szCs w:val="18"/>
+        </w:rPr>
+        <w:t>argv</w:t>
+      </w:r>
+      <w:proofErr w:type="spellEnd"/>
+      <w:r>
+        <w:rPr>
+          <w:rFonts w:ascii="Consolas" w:eastAsia="Consolas" w:hAnsi="Consolas" w:cs="Consolas"/>
+          <w:sz w:val="18"/>
+          <w:szCs w:val="18"/>
+        </w:rPr>
+        <w:t>[</w:t>
+      </w:r>
+      <w:proofErr w:type="spellStart"/>
+      <w:r>
+        <w:rPr>
+          <w:rFonts w:ascii="Consolas" w:eastAsia="Consolas" w:hAnsi="Consolas" w:cs="Consolas"/>
+          <w:sz w:val="18"/>
+          <w:szCs w:val="18"/>
+        </w:rPr>
+        <w:t>i</w:t>
+      </w:r>
+      <w:proofErr w:type="spellEnd"/>
+      <w:r>
+        <w:rPr>
+          <w:rFonts w:ascii="Consolas" w:eastAsia="Consolas" w:hAnsi="Consolas" w:cs="Consolas"/>
+          <w:sz w:val="18"/>
+          <w:szCs w:val="18"/>
+        </w:rPr>
+        <w:t>]);</w:t>
       </w:r>
     </w:p>
     <w:p>
       <w:pPr>
         <w:keepNext/>
         <w:keepLines/>
-        <w:shd w:fill="F2F2F2" w:color="auto" w:val="clear"/>
-        <w:spacing w:after="0" w:before="0" w:line="240"/>
+        <w:shd w:val="clear" w:color="auto" w:fill="F2F2F2"/>
         <w:ind w:left="113" w:right="113"/>
       </w:pPr>
       <w:r>
         <w:rPr>
-          <w:rFonts w:ascii="Consolas" w:cs="Consolas" w:eastAsia="Consolas" w:hAnsi="Consolas"/>
+          <w:rFonts w:ascii="Consolas" w:eastAsia="Consolas" w:hAnsi="Consolas" w:cs="Consolas"/>
           <w:sz w:val="18"/>
           <w:szCs w:val="18"/>
         </w:rPr>
@@ -3560,43 +5179,45 @@
     </w:p>
     <w:p>
       <w:pPr>
-        <w:keepNext w:val="false"/>
         <w:keepLines/>
-        <w:shd w:fill="F2F2F2" w:color="auto" w:val="clear"/>
-        <w:spacing w:after="160" w:before="0" w:line="240"/>
+        <w:shd w:val="clear" w:color="auto" w:fill="F2F2F2"/>
+        <w:spacing w:after="160"/>
         <w:ind w:left="113" w:right="113"/>
       </w:pPr>
       <w:r>
         <w:rPr>
-          <w:rFonts w:ascii="Consolas" w:cs="Consolas" w:eastAsia="Consolas" w:hAnsi="Consolas"/>
-          <w:sz w:val="18"/>
-          <w:szCs w:val="18"/>
-        </w:rPr>
-        <w:t xml:space="preserve">}</w:t>
+          <w:rFonts w:ascii="Consolas" w:eastAsia="Consolas" w:hAnsi="Consolas" w:cs="Consolas"/>
+          <w:sz w:val="18"/>
+          <w:szCs w:val="18"/>
+        </w:rPr>
+        <w:t>}</w:t>
       </w:r>
     </w:p>
     <w:p>
       <w:pPr>
         <w:keepNext/>
-        <w:spacing w:after="120" w:line="288"/>
+        <w:spacing w:after="120" w:line="288" w:lineRule="auto"/>
         <w:jc w:val="both"/>
       </w:pPr>
       <w:r>
-        <w:t xml:space="preserve">Then I ran the same lines in both shells:</w:t>
+        <w:t>Then I ran the same lines in both shells:</w:t>
       </w:r>
     </w:p>
     <w:p>
       <w:pPr>
         <w:keepNext/>
-        <w:spacing w:after="60" w:before="120"/>
+        <w:spacing w:before="120" w:after="60"/>
         <w:jc w:val="center"/>
       </w:pPr>
       <w:r>
+        <w:rPr>
+          <w:noProof/>
+        </w:rPr>
         <w:drawing>
-          <wp:inline distT="0" distB="0" distL="0" distR="0">
+          <wp:inline distT="0" distB="0" distL="0" distR="0" wp14:anchorId="25998497" wp14:editId="0D806568">
             <wp:extent cx="5762625" cy="2962275"/>
-            <wp:effectExtent t="0" r="0" b="0" l="0"/>
-            <wp:docPr id="8" name="" descr="" title=""/>
+            <wp:effectExtent l="0" t="0" r="0" b="0"/>
+            <wp:docPr id="8" name="Picture 8"/>
             <wp:cNvGraphicFramePr>
               <a:graphicFrameLocks xmlns:a="http://schemas.openxmlformats.org/drawingml/2006/main" noChangeAspect="1"/>
             </wp:cNvGraphicFramePr>
@@ -3604,13 +5225,13 @@
               <a:graphicData uri="http://schemas.openxmlformats.org/drawingml/2006/picture">
                 <pic:pic xmlns:pic="http://schemas.openxmlformats.org/drawingml/2006/picture">
                   <pic:nvPicPr>
-                    <pic:cNvPr id="0" name="" descr=""/>
+                    <pic:cNvPr id="0" name=""/>
                     <pic:cNvPicPr>
                       <a:picLocks noChangeAspect="1" noChangeArrowheads="1"/>
                     </pic:cNvPicPr>
                   </pic:nvPicPr>
                   <pic:blipFill>
-                    <a:blip r:embed="rId16" cstate="none"/>
+                    <a:blip r:embed="rId14"/>
                     <a:srcRect/>
                     <a:stretch>
                       <a:fillRect/>
@@ -3642,21 +5263,41 @@
           <w:sz w:val="22"/>
           <w:szCs w:val="22"/>
         </w:rPr>
-        <w:t xml:space="preserve">Figure 3.2 – args output in xv6</w:t>
+        <w:t xml:space="preserve">Figure 3.2 – </w:t>
+      </w:r>
+      <w:proofErr w:type="spellStart"/>
+      <w:r>
+        <w:rPr>
+          <w:sz w:val="22"/>
+          <w:szCs w:val="22"/>
+        </w:rPr>
+        <w:t>args</w:t>
+      </w:r>
+      <w:proofErr w:type="spellEnd"/>
+      <w:r>
+        <w:rPr>
+          <w:sz w:val="22"/>
+          <w:szCs w:val="22"/>
+        </w:rPr>
+        <w:t xml:space="preserve"> output in xv6</w:t>
       </w:r>
     </w:p>
     <w:p>
       <w:pPr>
         <w:keepNext/>
-        <w:spacing w:after="60" w:before="120"/>
+        <w:spacing w:before="120" w:after="60"/>
         <w:jc w:val="center"/>
       </w:pPr>
       <w:r>
+        <w:rPr>
+          <w:noProof/>
+        </w:rPr>
+        <w:lastRenderedPageBreak/>
         <w:drawing>
-          <wp:inline distT="0" distB="0" distL="0" distR="0">
+          <wp:inline distT="0" distB="0" distL="0" distR="0" wp14:anchorId="11BF0460" wp14:editId="68179630">
             <wp:extent cx="5762625" cy="3905250"/>
-            <wp:effectExtent t="0" r="0" b="0" l="0"/>
-            <wp:docPr id="9" name="" descr="" title=""/>
+            <wp:effectExtent l="0" t="0" r="0" b="0"/>
+            <wp:docPr id="9" name="Picture 9"/>
             <wp:cNvGraphicFramePr>
               <a:graphicFrameLocks xmlns:a="http://schemas.openxmlformats.org/drawingml/2006/main" noChangeAspect="1"/>
             </wp:cNvGraphicFramePr>
@@ -3664,13 +5305,13 @@
               <a:graphicData uri="http://schemas.openxmlformats.org/drawingml/2006/picture">
                 <pic:pic xmlns:pic="http://schemas.openxmlformats.org/drawingml/2006/picture">
                   <pic:nvPicPr>
-                    <pic:cNvPr id="0" name="" descr=""/>
+                    <pic:cNvPr id="0" name=""/>
                     <pic:cNvPicPr>
                       <a:picLocks noChangeAspect="1" noChangeArrowheads="1"/>
                     </pic:cNvPicPr>
                   </pic:nvPicPr>
                   <pic:blipFill>
-                    <a:blip r:embed="rId17" cstate="none"/>
+                    <a:blip r:embed="rId15"/>
                     <a:srcRect/>
                     <a:stretch>
                       <a:fillRect/>
@@ -3702,17 +5343,33 @@
           <w:sz w:val="22"/>
           <w:szCs w:val="22"/>
         </w:rPr>
-        <w:t xml:space="preserve">Figure 3.3 – args_linux output in bash</w:t>
+        <w:t xml:space="preserve">Figure 3.3 – </w:t>
+      </w:r>
+      <w:proofErr w:type="spellStart"/>
+      <w:r>
+        <w:rPr>
+          <w:sz w:val="22"/>
+          <w:szCs w:val="22"/>
+        </w:rPr>
+        <w:t>args_linux</w:t>
+      </w:r>
+      <w:proofErr w:type="spellEnd"/>
+      <w:r>
+        <w:rPr>
+          <w:sz w:val="22"/>
+          <w:szCs w:val="22"/>
+        </w:rPr>
+        <w:t xml:space="preserve"> output in bash</w:t>
       </w:r>
     </w:p>
     <w:p>
       <w:pPr>
         <w:pStyle w:val="Heading2"/>
         <w:keepNext/>
-        <w:spacing w:after="120" w:before="200"/>
-      </w:pPr>
-      <w:r>
-        <w:t xml:space="preserve">Observe</w:t>
+        <w:spacing w:before="200" w:after="120"/>
+      </w:pPr>
+      <w:r>
+        <w:t>Observe</w:t>
       </w:r>
     </w:p>
     <w:p>
@@ -3722,7 +5379,7 @@
           <w:ilvl w:val="0"/>
           <w:numId w:val="3"/>
         </w:numPr>
-        <w:spacing w:after="80" w:line="288"/>
+        <w:spacing w:after="80" w:line="288" w:lineRule="auto"/>
         <w:jc w:val="both"/>
       </w:pPr>
       <w:r>
@@ -3730,109 +5387,249 @@
           <w:b/>
           <w:bCs/>
         </w:rPr>
-        <w:t xml:space="preserve">Both outputs for args *.c "x y", and how many arguments each program got.</w:t>
+        <w:t xml:space="preserve">Both outputs for </w:t>
+      </w:r>
+      <w:proofErr w:type="spellStart"/>
+      <w:r>
+        <w:rPr>
+          <w:b/>
+          <w:bCs/>
+        </w:rPr>
+        <w:t>args</w:t>
+      </w:r>
+      <w:proofErr w:type="spellEnd"/>
+      <w:r>
+        <w:rPr>
+          <w:b/>
+          <w:bCs/>
+        </w:rPr>
+        <w:t xml:space="preserve"> *.c "x y", and how many arguments each program got.</w:t>
       </w:r>
       <w:r>
         <w:t xml:space="preserve"> In xv6: </w:t>
       </w:r>
-      <w:r>
-        <w:rPr>
-          <w:rFonts w:ascii="Consolas" w:cs="Consolas" w:eastAsia="Consolas" w:hAnsi="Consolas"/>
-          <w:sz w:val="21"/>
-          <w:szCs w:val="21"/>
-        </w:rPr>
-        <w:t xml:space="preserve">argc = 4</w:t>
+      <w:proofErr w:type="spellStart"/>
+      <w:r>
+        <w:rPr>
+          <w:rFonts w:ascii="Consolas" w:eastAsia="Consolas" w:hAnsi="Consolas" w:cs="Consolas"/>
+          <w:sz w:val="21"/>
+          <w:szCs w:val="21"/>
+        </w:rPr>
+        <w:t>argc</w:t>
+      </w:r>
+      <w:proofErr w:type="spellEnd"/>
+      <w:r>
+        <w:rPr>
+          <w:rFonts w:ascii="Consolas" w:eastAsia="Consolas" w:hAnsi="Consolas" w:cs="Consolas"/>
+          <w:sz w:val="21"/>
+          <w:szCs w:val="21"/>
+        </w:rPr>
+        <w:t xml:space="preserve"> = 4</w:t>
       </w:r>
       <w:r>
         <w:t xml:space="preserve">, </w:t>
       </w:r>
       <w:r>
         <w:rPr>
-          <w:rFonts w:ascii="Consolas" w:cs="Consolas" w:eastAsia="Consolas" w:hAnsi="Consolas"/>
-          <w:sz w:val="21"/>
-          <w:szCs w:val="21"/>
-        </w:rPr>
-        <w:t xml:space="preserve">[args] [*.c] ["x] [y"]</w:t>
+          <w:rFonts w:ascii="Consolas" w:eastAsia="Consolas" w:hAnsi="Consolas" w:cs="Consolas"/>
+          <w:sz w:val="21"/>
+          <w:szCs w:val="21"/>
+        </w:rPr>
+        <w:t>[</w:t>
+      </w:r>
+      <w:proofErr w:type="spellStart"/>
+      <w:r>
+        <w:rPr>
+          <w:rFonts w:ascii="Consolas" w:eastAsia="Consolas" w:hAnsi="Consolas" w:cs="Consolas"/>
+          <w:sz w:val="21"/>
+          <w:szCs w:val="21"/>
+        </w:rPr>
+        <w:t>args</w:t>
+      </w:r>
+      <w:proofErr w:type="spellEnd"/>
+      <w:r>
+        <w:rPr>
+          <w:rFonts w:ascii="Consolas" w:eastAsia="Consolas" w:hAnsi="Consolas" w:cs="Consolas"/>
+          <w:sz w:val="21"/>
+          <w:szCs w:val="21"/>
+        </w:rPr>
+        <w:t>] [*.c] ["x] [y"]</w:t>
       </w:r>
       <w:r>
         <w:t xml:space="preserve">. In bash in </w:t>
       </w:r>
       <w:r>
         <w:rPr>
-          <w:rFonts w:ascii="Consolas" w:cs="Consolas" w:eastAsia="Consolas" w:hAnsi="Consolas"/>
-          <w:sz w:val="21"/>
-          <w:szCs w:val="21"/>
-        </w:rPr>
-        <w:t xml:space="preserve">~/os-lab4</w:t>
+          <w:rFonts w:ascii="Consolas" w:eastAsia="Consolas" w:hAnsi="Consolas" w:cs="Consolas"/>
+          <w:sz w:val="21"/>
+          <w:szCs w:val="21"/>
+        </w:rPr>
+        <w:t>~/os-lab4</w:t>
       </w:r>
       <w:r>
         <w:t xml:space="preserve">, where the only .c file is </w:t>
       </w:r>
-      <w:r>
-        <w:rPr>
-          <w:rFonts w:ascii="Consolas" w:cs="Consolas" w:eastAsia="Consolas" w:hAnsi="Consolas"/>
-          <w:sz w:val="21"/>
-          <w:szCs w:val="21"/>
-        </w:rPr>
-        <w:t xml:space="preserve">args_linux.c</w:t>
-      </w:r>
+      <w:proofErr w:type="spellStart"/>
+      <w:r>
+        <w:rPr>
+          <w:rFonts w:ascii="Consolas" w:eastAsia="Consolas" w:hAnsi="Consolas" w:cs="Consolas"/>
+          <w:sz w:val="21"/>
+          <w:szCs w:val="21"/>
+        </w:rPr>
+        <w:t>args_linux.c</w:t>
+      </w:r>
+      <w:proofErr w:type="spellEnd"/>
       <w:r>
         <w:t xml:space="preserve">: </w:t>
       </w:r>
-      <w:r>
-        <w:rPr>
-          <w:rFonts w:ascii="Consolas" w:cs="Consolas" w:eastAsia="Consolas" w:hAnsi="Consolas"/>
-          <w:sz w:val="21"/>
-          <w:szCs w:val="21"/>
-        </w:rPr>
-        <w:t xml:space="preserve">argc = 3</w:t>
+      <w:proofErr w:type="spellStart"/>
+      <w:r>
+        <w:rPr>
+          <w:rFonts w:ascii="Consolas" w:eastAsia="Consolas" w:hAnsi="Consolas" w:cs="Consolas"/>
+          <w:sz w:val="21"/>
+          <w:szCs w:val="21"/>
+        </w:rPr>
+        <w:t>argc</w:t>
+      </w:r>
+      <w:proofErr w:type="spellEnd"/>
+      <w:r>
+        <w:rPr>
+          <w:rFonts w:ascii="Consolas" w:eastAsia="Consolas" w:hAnsi="Consolas" w:cs="Consolas"/>
+          <w:sz w:val="21"/>
+          <w:szCs w:val="21"/>
+        </w:rPr>
+        <w:t xml:space="preserve"> = 3</w:t>
       </w:r>
       <w:r>
         <w:t xml:space="preserve">, </w:t>
       </w:r>
-      <w:r>
-        <w:rPr>
-          <w:rFonts w:ascii="Consolas" w:cs="Consolas" w:eastAsia="Consolas" w:hAnsi="Consolas"/>
-          <w:sz w:val="21"/>
-          <w:szCs w:val="21"/>
-        </w:rPr>
-        <w:t xml:space="preserve">[./args] [args_linux.c] [x y]</w:t>
+      <w:proofErr w:type="gramStart"/>
+      <w:r>
+        <w:rPr>
+          <w:rFonts w:ascii="Consolas" w:eastAsia="Consolas" w:hAnsi="Consolas" w:cs="Consolas"/>
+          <w:sz w:val="21"/>
+          <w:szCs w:val="21"/>
+        </w:rPr>
+        <w:t>[./</w:t>
+      </w:r>
+      <w:proofErr w:type="spellStart"/>
+      <w:proofErr w:type="gramEnd"/>
+      <w:r>
+        <w:rPr>
+          <w:rFonts w:ascii="Consolas" w:eastAsia="Consolas" w:hAnsi="Consolas" w:cs="Consolas"/>
+          <w:sz w:val="21"/>
+          <w:szCs w:val="21"/>
+        </w:rPr>
+        <w:t>args</w:t>
+      </w:r>
+      <w:proofErr w:type="spellEnd"/>
+      <w:r>
+        <w:rPr>
+          <w:rFonts w:ascii="Consolas" w:eastAsia="Consolas" w:hAnsi="Consolas" w:cs="Consolas"/>
+          <w:sz w:val="21"/>
+          <w:szCs w:val="21"/>
+        </w:rPr>
+        <w:t>] [</w:t>
+      </w:r>
+      <w:proofErr w:type="spellStart"/>
+      <w:r>
+        <w:rPr>
+          <w:rFonts w:ascii="Consolas" w:eastAsia="Consolas" w:hAnsi="Consolas" w:cs="Consolas"/>
+          <w:sz w:val="21"/>
+          <w:szCs w:val="21"/>
+        </w:rPr>
+        <w:t>args_linux.c</w:t>
+      </w:r>
+      <w:proofErr w:type="spellEnd"/>
+      <w:r>
+        <w:rPr>
+          <w:rFonts w:ascii="Consolas" w:eastAsia="Consolas" w:hAnsi="Consolas" w:cs="Consolas"/>
+          <w:sz w:val="21"/>
+          <w:szCs w:val="21"/>
+        </w:rPr>
+        <w:t>] [x y]</w:t>
       </w:r>
       <w:r>
         <w:t xml:space="preserve">. I also ran it in </w:t>
       </w:r>
       <w:r>
         <w:rPr>
-          <w:rFonts w:ascii="Consolas" w:cs="Consolas" w:eastAsia="Consolas" w:hAnsi="Consolas"/>
-          <w:sz w:val="21"/>
-          <w:szCs w:val="21"/>
-        </w:rPr>
-        <w:t xml:space="preserve">~/os-lab3/play</w:t>
+          <w:rFonts w:ascii="Consolas" w:eastAsia="Consolas" w:hAnsi="Consolas" w:cs="Consolas"/>
+          <w:sz w:val="21"/>
+          <w:szCs w:val="21"/>
+        </w:rPr>
+        <w:t>~/os-lab3/play</w:t>
       </w:r>
       <w:r>
         <w:t xml:space="preserve">, which has two .c files: </w:t>
       </w:r>
-      <w:r>
-        <w:rPr>
-          <w:rFonts w:ascii="Consolas" w:cs="Consolas" w:eastAsia="Consolas" w:hAnsi="Consolas"/>
-          <w:sz w:val="21"/>
-          <w:szCs w:val="21"/>
-        </w:rPr>
-        <w:t xml:space="preserve">argc = 4</w:t>
+      <w:proofErr w:type="spellStart"/>
+      <w:r>
+        <w:rPr>
+          <w:rFonts w:ascii="Consolas" w:eastAsia="Consolas" w:hAnsi="Consolas" w:cs="Consolas"/>
+          <w:sz w:val="21"/>
+          <w:szCs w:val="21"/>
+        </w:rPr>
+        <w:t>argc</w:t>
+      </w:r>
+      <w:proofErr w:type="spellEnd"/>
+      <w:r>
+        <w:rPr>
+          <w:rFonts w:ascii="Consolas" w:eastAsia="Consolas" w:hAnsi="Consolas" w:cs="Consolas"/>
+          <w:sz w:val="21"/>
+          <w:szCs w:val="21"/>
+        </w:rPr>
+        <w:t xml:space="preserve"> = 4</w:t>
       </w:r>
       <w:r>
         <w:t xml:space="preserve">, </w:t>
       </w:r>
       <w:r>
         <w:rPr>
-          <w:rFonts w:ascii="Consolas" w:cs="Consolas" w:eastAsia="Consolas" w:hAnsi="Consolas"/>
-          <w:sz w:val="21"/>
-          <w:szCs w:val="21"/>
-        </w:rPr>
-        <w:t xml:space="preserve">[a.c] [b.c] [x y]</w:t>
-      </w:r>
-      <w:r>
-        <w:t xml:space="preserve">. The program is the same, only the shell is different, and the arguments are completely different.</w:t>
+          <w:rFonts w:ascii="Consolas" w:eastAsia="Consolas" w:hAnsi="Consolas" w:cs="Consolas"/>
+          <w:sz w:val="21"/>
+          <w:szCs w:val="21"/>
+        </w:rPr>
+        <w:t>[</w:t>
+      </w:r>
+      <w:proofErr w:type="spellStart"/>
+      <w:r>
+        <w:rPr>
+          <w:rFonts w:ascii="Consolas" w:eastAsia="Consolas" w:hAnsi="Consolas" w:cs="Consolas"/>
+          <w:sz w:val="21"/>
+          <w:szCs w:val="21"/>
+        </w:rPr>
+        <w:t>a.c</w:t>
+      </w:r>
+      <w:proofErr w:type="spellEnd"/>
+      <w:r>
+        <w:rPr>
+          <w:rFonts w:ascii="Consolas" w:eastAsia="Consolas" w:hAnsi="Consolas" w:cs="Consolas"/>
+          <w:sz w:val="21"/>
+          <w:szCs w:val="21"/>
+        </w:rPr>
+        <w:t>] [</w:t>
+      </w:r>
+      <w:proofErr w:type="spellStart"/>
+      <w:r>
+        <w:rPr>
+          <w:rFonts w:ascii="Consolas" w:eastAsia="Consolas" w:hAnsi="Consolas" w:cs="Consolas"/>
+          <w:sz w:val="21"/>
+          <w:szCs w:val="21"/>
+        </w:rPr>
+        <w:t>b.c</w:t>
+      </w:r>
+      <w:proofErr w:type="spellEnd"/>
+      <w:r>
+        <w:rPr>
+          <w:rFonts w:ascii="Consolas" w:eastAsia="Consolas" w:hAnsi="Consolas" w:cs="Consolas"/>
+          <w:sz w:val="21"/>
+          <w:szCs w:val="21"/>
+        </w:rPr>
+        <w:t>] [x y]</w:t>
+      </w:r>
+      <w:r>
+        <w:t>. The program is the same, only the shell is different, and the arguments are completely different.</w:t>
       </w:r>
     </w:p>
     <w:p>
@@ -3842,7 +5639,7 @@
           <w:ilvl w:val="0"/>
           <w:numId w:val="3"/>
         </w:numPr>
-        <w:spacing w:after="80" w:line="288"/>
+        <w:spacing w:after="80" w:line="288" w:lineRule="auto"/>
         <w:jc w:val="both"/>
       </w:pPr>
       <w:r>
@@ -3850,43 +5647,43 @@
           <w:b/>
           <w:bCs/>
         </w:rPr>
-        <w:t xml:space="preserve">Who turns *.c into file names and removes the quotes?</w:t>
+        <w:t>Who turns *.c into file names and removes the quotes?</w:t>
       </w:r>
       <w:r>
         <w:t xml:space="preserve"> The shell. The kernel only copies the strings it gets in </w:t>
       </w:r>
       <w:r>
         <w:rPr>
-          <w:rFonts w:ascii="Consolas" w:cs="Consolas" w:eastAsia="Consolas" w:hAnsi="Consolas"/>
-          <w:sz w:val="21"/>
-          <w:szCs w:val="21"/>
-        </w:rPr>
-        <w:t xml:space="preserve">exec</w:t>
+          <w:rFonts w:ascii="Consolas" w:eastAsia="Consolas" w:hAnsi="Consolas" w:cs="Consolas"/>
+          <w:sz w:val="21"/>
+          <w:szCs w:val="21"/>
+        </w:rPr>
+        <w:t>exec</w:t>
       </w:r>
       <w:r>
         <w:t xml:space="preserve"> to the new program, and the program only prints them. Bash replaced </w:t>
       </w:r>
       <w:r>
         <w:rPr>
-          <w:rFonts w:ascii="Consolas" w:cs="Consolas" w:eastAsia="Consolas" w:hAnsi="Consolas"/>
-          <w:sz w:val="21"/>
-          <w:szCs w:val="21"/>
-        </w:rPr>
-        <w:t xml:space="preserve">*.c</w:t>
+          <w:rFonts w:ascii="Consolas" w:eastAsia="Consolas" w:hAnsi="Consolas" w:cs="Consolas"/>
+          <w:sz w:val="21"/>
+          <w:szCs w:val="21"/>
+        </w:rPr>
+        <w:t>*.c</w:t>
       </w:r>
       <w:r>
         <w:t xml:space="preserve"> with the file names and removed the quotes before calling </w:t>
       </w:r>
       <w:r>
         <w:rPr>
-          <w:rFonts w:ascii="Consolas" w:cs="Consolas" w:eastAsia="Consolas" w:hAnsi="Consolas"/>
-          <w:sz w:val="21"/>
-          <w:szCs w:val="21"/>
-        </w:rPr>
-        <w:t xml:space="preserve">exec</w:t>
-      </w:r>
-      <w:r>
-        <w:t xml:space="preserve">, the xv6 shell does neither of these, so its program gets the text as it was typed.</w:t>
+          <w:rFonts w:ascii="Consolas" w:eastAsia="Consolas" w:hAnsi="Consolas" w:cs="Consolas"/>
+          <w:sz w:val="21"/>
+          <w:szCs w:val="21"/>
+        </w:rPr>
+        <w:t>exec</w:t>
+      </w:r>
+      <w:r>
+        <w:t>, the xv6 shell does neither of these, so its program gets the text as it was typed.</w:t>
       </w:r>
     </w:p>
     <w:p>
@@ -3896,7 +5693,7 @@
           <w:ilvl w:val="0"/>
           <w:numId w:val="3"/>
         </w:numPr>
-        <w:spacing w:after="80" w:line="288"/>
+        <w:spacing w:after="80" w:line="288" w:lineRule="auto"/>
         <w:jc w:val="both"/>
       </w:pPr>
       <w:r>
@@ -3904,56 +5701,70 @@
           <w:b/>
           <w:bCs/>
         </w:rPr>
-        <w:t xml:space="preserve">What happened to the extra spaces in one   two   three?</w:t>
+        <w:t>What happened to the extra spaces in one   two   three?</w:t>
       </w:r>
       <w:r>
         <w:t xml:space="preserve"> They disappeared in both shells: </w:t>
       </w:r>
-      <w:r>
-        <w:rPr>
-          <w:rFonts w:ascii="Consolas" w:cs="Consolas" w:eastAsia="Consolas" w:hAnsi="Consolas"/>
-          <w:sz w:val="21"/>
-          <w:szCs w:val="21"/>
-        </w:rPr>
-        <w:t xml:space="preserve">argc = 4</w:t>
+      <w:proofErr w:type="spellStart"/>
+      <w:r>
+        <w:rPr>
+          <w:rFonts w:ascii="Consolas" w:eastAsia="Consolas" w:hAnsi="Consolas" w:cs="Consolas"/>
+          <w:sz w:val="21"/>
+          <w:szCs w:val="21"/>
+        </w:rPr>
+        <w:t>argc</w:t>
+      </w:r>
+      <w:proofErr w:type="spellEnd"/>
+      <w:r>
+        <w:rPr>
+          <w:rFonts w:ascii="Consolas" w:eastAsia="Consolas" w:hAnsi="Consolas" w:cs="Consolas"/>
+          <w:sz w:val="21"/>
+          <w:szCs w:val="21"/>
+        </w:rPr>
+        <w:t xml:space="preserve"> = 4</w:t>
       </w:r>
       <w:r>
         <w:t xml:space="preserve"> with </w:t>
       </w:r>
       <w:r>
         <w:rPr>
-          <w:rFonts w:ascii="Consolas" w:cs="Consolas" w:eastAsia="Consolas" w:hAnsi="Consolas"/>
-          <w:sz w:val="21"/>
-          <w:szCs w:val="21"/>
-        </w:rPr>
-        <w:t xml:space="preserve">[one] [two] [three]</w:t>
-      </w:r>
-      <w:r>
-        <w:t xml:space="preserve">. The shell splits the line into words at spaces, and the spaces themselves are never passed to the program. In bash only quotes could keep them.</w:t>
+          <w:rFonts w:ascii="Consolas" w:eastAsia="Consolas" w:hAnsi="Consolas" w:cs="Consolas"/>
+          <w:sz w:val="21"/>
+          <w:szCs w:val="21"/>
+        </w:rPr>
+        <w:t>[one] [two] [three]</w:t>
+      </w:r>
+      <w:r>
+        <w:t>. The shell splits the line into words at spaces, and the spaces themselves are never passed to the program. In bash only quotes could keep them.</w:t>
       </w:r>
     </w:p>
     <w:p>
       <w:pPr>
         <w:pStyle w:val="Heading1"/>
         <w:keepNext/>
-        <w:spacing w:after="160" w:before="240"/>
-      </w:pPr>
-      <w:r>
-        <w:t xml:space="preserve">Part 4. Read the shell</w:t>
+        <w:spacing w:before="240" w:after="160"/>
+      </w:pPr>
+      <w:r>
+        <w:lastRenderedPageBreak/>
+        <w:t>Part 4. Read the shell</w:t>
       </w:r>
     </w:p>
     <w:p>
       <w:pPr>
         <w:keepNext/>
-        <w:spacing w:after="60" w:before="120"/>
+        <w:spacing w:before="120" w:after="60"/>
         <w:jc w:val="center"/>
       </w:pPr>
       <w:r>
+        <w:rPr>
+          <w:noProof/>
+        </w:rPr>
         <w:drawing>
-          <wp:inline distT="0" distB="0" distL="0" distR="0">
+          <wp:inline distT="0" distB="0" distL="0" distR="0" wp14:anchorId="6BE99BEE" wp14:editId="7C0FFA42">
             <wp:extent cx="5762625" cy="1666875"/>
-            <wp:effectExtent t="0" r="0" b="0" l="0"/>
-            <wp:docPr id="10" name="" descr="" title=""/>
+            <wp:effectExtent l="0" t="0" r="0" b="0"/>
+            <wp:docPr id="10" name="Picture 10"/>
             <wp:cNvGraphicFramePr>
               <a:graphicFrameLocks xmlns:a="http://schemas.openxmlformats.org/drawingml/2006/main" noChangeAspect="1"/>
             </wp:cNvGraphicFramePr>
@@ -3961,13 +5772,13 @@
               <a:graphicData uri="http://schemas.openxmlformats.org/drawingml/2006/picture">
                 <pic:pic xmlns:pic="http://schemas.openxmlformats.org/drawingml/2006/picture">
                   <pic:nvPicPr>
-                    <pic:cNvPr id="0" name="" descr=""/>
+                    <pic:cNvPr id="0" name=""/>
                     <pic:cNvPicPr>
                       <a:picLocks noChangeAspect="1" noChangeArrowheads="1"/>
                     </pic:cNvPicPr>
                   </pic:nvPicPr>
                   <pic:blipFill>
-                    <a:blip r:embed="rId18" cstate="none"/>
+                    <a:blip r:embed="rId16"/>
                     <a:srcRect/>
                     <a:stretch>
                       <a:fillRect/>
@@ -3999,21 +5810,33 @@
           <w:sz w:val="22"/>
           <w:szCs w:val="22"/>
         </w:rPr>
-        <w:t xml:space="preserve">Figure 4.1 – The command kinds defined in sh.c</w:t>
-      </w:r>
+        <w:t xml:space="preserve">Figure 4.1 – The command kinds defined in </w:t>
+      </w:r>
+      <w:proofErr w:type="spellStart"/>
+      <w:r>
+        <w:rPr>
+          <w:sz w:val="22"/>
+          <w:szCs w:val="22"/>
+        </w:rPr>
+        <w:t>sh.c</w:t>
+      </w:r>
+      <w:proofErr w:type="spellEnd"/>
     </w:p>
     <w:p>
       <w:pPr>
         <w:keepNext/>
-        <w:spacing w:after="60" w:before="120"/>
+        <w:spacing w:before="120" w:after="60"/>
         <w:jc w:val="center"/>
       </w:pPr>
       <w:r>
+        <w:rPr>
+          <w:noProof/>
+        </w:rPr>
         <w:drawing>
-          <wp:inline distT="0" distB="0" distL="0" distR="0">
+          <wp:inline distT="0" distB="0" distL="0" distR="0" wp14:anchorId="0C00BF79" wp14:editId="13BE446D">
             <wp:extent cx="5762625" cy="3076575"/>
-            <wp:effectExtent t="0" r="0" b="0" l="0"/>
-            <wp:docPr id="11" name="" descr="" title=""/>
+            <wp:effectExtent l="0" t="0" r="0" b="0"/>
+            <wp:docPr id="11" name="Picture 11"/>
             <wp:cNvGraphicFramePr>
               <a:graphicFrameLocks xmlns:a="http://schemas.openxmlformats.org/drawingml/2006/main" noChangeAspect="1"/>
             </wp:cNvGraphicFramePr>
@@ -4021,13 +5844,13 @@
               <a:graphicData uri="http://schemas.openxmlformats.org/drawingml/2006/picture">
                 <pic:pic xmlns:pic="http://schemas.openxmlformats.org/drawingml/2006/picture">
                   <pic:nvPicPr>
-                    <pic:cNvPr id="0" name="" descr=""/>
+                    <pic:cNvPr id="0" name=""/>
                     <pic:cNvPicPr>
                       <a:picLocks noChangeAspect="1" noChangeArrowheads="1"/>
                     </pic:cNvPicPr>
                   </pic:nvPicPr>
                   <pic:blipFill>
-                    <a:blip r:embed="rId19" cstate="none"/>
+                    <a:blip r:embed="rId17"/>
                     <a:srcRect/>
                     <a:stretch>
                       <a:fillRect/>
@@ -4059,21 +5882,24 @@
           <w:sz w:val="22"/>
           <w:szCs w:val="22"/>
         </w:rPr>
-        <w:t xml:space="preserve">Figure 4.2 – Where each kind is run</w:t>
+        <w:t>Figure 4.2 – Where each kind is run</w:t>
       </w:r>
     </w:p>
     <w:p>
       <w:pPr>
         <w:keepNext/>
-        <w:spacing w:after="60" w:before="120"/>
+        <w:spacing w:before="120" w:after="60"/>
         <w:jc w:val="center"/>
       </w:pPr>
       <w:r>
+        <w:rPr>
+          <w:noProof/>
+        </w:rPr>
         <w:drawing>
-          <wp:inline distT="0" distB="0" distL="0" distR="0">
+          <wp:inline distT="0" distB="0" distL="0" distR="0" wp14:anchorId="0553B74F" wp14:editId="77ABFD87">
             <wp:extent cx="5762625" cy="2609850"/>
-            <wp:effectExtent t="0" r="0" b="0" l="0"/>
-            <wp:docPr id="12" name="" descr="" title=""/>
+            <wp:effectExtent l="0" t="0" r="0" b="0"/>
+            <wp:docPr id="12" name="Picture 12"/>
             <wp:cNvGraphicFramePr>
               <a:graphicFrameLocks xmlns:a="http://schemas.openxmlformats.org/drawingml/2006/main" noChangeAspect="1"/>
             </wp:cNvGraphicFramePr>
@@ -4081,13 +5907,13 @@
               <a:graphicData uri="http://schemas.openxmlformats.org/drawingml/2006/picture">
                 <pic:pic xmlns:pic="http://schemas.openxmlformats.org/drawingml/2006/picture">
                   <pic:nvPicPr>
-                    <pic:cNvPr id="0" name="" descr=""/>
+                    <pic:cNvPr id="0" name=""/>
                     <pic:cNvPicPr>
                       <a:picLocks noChangeAspect="1" noChangeArrowheads="1"/>
                     </pic:cNvPicPr>
                   </pic:nvPicPr>
                   <pic:blipFill>
-                    <a:blip r:embed="rId20" cstate="none"/>
+                    <a:blip r:embed="rId18"/>
                     <a:srcRect/>
                     <a:stretch>
                       <a:fillRect/>
@@ -4119,202 +5945,501 @@
           <w:sz w:val="22"/>
           <w:szCs w:val="22"/>
         </w:rPr>
-        <w:t xml:space="preserve">Figure 4.3 – The code that handles cd</w:t>
+        <w:t>Figure 4.3 – The code that handles cd</w:t>
       </w:r>
     </w:p>
     <w:p>
       <w:pPr>
         <w:keepNext/>
-        <w:spacing w:after="120" w:line="288"/>
+        <w:spacing w:after="120" w:line="288" w:lineRule="auto"/>
         <w:jc w:val="both"/>
       </w:pPr>
       <w:r>
+        <w:lastRenderedPageBreak/>
         <w:t xml:space="preserve">I also searched for any code that handles </w:t>
       </w:r>
       <w:r>
         <w:rPr>
-          <w:rFonts w:ascii="Consolas" w:cs="Consolas" w:eastAsia="Consolas" w:hAnsi="Consolas"/>
-          <w:sz w:val="21"/>
-          <w:szCs w:val="21"/>
-        </w:rPr>
-        <w:t xml:space="preserve">*</w:t>
+          <w:rFonts w:ascii="Consolas" w:eastAsia="Consolas" w:hAnsi="Consolas" w:cs="Consolas"/>
+          <w:sz w:val="21"/>
+          <w:szCs w:val="21"/>
+        </w:rPr>
+        <w:t>*</w:t>
       </w:r>
       <w:r>
         <w:t xml:space="preserve"> or </w:t>
       </w:r>
       <w:r>
         <w:rPr>
-          <w:rFonts w:ascii="Consolas" w:cs="Consolas" w:eastAsia="Consolas" w:hAnsi="Consolas"/>
-          <w:sz w:val="21"/>
-          <w:szCs w:val="21"/>
-        </w:rPr>
-        <w:t xml:space="preserve">$</w:t>
-      </w:r>
-      <w:r>
-        <w:t xml:space="preserve">:</w:t>
+          <w:rFonts w:ascii="Consolas" w:eastAsia="Consolas" w:hAnsi="Consolas" w:cs="Consolas"/>
+          <w:sz w:val="21"/>
+          <w:szCs w:val="21"/>
+        </w:rPr>
+        <w:t>$</w:t>
+      </w:r>
+      <w:r>
+        <w:t>:</w:t>
       </w:r>
     </w:p>
     <w:p>
       <w:pPr>
         <w:keepNext/>
         <w:keepLines/>
-        <w:shd w:fill="F2F2F2" w:color="auto" w:val="clear"/>
-        <w:spacing w:after="0" w:before="60" w:line="240"/>
+        <w:shd w:val="clear" w:color="auto" w:fill="F2F2F2"/>
+        <w:spacing w:before="60"/>
         <w:ind w:left="113" w:right="113"/>
       </w:pPr>
-      <w:r>
-        <w:rPr>
-          <w:rFonts w:ascii="Consolas" w:cs="Consolas" w:eastAsia="Consolas" w:hAnsi="Consolas"/>
-          <w:sz w:val="18"/>
-          <w:szCs w:val="18"/>
-        </w:rPr>
-        <w:t xml:space="preserve">azureuser@myVPS:~/xv6-riscv$ grep -n '\$' user/sh.c</w:t>
-      </w:r>
+      <w:proofErr w:type="spellStart"/>
+      <w:r>
+        <w:rPr>
+          <w:rFonts w:ascii="Consolas" w:eastAsia="Consolas" w:hAnsi="Consolas" w:cs="Consolas"/>
+          <w:sz w:val="18"/>
+          <w:szCs w:val="18"/>
+        </w:rPr>
+        <w:t>azureuser@</w:t>
+      </w:r>
+      <w:proofErr w:type="gramStart"/>
+      <w:r>
+        <w:rPr>
+          <w:rFonts w:ascii="Consolas" w:eastAsia="Consolas" w:hAnsi="Consolas" w:cs="Consolas"/>
+          <w:sz w:val="18"/>
+          <w:szCs w:val="18"/>
+        </w:rPr>
+        <w:t>myVPS</w:t>
+      </w:r>
+      <w:proofErr w:type="spellEnd"/>
+      <w:r>
+        <w:rPr>
+          <w:rFonts w:ascii="Consolas" w:eastAsia="Consolas" w:hAnsi="Consolas" w:cs="Consolas"/>
+          <w:sz w:val="18"/>
+          <w:szCs w:val="18"/>
+        </w:rPr>
+        <w:t>:~</w:t>
+      </w:r>
+      <w:proofErr w:type="gramEnd"/>
+      <w:r>
+        <w:rPr>
+          <w:rFonts w:ascii="Consolas" w:eastAsia="Consolas" w:hAnsi="Consolas" w:cs="Consolas"/>
+          <w:sz w:val="18"/>
+          <w:szCs w:val="18"/>
+        </w:rPr>
+        <w:t>/xv6-riscv$ grep -n '\$' user/</w:t>
+      </w:r>
+      <w:proofErr w:type="spellStart"/>
+      <w:r>
+        <w:rPr>
+          <w:rFonts w:ascii="Consolas" w:eastAsia="Consolas" w:hAnsi="Consolas" w:cs="Consolas"/>
+          <w:sz w:val="18"/>
+          <w:szCs w:val="18"/>
+        </w:rPr>
+        <w:t>sh.c</w:t>
+      </w:r>
+      <w:proofErr w:type="spellEnd"/>
     </w:p>
     <w:p>
       <w:pPr>
         <w:keepNext/>
         <w:keepLines/>
-        <w:shd w:fill="F2F2F2" w:color="auto" w:val="clear"/>
-        <w:spacing w:after="0" w:before="0" w:line="240"/>
+        <w:shd w:val="clear" w:color="auto" w:fill="F2F2F2"/>
         <w:ind w:left="113" w:right="113"/>
       </w:pPr>
       <w:r>
         <w:rPr>
-          <w:rFonts w:ascii="Consolas" w:cs="Consolas" w:eastAsia="Consolas" w:hAnsi="Consolas"/>
-          <w:sz w:val="18"/>
-          <w:szCs w:val="18"/>
-        </w:rPr>
-        <w:t xml:space="preserve">137:  write(2, "$ ", 2);</w:t>
+          <w:rFonts w:ascii="Consolas" w:eastAsia="Consolas" w:hAnsi="Consolas" w:cs="Consolas"/>
+          <w:sz w:val="18"/>
+          <w:szCs w:val="18"/>
+        </w:rPr>
+        <w:t xml:space="preserve">137:  </w:t>
+      </w:r>
+      <w:proofErr w:type="gramStart"/>
+      <w:r>
+        <w:rPr>
+          <w:rFonts w:ascii="Consolas" w:eastAsia="Consolas" w:hAnsi="Consolas" w:cs="Consolas"/>
+          <w:sz w:val="18"/>
+          <w:szCs w:val="18"/>
+        </w:rPr>
+        <w:t>write(</w:t>
+      </w:r>
+      <w:proofErr w:type="gramEnd"/>
+      <w:r>
+        <w:rPr>
+          <w:rFonts w:ascii="Consolas" w:eastAsia="Consolas" w:hAnsi="Consolas" w:cs="Consolas"/>
+          <w:sz w:val="18"/>
+          <w:szCs w:val="18"/>
+        </w:rPr>
+        <w:t>2, "$ ", 2);</w:t>
       </w:r>
     </w:p>
     <w:p>
       <w:pPr>
         <w:keepNext/>
         <w:keepLines/>
-        <w:shd w:fill="F2F2F2" w:color="auto" w:val="clear"/>
-        <w:spacing w:after="0" w:before="0" w:line="240"/>
+        <w:shd w:val="clear" w:color="auto" w:fill="F2F2F2"/>
         <w:ind w:left="113" w:right="113"/>
       </w:pPr>
-      <w:r>
-        <w:rPr>
-          <w:rFonts w:ascii="Consolas" w:cs="Consolas" w:eastAsia="Consolas" w:hAnsi="Consolas"/>
-          <w:sz w:val="18"/>
-          <w:szCs w:val="18"/>
-        </w:rPr>
-        <w:t xml:space="preserve">azureuser@myVPS:~/xv6-riscv$ grep -n "'\*'" user/sh.c ; echo "matches: $?"</w:t>
+      <w:proofErr w:type="spellStart"/>
+      <w:r>
+        <w:rPr>
+          <w:rFonts w:ascii="Consolas" w:eastAsia="Consolas" w:hAnsi="Consolas" w:cs="Consolas"/>
+          <w:sz w:val="18"/>
+          <w:szCs w:val="18"/>
+        </w:rPr>
+        <w:t>azureuser@</w:t>
+      </w:r>
+      <w:proofErr w:type="gramStart"/>
+      <w:r>
+        <w:rPr>
+          <w:rFonts w:ascii="Consolas" w:eastAsia="Consolas" w:hAnsi="Consolas" w:cs="Consolas"/>
+          <w:sz w:val="18"/>
+          <w:szCs w:val="18"/>
+        </w:rPr>
+        <w:t>myVPS</w:t>
+      </w:r>
+      <w:proofErr w:type="spellEnd"/>
+      <w:r>
+        <w:rPr>
+          <w:rFonts w:ascii="Consolas" w:eastAsia="Consolas" w:hAnsi="Consolas" w:cs="Consolas"/>
+          <w:sz w:val="18"/>
+          <w:szCs w:val="18"/>
+        </w:rPr>
+        <w:t>:~</w:t>
+      </w:r>
+      <w:proofErr w:type="gramEnd"/>
+      <w:r>
+        <w:rPr>
+          <w:rFonts w:ascii="Consolas" w:eastAsia="Consolas" w:hAnsi="Consolas" w:cs="Consolas"/>
+          <w:sz w:val="18"/>
+          <w:szCs w:val="18"/>
+        </w:rPr>
+        <w:t>/xv6-riscv$ grep -n "'\*'" user/</w:t>
+      </w:r>
+      <w:proofErr w:type="spellStart"/>
+      <w:r>
+        <w:rPr>
+          <w:rFonts w:ascii="Consolas" w:eastAsia="Consolas" w:hAnsi="Consolas" w:cs="Consolas"/>
+          <w:sz w:val="18"/>
+          <w:szCs w:val="18"/>
+        </w:rPr>
+        <w:t>sh.</w:t>
+      </w:r>
+      <w:proofErr w:type="gramStart"/>
+      <w:r>
+        <w:rPr>
+          <w:rFonts w:ascii="Consolas" w:eastAsia="Consolas" w:hAnsi="Consolas" w:cs="Consolas"/>
+          <w:sz w:val="18"/>
+          <w:szCs w:val="18"/>
+        </w:rPr>
+        <w:t>c</w:t>
+      </w:r>
+      <w:proofErr w:type="spellEnd"/>
+      <w:r>
+        <w:rPr>
+          <w:rFonts w:ascii="Consolas" w:eastAsia="Consolas" w:hAnsi="Consolas" w:cs="Consolas"/>
+          <w:sz w:val="18"/>
+          <w:szCs w:val="18"/>
+        </w:rPr>
+        <w:t xml:space="preserve"> ;</w:t>
+      </w:r>
+      <w:proofErr w:type="gramEnd"/>
+      <w:r>
+        <w:rPr>
+          <w:rFonts w:ascii="Consolas" w:eastAsia="Consolas" w:hAnsi="Consolas" w:cs="Consolas"/>
+          <w:sz w:val="18"/>
+          <w:szCs w:val="18"/>
+        </w:rPr>
+        <w:t xml:space="preserve"> echo "matches: $?"</w:t>
       </w:r>
     </w:p>
     <w:p>
       <w:pPr>
         <w:keepNext/>
         <w:keepLines/>
-        <w:shd w:fill="F2F2F2" w:color="auto" w:val="clear"/>
-        <w:spacing w:after="0" w:before="0" w:line="240"/>
+        <w:shd w:val="clear" w:color="auto" w:fill="F2F2F2"/>
         <w:ind w:left="113" w:right="113"/>
       </w:pPr>
       <w:r>
         <w:rPr>
-          <w:rFonts w:ascii="Consolas" w:cs="Consolas" w:eastAsia="Consolas" w:hAnsi="Consolas"/>
-          <w:sz w:val="18"/>
-          <w:szCs w:val="18"/>
-        </w:rPr>
-        <w:t xml:space="preserve">matches: 1</w:t>
+          <w:rFonts w:ascii="Consolas" w:eastAsia="Consolas" w:hAnsi="Consolas" w:cs="Consolas"/>
+          <w:sz w:val="18"/>
+          <w:szCs w:val="18"/>
+        </w:rPr>
+        <w:t>matches: 1</w:t>
       </w:r>
     </w:p>
     <w:p>
       <w:pPr>
         <w:keepNext/>
         <w:keepLines/>
-        <w:shd w:fill="F2F2F2" w:color="auto" w:val="clear"/>
-        <w:spacing w:after="0" w:before="0" w:line="240"/>
+        <w:shd w:val="clear" w:color="auto" w:fill="F2F2F2"/>
         <w:ind w:left="113" w:right="113"/>
       </w:pPr>
-      <w:r>
-        <w:rPr>
-          <w:rFonts w:ascii="Consolas" w:cs="Consolas" w:eastAsia="Consolas" w:hAnsi="Consolas"/>
-          <w:sz w:val="18"/>
-          <w:szCs w:val="18"/>
-        </w:rPr>
-        <w:t xml:space="preserve">azureuser@myVPS:~/xv6-riscv$ grep -n "whitespace\|symbols" user/sh.c | head -4</w:t>
+      <w:proofErr w:type="spellStart"/>
+      <w:r>
+        <w:rPr>
+          <w:rFonts w:ascii="Consolas" w:eastAsia="Consolas" w:hAnsi="Consolas" w:cs="Consolas"/>
+          <w:sz w:val="18"/>
+          <w:szCs w:val="18"/>
+        </w:rPr>
+        <w:t>azureuser@</w:t>
+      </w:r>
+      <w:proofErr w:type="gramStart"/>
+      <w:r>
+        <w:rPr>
+          <w:rFonts w:ascii="Consolas" w:eastAsia="Consolas" w:hAnsi="Consolas" w:cs="Consolas"/>
+          <w:sz w:val="18"/>
+          <w:szCs w:val="18"/>
+        </w:rPr>
+        <w:t>myVPS</w:t>
+      </w:r>
+      <w:proofErr w:type="spellEnd"/>
+      <w:r>
+        <w:rPr>
+          <w:rFonts w:ascii="Consolas" w:eastAsia="Consolas" w:hAnsi="Consolas" w:cs="Consolas"/>
+          <w:sz w:val="18"/>
+          <w:szCs w:val="18"/>
+        </w:rPr>
+        <w:t>:~</w:t>
+      </w:r>
+      <w:proofErr w:type="gramEnd"/>
+      <w:r>
+        <w:rPr>
+          <w:rFonts w:ascii="Consolas" w:eastAsia="Consolas" w:hAnsi="Consolas" w:cs="Consolas"/>
+          <w:sz w:val="18"/>
+          <w:szCs w:val="18"/>
+        </w:rPr>
+        <w:t>/xv6-riscv$ grep -n "whitespace\|symbols" user/</w:t>
+      </w:r>
+      <w:proofErr w:type="spellStart"/>
+      <w:r>
+        <w:rPr>
+          <w:rFonts w:ascii="Consolas" w:eastAsia="Consolas" w:hAnsi="Consolas" w:cs="Consolas"/>
+          <w:sz w:val="18"/>
+          <w:szCs w:val="18"/>
+        </w:rPr>
+        <w:t>sh.c</w:t>
+      </w:r>
+      <w:proofErr w:type="spellEnd"/>
+      <w:r>
+        <w:rPr>
+          <w:rFonts w:ascii="Consolas" w:eastAsia="Consolas" w:hAnsi="Consolas" w:cs="Consolas"/>
+          <w:sz w:val="18"/>
+          <w:szCs w:val="18"/>
+        </w:rPr>
+        <w:t xml:space="preserve"> | head -4</w:t>
       </w:r>
     </w:p>
     <w:p>
       <w:pPr>
         <w:keepNext/>
         <w:keepLines/>
-        <w:shd w:fill="F2F2F2" w:color="auto" w:val="clear"/>
-        <w:spacing w:after="0" w:before="0" w:line="240"/>
+        <w:shd w:val="clear" w:color="auto" w:fill="F2F2F2"/>
         <w:ind w:left="113" w:right="113"/>
       </w:pPr>
-      <w:r>
-        <w:rPr>
-          <w:rFonts w:ascii="Consolas" w:cs="Consolas" w:eastAsia="Consolas" w:hAnsi="Consolas"/>
-          <w:sz w:val="18"/>
-          <w:szCs w:val="18"/>
-        </w:rPr>
-        <w:t xml:space="preserve">268:char whitespace[] = " \t\r\n\v";</w:t>
+      <w:proofErr w:type="gramStart"/>
+      <w:r>
+        <w:rPr>
+          <w:rFonts w:ascii="Consolas" w:eastAsia="Consolas" w:hAnsi="Consolas" w:cs="Consolas"/>
+          <w:sz w:val="18"/>
+          <w:szCs w:val="18"/>
+        </w:rPr>
+        <w:t>268:char</w:t>
+      </w:r>
+      <w:proofErr w:type="gramEnd"/>
+      <w:r>
+        <w:rPr>
+          <w:rFonts w:ascii="Consolas" w:eastAsia="Consolas" w:hAnsi="Consolas" w:cs="Consolas"/>
+          <w:sz w:val="18"/>
+          <w:szCs w:val="18"/>
+        </w:rPr>
+        <w:t xml:space="preserve"> </w:t>
+      </w:r>
+      <w:proofErr w:type="gramStart"/>
+      <w:r>
+        <w:rPr>
+          <w:rFonts w:ascii="Consolas" w:eastAsia="Consolas" w:hAnsi="Consolas" w:cs="Consolas"/>
+          <w:sz w:val="18"/>
+          <w:szCs w:val="18"/>
+        </w:rPr>
+        <w:t>whitespace[</w:t>
+      </w:r>
+      <w:proofErr w:type="gramEnd"/>
+      <w:r>
+        <w:rPr>
+          <w:rFonts w:ascii="Consolas" w:eastAsia="Consolas" w:hAnsi="Consolas" w:cs="Consolas"/>
+          <w:sz w:val="18"/>
+          <w:szCs w:val="18"/>
+        </w:rPr>
+        <w:t>] = " \t\r\n\v";</w:t>
       </w:r>
     </w:p>
     <w:p>
       <w:pPr>
         <w:keepNext/>
         <w:keepLines/>
-        <w:shd w:fill="F2F2F2" w:color="auto" w:val="clear"/>
-        <w:spacing w:after="0" w:before="0" w:line="240"/>
+        <w:shd w:val="clear" w:color="auto" w:fill="F2F2F2"/>
         <w:ind w:left="113" w:right="113"/>
       </w:pPr>
-      <w:r>
-        <w:rPr>
-          <w:rFonts w:ascii="Consolas" w:cs="Consolas" w:eastAsia="Consolas" w:hAnsi="Consolas"/>
-          <w:sz w:val="18"/>
-          <w:szCs w:val="18"/>
-        </w:rPr>
-        <w:t xml:space="preserve">269:char symbols[] = "&lt;|&gt;&amp;;()";</w:t>
+      <w:proofErr w:type="gramStart"/>
+      <w:r>
+        <w:rPr>
+          <w:rFonts w:ascii="Consolas" w:eastAsia="Consolas" w:hAnsi="Consolas" w:cs="Consolas"/>
+          <w:sz w:val="18"/>
+          <w:szCs w:val="18"/>
+        </w:rPr>
+        <w:t>269:char</w:t>
+      </w:r>
+      <w:proofErr w:type="gramEnd"/>
+      <w:r>
+        <w:rPr>
+          <w:rFonts w:ascii="Consolas" w:eastAsia="Consolas" w:hAnsi="Consolas" w:cs="Consolas"/>
+          <w:sz w:val="18"/>
+          <w:szCs w:val="18"/>
+        </w:rPr>
+        <w:t xml:space="preserve"> </w:t>
+      </w:r>
+      <w:proofErr w:type="gramStart"/>
+      <w:r>
+        <w:rPr>
+          <w:rFonts w:ascii="Consolas" w:eastAsia="Consolas" w:hAnsi="Consolas" w:cs="Consolas"/>
+          <w:sz w:val="18"/>
+          <w:szCs w:val="18"/>
+        </w:rPr>
+        <w:t>symbols[</w:t>
+      </w:r>
+      <w:proofErr w:type="gramEnd"/>
+      <w:r>
+        <w:rPr>
+          <w:rFonts w:ascii="Consolas" w:eastAsia="Consolas" w:hAnsi="Consolas" w:cs="Consolas"/>
+          <w:sz w:val="18"/>
+          <w:szCs w:val="18"/>
+        </w:rPr>
+        <w:t>] = "&lt;|&gt;&amp;;()";</w:t>
       </w:r>
     </w:p>
     <w:p>
       <w:pPr>
         <w:keepNext/>
         <w:keepLines/>
-        <w:shd w:fill="F2F2F2" w:color="auto" w:val="clear"/>
-        <w:spacing w:after="0" w:before="0" w:line="240"/>
+        <w:shd w:val="clear" w:color="auto" w:fill="F2F2F2"/>
         <w:ind w:left="113" w:right="113"/>
       </w:pPr>
       <w:r>
         <w:rPr>
-          <w:rFonts w:ascii="Consolas" w:cs="Consolas" w:eastAsia="Consolas" w:hAnsi="Consolas"/>
-          <w:sz w:val="18"/>
-          <w:szCs w:val="18"/>
-        </w:rPr>
-        <w:t xml:space="preserve">278:  while (s &lt; es &amp;&amp; strchr(whitespace, *s))</w:t>
-      </w:r>
-    </w:p>
-    <w:p>
-      <w:pPr>
-        <w:keepNext w:val="false"/>
+          <w:rFonts w:ascii="Consolas" w:eastAsia="Consolas" w:hAnsi="Consolas" w:cs="Consolas"/>
+          <w:sz w:val="18"/>
+          <w:szCs w:val="18"/>
+        </w:rPr>
+        <w:t xml:space="preserve">278:  while (s &lt; es &amp;&amp; </w:t>
+      </w:r>
+      <w:proofErr w:type="spellStart"/>
+      <w:proofErr w:type="gramStart"/>
+      <w:r>
+        <w:rPr>
+          <w:rFonts w:ascii="Consolas" w:eastAsia="Consolas" w:hAnsi="Consolas" w:cs="Consolas"/>
+          <w:sz w:val="18"/>
+          <w:szCs w:val="18"/>
+        </w:rPr>
+        <w:t>strchr</w:t>
+      </w:r>
+      <w:proofErr w:type="spellEnd"/>
+      <w:r>
+        <w:rPr>
+          <w:rFonts w:ascii="Consolas" w:eastAsia="Consolas" w:hAnsi="Consolas" w:cs="Consolas"/>
+          <w:sz w:val="18"/>
+          <w:szCs w:val="18"/>
+        </w:rPr>
+        <w:t>(</w:t>
+      </w:r>
+      <w:proofErr w:type="gramEnd"/>
+      <w:r>
+        <w:rPr>
+          <w:rFonts w:ascii="Consolas" w:eastAsia="Consolas" w:hAnsi="Consolas" w:cs="Consolas"/>
+          <w:sz w:val="18"/>
+          <w:szCs w:val="18"/>
+        </w:rPr>
+        <w:t>whitespace, *s))</w:t>
+      </w:r>
+    </w:p>
+    <w:p>
+      <w:pPr>
         <w:keepLines/>
-        <w:shd w:fill="F2F2F2" w:color="auto" w:val="clear"/>
-        <w:spacing w:after="160" w:before="0" w:line="240"/>
+        <w:shd w:val="clear" w:color="auto" w:fill="F2F2F2"/>
+        <w:spacing w:after="160"/>
         <w:ind w:left="113" w:right="113"/>
       </w:pPr>
       <w:r>
         <w:rPr>
-          <w:rFonts w:ascii="Consolas" w:cs="Consolas" w:eastAsia="Consolas" w:hAnsi="Consolas"/>
-          <w:sz w:val="18"/>
-          <w:szCs w:val="18"/>
-        </w:rPr>
-        <w:t xml:space="preserve">303:    while (s &lt; es &amp;&amp; !strchr(whitespace, *s) &amp;&amp; !strchr(symbols, *s))</w:t>
+          <w:rFonts w:ascii="Consolas" w:eastAsia="Consolas" w:hAnsi="Consolas" w:cs="Consolas"/>
+          <w:sz w:val="18"/>
+          <w:szCs w:val="18"/>
+        </w:rPr>
+        <w:t>303:    while (s &lt; es &amp;</w:t>
+      </w:r>
+      <w:proofErr w:type="gramStart"/>
+      <w:r>
+        <w:rPr>
+          <w:rFonts w:ascii="Consolas" w:eastAsia="Consolas" w:hAnsi="Consolas" w:cs="Consolas"/>
+          <w:sz w:val="18"/>
+          <w:szCs w:val="18"/>
+        </w:rPr>
+        <w:t>&amp; !</w:t>
+      </w:r>
+      <w:proofErr w:type="spellStart"/>
+      <w:r>
+        <w:rPr>
+          <w:rFonts w:ascii="Consolas" w:eastAsia="Consolas" w:hAnsi="Consolas" w:cs="Consolas"/>
+          <w:sz w:val="18"/>
+          <w:szCs w:val="18"/>
+        </w:rPr>
+        <w:t>strchr</w:t>
+      </w:r>
+      <w:proofErr w:type="spellEnd"/>
+      <w:proofErr w:type="gramEnd"/>
+      <w:r>
+        <w:rPr>
+          <w:rFonts w:ascii="Consolas" w:eastAsia="Consolas" w:hAnsi="Consolas" w:cs="Consolas"/>
+          <w:sz w:val="18"/>
+          <w:szCs w:val="18"/>
+        </w:rPr>
+        <w:t>(whitespace, *s) &amp;</w:t>
+      </w:r>
+      <w:proofErr w:type="gramStart"/>
+      <w:r>
+        <w:rPr>
+          <w:rFonts w:ascii="Consolas" w:eastAsia="Consolas" w:hAnsi="Consolas" w:cs="Consolas"/>
+          <w:sz w:val="18"/>
+          <w:szCs w:val="18"/>
+        </w:rPr>
+        <w:t>&amp; !</w:t>
+      </w:r>
+      <w:proofErr w:type="spellStart"/>
+      <w:r>
+        <w:rPr>
+          <w:rFonts w:ascii="Consolas" w:eastAsia="Consolas" w:hAnsi="Consolas" w:cs="Consolas"/>
+          <w:sz w:val="18"/>
+          <w:szCs w:val="18"/>
+        </w:rPr>
+        <w:t>strchr</w:t>
+      </w:r>
+      <w:proofErr w:type="spellEnd"/>
+      <w:proofErr w:type="gramEnd"/>
+      <w:r>
+        <w:rPr>
+          <w:rFonts w:ascii="Consolas" w:eastAsia="Consolas" w:hAnsi="Consolas" w:cs="Consolas"/>
+          <w:sz w:val="18"/>
+          <w:szCs w:val="18"/>
+        </w:rPr>
+        <w:t>(symbols, *s))</w:t>
       </w:r>
     </w:p>
     <w:p>
       <w:pPr>
         <w:pStyle w:val="Heading2"/>
         <w:keepNext/>
-        <w:spacing w:after="120" w:before="200"/>
-      </w:pPr>
-      <w:r>
-        <w:t xml:space="preserve">Observe</w:t>
+        <w:spacing w:before="200" w:after="120"/>
+      </w:pPr>
+      <w:r>
+        <w:t>Observe</w:t>
       </w:r>
     </w:p>
     <w:p>
@@ -4324,7 +6449,7 @@
           <w:ilvl w:val="0"/>
           <w:numId w:val="4"/>
         </w:numPr>
-        <w:spacing w:after="80" w:line="288"/>
+        <w:spacing w:after="80" w:line="288" w:lineRule="auto"/>
         <w:jc w:val="both"/>
       </w:pPr>
       <w:r>
@@ -4332,161 +6457,188 @@
           <w:b/>
           <w:bCs/>
         </w:rPr>
-        <w:t xml:space="preserve">The five kinds of command and the character for each:</w:t>
+        <w:t>The five kinds of command and the character for each:</w:t>
       </w:r>
       <w:r>
         <w:t xml:space="preserve"> </w:t>
       </w:r>
       <w:r>
         <w:rPr>
-          <w:rFonts w:ascii="Consolas" w:cs="Consolas" w:eastAsia="Consolas" w:hAnsi="Consolas"/>
-          <w:sz w:val="21"/>
-          <w:szCs w:val="21"/>
-        </w:rPr>
-        <w:t xml:space="preserve">EXEC</w:t>
+          <w:rFonts w:ascii="Consolas" w:eastAsia="Consolas" w:hAnsi="Consolas" w:cs="Consolas"/>
+          <w:sz w:val="21"/>
+          <w:szCs w:val="21"/>
+        </w:rPr>
+        <w:t>EXEC</w:t>
       </w:r>
       <w:r>
         <w:t xml:space="preserve"> (1), a simple command, just words with no special character; </w:t>
       </w:r>
       <w:r>
         <w:rPr>
-          <w:rFonts w:ascii="Consolas" w:cs="Consolas" w:eastAsia="Consolas" w:hAnsi="Consolas"/>
-          <w:sz w:val="21"/>
-          <w:szCs w:val="21"/>
-        </w:rPr>
-        <w:t xml:space="preserve">REDIR</w:t>
+          <w:rFonts w:ascii="Consolas" w:eastAsia="Consolas" w:hAnsi="Consolas" w:cs="Consolas"/>
+          <w:sz w:val="21"/>
+          <w:szCs w:val="21"/>
+        </w:rPr>
+        <w:t>REDIR</w:t>
       </w:r>
       <w:r>
         <w:t xml:space="preserve"> (2), produced by </w:t>
       </w:r>
       <w:r>
         <w:rPr>
-          <w:rFonts w:ascii="Consolas" w:cs="Consolas" w:eastAsia="Consolas" w:hAnsi="Consolas"/>
-          <w:sz w:val="21"/>
-          <w:szCs w:val="21"/>
-        </w:rPr>
-        <w:t xml:space="preserve">&lt;</w:t>
+          <w:rFonts w:ascii="Consolas" w:eastAsia="Consolas" w:hAnsi="Consolas" w:cs="Consolas"/>
+          <w:sz w:val="21"/>
+          <w:szCs w:val="21"/>
+        </w:rPr>
+        <w:t>&lt;</w:t>
       </w:r>
       <w:r>
         <w:t xml:space="preserve">, </w:t>
       </w:r>
       <w:r>
         <w:rPr>
-          <w:rFonts w:ascii="Consolas" w:cs="Consolas" w:eastAsia="Consolas" w:hAnsi="Consolas"/>
-          <w:sz w:val="21"/>
-          <w:szCs w:val="21"/>
-        </w:rPr>
-        <w:t xml:space="preserve">&gt;</w:t>
+          <w:rFonts w:ascii="Consolas" w:eastAsia="Consolas" w:hAnsi="Consolas" w:cs="Consolas"/>
+          <w:sz w:val="21"/>
+          <w:szCs w:val="21"/>
+        </w:rPr>
+        <w:t>&gt;</w:t>
       </w:r>
       <w:r>
         <w:t xml:space="preserve"> or </w:t>
       </w:r>
       <w:r>
         <w:rPr>
-          <w:rFonts w:ascii="Consolas" w:cs="Consolas" w:eastAsia="Consolas" w:hAnsi="Consolas"/>
-          <w:sz w:val="21"/>
-          <w:szCs w:val="21"/>
-        </w:rPr>
-        <w:t xml:space="preserve">&gt;&gt;</w:t>
+          <w:rFonts w:ascii="Consolas" w:eastAsia="Consolas" w:hAnsi="Consolas" w:cs="Consolas"/>
+          <w:sz w:val="21"/>
+          <w:szCs w:val="21"/>
+        </w:rPr>
+        <w:t>&gt;&gt;</w:t>
       </w:r>
       <w:r>
         <w:t xml:space="preserve">; </w:t>
       </w:r>
       <w:r>
         <w:rPr>
-          <w:rFonts w:ascii="Consolas" w:cs="Consolas" w:eastAsia="Consolas" w:hAnsi="Consolas"/>
-          <w:sz w:val="21"/>
-          <w:szCs w:val="21"/>
-        </w:rPr>
-        <w:t xml:space="preserve">PIPE</w:t>
+          <w:rFonts w:ascii="Consolas" w:eastAsia="Consolas" w:hAnsi="Consolas" w:cs="Consolas"/>
+          <w:sz w:val="21"/>
+          <w:szCs w:val="21"/>
+        </w:rPr>
+        <w:t>PIPE</w:t>
       </w:r>
       <w:r>
         <w:t xml:space="preserve"> (3), produced by </w:t>
       </w:r>
       <w:r>
         <w:rPr>
-          <w:rFonts w:ascii="Consolas" w:cs="Consolas" w:eastAsia="Consolas" w:hAnsi="Consolas"/>
-          <w:sz w:val="21"/>
-          <w:szCs w:val="21"/>
-        </w:rPr>
-        <w:t xml:space="preserve">|</w:t>
+          <w:rFonts w:ascii="Consolas" w:eastAsia="Consolas" w:hAnsi="Consolas" w:cs="Consolas"/>
+          <w:sz w:val="21"/>
+          <w:szCs w:val="21"/>
+        </w:rPr>
+        <w:t>|</w:t>
       </w:r>
       <w:r>
         <w:t xml:space="preserve">; </w:t>
       </w:r>
       <w:r>
         <w:rPr>
-          <w:rFonts w:ascii="Consolas" w:cs="Consolas" w:eastAsia="Consolas" w:hAnsi="Consolas"/>
-          <w:sz w:val="21"/>
-          <w:szCs w:val="21"/>
-        </w:rPr>
-        <w:t xml:space="preserve">LIST</w:t>
-      </w:r>
-      <w:r>
-        <w:t xml:space="preserve"> (4), produced by </w:t>
-      </w:r>
-      <w:r>
-        <w:rPr>
-          <w:rFonts w:ascii="Consolas" w:cs="Consolas" w:eastAsia="Consolas" w:hAnsi="Consolas"/>
-          <w:sz w:val="21"/>
-          <w:szCs w:val="21"/>
-        </w:rPr>
-        <w:t xml:space="preserve">;</w:t>
-      </w:r>
+          <w:rFonts w:ascii="Consolas" w:eastAsia="Consolas" w:hAnsi="Consolas" w:cs="Consolas"/>
+          <w:sz w:val="21"/>
+          <w:szCs w:val="21"/>
+        </w:rPr>
+        <w:t>LIST</w:t>
+      </w:r>
+      <w:r>
+        <w:t xml:space="preserve"> (4), produced </w:t>
+      </w:r>
+      <w:proofErr w:type="gramStart"/>
+      <w:r>
+        <w:t xml:space="preserve">by </w:t>
+      </w:r>
+      <w:r>
+        <w:rPr>
+          <w:rFonts w:ascii="Consolas" w:eastAsia="Consolas" w:hAnsi="Consolas" w:cs="Consolas"/>
+          <w:sz w:val="21"/>
+          <w:szCs w:val="21"/>
+        </w:rPr>
+        <w:t>;</w:t>
+      </w:r>
+      <w:proofErr w:type="gramEnd"/>
       <w:r>
         <w:t xml:space="preserve">; </w:t>
       </w:r>
       <w:r>
         <w:rPr>
-          <w:rFonts w:ascii="Consolas" w:cs="Consolas" w:eastAsia="Consolas" w:hAnsi="Consolas"/>
-          <w:sz w:val="21"/>
-          <w:szCs w:val="21"/>
-        </w:rPr>
-        <w:t xml:space="preserve">BACK</w:t>
+          <w:rFonts w:ascii="Consolas" w:eastAsia="Consolas" w:hAnsi="Consolas" w:cs="Consolas"/>
+          <w:sz w:val="21"/>
+          <w:szCs w:val="21"/>
+        </w:rPr>
+        <w:t>BACK</w:t>
       </w:r>
       <w:r>
         <w:t xml:space="preserve"> (5), produced by </w:t>
       </w:r>
       <w:r>
         <w:rPr>
-          <w:rFonts w:ascii="Consolas" w:cs="Consolas" w:eastAsia="Consolas" w:hAnsi="Consolas"/>
-          <w:sz w:val="21"/>
-          <w:szCs w:val="21"/>
-        </w:rPr>
-        <w:t xml:space="preserve">&amp;</w:t>
+          <w:rFonts w:ascii="Consolas" w:eastAsia="Consolas" w:hAnsi="Consolas" w:cs="Consolas"/>
+          <w:sz w:val="21"/>
+          <w:szCs w:val="21"/>
+        </w:rPr>
+        <w:t>&amp;</w:t>
       </w:r>
       <w:r>
         <w:t xml:space="preserve">. The parentheses </w:t>
       </w:r>
-      <w:r>
-        <w:rPr>
-          <w:rFonts w:ascii="Consolas" w:cs="Consolas" w:eastAsia="Consolas" w:hAnsi="Consolas"/>
-          <w:sz w:val="21"/>
-          <w:szCs w:val="21"/>
-        </w:rPr>
-        <w:t xml:space="preserve">( )</w:t>
-      </w:r>
+      <w:proofErr w:type="gramStart"/>
+      <w:r>
+        <w:rPr>
+          <w:rFonts w:ascii="Consolas" w:eastAsia="Consolas" w:hAnsi="Consolas" w:cs="Consolas"/>
+          <w:sz w:val="21"/>
+          <w:szCs w:val="21"/>
+        </w:rPr>
+        <w:t>( )</w:t>
+      </w:r>
+      <w:proofErr w:type="gramEnd"/>
       <w:r>
         <w:t xml:space="preserve"> only group commands, they don't have their own kind. Each kind is run in </w:t>
       </w:r>
-      <w:r>
-        <w:rPr>
-          <w:rFonts w:ascii="Consolas" w:cs="Consolas" w:eastAsia="Consolas" w:hAnsi="Consolas"/>
-          <w:sz w:val="21"/>
-          <w:szCs w:val="21"/>
-        </w:rPr>
-        <w:t xml:space="preserve">runcmd()</w:t>
+      <w:proofErr w:type="spellStart"/>
+      <w:proofErr w:type="gramStart"/>
+      <w:r>
+        <w:rPr>
+          <w:rFonts w:ascii="Consolas" w:eastAsia="Consolas" w:hAnsi="Consolas" w:cs="Consolas"/>
+          <w:sz w:val="21"/>
+          <w:szCs w:val="21"/>
+        </w:rPr>
+        <w:t>runcmd</w:t>
+      </w:r>
+      <w:proofErr w:type="spellEnd"/>
+      <w:r>
+        <w:rPr>
+          <w:rFonts w:ascii="Consolas" w:eastAsia="Consolas" w:hAnsi="Consolas" w:cs="Consolas"/>
+          <w:sz w:val="21"/>
+          <w:szCs w:val="21"/>
+        </w:rPr>
+        <w:t>(</w:t>
+      </w:r>
+      <w:proofErr w:type="gramEnd"/>
+      <w:r>
+        <w:rPr>
+          <w:rFonts w:ascii="Consolas" w:eastAsia="Consolas" w:hAnsi="Consolas" w:cs="Consolas"/>
+          <w:sz w:val="21"/>
+          <w:szCs w:val="21"/>
+        </w:rPr>
+        <w:t>)</w:t>
       </w:r>
       <w:r>
         <w:t xml:space="preserve"> (the </w:t>
       </w:r>
       <w:r>
         <w:rPr>
-          <w:rFonts w:ascii="Consolas" w:cs="Consolas" w:eastAsia="Consolas" w:hAnsi="Consolas"/>
-          <w:sz w:val="21"/>
-          <w:szCs w:val="21"/>
-        </w:rPr>
-        <w:t xml:space="preserve">case</w:t>
+          <w:rFonts w:ascii="Consolas" w:eastAsia="Consolas" w:hAnsi="Consolas" w:cs="Consolas"/>
+          <w:sz w:val="21"/>
+          <w:szCs w:val="21"/>
+        </w:rPr>
+        <w:t>case</w:t>
       </w:r>
       <w:r>
         <w:t xml:space="preserve"> lines 75 to 125).</w:t>
@@ -4499,7 +6651,7 @@
           <w:ilvl w:val="0"/>
           <w:numId w:val="4"/>
         </w:numPr>
-        <w:spacing w:after="80" w:line="288"/>
+        <w:spacing w:after="80" w:line="288" w:lineRule="auto"/>
         <w:jc w:val="both"/>
       </w:pPr>
       <w:r>
@@ -4507,98 +6659,197 @@
           <w:b/>
           <w:bCs/>
         </w:rPr>
-        <w:t xml:space="preserve">Where cd is handled and why it is not a separate program.</w:t>
+        <w:t>Where cd is handled and why it is not a separate program.</w:t>
       </w:r>
       <w:r>
         <w:t xml:space="preserve"> In </w:t>
       </w:r>
-      <w:r>
-        <w:rPr>
-          <w:rFonts w:ascii="Consolas" w:cs="Consolas" w:eastAsia="Consolas" w:hAnsi="Consolas"/>
-          <w:sz w:val="21"/>
-          <w:szCs w:val="21"/>
-        </w:rPr>
-        <w:t xml:space="preserve">main()</w:t>
+      <w:proofErr w:type="gramStart"/>
+      <w:r>
+        <w:rPr>
+          <w:rFonts w:ascii="Consolas" w:eastAsia="Consolas" w:hAnsi="Consolas" w:cs="Consolas"/>
+          <w:sz w:val="21"/>
+          <w:szCs w:val="21"/>
+        </w:rPr>
+        <w:t>main(</w:t>
+      </w:r>
+      <w:proofErr w:type="gramEnd"/>
+      <w:r>
+        <w:rPr>
+          <w:rFonts w:ascii="Consolas" w:eastAsia="Consolas" w:hAnsi="Consolas" w:cs="Consolas"/>
+          <w:sz w:val="21"/>
+          <w:szCs w:val="21"/>
+        </w:rPr>
+        <w:t>)</w:t>
       </w:r>
       <w:r>
         <w:t xml:space="preserve">, lines 166 to 170: if the line starts with </w:t>
       </w:r>
-      <w:r>
-        <w:rPr>
-          <w:rFonts w:ascii="Consolas" w:cs="Consolas" w:eastAsia="Consolas" w:hAnsi="Consolas"/>
+      <w:proofErr w:type="gramStart"/>
+      <w:r>
+        <w:rPr>
+          <w:rFonts w:ascii="Consolas" w:eastAsia="Consolas" w:hAnsi="Consolas" w:cs="Consolas"/>
           <w:sz w:val="21"/>
           <w:szCs w:val="21"/>
         </w:rPr>
         <w:t xml:space="preserve">cd </w:t>
       </w:r>
       <w:r>
-        <w:t xml:space="preserve">, the shell calls </w:t>
-      </w:r>
-      <w:r>
-        <w:rPr>
-          <w:rFonts w:ascii="Consolas" w:cs="Consolas" w:eastAsia="Consolas" w:hAnsi="Consolas"/>
-          <w:sz w:val="21"/>
-          <w:szCs w:val="21"/>
-        </w:rPr>
-        <w:t xml:space="preserve">chdir()</w:t>
+        <w:t>,</w:t>
+      </w:r>
+      <w:proofErr w:type="gramEnd"/>
+      <w:r>
+        <w:t xml:space="preserve"> the shell calls </w:t>
+      </w:r>
+      <w:proofErr w:type="spellStart"/>
+      <w:proofErr w:type="gramStart"/>
+      <w:r>
+        <w:rPr>
+          <w:rFonts w:ascii="Consolas" w:eastAsia="Consolas" w:hAnsi="Consolas" w:cs="Consolas"/>
+          <w:sz w:val="21"/>
+          <w:szCs w:val="21"/>
+        </w:rPr>
+        <w:t>chdir</w:t>
+      </w:r>
+      <w:proofErr w:type="spellEnd"/>
+      <w:r>
+        <w:rPr>
+          <w:rFonts w:ascii="Consolas" w:eastAsia="Consolas" w:hAnsi="Consolas" w:cs="Consolas"/>
+          <w:sz w:val="21"/>
+          <w:szCs w:val="21"/>
+        </w:rPr>
+        <w:t>(</w:t>
+      </w:r>
+      <w:proofErr w:type="gramEnd"/>
+      <w:r>
+        <w:rPr>
+          <w:rFonts w:ascii="Consolas" w:eastAsia="Consolas" w:hAnsi="Consolas" w:cs="Consolas"/>
+          <w:sz w:val="21"/>
+          <w:szCs w:val="21"/>
+        </w:rPr>
+        <w:t>)</w:t>
       </w:r>
       <w:r>
         <w:t xml:space="preserve"> itself; for anything else it does </w:t>
       </w:r>
       <w:r>
         <w:rPr>
-          <w:rFonts w:ascii="Consolas" w:cs="Consolas" w:eastAsia="Consolas" w:hAnsi="Consolas"/>
-          <w:sz w:val="21"/>
-          <w:szCs w:val="21"/>
-        </w:rPr>
-        <w:t xml:space="preserve">fork1()</w:t>
-      </w:r>
-      <w:r>
-        <w:t xml:space="preserve"> and runs the command in the child. The comment says it: "Chdir must be called by the parent, not the child". If </w:t>
-      </w:r>
-      <w:r>
-        <w:rPr>
-          <w:rFonts w:ascii="Consolas" w:cs="Consolas" w:eastAsia="Consolas" w:hAnsi="Consolas"/>
-          <w:sz w:val="21"/>
-          <w:szCs w:val="21"/>
-        </w:rPr>
-        <w:t xml:space="preserve">cd</w:t>
+          <w:rFonts w:ascii="Consolas" w:eastAsia="Consolas" w:hAnsi="Consolas" w:cs="Consolas"/>
+          <w:sz w:val="21"/>
+          <w:szCs w:val="21"/>
+        </w:rPr>
+        <w:t>fork1()</w:t>
+      </w:r>
+      <w:r>
+        <w:t xml:space="preserve"> and runs the command in the child. The comment says it: "</w:t>
+      </w:r>
+      <w:proofErr w:type="spellStart"/>
+      <w:r>
+        <w:t>Chdir</w:t>
+      </w:r>
+      <w:proofErr w:type="spellEnd"/>
+      <w:r>
+        <w:t xml:space="preserve"> must be called by the parent, not the child". If </w:t>
+      </w:r>
+      <w:r>
+        <w:rPr>
+          <w:rFonts w:ascii="Consolas" w:eastAsia="Consolas" w:hAnsi="Consolas" w:cs="Consolas"/>
+          <w:sz w:val="21"/>
+          <w:szCs w:val="21"/>
+        </w:rPr>
+        <w:t>cd</w:t>
       </w:r>
       <w:r>
         <w:t xml:space="preserve"> was run in a child, only the child would change directory and then exit. This also explains Part 2: </w:t>
       </w:r>
-      <w:r>
-        <w:rPr>
-          <w:rFonts w:ascii="Consolas" w:cs="Consolas" w:eastAsia="Consolas" w:hAnsi="Consolas"/>
-          <w:sz w:val="21"/>
-          <w:szCs w:val="21"/>
-        </w:rPr>
-        <w:t xml:space="preserve">mkdir d ; cd d ; ls ..</w:t>
-      </w:r>
+      <w:proofErr w:type="spellStart"/>
+      <w:r>
+        <w:rPr>
+          <w:rFonts w:ascii="Consolas" w:eastAsia="Consolas" w:hAnsi="Consolas" w:cs="Consolas"/>
+          <w:sz w:val="21"/>
+          <w:szCs w:val="21"/>
+        </w:rPr>
+        <w:t>mkdir</w:t>
+      </w:r>
+      <w:proofErr w:type="spellEnd"/>
+      <w:r>
+        <w:rPr>
+          <w:rFonts w:ascii="Consolas" w:eastAsia="Consolas" w:hAnsi="Consolas" w:cs="Consolas"/>
+          <w:sz w:val="21"/>
+          <w:szCs w:val="21"/>
+        </w:rPr>
+        <w:t xml:space="preserve"> </w:t>
+      </w:r>
+      <w:proofErr w:type="gramStart"/>
+      <w:r>
+        <w:rPr>
+          <w:rFonts w:ascii="Consolas" w:eastAsia="Consolas" w:hAnsi="Consolas" w:cs="Consolas"/>
+          <w:sz w:val="21"/>
+          <w:szCs w:val="21"/>
+        </w:rPr>
+        <w:t>d ;</w:t>
+      </w:r>
+      <w:proofErr w:type="gramEnd"/>
+      <w:r>
+        <w:rPr>
+          <w:rFonts w:ascii="Consolas" w:eastAsia="Consolas" w:hAnsi="Consolas" w:cs="Consolas"/>
+          <w:sz w:val="21"/>
+          <w:szCs w:val="21"/>
+        </w:rPr>
+        <w:t xml:space="preserve"> cd </w:t>
+      </w:r>
+      <w:proofErr w:type="gramStart"/>
+      <w:r>
+        <w:rPr>
+          <w:rFonts w:ascii="Consolas" w:eastAsia="Consolas" w:hAnsi="Consolas" w:cs="Consolas"/>
+          <w:sz w:val="21"/>
+          <w:szCs w:val="21"/>
+        </w:rPr>
+        <w:t>d ;</w:t>
+      </w:r>
+      <w:proofErr w:type="gramEnd"/>
+      <w:r>
+        <w:rPr>
+          <w:rFonts w:ascii="Consolas" w:eastAsia="Consolas" w:hAnsi="Consolas" w:cs="Consolas"/>
+          <w:sz w:val="21"/>
+          <w:szCs w:val="21"/>
+        </w:rPr>
+        <w:t xml:space="preserve"> ls</w:t>
+      </w:r>
+      <w:proofErr w:type="gramStart"/>
+      <w:r>
+        <w:rPr>
+          <w:rFonts w:ascii="Consolas" w:eastAsia="Consolas" w:hAnsi="Consolas" w:cs="Consolas"/>
+          <w:sz w:val="21"/>
+          <w:szCs w:val="21"/>
+        </w:rPr>
+        <w:t xml:space="preserve"> ..</w:t>
+      </w:r>
+      <w:proofErr w:type="gramEnd"/>
       <w:r>
         <w:t xml:space="preserve"> does not start with "cd ", so the whole line goes to a child, and </w:t>
       </w:r>
       <w:r>
         <w:rPr>
-          <w:rFonts w:ascii="Consolas" w:cs="Consolas" w:eastAsia="Consolas" w:hAnsi="Consolas"/>
-          <w:sz w:val="21"/>
-          <w:szCs w:val="21"/>
-        </w:rPr>
-        <w:t xml:space="preserve">cd</w:t>
+          <w:rFonts w:ascii="Consolas" w:eastAsia="Consolas" w:hAnsi="Consolas" w:cs="Consolas"/>
+          <w:sz w:val="21"/>
+          <w:szCs w:val="21"/>
+        </w:rPr>
+        <w:t>cd</w:t>
       </w:r>
       <w:r>
         <w:t xml:space="preserve"> is looked for as a program: </w:t>
       </w:r>
       <w:r>
         <w:rPr>
-          <w:rFonts w:ascii="Consolas" w:cs="Consolas" w:eastAsia="Consolas" w:hAnsi="Consolas"/>
-          <w:sz w:val="21"/>
-          <w:szCs w:val="21"/>
-        </w:rPr>
-        <w:t xml:space="preserve">exec cd failed</w:t>
-      </w:r>
-      <w:r>
-        <w:t xml:space="preserve">.</w:t>
+          <w:rFonts w:ascii="Consolas" w:eastAsia="Consolas" w:hAnsi="Consolas" w:cs="Consolas"/>
+          <w:sz w:val="21"/>
+          <w:szCs w:val="21"/>
+        </w:rPr>
+        <w:t>exec cd failed</w:t>
+      </w:r>
+      <w:r>
+        <w:t>.</w:t>
       </w:r>
     </w:p>
     <w:p>
@@ -4608,7 +6859,7 @@
           <w:ilvl w:val="0"/>
           <w:numId w:val="4"/>
         </w:numPr>
-        <w:spacing w:after="80" w:line="288"/>
+        <w:spacing w:after="80" w:line="288" w:lineRule="auto"/>
         <w:jc w:val="both"/>
       </w:pPr>
       <w:r>
@@ -4616,117 +6867,129 @@
           <w:b/>
           <w:bCs/>
         </w:rPr>
-        <w:t xml:space="preserve">Code that handles * or $.</w:t>
+        <w:t>Code that handles * or $.</w:t>
       </w:r>
       <w:r>
         <w:t xml:space="preserve"> There is none. The only </w:t>
       </w:r>
       <w:r>
         <w:rPr>
-          <w:rFonts w:ascii="Consolas" w:cs="Consolas" w:eastAsia="Consolas" w:hAnsi="Consolas"/>
-          <w:sz w:val="21"/>
-          <w:szCs w:val="21"/>
-        </w:rPr>
-        <w:t xml:space="preserve">$</w:t>
+          <w:rFonts w:ascii="Consolas" w:eastAsia="Consolas" w:hAnsi="Consolas" w:cs="Consolas"/>
+          <w:sz w:val="21"/>
+          <w:szCs w:val="21"/>
+        </w:rPr>
+        <w:t>$</w:t>
       </w:r>
       <w:r>
         <w:t xml:space="preserve"> in </w:t>
       </w:r>
-      <w:r>
-        <w:rPr>
-          <w:rFonts w:ascii="Consolas" w:cs="Consolas" w:eastAsia="Consolas" w:hAnsi="Consolas"/>
-          <w:sz w:val="21"/>
-          <w:szCs w:val="21"/>
-        </w:rPr>
-        <w:t xml:space="preserve">sh.c</w:t>
-      </w:r>
+      <w:proofErr w:type="spellStart"/>
+      <w:r>
+        <w:rPr>
+          <w:rFonts w:ascii="Consolas" w:eastAsia="Consolas" w:hAnsi="Consolas" w:cs="Consolas"/>
+          <w:sz w:val="21"/>
+          <w:szCs w:val="21"/>
+        </w:rPr>
+        <w:t>sh.c</w:t>
+      </w:r>
+      <w:proofErr w:type="spellEnd"/>
       <w:r>
         <w:t xml:space="preserve"> is the prompt </w:t>
       </w:r>
-      <w:r>
-        <w:rPr>
-          <w:rFonts w:ascii="Consolas" w:cs="Consolas" w:eastAsia="Consolas" w:hAnsi="Consolas"/>
-          <w:sz w:val="21"/>
-          <w:szCs w:val="21"/>
-        </w:rPr>
-        <w:t xml:space="preserve">write(2, "$ ", 2)</w:t>
+      <w:proofErr w:type="gramStart"/>
+      <w:r>
+        <w:rPr>
+          <w:rFonts w:ascii="Consolas" w:eastAsia="Consolas" w:hAnsi="Consolas" w:cs="Consolas"/>
+          <w:sz w:val="21"/>
+          <w:szCs w:val="21"/>
+        </w:rPr>
+        <w:t>write(</w:t>
+      </w:r>
+      <w:proofErr w:type="gramEnd"/>
+      <w:r>
+        <w:rPr>
+          <w:rFonts w:ascii="Consolas" w:eastAsia="Consolas" w:hAnsi="Consolas" w:cs="Consolas"/>
+          <w:sz w:val="21"/>
+          <w:szCs w:val="21"/>
+        </w:rPr>
+        <w:t>2, "$ ", 2)</w:t>
       </w:r>
       <w:r>
         <w:t xml:space="preserve">, and there is no </w:t>
       </w:r>
       <w:r>
         <w:rPr>
-          <w:rFonts w:ascii="Consolas" w:cs="Consolas" w:eastAsia="Consolas" w:hAnsi="Consolas"/>
-          <w:sz w:val="21"/>
-          <w:szCs w:val="21"/>
-        </w:rPr>
-        <w:t xml:space="preserve">'*'</w:t>
+          <w:rFonts w:ascii="Consolas" w:eastAsia="Consolas" w:hAnsi="Consolas" w:cs="Consolas"/>
+          <w:sz w:val="21"/>
+          <w:szCs w:val="21"/>
+        </w:rPr>
+        <w:t>'*'</w:t>
       </w:r>
       <w:r>
         <w:t xml:space="preserve"> at all. The parser only knows the whitespace characters and the symbols </w:t>
       </w:r>
       <w:r>
         <w:rPr>
-          <w:rFonts w:ascii="Consolas" w:cs="Consolas" w:eastAsia="Consolas" w:hAnsi="Consolas"/>
-          <w:sz w:val="21"/>
-          <w:szCs w:val="21"/>
-        </w:rPr>
-        <w:t xml:space="preserve">&lt;|&gt;&amp;;()</w:t>
+          <w:rFonts w:ascii="Consolas" w:eastAsia="Consolas" w:hAnsi="Consolas" w:cs="Consolas"/>
+          <w:sz w:val="21"/>
+          <w:szCs w:val="21"/>
+        </w:rPr>
+        <w:t>&lt;|&gt;&amp;;()</w:t>
       </w:r>
       <w:r>
         <w:t xml:space="preserve">. Everything else, including </w:t>
       </w:r>
       <w:r>
         <w:rPr>
-          <w:rFonts w:ascii="Consolas" w:cs="Consolas" w:eastAsia="Consolas" w:hAnsi="Consolas"/>
-          <w:sz w:val="21"/>
-          <w:szCs w:val="21"/>
-        </w:rPr>
-        <w:t xml:space="preserve">*</w:t>
+          <w:rFonts w:ascii="Consolas" w:eastAsia="Consolas" w:hAnsi="Consolas" w:cs="Consolas"/>
+          <w:sz w:val="21"/>
+          <w:szCs w:val="21"/>
+        </w:rPr>
+        <w:t>*</w:t>
       </w:r>
       <w:r>
         <w:t xml:space="preserve">, </w:t>
       </w:r>
       <w:r>
         <w:rPr>
-          <w:rFonts w:ascii="Consolas" w:cs="Consolas" w:eastAsia="Consolas" w:hAnsi="Consolas"/>
-          <w:sz w:val="21"/>
-          <w:szCs w:val="21"/>
-        </w:rPr>
-        <w:t xml:space="preserve">$</w:t>
+          <w:rFonts w:ascii="Consolas" w:eastAsia="Consolas" w:hAnsi="Consolas" w:cs="Consolas"/>
+          <w:sz w:val="21"/>
+          <w:szCs w:val="21"/>
+        </w:rPr>
+        <w:t>$</w:t>
       </w:r>
       <w:r>
         <w:t xml:space="preserve"> and the quotes, is just part of a word. That explains Part 2: </w:t>
       </w:r>
       <w:r>
         <w:rPr>
-          <w:rFonts w:ascii="Consolas" w:cs="Consolas" w:eastAsia="Consolas" w:hAnsi="Consolas"/>
-          <w:sz w:val="21"/>
-          <w:szCs w:val="21"/>
-        </w:rPr>
-        <w:t xml:space="preserve">ls *</w:t>
+          <w:rFonts w:ascii="Consolas" w:eastAsia="Consolas" w:hAnsi="Consolas" w:cs="Consolas"/>
+          <w:sz w:val="21"/>
+          <w:szCs w:val="21"/>
+        </w:rPr>
+        <w:t>ls *</w:t>
       </w:r>
       <w:r>
         <w:t xml:space="preserve">, </w:t>
       </w:r>
       <w:r>
         <w:rPr>
-          <w:rFonts w:ascii="Consolas" w:cs="Consolas" w:eastAsia="Consolas" w:hAnsi="Consolas"/>
-          <w:sz w:val="21"/>
-          <w:szCs w:val="21"/>
-        </w:rPr>
-        <w:t xml:space="preserve">echo $HOME</w:t>
+          <w:rFonts w:ascii="Consolas" w:eastAsia="Consolas" w:hAnsi="Consolas" w:cs="Consolas"/>
+          <w:sz w:val="21"/>
+          <w:szCs w:val="21"/>
+        </w:rPr>
+        <w:t>echo $HOME</w:t>
       </w:r>
       <w:r>
         <w:t xml:space="preserve"> and </w:t>
       </w:r>
       <w:r>
         <w:rPr>
-          <w:rFonts w:ascii="Consolas" w:cs="Consolas" w:eastAsia="Consolas" w:hAnsi="Consolas"/>
-          <w:sz w:val="21"/>
-          <w:szCs w:val="21"/>
-        </w:rPr>
-        <w:t xml:space="preserve">echo "a b"</w:t>
+          <w:rFonts w:ascii="Consolas" w:eastAsia="Consolas" w:hAnsi="Consolas" w:cs="Consolas"/>
+          <w:sz w:val="21"/>
+          <w:szCs w:val="21"/>
+        </w:rPr>
+        <w:t>echo "a b"</w:t>
       </w:r>
       <w:r>
         <w:t xml:space="preserve"> pass these characters to the program unchanged.</w:t>
@@ -4736,16 +6999,15 @@
       <w:pPr>
         <w:pStyle w:val="Heading1"/>
         <w:keepNext/>
-        <w:spacing w:after="160" w:before="240"/>
-      </w:pPr>
-      <w:r>
-        <w:t xml:space="preserve">Conclusions</w:t>
-      </w:r>
-    </w:p>
-    <w:p>
-      <w:pPr>
-        <w:keepNext w:val="false"/>
-        <w:spacing w:after="120" w:line="288"/>
+        <w:spacing w:before="240" w:after="160"/>
+      </w:pPr>
+      <w:r>
+        <w:t>Conclusions</w:t>
+      </w:r>
+    </w:p>
+    <w:p>
+      <w:pPr>
+        <w:spacing w:after="120" w:line="288" w:lineRule="auto"/>
         <w:ind w:firstLine="567"/>
         <w:jc w:val="both"/>
       </w:pPr>
@@ -4754,196 +7016,268 @@
       </w:r>
       <w:r>
         <w:rPr>
-          <w:rFonts w:ascii="Consolas" w:cs="Consolas" w:eastAsia="Consolas" w:hAnsi="Consolas"/>
-          <w:sz w:val="21"/>
-          <w:szCs w:val="21"/>
-        </w:rPr>
-        <w:t xml:space="preserve">fork</w:t>
+          <w:rFonts w:ascii="Consolas" w:eastAsia="Consolas" w:hAnsi="Consolas" w:cs="Consolas"/>
+          <w:sz w:val="21"/>
+          <w:szCs w:val="21"/>
+        </w:rPr>
+        <w:t>fork</w:t>
       </w:r>
       <w:r>
         <w:t xml:space="preserve">, </w:t>
       </w:r>
       <w:r>
         <w:rPr>
-          <w:rFonts w:ascii="Consolas" w:cs="Consolas" w:eastAsia="Consolas" w:hAnsi="Consolas"/>
-          <w:sz w:val="21"/>
-          <w:szCs w:val="21"/>
-        </w:rPr>
-        <w:t xml:space="preserve">exec</w:t>
+          <w:rFonts w:ascii="Consolas" w:eastAsia="Consolas" w:hAnsi="Consolas" w:cs="Consolas"/>
+          <w:sz w:val="21"/>
+          <w:szCs w:val="21"/>
+        </w:rPr>
+        <w:t>exec</w:t>
       </w:r>
       <w:r>
         <w:t xml:space="preserve">, </w:t>
       </w:r>
       <w:r>
         <w:rPr>
-          <w:rFonts w:ascii="Consolas" w:cs="Consolas" w:eastAsia="Consolas" w:hAnsi="Consolas"/>
-          <w:sz w:val="21"/>
-          <w:szCs w:val="21"/>
-        </w:rPr>
-        <w:t xml:space="preserve">open</w:t>
+          <w:rFonts w:ascii="Consolas" w:eastAsia="Consolas" w:hAnsi="Consolas" w:cs="Consolas"/>
+          <w:sz w:val="21"/>
+          <w:szCs w:val="21"/>
+        </w:rPr>
+        <w:t>open</w:t>
       </w:r>
       <w:r>
         <w:t xml:space="preserve">, </w:t>
       </w:r>
       <w:r>
         <w:rPr>
-          <w:rFonts w:ascii="Consolas" w:cs="Consolas" w:eastAsia="Consolas" w:hAnsi="Consolas"/>
-          <w:sz w:val="21"/>
-          <w:szCs w:val="21"/>
-        </w:rPr>
-        <w:t xml:space="preserve">close</w:t>
+          <w:rFonts w:ascii="Consolas" w:eastAsia="Consolas" w:hAnsi="Consolas" w:cs="Consolas"/>
+          <w:sz w:val="21"/>
+          <w:szCs w:val="21"/>
+        </w:rPr>
+        <w:t>close</w:t>
       </w:r>
       <w:r>
         <w:t xml:space="preserve">, </w:t>
       </w:r>
       <w:r>
         <w:rPr>
-          <w:rFonts w:ascii="Consolas" w:cs="Consolas" w:eastAsia="Consolas" w:hAnsi="Consolas"/>
-          <w:sz w:val="21"/>
-          <w:szCs w:val="21"/>
-        </w:rPr>
-        <w:t xml:space="preserve">dup</w:t>
+          <w:rFonts w:ascii="Consolas" w:eastAsia="Consolas" w:hAnsi="Consolas" w:cs="Consolas"/>
+          <w:sz w:val="21"/>
+          <w:szCs w:val="21"/>
+        </w:rPr>
+        <w:t>dup</w:t>
       </w:r>
       <w:r>
         <w:t xml:space="preserve">, </w:t>
       </w:r>
       <w:r>
         <w:rPr>
-          <w:rFonts w:ascii="Consolas" w:cs="Consolas" w:eastAsia="Consolas" w:hAnsi="Consolas"/>
-          <w:sz w:val="21"/>
-          <w:szCs w:val="21"/>
-        </w:rPr>
-        <w:t xml:space="preserve">pipe</w:t>
+          <w:rFonts w:ascii="Consolas" w:eastAsia="Consolas" w:hAnsi="Consolas" w:cs="Consolas"/>
+          <w:sz w:val="21"/>
+          <w:szCs w:val="21"/>
+        </w:rPr>
+        <w:t>pipe</w:t>
       </w:r>
       <w:r>
         <w:t xml:space="preserve"> and </w:t>
       </w:r>
       <w:r>
         <w:rPr>
-          <w:rFonts w:ascii="Consolas" w:cs="Consolas" w:eastAsia="Consolas" w:hAnsi="Consolas"/>
-          <w:sz w:val="21"/>
-          <w:szCs w:val="21"/>
-        </w:rPr>
-        <w:t xml:space="preserve">wait</w:t>
-      </w:r>
-      <w:r>
-        <w:t xml:space="preserve">. Everything comfortable in bash (globbing, variables, quotes, PATH, history, completion, job control) is extra work that bash does in user space before it calls </w:t>
-      </w:r>
-      <w:r>
-        <w:rPr>
-          <w:rFonts w:ascii="Consolas" w:cs="Consolas" w:eastAsia="Consolas" w:hAnsi="Consolas"/>
-          <w:sz w:val="21"/>
-          <w:szCs w:val="21"/>
-        </w:rPr>
-        <w:t xml:space="preserve">exec</w:t>
-      </w:r>
-      <w:r>
-        <w:t xml:space="preserve">.</w:t>
-      </w:r>
-    </w:p>
-    <w:p>
-      <w:pPr>
-        <w:keepNext w:val="false"/>
-        <w:spacing w:after="120" w:line="288"/>
+          <w:rFonts w:ascii="Consolas" w:eastAsia="Consolas" w:hAnsi="Consolas" w:cs="Consolas"/>
+          <w:sz w:val="21"/>
+          <w:szCs w:val="21"/>
+        </w:rPr>
+        <w:t>wait</w:t>
+      </w:r>
+      <w:r>
+        <w:t>. Everything comfortable in bash (</w:t>
+      </w:r>
+      <w:proofErr w:type="spellStart"/>
+      <w:r>
+        <w:t>globbing</w:t>
+      </w:r>
+      <w:proofErr w:type="spellEnd"/>
+      <w:r>
+        <w:t xml:space="preserve">, variables, quotes, PATH, history, completion, job control) is extra work that bash does in user space before it calls </w:t>
+      </w:r>
+      <w:r>
+        <w:rPr>
+          <w:rFonts w:ascii="Consolas" w:eastAsia="Consolas" w:hAnsi="Consolas" w:cs="Consolas"/>
+          <w:sz w:val="21"/>
+          <w:szCs w:val="21"/>
+        </w:rPr>
+        <w:t>exec</w:t>
+      </w:r>
+      <w:r>
+        <w:t>.</w:t>
+      </w:r>
+    </w:p>
+    <w:p>
+      <w:pPr>
+        <w:spacing w:after="120" w:line="288" w:lineRule="auto"/>
         <w:ind w:firstLine="567"/>
         <w:jc w:val="both"/>
       </w:pPr>
       <w:r>
         <w:t xml:space="preserve">The </w:t>
       </w:r>
-      <w:r>
-        <w:rPr>
-          <w:rFonts w:ascii="Consolas" w:cs="Consolas" w:eastAsia="Consolas" w:hAnsi="Consolas"/>
-          <w:sz w:val="21"/>
-          <w:szCs w:val="21"/>
-        </w:rPr>
-        <w:t xml:space="preserve">args</w:t>
-      </w:r>
+      <w:proofErr w:type="spellStart"/>
+      <w:r>
+        <w:rPr>
+          <w:rFonts w:ascii="Consolas" w:eastAsia="Consolas" w:hAnsi="Consolas" w:cs="Consolas"/>
+          <w:sz w:val="21"/>
+          <w:szCs w:val="21"/>
+        </w:rPr>
+        <w:t>args</w:t>
+      </w:r>
+      <w:proofErr w:type="spellEnd"/>
       <w:r>
         <w:t xml:space="preserve"> program showed it clearly: the same C code got </w:t>
       </w:r>
       <w:r>
         <w:rPr>
-          <w:rFonts w:ascii="Consolas" w:cs="Consolas" w:eastAsia="Consolas" w:hAnsi="Consolas"/>
-          <w:sz w:val="21"/>
-          <w:szCs w:val="21"/>
-        </w:rPr>
-        <w:t xml:space="preserve">*.c</w:t>
+          <w:rFonts w:ascii="Consolas" w:eastAsia="Consolas" w:hAnsi="Consolas" w:cs="Consolas"/>
+          <w:sz w:val="21"/>
+          <w:szCs w:val="21"/>
+        </w:rPr>
+        <w:t>*.c</w:t>
       </w:r>
       <w:r>
         <w:t xml:space="preserve"> and </w:t>
       </w:r>
       <w:r>
         <w:rPr>
-          <w:rFonts w:ascii="Consolas" w:cs="Consolas" w:eastAsia="Consolas" w:hAnsi="Consolas"/>
-          <w:sz w:val="21"/>
-          <w:szCs w:val="21"/>
-        </w:rPr>
-        <w:t xml:space="preserve">"x</w:t>
+          <w:rFonts w:ascii="Consolas" w:eastAsia="Consolas" w:hAnsi="Consolas" w:cs="Consolas"/>
+          <w:sz w:val="21"/>
+          <w:szCs w:val="21"/>
+        </w:rPr>
+        <w:t>"x</w:t>
       </w:r>
       <w:r>
         <w:t xml:space="preserve"> in xv6, but real file names and </w:t>
       </w:r>
       <w:r>
         <w:rPr>
-          <w:rFonts w:ascii="Consolas" w:cs="Consolas" w:eastAsia="Consolas" w:hAnsi="Consolas"/>
-          <w:sz w:val="21"/>
-          <w:szCs w:val="21"/>
-        </w:rPr>
-        <w:t xml:space="preserve">x y</w:t>
-      </w:r>
-      <w:r>
-        <w:t xml:space="preserve"> in bash. So the program and the kernel never see the </w:t>
-      </w:r>
-      <w:r>
-        <w:rPr>
-          <w:rFonts w:ascii="Consolas" w:cs="Consolas" w:eastAsia="Consolas" w:hAnsi="Consolas"/>
-          <w:sz w:val="21"/>
-          <w:szCs w:val="21"/>
-        </w:rPr>
-        <w:t xml:space="preserve">*</w:t>
+          <w:rFonts w:ascii="Consolas" w:eastAsia="Consolas" w:hAnsi="Consolas" w:cs="Consolas"/>
+          <w:sz w:val="21"/>
+          <w:szCs w:val="21"/>
+        </w:rPr>
+        <w:t>x y</w:t>
+      </w:r>
+      <w:r>
+        <w:t xml:space="preserve"> in bash. </w:t>
+      </w:r>
+      <w:proofErr w:type="gramStart"/>
+      <w:r>
+        <w:t>So</w:t>
+      </w:r>
+      <w:proofErr w:type="gramEnd"/>
+      <w:r>
+        <w:t xml:space="preserve"> the program and the kernel never see the </w:t>
+      </w:r>
+      <w:r>
+        <w:rPr>
+          <w:rFonts w:ascii="Consolas" w:eastAsia="Consolas" w:hAnsi="Consolas" w:cs="Consolas"/>
+          <w:sz w:val="21"/>
+          <w:szCs w:val="21"/>
+        </w:rPr>
+        <w:t>*</w:t>
       </w:r>
       <w:r>
         <w:t xml:space="preserve"> or the quotes, it's the shell that decides what the arguments are. I also understood why </w:t>
       </w:r>
       <w:r>
         <w:rPr>
-          <w:rFonts w:ascii="Consolas" w:cs="Consolas" w:eastAsia="Consolas" w:hAnsi="Consolas"/>
-          <w:sz w:val="21"/>
-          <w:szCs w:val="21"/>
-        </w:rPr>
-        <w:t xml:space="preserve">cd</w:t>
+          <w:rFonts w:ascii="Consolas" w:eastAsia="Consolas" w:hAnsi="Consolas" w:cs="Consolas"/>
+          <w:sz w:val="21"/>
+          <w:szCs w:val="21"/>
+        </w:rPr>
+        <w:t>cd</w:t>
       </w:r>
       <w:r>
         <w:t xml:space="preserve"> has to be inside the shell: a child process cannot change the directory of its parent. The </w:t>
       </w:r>
       <w:r>
         <w:rPr>
-          <w:rFonts w:ascii="Consolas" w:cs="Consolas" w:eastAsia="Consolas" w:hAnsi="Consolas"/>
-          <w:sz w:val="21"/>
-          <w:szCs w:val="21"/>
-        </w:rPr>
-        <w:t xml:space="preserve">exec cd failed</w:t>
+          <w:rFonts w:ascii="Consolas" w:eastAsia="Consolas" w:hAnsi="Consolas" w:cs="Consolas"/>
+          <w:sz w:val="21"/>
+          <w:szCs w:val="21"/>
+        </w:rPr>
+        <w:t>exec cd failed</w:t>
       </w:r>
       <w:r>
         <w:t xml:space="preserve"> I got in xv6 for </w:t>
       </w:r>
-      <w:r>
-        <w:rPr>
-          <w:rFonts w:ascii="Consolas" w:cs="Consolas" w:eastAsia="Consolas" w:hAnsi="Consolas"/>
-          <w:sz w:val="21"/>
-          <w:szCs w:val="21"/>
-        </w:rPr>
-        <w:t xml:space="preserve">mkdir d ; cd d ; ls ..</w:t>
-      </w:r>
+      <w:proofErr w:type="spellStart"/>
+      <w:r>
+        <w:rPr>
+          <w:rFonts w:ascii="Consolas" w:eastAsia="Consolas" w:hAnsi="Consolas" w:cs="Consolas"/>
+          <w:sz w:val="21"/>
+          <w:szCs w:val="21"/>
+        </w:rPr>
+        <w:t>mkdir</w:t>
+      </w:r>
+      <w:proofErr w:type="spellEnd"/>
+      <w:r>
+        <w:rPr>
+          <w:rFonts w:ascii="Consolas" w:eastAsia="Consolas" w:hAnsi="Consolas" w:cs="Consolas"/>
+          <w:sz w:val="21"/>
+          <w:szCs w:val="21"/>
+        </w:rPr>
+        <w:t xml:space="preserve"> </w:t>
+      </w:r>
+      <w:proofErr w:type="gramStart"/>
+      <w:r>
+        <w:rPr>
+          <w:rFonts w:ascii="Consolas" w:eastAsia="Consolas" w:hAnsi="Consolas" w:cs="Consolas"/>
+          <w:sz w:val="21"/>
+          <w:szCs w:val="21"/>
+        </w:rPr>
+        <w:t>d ;</w:t>
+      </w:r>
+      <w:proofErr w:type="gramEnd"/>
+      <w:r>
+        <w:rPr>
+          <w:rFonts w:ascii="Consolas" w:eastAsia="Consolas" w:hAnsi="Consolas" w:cs="Consolas"/>
+          <w:sz w:val="21"/>
+          <w:szCs w:val="21"/>
+        </w:rPr>
+        <w:t xml:space="preserve"> cd </w:t>
+      </w:r>
+      <w:proofErr w:type="gramStart"/>
+      <w:r>
+        <w:rPr>
+          <w:rFonts w:ascii="Consolas" w:eastAsia="Consolas" w:hAnsi="Consolas" w:cs="Consolas"/>
+          <w:sz w:val="21"/>
+          <w:szCs w:val="21"/>
+        </w:rPr>
+        <w:t>d ;</w:t>
+      </w:r>
+      <w:proofErr w:type="gramEnd"/>
+      <w:r>
+        <w:rPr>
+          <w:rFonts w:ascii="Consolas" w:eastAsia="Consolas" w:hAnsi="Consolas" w:cs="Consolas"/>
+          <w:sz w:val="21"/>
+          <w:szCs w:val="21"/>
+        </w:rPr>
+        <w:t xml:space="preserve"> ls</w:t>
+      </w:r>
+      <w:proofErr w:type="gramStart"/>
+      <w:r>
+        <w:rPr>
+          <w:rFonts w:ascii="Consolas" w:eastAsia="Consolas" w:hAnsi="Consolas" w:cs="Consolas"/>
+          <w:sz w:val="21"/>
+          <w:szCs w:val="21"/>
+        </w:rPr>
+        <w:t xml:space="preserve"> ..</w:t>
+      </w:r>
+      <w:proofErr w:type="gramEnd"/>
       <w:r>
         <w:t xml:space="preserve"> was a good example of that.</w:t>
       </w:r>
     </w:p>
     <w:p>
       <w:pPr>
-        <w:keepNext w:val="false"/>
-        <w:spacing w:after="120" w:line="288"/>
+        <w:spacing w:after="120" w:line="288" w:lineRule="auto"/>
         <w:jc w:val="both"/>
       </w:pPr>
       <w:r>
@@ -4951,33 +7285,33 @@
       </w:r>
       <w:r>
         <w:rPr>
-          <w:rFonts w:ascii="Consolas" w:cs="Consolas" w:eastAsia="Consolas" w:hAnsi="Consolas"/>
-          <w:sz w:val="21"/>
-          <w:szCs w:val="21"/>
-        </w:rPr>
-        <w:t xml:space="preserve">https://github.com/httpcatalin/os-2026-CatalinBitca</w:t>
+          <w:rFonts w:ascii="Consolas" w:eastAsia="Consolas" w:hAnsi="Consolas" w:cs="Consolas"/>
+          <w:sz w:val="21"/>
+          <w:szCs w:val="21"/>
+        </w:rPr>
+        <w:t>https://github.com/httpcatalin/os-2026-CatalinBitca</w:t>
       </w:r>
       <w:r>
         <w:t xml:space="preserve"> (folder </w:t>
       </w:r>
       <w:r>
         <w:rPr>
-          <w:rFonts w:ascii="Consolas" w:cs="Consolas" w:eastAsia="Consolas" w:hAnsi="Consolas"/>
-          <w:sz w:val="21"/>
-          <w:szCs w:val="21"/>
-        </w:rPr>
-        <w:t xml:space="preserve">lab4/</w:t>
-      </w:r>
-      <w:r>
-        <w:t xml:space="preserve">).</w:t>
+          <w:rFonts w:ascii="Consolas" w:eastAsia="Consolas" w:hAnsi="Consolas" w:cs="Consolas"/>
+          <w:sz w:val="21"/>
+          <w:szCs w:val="21"/>
+        </w:rPr>
+        <w:t>lab4/</w:t>
+      </w:r>
+      <w:r>
+        <w:t>).</w:t>
       </w:r>
     </w:p>
     <w:sectPr>
-      <w:footerReference w:type="default" r:id="rId6"/>
-      <w:footerReference w:type="first" r:id="rId7"/>
-      <w:pgSz w:w="11906" w:h="16838" w:orient="portrait"/>
+      <w:footerReference w:type="default" r:id="rId19"/>
+      <w:footerReference w:type="first" r:id="rId20"/>
+      <w:pgSz w:w="11906" w:h="16838"/>
       <w:pgMar w:top="1134" w:right="850" w:bottom="1134" w:left="1701" w:header="708" w:footer="708" w:gutter="0"/>
-      <w:pgNumType/>
+      <w:cols w:space="720"/>
       <w:titlePg/>
       <w:docGrid w:linePitch="360"/>
     </w:sectPr>
@@ -4986,18 +7320,9 @@
 </file>
 
 <file path=word/endnotes.xml><?xml version="1.0" encoding="utf-8"?>
-<w:endnotes xmlns:wpc="http://schemas.microsoft.com/office/word/2010/wordprocessingCanvas" xmlns:mc="http://schemas.openxmlformats.org/markup-compatibility/2006" xmlns:o="urn:schemas-microsoft-com:office:office" xmlns:r="http://schemas.openxmlformats.org/officeDocument/2006/relationships" xmlns:m="http://schemas.openxmlformats.org/officeDocument/2006/math" xmlns:v="urn:schemas-microsoft-com:vml" xmlns:wp14="http://schemas.microsoft.com/office/word/2010/wordprocessingDrawing" xmlns:wp="http://schemas.openxmlformats.org/drawingml/2006/wordprocessingDrawing" xmlns:w10="urn:schemas-microsoft-com:office:word" xmlns:w="http://schemas.openxmlformats.org/wordprocessingml/2006/main" xmlns:w14="http://schemas.microsoft.com/office/word/2010/wordml" xmlns:w15="http://schemas.microsoft.com/office/word/2012/wordml" xmlns:wpg="http://schemas.microsoft.com/office/word/2010/wordprocessingGroup" xmlns:wpi="http://schemas.microsoft.com/office/word/2010/wordprocessingInk" xmlns:wne="http://schemas.microsoft.com/office/word/2006/wordml" xmlns:wps="http://schemas.microsoft.com/office/word/2010/wordprocessingShape" mc:Ignorable="w14 w15 wp14">
+<w:endnotes xmlns:wpc="http://schemas.microsoft.com/office/word/2010/wordprocessingCanvas" xmlns:cx="http://schemas.microsoft.com/office/drawing/2014/chartex" xmlns:cx1="http://schemas.microsoft.com/office/drawing/2015/9/8/chartex" xmlns:cx2="http://schemas.microsoft.com/office/drawing/2015/10/21/chartex" xmlns:cx3="http://schemas.microsoft.com/office/drawing/2016/5/9/chartex" xmlns:cx4="http://schemas.microsoft.com/office/drawing/2016/5/10/chartex" xmlns:cx5="http://schemas.microsoft.com/office/drawing/2016/5/11/chartex" xmlns:cx6="http://schemas.microsoft.com/office/drawing/2016/5/12/chartex" xmlns:cx7="http://schemas.microsoft.com/office/drawing/2016/5/13/chartex" xmlns:cx8="http://schemas.microsoft.com/office/drawing/2016/5/14/chartex" xmlns:mc="http://schemas.openxmlformats.org/markup-compatibility/2006" xmlns:m="http://schemas.openxmlformats.org/officeDocument/2006/math" xmlns:aink="http://schemas.microsoft.com/office/drawing/2016/ink" xmlns:am3d="http://schemas.microsoft.com/office/drawing/2017/model3d" xmlns:oel="http://schemas.microsoft.com/office/2019/extlst" xmlns:r="http://schemas.openxmlformats.org/officeDocument/2006/relationships" xmlns:wp14="http://schemas.microsoft.com/office/word/2010/wordprocessingDrawing" xmlns:wp="http://schemas.openxmlformats.org/drawingml/2006/wordprocessingDrawing" xmlns:wpg="http://schemas.microsoft.com/office/word/2010/wordprocessingGroup" xmlns:wpi="http://schemas.microsoft.com/office/word/2010/wordprocessingInk" xmlns:wps="http://schemas.microsoft.com/office/word/2010/wordprocessingShape" xmlns:o="urn:schemas-microsoft-com:office:office" xmlns:v="urn:schemas-microsoft-com:vml" xmlns:w10="urn:schemas-microsoft-com:office:word" xmlns:w="http://schemas.openxmlformats.org/wordprocessingml/2006/main" xmlns:w14="http://schemas.microsoft.com/office/word/2010/wordml" xmlns:w15="http://schemas.microsoft.com/office/word/2012/wordml" xmlns:w16cex="http://schemas.microsoft.com/office/word/2018/wordml/cex" xmlns:w16cid="http://schemas.microsoft.com/office/word/2016/wordml/cid" xmlns:w16="http://schemas.microsoft.com/office/word/2018/wordml" xmlns:w16sdtdh="http://schemas.microsoft.com/office/word/2020/wordml/sdtdatahash" xmlns:w16sdtfl="http://schemas.microsoft.com/office/word/2024/wordml/sdtformatlock" xmlns:w16se="http://schemas.microsoft.com/office/word/2015/wordml/symex" xmlns:w16du="http://schemas.microsoft.com/office/word/2023/wordml/word16du" xmlns:wne="http://schemas.microsoft.com/office/word/2006/wordml" mc:Ignorable="w14 w15 w16se w16cid w16 w16cex w16sdtdh w16sdtfl w16du wp14">
   <w:endnote w:type="separator" w:id="-1">
     <w:p>
-      <w:pPr>
-        <w:spacing w:after="0" w:line="240" w:lineRule="auto"/>
-      </w:pPr>
-      <w:r>
-        <w:rPr>
-          <w:rStyle w:val="EndnoteReference"/>
-        </w:rPr>
-        <w:endnoteRef/>
-      </w:r>
       <w:r>
         <w:separator/>
       </w:r>
@@ -5005,15 +7330,6 @@
   </w:endnote>
   <w:endnote w:type="continuationSeparator" w:id="0">
     <w:p>
-      <w:pPr>
-        <w:spacing w:after="0" w:line="240" w:lineRule="auto"/>
-      </w:pPr>
-      <w:r>
-        <w:rPr>
-          <w:rStyle w:val="EndnoteReference"/>
-        </w:rPr>
-        <w:endnoteRef/>
-      </w:r>
       <w:r>
         <w:continuationSeparator/>
       </w:r>
@@ -5023,7 +7339,7 @@
 </file>
 
 <file path=word/footer1.xml><?xml version="1.0" encoding="utf-8"?>
-<w:ftr xmlns:wpc="http://schemas.microsoft.com/office/word/2010/wordprocessingCanvas" xmlns:mc="http://schemas.openxmlformats.org/markup-compatibility/2006" xmlns:o="urn:schemas-microsoft-com:office:office" xmlns:r="http://schemas.openxmlformats.org/officeDocument/2006/relationships" xmlns:m="http://schemas.openxmlformats.org/officeDocument/2006/math" xmlns:v="urn:schemas-microsoft-com:vml" xmlns:wp14="http://schemas.microsoft.com/office/word/2010/wordprocessingDrawing" xmlns:wp="http://schemas.openxmlformats.org/drawingml/2006/wordprocessingDrawing" xmlns:w10="urn:schemas-microsoft-com:office:word" xmlns:w="http://schemas.openxmlformats.org/wordprocessingml/2006/main" xmlns:w14="http://schemas.microsoft.com/office/word/2010/wordml" xmlns:w15="http://schemas.microsoft.com/office/word/2012/wordml" xmlns:wpg="http://schemas.microsoft.com/office/word/2010/wordprocessingGroup" xmlns:wpi="http://schemas.microsoft.com/office/word/2010/wordprocessingInk" xmlns:wne="http://schemas.microsoft.com/office/word/2006/wordml" xmlns:wps="http://schemas.microsoft.com/office/word/2010/wordprocessingShape">
+<w:ftr xmlns:wpc="http://schemas.microsoft.com/office/word/2010/wordprocessingCanvas" xmlns:cx="http://schemas.microsoft.com/office/drawing/2014/chartex" xmlns:cx1="http://schemas.microsoft.com/office/drawing/2015/9/8/chartex" xmlns:cx2="http://schemas.microsoft.com/office/drawing/2015/10/21/chartex" xmlns:cx3="http://schemas.microsoft.com/office/drawing/2016/5/9/chartex" xmlns:cx4="http://schemas.microsoft.com/office/drawing/2016/5/10/chartex" xmlns:cx5="http://schemas.microsoft.com/office/drawing/2016/5/11/chartex" xmlns:cx6="http://schemas.microsoft.com/office/drawing/2016/5/12/chartex" xmlns:cx7="http://schemas.microsoft.com/office/drawing/2016/5/13/chartex" xmlns:cx8="http://schemas.microsoft.com/office/drawing/2016/5/14/chartex" xmlns:mc="http://schemas.openxmlformats.org/markup-compatibility/2006" xmlns:m="http://schemas.openxmlformats.org/officeDocument/2006/math" xmlns:aink="http://schemas.microsoft.com/office/drawing/2016/ink" xmlns:am3d="http://schemas.microsoft.com/office/drawing/2017/model3d" xmlns:oel="http://schemas.microsoft.com/office/2019/extlst" xmlns:r="http://schemas.openxmlformats.org/officeDocument/2006/relationships" xmlns:wp14="http://schemas.microsoft.com/office/word/2010/wordprocessingDrawing" xmlns:wp="http://schemas.openxmlformats.org/drawingml/2006/wordprocessingDrawing" xmlns:wpg="http://schemas.microsoft.com/office/word/2010/wordprocessingGroup" xmlns:wpi="http://schemas.microsoft.com/office/word/2010/wordprocessingInk" xmlns:wps="http://schemas.microsoft.com/office/word/2010/wordprocessingShape" xmlns:o="urn:schemas-microsoft-com:office:office" xmlns:v="urn:schemas-microsoft-com:vml" xmlns:w10="urn:schemas-microsoft-com:office:word" xmlns:w="http://schemas.openxmlformats.org/wordprocessingml/2006/main" xmlns:w14="http://schemas.microsoft.com/office/word/2010/wordml" xmlns:w15="http://schemas.microsoft.com/office/word/2012/wordml" xmlns:w16cex="http://schemas.microsoft.com/office/word/2018/wordml/cex" xmlns:w16cid="http://schemas.microsoft.com/office/word/2016/wordml/cid" xmlns:w16="http://schemas.microsoft.com/office/word/2018/wordml" xmlns:w16sdtdh="http://schemas.microsoft.com/office/word/2020/wordml/sdtdatahash" xmlns:w16sdtfl="http://schemas.microsoft.com/office/word/2024/wordml/sdtformatlock" xmlns:w16se="http://schemas.microsoft.com/office/word/2015/wordml/symex" xmlns:w16du="http://schemas.microsoft.com/office/word/2023/wordml/word16du" xmlns:wne="http://schemas.microsoft.com/office/word/2006/wordml" mc:Ignorable="w14 w15 w16se w16cid w16 w16cex w16sdtdh w16sdtfl w16du wp14">
   <w:p>
     <w:pPr>
       <w:jc w:val="center"/>
@@ -5034,8 +7350,34 @@
         <w:szCs w:val="22"/>
       </w:rPr>
       <w:fldChar w:fldCharType="begin"/>
-      <w:instrText xml:space="preserve">PAGE</w:instrText>
+    </w:r>
+    <w:r>
+      <w:rPr>
+        <w:sz w:val="22"/>
+        <w:szCs w:val="22"/>
+      </w:rPr>
+      <w:instrText>PAGE</w:instrText>
+    </w:r>
+    <w:r>
+      <w:rPr>
+        <w:sz w:val="22"/>
+        <w:szCs w:val="22"/>
+      </w:rPr>
       <w:fldChar w:fldCharType="separate"/>
+    </w:r>
+    <w:r>
+      <w:rPr>
+        <w:noProof/>
+        <w:sz w:val="22"/>
+        <w:szCs w:val="22"/>
+      </w:rPr>
+      <w:t>2</w:t>
+    </w:r>
+    <w:r>
+      <w:rPr>
+        <w:sz w:val="22"/>
+        <w:szCs w:val="22"/>
+      </w:rPr>
       <w:fldChar w:fldCharType="end"/>
     </w:r>
   </w:p>
@@ -5043,24 +7385,15 @@
 </file>
 
 <file path=word/footer2.xml><?xml version="1.0" encoding="utf-8"?>
-<w:ftr xmlns:wpc="http://schemas.microsoft.com/office/word/2010/wordprocessingCanvas" xmlns:mc="http://schemas.openxmlformats.org/markup-compatibility/2006" xmlns:o="urn:schemas-microsoft-com:office:office" xmlns:r="http://schemas.openxmlformats.org/officeDocument/2006/relationships" xmlns:m="http://schemas.openxmlformats.org/officeDocument/2006/math" xmlns:v="urn:schemas-microsoft-com:vml" xmlns:wp14="http://schemas.microsoft.com/office/word/2010/wordprocessingDrawing" xmlns:wp="http://schemas.openxmlformats.org/drawingml/2006/wordprocessingDrawing" xmlns:w10="urn:schemas-microsoft-com:office:word" xmlns:w="http://schemas.openxmlformats.org/wordprocessingml/2006/main" xmlns:w14="http://schemas.microsoft.com/office/word/2010/wordml" xmlns:w15="http://schemas.microsoft.com/office/word/2012/wordml" xmlns:wpg="http://schemas.microsoft.com/office/word/2010/wordprocessingGroup" xmlns:wpi="http://schemas.microsoft.com/office/word/2010/wordprocessingInk" xmlns:wne="http://schemas.microsoft.com/office/word/2006/wordml" xmlns:wps="http://schemas.microsoft.com/office/word/2010/wordprocessingShape">
+<w:ftr xmlns:wpc="http://schemas.microsoft.com/office/word/2010/wordprocessingCanvas" xmlns:cx="http://schemas.microsoft.com/office/drawing/2014/chartex" xmlns:cx1="http://schemas.microsoft.com/office/drawing/2015/9/8/chartex" xmlns:cx2="http://schemas.microsoft.com/office/drawing/2015/10/21/chartex" xmlns:cx3="http://schemas.microsoft.com/office/drawing/2016/5/9/chartex" xmlns:cx4="http://schemas.microsoft.com/office/drawing/2016/5/10/chartex" xmlns:cx5="http://schemas.microsoft.com/office/drawing/2016/5/11/chartex" xmlns:cx6="http://schemas.microsoft.com/office/drawing/2016/5/12/chartex" xmlns:cx7="http://schemas.microsoft.com/office/drawing/2016/5/13/chartex" xmlns:cx8="http://schemas.microsoft.com/office/drawing/2016/5/14/chartex" xmlns:mc="http://schemas.openxmlformats.org/markup-compatibility/2006" xmlns:m="http://schemas.openxmlformats.org/officeDocument/2006/math" xmlns:aink="http://schemas.microsoft.com/office/drawing/2016/ink" xmlns:am3d="http://schemas.microsoft.com/office/drawing/2017/model3d" xmlns:oel="http://schemas.microsoft.com/office/2019/extlst" xmlns:r="http://schemas.openxmlformats.org/officeDocument/2006/relationships" xmlns:wp14="http://schemas.microsoft.com/office/word/2010/wordprocessingDrawing" xmlns:wp="http://schemas.openxmlformats.org/drawingml/2006/wordprocessingDrawing" xmlns:wpg="http://schemas.microsoft.com/office/word/2010/wordprocessingGroup" xmlns:wpi="http://schemas.microsoft.com/office/word/2010/wordprocessingInk" xmlns:wps="http://schemas.microsoft.com/office/word/2010/wordprocessingShape" xmlns:o="urn:schemas-microsoft-com:office:office" xmlns:v="urn:schemas-microsoft-com:vml" xmlns:w10="urn:schemas-microsoft-com:office:word" xmlns:w="http://schemas.openxmlformats.org/wordprocessingml/2006/main" xmlns:w14="http://schemas.microsoft.com/office/word/2010/wordml" xmlns:w15="http://schemas.microsoft.com/office/word/2012/wordml" xmlns:w16cex="http://schemas.microsoft.com/office/word/2018/wordml/cex" xmlns:w16cid="http://schemas.microsoft.com/office/word/2016/wordml/cid" xmlns:w16="http://schemas.microsoft.com/office/word/2018/wordml" xmlns:w16sdtdh="http://schemas.microsoft.com/office/word/2020/wordml/sdtdatahash" xmlns:w16sdtfl="http://schemas.microsoft.com/office/word/2024/wordml/sdtformatlock" xmlns:w16se="http://schemas.microsoft.com/office/word/2015/wordml/symex" xmlns:w16du="http://schemas.microsoft.com/office/word/2023/wordml/word16du" xmlns:wne="http://schemas.microsoft.com/office/word/2006/wordml" mc:Ignorable="w14 w15 w16se w16cid w16 w16cex w16sdtdh w16sdtfl w16du wp14">
   <w:p/>
 </w:ftr>
 </file>
 
 <file path=word/footnotes.xml><?xml version="1.0" encoding="utf-8"?>
-<w:footnotes xmlns:wpc="http://schemas.microsoft.com/office/word/2010/wordprocessingCanvas" xmlns:mc="http://schemas.openxmlformats.org/markup-compatibility/2006" xmlns:o="urn:schemas-microsoft-com:office:office" xmlns:r="http://schemas.openxmlformats.org/officeDocument/2006/relationships" xmlns:m="http://schemas.openxmlformats.org/officeDocument/2006/math" xmlns:v="urn:schemas-microsoft-com:vml" xmlns:wp14="http://schemas.microsoft.com/office/word/2010/wordprocessingDrawing" xmlns:wp="http://schemas.openxmlformats.org/drawingml/2006/wordprocessingDrawing" xmlns:w10="urn:schemas-microsoft-com:office:word" xmlns:w="http://schemas.openxmlformats.org/wordprocessingml/2006/main" xmlns:w14="http://schemas.microsoft.com/office/word/2010/wordml" xmlns:w15="http://schemas.microsoft.com/office/word/2012/wordml" xmlns:wpg="http://schemas.microsoft.com/office/word/2010/wordprocessingGroup" xmlns:wpi="http://schemas.microsoft.com/office/word/2010/wordprocessingInk" xmlns:wne="http://schemas.microsoft.com/office/word/2006/wordml" xmlns:wps="http://schemas.microsoft.com/office/word/2010/wordprocessingShape" mc:Ignorable="w14 w15 wp14">
+<w:footnotes xmlns:wpc="http://schemas.microsoft.com/office/word/2010/wordprocessingCanvas" xmlns:cx="http://schemas.microsoft.com/office/drawing/2014/chartex" xmlns:cx1="http://schemas.microsoft.com/office/drawing/2015/9/8/chartex" xmlns:cx2="http://schemas.microsoft.com/office/drawing/2015/10/21/chartex" xmlns:cx3="http://schemas.microsoft.com/office/drawing/2016/5/9/chartex" xmlns:cx4="http://schemas.microsoft.com/office/drawing/2016/5/10/chartex" xmlns:cx5="http://schemas.microsoft.com/office/drawing/2016/5/11/chartex" xmlns:cx6="http://schemas.microsoft.com/office/drawing/2016/5/12/chartex" xmlns:cx7="http://schemas.microsoft.com/office/drawing/2016/5/13/chartex" xmlns:cx8="http://schemas.microsoft.com/office/drawing/2016/5/14/chartex" xmlns:mc="http://schemas.openxmlformats.org/markup-compatibility/2006" xmlns:m="http://schemas.openxmlformats.org/officeDocument/2006/math" xmlns:aink="http://schemas.microsoft.com/office/drawing/2016/ink" xmlns:am3d="http://schemas.microsoft.com/office/drawing/2017/model3d" xmlns:oel="http://schemas.microsoft.com/office/2019/extlst" xmlns:r="http://schemas.openxmlformats.org/officeDocument/2006/relationships" xmlns:wp14="http://schemas.microsoft.com/office/word/2010/wordprocessingDrawing" xmlns:wp="http://schemas.openxmlformats.org/drawingml/2006/wordprocessingDrawing" xmlns:wpg="http://schemas.microsoft.com/office/word/2010/wordprocessingGroup" xmlns:wpi="http://schemas.microsoft.com/office/word/2010/wordprocessingInk" xmlns:wps="http://schemas.microsoft.com/office/word/2010/wordprocessingShape" xmlns:o="urn:schemas-microsoft-com:office:office" xmlns:v="urn:schemas-microsoft-com:vml" xmlns:w10="urn:schemas-microsoft-com:office:word" xmlns:w="http://schemas.openxmlformats.org/wordprocessingml/2006/main" xmlns:w14="http://schemas.microsoft.com/office/word/2010/wordml" xmlns:w15="http://schemas.microsoft.com/office/word/2012/wordml" xmlns:w16cex="http://schemas.microsoft.com/office/word/2018/wordml/cex" xmlns:w16cid="http://schemas.microsoft.com/office/word/2016/wordml/cid" xmlns:w16="http://schemas.microsoft.com/office/word/2018/wordml" xmlns:w16sdtdh="http://schemas.microsoft.com/office/word/2020/wordml/sdtdatahash" xmlns:w16sdtfl="http://schemas.microsoft.com/office/word/2024/wordml/sdtformatlock" xmlns:w16se="http://schemas.microsoft.com/office/word/2015/wordml/symex" xmlns:w16du="http://schemas.microsoft.com/office/word/2023/wordml/word16du" xmlns:wne="http://schemas.microsoft.com/office/word/2006/wordml" mc:Ignorable="w14 w15 w16se w16cid w16 w16cex w16sdtdh w16sdtfl w16du wp14">
   <w:footnote w:type="separator" w:id="-1">
     <w:p>
-      <w:pPr>
-        <w:spacing w:after="0" w:line="240" w:lineRule="auto"/>
-      </w:pPr>
-      <w:r>
-        <w:rPr>
-          <w:rStyle w:val="FootnoteReference"/>
-        </w:rPr>
-        <w:footnoteRef/>
-      </w:r>
       <w:r>
         <w:separator/>
       </w:r>
@@ -5068,15 +7401,6 @@
   </w:footnote>
   <w:footnote w:type="continuationSeparator" w:id="0">
     <w:p>
-      <w:pPr>
-        <w:spacing w:after="0" w:line="240" w:lineRule="auto"/>
-      </w:pPr>
-      <w:r>
-        <w:rPr>
-          <w:rStyle w:val="FootnoteReference"/>
-        </w:rPr>
-        <w:footnoteRef/>
-      </w:r>
       <w:r>
         <w:continuationSeparator/>
       </w:r>
@@ -5086,10 +7410,120 @@
 </file>
 
 <file path=word/numbering.xml><?xml version="1.0" encoding="utf-8"?>
-<w:numbering xmlns:wpc="http://schemas.microsoft.com/office/word/2010/wordprocessingCanvas" xmlns:mc="http://schemas.openxmlformats.org/markup-compatibility/2006" xmlns:o="urn:schemas-microsoft-com:office:office" xmlns:r="http://schemas.openxmlformats.org/officeDocument/2006/relationships" xmlns:m="http://schemas.openxmlformats.org/officeDocument/2006/math" xmlns:v="urn:schemas-microsoft-com:vml" xmlns:wp14="http://schemas.microsoft.com/office/word/2010/wordprocessingDrawing" xmlns:wp="http://schemas.openxmlformats.org/drawingml/2006/wordprocessingDrawing" xmlns:w10="urn:schemas-microsoft-com:office:word" xmlns:w="http://schemas.openxmlformats.org/wordprocessingml/2006/main" xmlns:w14="http://schemas.microsoft.com/office/word/2010/wordml" xmlns:w15="http://schemas.microsoft.com/office/word/2012/wordml" xmlns:wpg="http://schemas.microsoft.com/office/word/2010/wordprocessingGroup" xmlns:wpi="http://schemas.microsoft.com/office/word/2010/wordprocessingInk" xmlns:wne="http://schemas.microsoft.com/office/word/2006/wordml" xmlns:wps="http://schemas.microsoft.com/office/word/2010/wordprocessingShape" mc:Ignorable="w14 w15 wp14">
+<w:numbering xmlns:wpc="http://schemas.microsoft.com/office/word/2010/wordprocessingCanvas" xmlns:cx="http://schemas.microsoft.com/office/drawing/2014/chartex" xmlns:cx1="http://schemas.microsoft.com/office/drawing/2015/9/8/chartex" xmlns:cx2="http://schemas.microsoft.com/office/drawing/2015/10/21/chartex" xmlns:cx3="http://schemas.microsoft.com/office/drawing/2016/5/9/chartex" xmlns:cx4="http://schemas.microsoft.com/office/drawing/2016/5/10/chartex" xmlns:cx5="http://schemas.microsoft.com/office/drawing/2016/5/11/chartex" xmlns:cx6="http://schemas.microsoft.com/office/drawing/2016/5/12/chartex" xmlns:cx7="http://schemas.microsoft.com/office/drawing/2016/5/13/chartex" xmlns:cx8="http://schemas.microsoft.com/office/drawing/2016/5/14/chartex" xmlns:mc="http://schemas.openxmlformats.org/markup-compatibility/2006" xmlns:m="http://schemas.openxmlformats.org/officeDocument/2006/math" xmlns:aink="http://schemas.microsoft.com/office/drawing/2016/ink" xmlns:am3d="http://schemas.microsoft.com/office/drawing/2017/model3d" xmlns:oel="http://schemas.microsoft.com/office/2019/extlst" xmlns:r="http://schemas.openxmlformats.org/officeDocument/2006/relationships" xmlns:wp14="http://schemas.microsoft.com/office/word/2010/wordprocessingDrawing" xmlns:wp="http://schemas.openxmlformats.org/drawingml/2006/wordprocessingDrawing" xmlns:wpg="http://schemas.microsoft.com/office/word/2010/wordprocessingGroup" xmlns:wpi="http://schemas.microsoft.com/office/word/2010/wordprocessingInk" xmlns:wps="http://schemas.microsoft.com/office/word/2010/wordprocessingShape" xmlns:o="urn:schemas-microsoft-com:office:office" xmlns:v="urn:schemas-microsoft-com:vml" xmlns:w10="urn:schemas-microsoft-com:office:word" xmlns:w="http://schemas.openxmlformats.org/wordprocessingml/2006/main" xmlns:w14="http://schemas.microsoft.com/office/word/2010/wordml" xmlns:w15="http://schemas.microsoft.com/office/word/2012/wordml" xmlns:w16cex="http://schemas.microsoft.com/office/word/2018/wordml/cex" xmlns:w16cid="http://schemas.microsoft.com/office/word/2016/wordml/cid" xmlns:w16="http://schemas.microsoft.com/office/word/2018/wordml" xmlns:w16sdtdh="http://schemas.microsoft.com/office/word/2020/wordml/sdtdatahash" xmlns:w16sdtfl="http://schemas.microsoft.com/office/word/2024/wordml/sdtformatlock" xmlns:w16se="http://schemas.microsoft.com/office/word/2015/wordml/symex" xmlns:w16du="http://schemas.microsoft.com/office/word/2023/wordml/word16du" xmlns:wne="http://schemas.microsoft.com/office/word/2006/wordml" mc:Ignorable="w14 w15 w16se w16cid w16 w16cex w16sdtdh w16sdtfl w16du wp14">
+  <w:abstractNum w:abstractNumId="0" w15:restartNumberingAfterBreak="0">
+    <w:nsid w:val="2E065248"/>
+    <w:multiLevelType w:val="hybridMultilevel"/>
+    <w:tmpl w:val="D9BEF30A"/>
+    <w:lvl w:ilvl="0" w:tplc="87404502">
+      <w:start w:val="1"/>
+      <w:numFmt w:val="decimal"/>
+      <w:lvlText w:val="%1."/>
+      <w:lvlJc w:val="left"/>
+      <w:pPr>
+        <w:ind w:left="567" w:hanging="340"/>
+      </w:pPr>
+    </w:lvl>
+    <w:lvl w:ilvl="1" w:tplc="A8AEC472">
+      <w:numFmt w:val="decimal"/>
+      <w:lvlText w:val=""/>
+      <w:lvlJc w:val="left"/>
+    </w:lvl>
+    <w:lvl w:ilvl="2" w:tplc="F000CCDA">
+      <w:numFmt w:val="decimal"/>
+      <w:lvlText w:val=""/>
+      <w:lvlJc w:val="left"/>
+    </w:lvl>
+    <w:lvl w:ilvl="3" w:tplc="60B462D8">
+      <w:numFmt w:val="decimal"/>
+      <w:lvlText w:val=""/>
+      <w:lvlJc w:val="left"/>
+    </w:lvl>
+    <w:lvl w:ilvl="4" w:tplc="623AC8A6">
+      <w:numFmt w:val="decimal"/>
+      <w:lvlText w:val=""/>
+      <w:lvlJc w:val="left"/>
+    </w:lvl>
+    <w:lvl w:ilvl="5" w:tplc="091E2DDC">
+      <w:numFmt w:val="decimal"/>
+      <w:lvlText w:val=""/>
+      <w:lvlJc w:val="left"/>
+    </w:lvl>
+    <w:lvl w:ilvl="6" w:tplc="C0CA776E">
+      <w:numFmt w:val="decimal"/>
+      <w:lvlText w:val=""/>
+      <w:lvlJc w:val="left"/>
+    </w:lvl>
+    <w:lvl w:ilvl="7" w:tplc="3A287BAE">
+      <w:numFmt w:val="decimal"/>
+      <w:lvlText w:val=""/>
+      <w:lvlJc w:val="left"/>
+    </w:lvl>
+    <w:lvl w:ilvl="8" w:tplc="358233C4">
+      <w:numFmt w:val="decimal"/>
+      <w:lvlText w:val=""/>
+      <w:lvlJc w:val="left"/>
+    </w:lvl>
+  </w:abstractNum>
   <w:abstractNum w:abstractNumId="1" w15:restartNumberingAfterBreak="0">
+    <w:nsid w:val="307120AC"/>
     <w:multiLevelType w:val="hybridMultilevel"/>
-    <w:lvl w:ilvl="0" w:tentative="1">
+    <w:tmpl w:val="3D345648"/>
+    <w:lvl w:ilvl="0" w:tplc="8042E3C4" w:tentative="1">
+      <w:start w:val="1"/>
+      <w:numFmt w:val="bullet"/>
+      <w:lvlText w:val="•"/>
+      <w:lvlJc w:val="left"/>
+      <w:pPr>
+        <w:ind w:left="567" w:hanging="283"/>
+      </w:pPr>
+    </w:lvl>
+    <w:lvl w:ilvl="1" w:tplc="9BE40018">
+      <w:numFmt w:val="decimal"/>
+      <w:lvlText w:val=""/>
+      <w:lvlJc w:val="left"/>
+    </w:lvl>
+    <w:lvl w:ilvl="2" w:tplc="FE1E5038">
+      <w:numFmt w:val="decimal"/>
+      <w:lvlText w:val=""/>
+      <w:lvlJc w:val="left"/>
+    </w:lvl>
+    <w:lvl w:ilvl="3" w:tplc="024C6970">
+      <w:numFmt w:val="decimal"/>
+      <w:lvlText w:val=""/>
+      <w:lvlJc w:val="left"/>
+    </w:lvl>
+    <w:lvl w:ilvl="4" w:tplc="61ACA15C">
+      <w:numFmt w:val="decimal"/>
+      <w:lvlText w:val=""/>
+      <w:lvlJc w:val="left"/>
+    </w:lvl>
+    <w:lvl w:ilvl="5" w:tplc="C680D81C">
+      <w:numFmt w:val="decimal"/>
+      <w:lvlText w:val=""/>
+      <w:lvlJc w:val="left"/>
+    </w:lvl>
+    <w:lvl w:ilvl="6" w:tplc="3E0E15F4">
+      <w:numFmt w:val="decimal"/>
+      <w:lvlText w:val=""/>
+      <w:lvlJc w:val="left"/>
+    </w:lvl>
+    <w:lvl w:ilvl="7" w:tplc="7F66F4F6">
+      <w:numFmt w:val="decimal"/>
+      <w:lvlText w:val=""/>
+      <w:lvlJc w:val="left"/>
+    </w:lvl>
+    <w:lvl w:ilvl="8" w:tplc="2F3EAE04">
+      <w:numFmt w:val="decimal"/>
+      <w:lvlText w:val=""/>
+      <w:lvlJc w:val="left"/>
+    </w:lvl>
+  </w:abstractNum>
+  <w:abstractNum w:abstractNumId="2" w15:restartNumberingAfterBreak="0">
+    <w:nsid w:val="39EE264A"/>
+    <w:multiLevelType w:val="hybridMultilevel"/>
+    <w:tmpl w:val="AF22588E"/>
+    <w:lvl w:ilvl="0" w:tplc="D17E5184" w:tentative="1">
       <w:start w:val="1"/>
       <w:numFmt w:val="bullet"/>
       <w:lvlText w:val="●"/>
@@ -5098,7 +7532,7 @@
         <w:ind w:left="720" w:hanging="360"/>
       </w:pPr>
     </w:lvl>
-    <w:lvl w:ilvl="1" w:tentative="1">
+    <w:lvl w:ilvl="1" w:tplc="9886FBAC" w:tentative="1">
       <w:start w:val="1"/>
       <w:numFmt w:val="bullet"/>
       <w:lvlText w:val="○"/>
@@ -5107,7 +7541,7 @@
         <w:ind w:left="1440" w:hanging="360"/>
       </w:pPr>
     </w:lvl>
-    <w:lvl w:ilvl="2" w:tentative="1">
+    <w:lvl w:ilvl="2" w:tplc="899A6AD2" w:tentative="1">
       <w:start w:val="1"/>
       <w:numFmt w:val="bullet"/>
       <w:lvlText w:val="■"/>
@@ -5116,7 +7550,7 @@
         <w:ind w:left="2160" w:hanging="360"/>
       </w:pPr>
     </w:lvl>
-    <w:lvl w:ilvl="3" w:tentative="1">
+    <w:lvl w:ilvl="3" w:tplc="93CA1144" w:tentative="1">
       <w:start w:val="1"/>
       <w:numFmt w:val="bullet"/>
       <w:lvlText w:val="●"/>
@@ -5125,7 +7559,7 @@
         <w:ind w:left="2880" w:hanging="360"/>
       </w:pPr>
     </w:lvl>
-    <w:lvl w:ilvl="4" w:tentative="1">
+    <w:lvl w:ilvl="4" w:tplc="D4C88A4C" w:tentative="1">
       <w:start w:val="1"/>
       <w:numFmt w:val="bullet"/>
       <w:lvlText w:val="○"/>
@@ -5134,7 +7568,7 @@
         <w:ind w:left="3600" w:hanging="360"/>
       </w:pPr>
     </w:lvl>
-    <w:lvl w:ilvl="5" w:tentative="1">
+    <w:lvl w:ilvl="5" w:tplc="284E8C8A" w:tentative="1">
       <w:start w:val="1"/>
       <w:numFmt w:val="bullet"/>
       <w:lvlText w:val="■"/>
@@ -5143,7 +7577,7 @@
         <w:ind w:left="4320" w:hanging="360"/>
       </w:pPr>
     </w:lvl>
-    <w:lvl w:ilvl="6" w:tentative="1">
+    <w:lvl w:ilvl="6" w:tplc="1E449890" w:tentative="1">
       <w:start w:val="1"/>
       <w:numFmt w:val="bullet"/>
       <w:lvlText w:val="●"/>
@@ -5152,7 +7586,7 @@
         <w:ind w:left="5040" w:hanging="360"/>
       </w:pPr>
     </w:lvl>
-    <w:lvl w:ilvl="7" w:tentative="1">
+    <w:lvl w:ilvl="7" w:tplc="5EC6593C" w:tentative="1">
       <w:start w:val="1"/>
       <w:numFmt w:val="bullet"/>
       <w:lvlText w:val="●"/>
@@ -5161,7 +7595,7 @@
         <w:ind w:left="5760" w:hanging="360"/>
       </w:pPr>
     </w:lvl>
-    <w:lvl w:ilvl="8" w:tentative="1">
+    <w:lvl w:ilvl="8" w:tplc="E486A95A" w:tentative="1">
       <w:start w:val="1"/>
       <w:numFmt w:val="bullet"/>
       <w:lvlText w:val="●"/>
@@ -5171,21 +7605,11 @@
       </w:pPr>
     </w:lvl>
   </w:abstractNum>
-  <w:abstractNum w:abstractNumId="2" w15:restartNumberingAfterBreak="0">
+  <w:abstractNum w:abstractNumId="3" w15:restartNumberingAfterBreak="0">
+    <w:nsid w:val="44CD1EFB"/>
     <w:multiLevelType w:val="hybridMultilevel"/>
-    <w:lvl w:ilvl="0" w:tentative="1">
-      <w:start w:val="1"/>
-      <w:numFmt w:val="bullet"/>
-      <w:lvlText w:val="•"/>
-      <w:lvlJc w:val="left"/>
-      <w:pPr>
-        <w:ind w:left="567" w:hanging="283"/>
-      </w:pPr>
-    </w:lvl>
-  </w:abstractNum>
-  <w:abstractNum w:abstractNumId="3" w15:restartNumberingAfterBreak="0">
-    <w:multiLevelType w:val="hybridMultilevel"/>
-    <w:lvl w:ilvl="0" w:tentative="1">
+    <w:tmpl w:val="906ADB7C"/>
+    <w:lvl w:ilvl="0" w:tplc="DD3E5028">
       <w:start w:val="1"/>
       <w:numFmt w:val="decimal"/>
       <w:lvlText w:val="%1."/>
@@ -5194,10 +7618,52 @@
         <w:ind w:left="567" w:hanging="340"/>
       </w:pPr>
     </w:lvl>
+    <w:lvl w:ilvl="1" w:tplc="75604A1A">
+      <w:numFmt w:val="decimal"/>
+      <w:lvlText w:val=""/>
+      <w:lvlJc w:val="left"/>
+    </w:lvl>
+    <w:lvl w:ilvl="2" w:tplc="1436D2AE">
+      <w:numFmt w:val="decimal"/>
+      <w:lvlText w:val=""/>
+      <w:lvlJc w:val="left"/>
+    </w:lvl>
+    <w:lvl w:ilvl="3" w:tplc="E304D028">
+      <w:numFmt w:val="decimal"/>
+      <w:lvlText w:val=""/>
+      <w:lvlJc w:val="left"/>
+    </w:lvl>
+    <w:lvl w:ilvl="4" w:tplc="4438A79A">
+      <w:numFmt w:val="decimal"/>
+      <w:lvlText w:val=""/>
+      <w:lvlJc w:val="left"/>
+    </w:lvl>
+    <w:lvl w:ilvl="5" w:tplc="38604A52">
+      <w:numFmt w:val="decimal"/>
+      <w:lvlText w:val=""/>
+      <w:lvlJc w:val="left"/>
+    </w:lvl>
+    <w:lvl w:ilvl="6" w:tplc="BFE40844">
+      <w:numFmt w:val="decimal"/>
+      <w:lvlText w:val=""/>
+      <w:lvlJc w:val="left"/>
+    </w:lvl>
+    <w:lvl w:ilvl="7" w:tplc="93D61A8A">
+      <w:numFmt w:val="decimal"/>
+      <w:lvlText w:val=""/>
+      <w:lvlJc w:val="left"/>
+    </w:lvl>
+    <w:lvl w:ilvl="8" w:tplc="A670B372">
+      <w:numFmt w:val="decimal"/>
+      <w:lvlText w:val=""/>
+      <w:lvlJc w:val="left"/>
+    </w:lvl>
   </w:abstractNum>
   <w:abstractNum w:abstractNumId="4" w15:restartNumberingAfterBreak="0">
+    <w:nsid w:val="745E1619"/>
     <w:multiLevelType w:val="hybridMultilevel"/>
-    <w:lvl w:ilvl="0" w:tentative="1">
+    <w:tmpl w:val="ECA28AF4"/>
+    <w:lvl w:ilvl="0" w:tplc="35A42E0E">
       <w:start w:val="1"/>
       <w:numFmt w:val="decimal"/>
       <w:lvlText w:val="%1."/>
@@ -5206,39 +7672,67 @@
         <w:ind w:left="567" w:hanging="340"/>
       </w:pPr>
     </w:lvl>
-  </w:abstractNum>
-  <w:abstractNum w:abstractNumId="5" w15:restartNumberingAfterBreak="0">
-    <w:multiLevelType w:val="hybridMultilevel"/>
-    <w:lvl w:ilvl="0" w:tentative="1">
-      <w:start w:val="1"/>
+    <w:lvl w:ilvl="1" w:tplc="32D8F0BC">
       <w:numFmt w:val="decimal"/>
-      <w:lvlText w:val="%1."/>
+      <w:lvlText w:val=""/>
       <w:lvlJc w:val="left"/>
-      <w:pPr>
-        <w:ind w:left="567" w:hanging="340"/>
-      </w:pPr>
+    </w:lvl>
+    <w:lvl w:ilvl="2" w:tplc="F3A4A512">
+      <w:numFmt w:val="decimal"/>
+      <w:lvlText w:val=""/>
+      <w:lvlJc w:val="left"/>
+    </w:lvl>
+    <w:lvl w:ilvl="3" w:tplc="2B0E391C">
+      <w:numFmt w:val="decimal"/>
+      <w:lvlText w:val=""/>
+      <w:lvlJc w:val="left"/>
+    </w:lvl>
+    <w:lvl w:ilvl="4" w:tplc="49C80F2A">
+      <w:numFmt w:val="decimal"/>
+      <w:lvlText w:val=""/>
+      <w:lvlJc w:val="left"/>
+    </w:lvl>
+    <w:lvl w:ilvl="5" w:tplc="1F6CB1D6">
+      <w:numFmt w:val="decimal"/>
+      <w:lvlText w:val=""/>
+      <w:lvlJc w:val="left"/>
+    </w:lvl>
+    <w:lvl w:ilvl="6" w:tplc="0512EBBA">
+      <w:numFmt w:val="decimal"/>
+      <w:lvlText w:val=""/>
+      <w:lvlJc w:val="left"/>
+    </w:lvl>
+    <w:lvl w:ilvl="7" w:tplc="C63EE54A">
+      <w:numFmt w:val="decimal"/>
+      <w:lvlText w:val=""/>
+      <w:lvlJc w:val="left"/>
+    </w:lvl>
+    <w:lvl w:ilvl="8" w:tplc="D772AFF8">
+      <w:numFmt w:val="decimal"/>
+      <w:lvlText w:val=""/>
+      <w:lvlJc w:val="left"/>
     </w:lvl>
   </w:abstractNum>
-  <w:num w:numId="1">
-    <w:abstractNumId w:val="1"/>
+  <w:num w:numId="1" w16cid:durableId="1748917304">
+    <w:abstractNumId w:val="2"/>
     <w:lvlOverride w:ilvl="0">
       <w:startOverride w:val="1"/>
     </w:lvlOverride>
   </w:num>
-  <w:num w:numId="2">
-    <w:abstractNumId w:val="3"/>
-    <w:lvlOverride w:ilvl="0">
-      <w:startOverride w:val="1"/>
-    </w:lvlOverride>
-  </w:num>
-  <w:num w:numId="3">
+  <w:num w:numId="2" w16cid:durableId="405493067">
     <w:abstractNumId w:val="4"/>
     <w:lvlOverride w:ilvl="0">
       <w:startOverride w:val="1"/>
     </w:lvlOverride>
   </w:num>
-  <w:num w:numId="4">
-    <w:abstractNumId w:val="5"/>
+  <w:num w:numId="3" w16cid:durableId="20016839">
+    <w:abstractNumId w:val="0"/>
+    <w:lvlOverride w:ilvl="0">
+      <w:startOverride w:val="1"/>
+    </w:lvlOverride>
+  </w:num>
+  <w:num w:numId="4" w16cid:durableId="321589317">
+    <w:abstractNumId w:val="3"/>
     <w:lvlOverride w:ilvl="0">
       <w:startOverride w:val="1"/>
     </w:lvlOverride>
@@ -5247,47 +7741,461 @@
 </file>
 
 <file path=word/styles.xml><?xml version="1.0" encoding="utf-8"?>
-<w:styles xmlns:mc="http://schemas.openxmlformats.org/markup-compatibility/2006" xmlns:r="http://schemas.openxmlformats.org/officeDocument/2006/relationships" xmlns:w="http://schemas.openxmlformats.org/wordprocessingml/2006/main" xmlns:w14="http://schemas.microsoft.com/office/word/2010/wordml" xmlns:w15="http://schemas.microsoft.com/office/word/2012/wordml" mc:Ignorable="w14 w15">
+<w:styles xmlns:mc="http://schemas.openxmlformats.org/markup-compatibility/2006" xmlns:r="http://schemas.openxmlformats.org/officeDocument/2006/relationships" xmlns:w="http://schemas.openxmlformats.org/wordprocessingml/2006/main" xmlns:w14="http://schemas.microsoft.com/office/word/2010/wordml" xmlns:w15="http://schemas.microsoft.com/office/word/2012/wordml" xmlns:w16cex="http://schemas.microsoft.com/office/word/2018/wordml/cex" xmlns:w16cid="http://schemas.microsoft.com/office/word/2016/wordml/cid" xmlns:w16="http://schemas.microsoft.com/office/word/2018/wordml" xmlns:w16sdtdh="http://schemas.microsoft.com/office/word/2020/wordml/sdtdatahash" xmlns:w16sdtfl="http://schemas.microsoft.com/office/word/2024/wordml/sdtformatlock" xmlns:w16se="http://schemas.microsoft.com/office/word/2015/wordml/symex" xmlns:w16du="http://schemas.microsoft.com/office/word/2023/wordml/word16du" mc:Ignorable="w14 w15 w16se w16cid w16 w16cex w16sdtdh w16sdtfl w16du">
   <w:docDefaults>
     <w:rPrDefault>
       <w:rPr>
-        <w:rFonts w:ascii="Times New Roman" w:cs="Times New Roman" w:eastAsia="Times New Roman" w:hAnsi="Times New Roman"/>
+        <w:rFonts w:ascii="Times New Roman" w:eastAsia="Times New Roman" w:hAnsi="Times New Roman" w:cs="Times New Roman"/>
         <w:sz w:val="24"/>
         <w:szCs w:val="24"/>
+        <w:lang w:val="en-US" w:eastAsia="en-US" w:bidi="ar-SA"/>
       </w:rPr>
     </w:rPrDefault>
     <w:pPrDefault/>
   </w:docDefaults>
-  <w:style w:type="paragraph" w:styleId="Normal" w:default="1">
+  <w:latentStyles w:defLockedState="0" w:defUIPriority="99" w:defSemiHidden="0" w:defUnhideWhenUsed="0" w:defQFormat="0" w:count="376">
+    <w:lsdException w:name="Normal" w:uiPriority="0" w:qFormat="1"/>
+    <w:lsdException w:name="heading 1" w:uiPriority="9" w:qFormat="1"/>
+    <w:lsdException w:name="heading 2" w:semiHidden="1" w:uiPriority="9" w:unhideWhenUsed="1" w:qFormat="1"/>
+    <w:lsdException w:name="heading 3" w:semiHidden="1" w:uiPriority="9" w:unhideWhenUsed="1" w:qFormat="1"/>
+    <w:lsdException w:name="heading 4" w:semiHidden="1" w:uiPriority="9" w:unhideWhenUsed="1" w:qFormat="1"/>
+    <w:lsdException w:name="heading 5" w:semiHidden="1" w:uiPriority="9" w:unhideWhenUsed="1" w:qFormat="1"/>
+    <w:lsdException w:name="heading 6" w:semiHidden="1" w:uiPriority="9" w:unhideWhenUsed="1" w:qFormat="1"/>
+    <w:lsdException w:name="heading 7" w:semiHidden="1" w:uiPriority="9" w:unhideWhenUsed="1" w:qFormat="1"/>
+    <w:lsdException w:name="heading 8" w:semiHidden="1" w:uiPriority="9" w:unhideWhenUsed="1" w:qFormat="1"/>
+    <w:lsdException w:name="heading 9" w:semiHidden="1" w:uiPriority="9" w:unhideWhenUsed="1" w:qFormat="1"/>
+    <w:lsdException w:name="index 1" w:semiHidden="1" w:unhideWhenUsed="1"/>
+    <w:lsdException w:name="index 2" w:semiHidden="1" w:unhideWhenUsed="1"/>
+    <w:lsdException w:name="index 3" w:semiHidden="1" w:unhideWhenUsed="1"/>
+    <w:lsdException w:name="index 4" w:semiHidden="1" w:unhideWhenUsed="1"/>
+    <w:lsdException w:name="index 5" w:semiHidden="1" w:unhideWhenUsed="1"/>
+    <w:lsdException w:name="index 6" w:semiHidden="1" w:unhideWhenUsed="1"/>
+    <w:lsdException w:name="index 7" w:semiHidden="1" w:unhideWhenUsed="1"/>
+    <w:lsdException w:name="index 8" w:semiHidden="1" w:unhideWhenUsed="1"/>
+    <w:lsdException w:name="index 9" w:semiHidden="1" w:unhideWhenUsed="1"/>
+    <w:lsdException w:name="toc 1" w:semiHidden="1" w:uiPriority="39" w:unhideWhenUsed="1"/>
+    <w:lsdException w:name="toc 2" w:semiHidden="1" w:uiPriority="39" w:unhideWhenUsed="1"/>
+    <w:lsdException w:name="toc 3" w:semiHidden="1" w:uiPriority="39" w:unhideWhenUsed="1"/>
+    <w:lsdException w:name="toc 4" w:semiHidden="1" w:uiPriority="39" w:unhideWhenUsed="1"/>
+    <w:lsdException w:name="toc 5" w:semiHidden="1" w:uiPriority="39" w:unhideWhenUsed="1"/>
+    <w:lsdException w:name="toc 6" w:semiHidden="1" w:uiPriority="39" w:unhideWhenUsed="1"/>
+    <w:lsdException w:name="toc 7" w:semiHidden="1" w:uiPriority="39" w:unhideWhenUsed="1"/>
+    <w:lsdException w:name="toc 8" w:semiHidden="1" w:uiPriority="39" w:unhideWhenUsed="1"/>
+    <w:lsdException w:name="toc 9" w:semiHidden="1" w:uiPriority="39" w:unhideWhenUsed="1"/>
+    <w:lsdException w:name="Normal Indent" w:semiHidden="1" w:unhideWhenUsed="1"/>
+    <w:lsdException w:name="footnote text" w:semiHidden="1" w:unhideWhenUsed="1"/>
+    <w:lsdException w:name="annotation text" w:semiHidden="1" w:unhideWhenUsed="1"/>
+    <w:lsdException w:name="header" w:semiHidden="1" w:unhideWhenUsed="1"/>
+    <w:lsdException w:name="footer" w:semiHidden="1" w:unhideWhenUsed="1"/>
+    <w:lsdException w:name="index heading" w:semiHidden="1" w:unhideWhenUsed="1"/>
+    <w:lsdException w:name="caption" w:semiHidden="1" w:uiPriority="35" w:unhideWhenUsed="1" w:qFormat="1"/>
+    <w:lsdException w:name="table of figures" w:semiHidden="1" w:unhideWhenUsed="1"/>
+    <w:lsdException w:name="envelope address" w:semiHidden="1" w:unhideWhenUsed="1"/>
+    <w:lsdException w:name="envelope return" w:semiHidden="1" w:unhideWhenUsed="1"/>
+    <w:lsdException w:name="footnote reference" w:semiHidden="1" w:unhideWhenUsed="1"/>
+    <w:lsdException w:name="annotation reference" w:semiHidden="1" w:unhideWhenUsed="1"/>
+    <w:lsdException w:name="line number" w:semiHidden="1" w:unhideWhenUsed="1"/>
+    <w:lsdException w:name="page number" w:semiHidden="1" w:unhideWhenUsed="1"/>
+    <w:lsdException w:name="endnote reference" w:semiHidden="1" w:unhideWhenUsed="1"/>
+    <w:lsdException w:name="endnote text" w:semiHidden="1" w:unhideWhenUsed="1"/>
+    <w:lsdException w:name="table of authorities" w:semiHidden="1" w:unhideWhenUsed="1"/>
+    <w:lsdException w:name="macro" w:semiHidden="1" w:unhideWhenUsed="1"/>
+    <w:lsdException w:name="toa heading" w:semiHidden="1" w:unhideWhenUsed="1"/>
+    <w:lsdException w:name="List" w:semiHidden="1" w:unhideWhenUsed="1"/>
+    <w:lsdException w:name="List Bullet" w:semiHidden="1" w:unhideWhenUsed="1"/>
+    <w:lsdException w:name="List Number" w:semiHidden="1" w:unhideWhenUsed="1"/>
+    <w:lsdException w:name="List 2" w:semiHidden="1" w:unhideWhenUsed="1"/>
+    <w:lsdException w:name="List 3" w:semiHidden="1" w:unhideWhenUsed="1"/>
+    <w:lsdException w:name="List 4" w:semiHidden="1" w:unhideWhenUsed="1"/>
+    <w:lsdException w:name="List 5" w:semiHidden="1" w:unhideWhenUsed="1"/>
+    <w:lsdException w:name="List Bullet 2" w:semiHidden="1" w:unhideWhenUsed="1"/>
+    <w:lsdException w:name="List Bullet 3" w:semiHidden="1" w:unhideWhenUsed="1"/>
+    <w:lsdException w:name="List Bullet 4" w:semiHidden="1" w:unhideWhenUsed="1"/>
+    <w:lsdException w:name="List Bullet 5" w:semiHidden="1" w:unhideWhenUsed="1"/>
+    <w:lsdException w:name="List Number 2" w:semiHidden="1" w:unhideWhenUsed="1"/>
+    <w:lsdException w:name="List Number 3" w:semiHidden="1" w:unhideWhenUsed="1"/>
+    <w:lsdException w:name="List Number 4" w:semiHidden="1" w:unhideWhenUsed="1"/>
+    <w:lsdException w:name="List Number 5" w:semiHidden="1" w:unhideWhenUsed="1"/>
+    <w:lsdException w:name="Title" w:uiPriority="10" w:qFormat="1"/>
+    <w:lsdException w:name="Closing" w:semiHidden="1" w:unhideWhenUsed="1"/>
+    <w:lsdException w:name="Signature" w:semiHidden="1" w:unhideWhenUsed="1"/>
+    <w:lsdException w:name="Default Paragraph Font" w:semiHidden="1" w:uiPriority="1" w:unhideWhenUsed="1"/>
+    <w:lsdException w:name="Body Text" w:semiHidden="1" w:unhideWhenUsed="1"/>
+    <w:lsdException w:name="Body Text Indent" w:semiHidden="1" w:unhideWhenUsed="1"/>
+    <w:lsdException w:name="List Continue" w:semiHidden="1" w:unhideWhenUsed="1"/>
+    <w:lsdException w:name="List Continue 2" w:semiHidden="1" w:unhideWhenUsed="1"/>
+    <w:lsdException w:name="List Continue 3" w:semiHidden="1" w:unhideWhenUsed="1"/>
+    <w:lsdException w:name="List Continue 4" w:semiHidden="1" w:unhideWhenUsed="1"/>
+    <w:lsdException w:name="List Continue 5" w:semiHidden="1" w:unhideWhenUsed="1"/>
+    <w:lsdException w:name="Message Header" w:semiHidden="1" w:unhideWhenUsed="1"/>
+    <w:lsdException w:name="Subtitle" w:uiPriority="11" w:qFormat="1"/>
+    <w:lsdException w:name="Salutation" w:semiHidden="1" w:unhideWhenUsed="1"/>
+    <w:lsdException w:name="Date" w:semiHidden="1" w:unhideWhenUsed="1"/>
+    <w:lsdException w:name="Body Text First Indent" w:semiHidden="1" w:unhideWhenUsed="1"/>
+    <w:lsdException w:name="Body Text First Indent 2" w:semiHidden="1" w:unhideWhenUsed="1"/>
+    <w:lsdException w:name="Note Heading" w:semiHidden="1" w:unhideWhenUsed="1"/>
+    <w:lsdException w:name="Body Text 2" w:semiHidden="1" w:unhideWhenUsed="1"/>
+    <w:lsdException w:name="Body Text 3" w:semiHidden="1" w:unhideWhenUsed="1"/>
+    <w:lsdException w:name="Body Text Indent 2" w:semiHidden="1" w:unhideWhenUsed="1"/>
+    <w:lsdException w:name="Body Text Indent 3" w:semiHidden="1" w:unhideWhenUsed="1"/>
+    <w:lsdException w:name="Block Text" w:semiHidden="1" w:unhideWhenUsed="1"/>
+    <w:lsdException w:name="Hyperlink" w:semiHidden="1" w:unhideWhenUsed="1"/>
+    <w:lsdException w:name="FollowedHyperlink" w:semiHidden="1" w:unhideWhenUsed="1"/>
+    <w:lsdException w:name="Strong" w:uiPriority="22" w:qFormat="1"/>
+    <w:lsdException w:name="Emphasis" w:uiPriority="20" w:qFormat="1"/>
+    <w:lsdException w:name="Document Map" w:semiHidden="1" w:unhideWhenUsed="1"/>
+    <w:lsdException w:name="Plain Text" w:semiHidden="1" w:unhideWhenUsed="1"/>
+    <w:lsdException w:name="E-mail Signature" w:semiHidden="1" w:unhideWhenUsed="1"/>
+    <w:lsdException w:name="HTML Top of Form" w:semiHidden="1" w:unhideWhenUsed="1"/>
+    <w:lsdException w:name="HTML Bottom of Form" w:semiHidden="1" w:unhideWhenUsed="1"/>
+    <w:lsdException w:name="Normal (Web)" w:semiHidden="1" w:unhideWhenUsed="1"/>
+    <w:lsdException w:name="HTML Acronym" w:semiHidden="1" w:unhideWhenUsed="1"/>
+    <w:lsdException w:name="HTML Address" w:semiHidden="1" w:unhideWhenUsed="1"/>
+    <w:lsdException w:name="HTML Cite" w:semiHidden="1" w:unhideWhenUsed="1"/>
+    <w:lsdException w:name="HTML Code" w:semiHidden="1" w:unhideWhenUsed="1"/>
+    <w:lsdException w:name="HTML Definition" w:semiHidden="1" w:unhideWhenUsed="1"/>
+    <w:lsdException w:name="HTML Keyboard" w:semiHidden="1" w:unhideWhenUsed="1"/>
+    <w:lsdException w:name="HTML Preformatted" w:semiHidden="1" w:unhideWhenUsed="1"/>
+    <w:lsdException w:name="HTML Sample" w:semiHidden="1" w:unhideWhenUsed="1"/>
+    <w:lsdException w:name="HTML Typewriter" w:semiHidden="1" w:unhideWhenUsed="1"/>
+    <w:lsdException w:name="HTML Variable" w:semiHidden="1" w:unhideWhenUsed="1"/>
+    <w:lsdException w:name="Normal Table" w:semiHidden="1" w:unhideWhenUsed="1"/>
+    <w:lsdException w:name="annotation subject" w:semiHidden="1" w:unhideWhenUsed="1"/>
+    <w:lsdException w:name="No List" w:semiHidden="1" w:unhideWhenUsed="1"/>
+    <w:lsdException w:name="Outline List 1" w:semiHidden="1" w:unhideWhenUsed="1"/>
+    <w:lsdException w:name="Outline List 2" w:semiHidden="1" w:unhideWhenUsed="1"/>
+    <w:lsdException w:name="Outline List 3" w:semiHidden="1" w:unhideWhenUsed="1"/>
+    <w:lsdException w:name="Table Simple 1" w:semiHidden="1" w:unhideWhenUsed="1"/>
+    <w:lsdException w:name="Table Simple 2" w:semiHidden="1" w:unhideWhenUsed="1"/>
+    <w:lsdException w:name="Table Simple 3" w:semiHidden="1" w:unhideWhenUsed="1"/>
+    <w:lsdException w:name="Table Classic 1" w:semiHidden="1" w:unhideWhenUsed="1"/>
+    <w:lsdException w:name="Table Classic 2" w:semiHidden="1" w:unhideWhenUsed="1"/>
+    <w:lsdException w:name="Table Classic 3" w:semiHidden="1" w:unhideWhenUsed="1"/>
+    <w:lsdException w:name="Table Classic 4" w:semiHidden="1" w:unhideWhenUsed="1"/>
+    <w:lsdException w:name="Table Colorful 1" w:semiHidden="1" w:unhideWhenUsed="1"/>
+    <w:lsdException w:name="Table Colorful 2" w:semiHidden="1" w:unhideWhenUsed="1"/>
+    <w:lsdException w:name="Table Colorful 3" w:semiHidden="1" w:unhideWhenUsed="1"/>
+    <w:lsdException w:name="Table Columns 1" w:semiHidden="1" w:unhideWhenUsed="1"/>
+    <w:lsdException w:name="Table Columns 2" w:semiHidden="1" w:unhideWhenUsed="1"/>
+    <w:lsdException w:name="Table Columns 3" w:semiHidden="1" w:unhideWhenUsed="1"/>
+    <w:lsdException w:name="Table Columns 4" w:semiHidden="1" w:unhideWhenUsed="1"/>
+    <w:lsdException w:name="Table Columns 5" w:semiHidden="1" w:unhideWhenUsed="1"/>
+    <w:lsdException w:name="Table Grid 1" w:semiHidden="1" w:unhideWhenUsed="1"/>
+    <w:lsdException w:name="Table Grid 2" w:semiHidden="1" w:unhideWhenUsed="1"/>
+    <w:lsdException w:name="Table Grid 3" w:semiHidden="1" w:unhideWhenUsed="1"/>
+    <w:lsdException w:name="Table Grid 4" w:semiHidden="1" w:unhideWhenUsed="1"/>
+    <w:lsdException w:name="Table Grid 5" w:semiHidden="1" w:unhideWhenUsed="1"/>
+    <w:lsdException w:name="Table Grid 6" w:semiHidden="1" w:unhideWhenUsed="1"/>
+    <w:lsdException w:name="Table Grid 7" w:semiHidden="1" w:unhideWhenUsed="1"/>
+    <w:lsdException w:name="Table Grid 8" w:semiHidden="1" w:unhideWhenUsed="1"/>
+    <w:lsdException w:name="Table List 1" w:semiHidden="1" w:unhideWhenUsed="1"/>
+    <w:lsdException w:name="Table List 2" w:semiHidden="1" w:unhideWhenUsed="1"/>
+    <w:lsdException w:name="Table List 3" w:semiHidden="1" w:unhideWhenUsed="1"/>
+    <w:lsdException w:name="Table List 4" w:semiHidden="1" w:unhideWhenUsed="1"/>
+    <w:lsdException w:name="Table List 5" w:semiHidden="1" w:unhideWhenUsed="1"/>
+    <w:lsdException w:name="Table List 6" w:semiHidden="1" w:unhideWhenUsed="1"/>
+    <w:lsdException w:name="Table List 7" w:semiHidden="1" w:unhideWhenUsed="1"/>
+    <w:lsdException w:name="Table List 8" w:semiHidden="1" w:unhideWhenUsed="1"/>
+    <w:lsdException w:name="Table 3D effects 1" w:semiHidden="1" w:unhideWhenUsed="1"/>
+    <w:lsdException w:name="Table 3D effects 2" w:semiHidden="1" w:unhideWhenUsed="1"/>
+    <w:lsdException w:name="Table 3D effects 3" w:semiHidden="1" w:unhideWhenUsed="1"/>
+    <w:lsdException w:name="Table Contemporary" w:semiHidden="1" w:unhideWhenUsed="1"/>
+    <w:lsdException w:name="Table Elegant" w:semiHidden="1" w:unhideWhenUsed="1"/>
+    <w:lsdException w:name="Table Professional" w:semiHidden="1" w:unhideWhenUsed="1"/>
+    <w:lsdException w:name="Table Subtle 1" w:semiHidden="1" w:unhideWhenUsed="1"/>
+    <w:lsdException w:name="Table Subtle 2" w:semiHidden="1" w:unhideWhenUsed="1"/>
+    <w:lsdException w:name="Table Web 1" w:semiHidden="1" w:unhideWhenUsed="1"/>
+    <w:lsdException w:name="Table Web 2" w:semiHidden="1" w:unhideWhenUsed="1"/>
+    <w:lsdException w:name="Table Web 3" w:semiHidden="1" w:unhideWhenUsed="1"/>
+    <w:lsdException w:name="Balloon Text" w:semiHidden="1" w:unhideWhenUsed="1"/>
+    <w:lsdException w:name="Table Grid" w:uiPriority="39"/>
+    <w:lsdException w:name="Table Theme" w:semiHidden="1" w:unhideWhenUsed="1"/>
+    <w:lsdException w:name="Placeholder Text" w:semiHidden="1"/>
+    <w:lsdException w:name="No Spacing" w:uiPriority="1" w:qFormat="1"/>
+    <w:lsdException w:name="Light Shading" w:uiPriority="60"/>
+    <w:lsdException w:name="Light List" w:uiPriority="61"/>
+    <w:lsdException w:name="Light Grid" w:uiPriority="62"/>
+    <w:lsdException w:name="Medium Shading 1" w:uiPriority="63"/>
+    <w:lsdException w:name="Medium Shading 2" w:uiPriority="64"/>
+    <w:lsdException w:name="Medium List 1" w:uiPriority="65"/>
+    <w:lsdException w:name="Medium List 2" w:uiPriority="66"/>
+    <w:lsdException w:name="Medium Grid 1" w:uiPriority="67"/>
+    <w:lsdException w:name="Medium Grid 2" w:uiPriority="68"/>
+    <w:lsdException w:name="Medium Grid 3" w:uiPriority="69"/>
+    <w:lsdException w:name="Dark List" w:uiPriority="70"/>
+    <w:lsdException w:name="Colorful Shading" w:uiPriority="71"/>
+    <w:lsdException w:name="Colorful List" w:uiPriority="72"/>
+    <w:lsdException w:name="Colorful Grid" w:uiPriority="73"/>
+    <w:lsdException w:name="Light Shading Accent 1" w:uiPriority="60"/>
+    <w:lsdException w:name="Light List Accent 1" w:uiPriority="61"/>
+    <w:lsdException w:name="Light Grid Accent 1" w:uiPriority="62"/>
+    <w:lsdException w:name="Medium Shading 1 Accent 1" w:uiPriority="63"/>
+    <w:lsdException w:name="Medium Shading 2 Accent 1" w:uiPriority="64"/>
+    <w:lsdException w:name="Medium List 1 Accent 1" w:uiPriority="65"/>
+    <w:lsdException w:name="Revision" w:semiHidden="1"/>
+    <w:lsdException w:name="List Paragraph" w:uiPriority="34" w:qFormat="1"/>
+    <w:lsdException w:name="Quote" w:uiPriority="29" w:qFormat="1"/>
+    <w:lsdException w:name="Intense Quote" w:uiPriority="30" w:qFormat="1"/>
+    <w:lsdException w:name="Medium List 2 Accent 1" w:uiPriority="66"/>
+    <w:lsdException w:name="Medium Grid 1 Accent 1" w:uiPriority="67"/>
+    <w:lsdException w:name="Medium Grid 2 Accent 1" w:uiPriority="68"/>
+    <w:lsdException w:name="Medium Grid 3 Accent 1" w:uiPriority="69"/>
+    <w:lsdException w:name="Dark List Accent 1" w:uiPriority="70"/>
+    <w:lsdException w:name="Colorful Shading Accent 1" w:uiPriority="71"/>
+    <w:lsdException w:name="Colorful List Accent 1" w:uiPriority="72"/>
+    <w:lsdException w:name="Colorful Grid Accent 1" w:uiPriority="73"/>
+    <w:lsdException w:name="Light Shading Accent 2" w:uiPriority="60"/>
+    <w:lsdException w:name="Light List Accent 2" w:uiPriority="61"/>
+    <w:lsdException w:name="Light Grid Accent 2" w:uiPriority="62"/>
+    <w:lsdException w:name="Medium Shading 1 Accent 2" w:uiPriority="63"/>
+    <w:lsdException w:name="Medium Shading 2 Accent 2" w:uiPriority="64"/>
+    <w:lsdException w:name="Medium List 1 Accent 2" w:uiPriority="65"/>
+    <w:lsdException w:name="Medium List 2 Accent 2" w:uiPriority="66"/>
+    <w:lsdException w:name="Medium Grid 1 Accent 2" w:uiPriority="67"/>
+    <w:lsdException w:name="Medium Grid 2 Accent 2" w:uiPriority="68"/>
+    <w:lsdException w:name="Medium Grid 3 Accent 2" w:uiPriority="69"/>
+    <w:lsdException w:name="Dark List Accent 2" w:uiPriority="70"/>
+    <w:lsdException w:name="Colorful Shading Accent 2" w:uiPriority="71"/>
+    <w:lsdException w:name="Colorful List Accent 2" w:uiPriority="72"/>
+    <w:lsdException w:name="Colorful Grid Accent 2" w:uiPriority="73"/>
+    <w:lsdException w:name="Light Shading Accent 3" w:uiPriority="60"/>
+    <w:lsdException w:name="Light List Accent 3" w:uiPriority="61"/>
+    <w:lsdException w:name="Light Grid Accent 3" w:uiPriority="62"/>
+    <w:lsdException w:name="Medium Shading 1 Accent 3" w:uiPriority="63"/>
+    <w:lsdException w:name="Medium Shading 2 Accent 3" w:uiPriority="64"/>
+    <w:lsdException w:name="Medium List 1 Accent 3" w:uiPriority="65"/>
+    <w:lsdException w:name="Medium List 2 Accent 3" w:uiPriority="66"/>
+    <w:lsdException w:name="Medium Grid 1 Accent 3" w:uiPriority="67"/>
+    <w:lsdException w:name="Medium Grid 2 Accent 3" w:uiPriority="68"/>
+    <w:lsdException w:name="Medium Grid 3 Accent 3" w:uiPriority="69"/>
+    <w:lsdException w:name="Dark List Accent 3" w:uiPriority="70"/>
+    <w:lsdException w:name="Colorful Shading Accent 3" w:uiPriority="71"/>
+    <w:lsdException w:name="Colorful List Accent 3" w:uiPriority="72"/>
+    <w:lsdException w:name="Colorful Grid Accent 3" w:uiPriority="73"/>
+    <w:lsdException w:name="Light Shading Accent 4" w:uiPriority="60"/>
+    <w:lsdException w:name="Light List Accent 4" w:uiPriority="61"/>
+    <w:lsdException w:name="Light Grid Accent 4" w:uiPriority="62"/>
+    <w:lsdException w:name="Medium Shading 1 Accent 4" w:uiPriority="63"/>
+    <w:lsdException w:name="Medium Shading 2 Accent 4" w:uiPriority="64"/>
+    <w:lsdException w:name="Medium List 1 Accent 4" w:uiPriority="65"/>
+    <w:lsdException w:name="Medium List 2 Accent 4" w:uiPriority="66"/>
+    <w:lsdException w:name="Medium Grid 1 Accent 4" w:uiPriority="67"/>
+    <w:lsdException w:name="Medium Grid 2 Accent 4" w:uiPriority="68"/>
+    <w:lsdException w:name="Medium Grid 3 Accent 4" w:uiPriority="69"/>
+    <w:lsdException w:name="Dark List Accent 4" w:uiPriority="70"/>
+    <w:lsdException w:name="Colorful Shading Accent 4" w:uiPriority="71"/>
+    <w:lsdException w:name="Colorful List Accent 4" w:uiPriority="72"/>
+    <w:lsdException w:name="Colorful Grid Accent 4" w:uiPriority="73"/>
+    <w:lsdException w:name="Light Shading Accent 5" w:uiPriority="60"/>
+    <w:lsdException w:name="Light List Accent 5" w:uiPriority="61"/>
+    <w:lsdException w:name="Light Grid Accent 5" w:uiPriority="62"/>
+    <w:lsdException w:name="Medium Shading 1 Accent 5" w:uiPriority="63"/>
+    <w:lsdException w:name="Medium Shading 2 Accent 5" w:uiPriority="64"/>
+    <w:lsdException w:name="Medium List 1 Accent 5" w:uiPriority="65"/>
+    <w:lsdException w:name="Medium List 2 Accent 5" w:uiPriority="66"/>
+    <w:lsdException w:name="Medium Grid 1 Accent 5" w:uiPriority="67"/>
+    <w:lsdException w:name="Medium Grid 2 Accent 5" w:uiPriority="68"/>
+    <w:lsdException w:name="Medium Grid 3 Accent 5" w:uiPriority="69"/>
+    <w:lsdException w:name="Dark List Accent 5" w:uiPriority="70"/>
+    <w:lsdException w:name="Colorful Shading Accent 5" w:uiPriority="71"/>
+    <w:lsdException w:name="Colorful List Accent 5" w:uiPriority="72"/>
+    <w:lsdException w:name="Colorful Grid Accent 5" w:uiPriority="73"/>
+    <w:lsdException w:name="Light Shading Accent 6" w:uiPriority="60"/>
+    <w:lsdException w:name="Light List Accent 6" w:uiPriority="61"/>
+    <w:lsdException w:name="Light Grid Accent 6" w:uiPriority="62"/>
+    <w:lsdException w:name="Medium Shading 1 Accent 6" w:uiPriority="63"/>
+    <w:lsdException w:name="Medium Shading 2 Accent 6" w:uiPriority="64"/>
+    <w:lsdException w:name="Medium List 1 Accent 6" w:uiPriority="65"/>
+    <w:lsdException w:name="Medium List 2 Accent 6" w:uiPriority="66"/>
+    <w:lsdException w:name="Medium Grid 1 Accent 6" w:uiPriority="67"/>
+    <w:lsdException w:name="Medium Grid 2 Accent 6" w:uiPriority="68"/>
+    <w:lsdException w:name="Medium Grid 3 Accent 6" w:uiPriority="69"/>
+    <w:lsdException w:name="Dark List Accent 6" w:uiPriority="70"/>
+    <w:lsdException w:name="Colorful Shading Accent 6" w:uiPriority="71"/>
+    <w:lsdException w:name="Colorful List Accent 6" w:uiPriority="72"/>
+    <w:lsdException w:name="Colorful Grid Accent 6" w:uiPriority="73"/>
+    <w:lsdException w:name="Subtle Emphasis" w:uiPriority="19" w:qFormat="1"/>
+    <w:lsdException w:name="Intense Emphasis" w:uiPriority="21" w:qFormat="1"/>
+    <w:lsdException w:name="Subtle Reference" w:uiPriority="31" w:qFormat="1"/>
+    <w:lsdException w:name="Intense Reference" w:uiPriority="32" w:qFormat="1"/>
+    <w:lsdException w:name="Book Title" w:uiPriority="33" w:qFormat="1"/>
+    <w:lsdException w:name="Bibliography" w:semiHidden="1" w:uiPriority="37" w:unhideWhenUsed="1"/>
+    <w:lsdException w:name="TOC Heading" w:semiHidden="1" w:uiPriority="39" w:unhideWhenUsed="1" w:qFormat="1"/>
+    <w:lsdException w:name="Plain Table 1" w:uiPriority="41"/>
+    <w:lsdException w:name="Plain Table 2" w:uiPriority="42"/>
+    <w:lsdException w:name="Plain Table 3" w:uiPriority="43"/>
+    <w:lsdException w:name="Plain Table 4" w:uiPriority="44"/>
+    <w:lsdException w:name="Plain Table 5" w:uiPriority="45"/>
+    <w:lsdException w:name="Grid Table Light" w:uiPriority="40"/>
+    <w:lsdException w:name="Grid Table 1 Light" w:uiPriority="46"/>
+    <w:lsdException w:name="Grid Table 2" w:uiPriority="47"/>
+    <w:lsdException w:name="Grid Table 3" w:uiPriority="48"/>
+    <w:lsdException w:name="Grid Table 4" w:uiPriority="49"/>
+    <w:lsdException w:name="Grid Table 5 Dark" w:uiPriority="50"/>
+    <w:lsdException w:name="Grid Table 6 Colorful" w:uiPriority="51"/>
+    <w:lsdException w:name="Grid Table 7 Colorful" w:uiPriority="52"/>
+    <w:lsdException w:name="Grid Table 1 Light Accent 1" w:uiPriority="46"/>
+    <w:lsdException w:name="Grid Table 2 Accent 1" w:uiPriority="47"/>
+    <w:lsdException w:name="Grid Table 3 Accent 1" w:uiPriority="48"/>
+    <w:lsdException w:name="Grid Table 4 Accent 1" w:uiPriority="49"/>
+    <w:lsdException w:name="Grid Table 5 Dark Accent 1" w:uiPriority="50"/>
+    <w:lsdException w:name="Grid Table 6 Colorful Accent 1" w:uiPriority="51"/>
+    <w:lsdException w:name="Grid Table 7 Colorful Accent 1" w:uiPriority="52"/>
+    <w:lsdException w:name="Grid Table 1 Light Accent 2" w:uiPriority="46"/>
+    <w:lsdException w:name="Grid Table 2 Accent 2" w:uiPriority="47"/>
+    <w:lsdException w:name="Grid Table 3 Accent 2" w:uiPriority="48"/>
+    <w:lsdException w:name="Grid Table 4 Accent 2" w:uiPriority="49"/>
+    <w:lsdException w:name="Grid Table 5 Dark Accent 2" w:uiPriority="50"/>
+    <w:lsdException w:name="Grid Table 6 Colorful Accent 2" w:uiPriority="51"/>
+    <w:lsdException w:name="Grid Table 7 Colorful Accent 2" w:uiPriority="52"/>
+    <w:lsdException w:name="Grid Table 1 Light Accent 3" w:uiPriority="46"/>
+    <w:lsdException w:name="Grid Table 2 Accent 3" w:uiPriority="47"/>
+    <w:lsdException w:name="Grid Table 3 Accent 3" w:uiPriority="48"/>
+    <w:lsdException w:name="Grid Table 4 Accent 3" w:uiPriority="49"/>
+    <w:lsdException w:name="Grid Table 5 Dark Accent 3" w:uiPriority="50"/>
+    <w:lsdException w:name="Grid Table 6 Colorful Accent 3" w:uiPriority="51"/>
+    <w:lsdException w:name="Grid Table 7 Colorful Accent 3" w:uiPriority="52"/>
+    <w:lsdException w:name="Grid Table 1 Light Accent 4" w:uiPriority="46"/>
+    <w:lsdException w:name="Grid Table 2 Accent 4" w:uiPriority="47"/>
+    <w:lsdException w:name="Grid Table 3 Accent 4" w:uiPriority="48"/>
+    <w:lsdException w:name="Grid Table 4 Accent 4" w:uiPriority="49"/>
+    <w:lsdException w:name="Grid Table 5 Dark Accent 4" w:uiPriority="50"/>
+    <w:lsdException w:name="Grid Table 6 Colorful Accent 4" w:uiPriority="51"/>
+    <w:lsdException w:name="Grid Table 7 Colorful Accent 4" w:uiPriority="52"/>
+    <w:lsdException w:name="Grid Table 1 Light Accent 5" w:uiPriority="46"/>
+    <w:lsdException w:name="Grid Table 2 Accent 5" w:uiPriority="47"/>
+    <w:lsdException w:name="Grid Table 3 Accent 5" w:uiPriority="48"/>
+    <w:lsdException w:name="Grid Table 4 Accent 5" w:uiPriority="49"/>
+    <w:lsdException w:name="Grid Table 5 Dark Accent 5" w:uiPriority="50"/>
+    <w:lsdException w:name="Grid Table 6 Colorful Accent 5" w:uiPriority="51"/>
+    <w:lsdException w:name="Grid Table 7 Colorful Accent 5" w:uiPriority="52"/>
+    <w:lsdException w:name="Grid Table 1 Light Accent 6" w:uiPriority="46"/>
+    <w:lsdException w:name="Grid Table 2 Accent 6" w:uiPriority="47"/>
+    <w:lsdException w:name="Grid Table 3 Accent 6" w:uiPriority="48"/>
+    <w:lsdException w:name="Grid Table 4 Accent 6" w:uiPriority="49"/>
+    <w:lsdException w:name="Grid Table 5 Dark Accent 6" w:uiPriority="50"/>
+    <w:lsdException w:name="Grid Table 6 Colorful Accent 6" w:uiPriority="51"/>
+    <w:lsdException w:name="Grid Table 7 Colorful Accent 6" w:uiPriority="52"/>
+    <w:lsdException w:name="List Table 1 Light" w:uiPriority="46"/>
+    <w:lsdException w:name="List Table 2" w:uiPriority="47"/>
+    <w:lsdException w:name="List Table 3" w:uiPriority="48"/>
+    <w:lsdException w:name="List Table 4" w:uiPriority="49"/>
+    <w:lsdException w:name="List Table 5 Dark" w:uiPriority="50"/>
+    <w:lsdException w:name="List Table 6 Colorful" w:uiPriority="51"/>
+    <w:lsdException w:name="List Table 7 Colorful" w:uiPriority="52"/>
+    <w:lsdException w:name="List Table 1 Light Accent 1" w:uiPriority="46"/>
+    <w:lsdException w:name="List Table 2 Accent 1" w:uiPriority="47"/>
+    <w:lsdException w:name="List Table 3 Accent 1" w:uiPriority="48"/>
+    <w:lsdException w:name="List Table 4 Accent 1" w:uiPriority="49"/>
+    <w:lsdException w:name="List Table 5 Dark Accent 1" w:uiPriority="50"/>
+    <w:lsdException w:name="List Table 6 Colorful Accent 1" w:uiPriority="51"/>
+    <w:lsdException w:name="List Table 7 Colorful Accent 1" w:uiPriority="52"/>
+    <w:lsdException w:name="List Table 1 Light Accent 2" w:uiPriority="46"/>
+    <w:lsdException w:name="List Table 2 Accent 2" w:uiPriority="47"/>
+    <w:lsdException w:name="List Table 3 Accent 2" w:uiPriority="48"/>
+    <w:lsdException w:name="List Table 4 Accent 2" w:uiPriority="49"/>
+    <w:lsdException w:name="List Table 5 Dark Accent 2" w:uiPriority="50"/>
+    <w:lsdException w:name="List Table 6 Colorful Accent 2" w:uiPriority="51"/>
+    <w:lsdException w:name="List Table 7 Colorful Accent 2" w:uiPriority="52"/>
+    <w:lsdException w:name="List Table 1 Light Accent 3" w:uiPriority="46"/>
+    <w:lsdException w:name="List Table 2 Accent 3" w:uiPriority="47"/>
+    <w:lsdException w:name="List Table 3 Accent 3" w:uiPriority="48"/>
+    <w:lsdException w:name="List Table 4 Accent 3" w:uiPriority="49"/>
+    <w:lsdException w:name="List Table 5 Dark Accent 3" w:uiPriority="50"/>
+    <w:lsdException w:name="List Table 6 Colorful Accent 3" w:uiPriority="51"/>
+    <w:lsdException w:name="List Table 7 Colorful Accent 3" w:uiPriority="52"/>
+    <w:lsdException w:name="List Table 1 Light Accent 4" w:uiPriority="46"/>
+    <w:lsdException w:name="List Table 2 Accent 4" w:uiPriority="47"/>
+    <w:lsdException w:name="List Table 3 Accent 4" w:uiPriority="48"/>
+    <w:lsdException w:name="List Table 4 Accent 4" w:uiPriority="49"/>
+    <w:lsdException w:name="List Table 5 Dark Accent 4" w:uiPriority="50"/>
+    <w:lsdException w:name="List Table 6 Colorful Accent 4" w:uiPriority="51"/>
+    <w:lsdException w:name="List Table 7 Colorful Accent 4" w:uiPriority="52"/>
+    <w:lsdException w:name="List Table 1 Light Accent 5" w:uiPriority="46"/>
+    <w:lsdException w:name="List Table 2 Accent 5" w:uiPriority="47"/>
+    <w:lsdException w:name="List Table 3 Accent 5" w:uiPriority="48"/>
+    <w:lsdException w:name="List Table 4 Accent 5" w:uiPriority="49"/>
+    <w:lsdException w:name="List Table 5 Dark Accent 5" w:uiPriority="50"/>
+    <w:lsdException w:name="List Table 6 Colorful Accent 5" w:uiPriority="51"/>
+    <w:lsdException w:name="List Table 7 Colorful Accent 5" w:uiPriority="52"/>
+    <w:lsdException w:name="List Table 1 Light Accent 6" w:uiPriority="46"/>
+    <w:lsdException w:name="List Table 2 Accent 6" w:uiPriority="47"/>
+    <w:lsdException w:name="List Table 3 Accent 6" w:uiPriority="48"/>
+    <w:lsdException w:name="List Table 4 Accent 6" w:uiPriority="49"/>
+    <w:lsdException w:name="List Table 5 Dark Accent 6" w:uiPriority="50"/>
+    <w:lsdException w:name="List Table 6 Colorful Accent 6" w:uiPriority="51"/>
+    <w:lsdException w:name="List Table 7 Colorful Accent 6" w:uiPriority="52"/>
+    <w:lsdException w:name="Mention" w:semiHidden="1" w:unhideWhenUsed="1"/>
+    <w:lsdException w:name="Smart Hyperlink" w:semiHidden="1" w:unhideWhenUsed="1"/>
+    <w:lsdException w:name="Hashtag" w:semiHidden="1" w:unhideWhenUsed="1"/>
+    <w:lsdException w:name="Unresolved Mention" w:semiHidden="1" w:unhideWhenUsed="1"/>
+    <w:lsdException w:name="Smart Link" w:semiHidden="1" w:unhideWhenUsed="1"/>
+  </w:latentStyles>
+  <w:style w:type="paragraph" w:default="1" w:styleId="Normal">
     <w:name w:val="Normal"/>
     <w:qFormat/>
   </w:style>
-  <w:style w:type="paragraph" w:styleId="Title">
-    <w:name w:val="Title"/>
+  <w:style w:type="paragraph" w:styleId="Heading1">
+    <w:name w:val="heading 1"/>
     <w:basedOn w:val="Normal"/>
     <w:next w:val="Normal"/>
+    <w:uiPriority w:val="9"/>
     <w:qFormat/>
+    <w:pPr>
+      <w:outlineLvl w:val="0"/>
+    </w:pPr>
     <w:rPr>
-      <w:sz w:val="56"/>
-      <w:szCs w:val="56"/>
+      <w:b/>
+      <w:bCs/>
+      <w:color w:val="000000"/>
+      <w:sz w:val="30"/>
+      <w:szCs w:val="30"/>
+    </w:rPr>
+  </w:style>
+  <w:style w:type="paragraph" w:styleId="Heading2">
+    <w:name w:val="heading 2"/>
+    <w:basedOn w:val="Normal"/>
+    <w:next w:val="Normal"/>
+    <w:uiPriority w:val="9"/>
+    <w:unhideWhenUsed/>
+    <w:qFormat/>
+    <w:pPr>
+      <w:outlineLvl w:val="1"/>
+    </w:pPr>
+    <w:rPr>
+      <w:b/>
+      <w:bCs/>
+      <w:color w:val="000000"/>
+      <w:sz w:val="26"/>
+      <w:szCs w:val="26"/>
     </w:rPr>
   </w:style>
   <w:style w:type="paragraph" w:styleId="Heading3">
-    <w:name w:val="Heading 3"/>
+    <w:name w:val="heading 3"/>
     <w:basedOn w:val="Normal"/>
     <w:next w:val="Normal"/>
+    <w:uiPriority w:val="9"/>
+    <w:semiHidden/>
+    <w:unhideWhenUsed/>
     <w:qFormat/>
+    <w:pPr>
+      <w:outlineLvl w:val="2"/>
+    </w:pPr>
     <w:rPr>
       <w:color w:val="1F4D78"/>
-      <w:sz w:val="24"/>
-      <w:szCs w:val="24"/>
     </w:rPr>
   </w:style>
   <w:style w:type="paragraph" w:styleId="Heading4">
-    <w:name w:val="Heading 4"/>
+    <w:name w:val="heading 4"/>
     <w:basedOn w:val="Normal"/>
     <w:next w:val="Normal"/>
+    <w:uiPriority w:val="9"/>
+    <w:semiHidden/>
+    <w:unhideWhenUsed/>
     <w:qFormat/>
+    <w:pPr>
+      <w:outlineLvl w:val="3"/>
+    </w:pPr>
     <w:rPr>
       <w:i/>
       <w:iCs/>
@@ -5295,25 +8203,75 @@
     </w:rPr>
   </w:style>
   <w:style w:type="paragraph" w:styleId="Heading5">
-    <w:name w:val="Heading 5"/>
+    <w:name w:val="heading 5"/>
     <w:basedOn w:val="Normal"/>
     <w:next w:val="Normal"/>
+    <w:uiPriority w:val="9"/>
+    <w:semiHidden/>
+    <w:unhideWhenUsed/>
     <w:qFormat/>
+    <w:pPr>
+      <w:outlineLvl w:val="4"/>
+    </w:pPr>
     <w:rPr>
       <w:color w:val="2E74B5"/>
     </w:rPr>
   </w:style>
   <w:style w:type="paragraph" w:styleId="Heading6">
-    <w:name w:val="Heading 6"/>
+    <w:name w:val="heading 6"/>
     <w:basedOn w:val="Normal"/>
     <w:next w:val="Normal"/>
+    <w:uiPriority w:val="9"/>
+    <w:semiHidden/>
+    <w:unhideWhenUsed/>
     <w:qFormat/>
+    <w:pPr>
+      <w:outlineLvl w:val="5"/>
+    </w:pPr>
     <w:rPr>
       <w:color w:val="1F4D78"/>
     </w:rPr>
   </w:style>
-  <w:style w:type="paragraph" w:styleId="Strong">
-    <w:name w:val="Strong"/>
+  <w:style w:type="character" w:default="1" w:styleId="DefaultParagraphFont">
+    <w:name w:val="Default Paragraph Font"/>
+    <w:uiPriority w:val="1"/>
+    <w:semiHidden/>
+    <w:unhideWhenUsed/>
+  </w:style>
+  <w:style w:type="table" w:default="1" w:styleId="TableNormal">
+    <w:name w:val="Normal Table"/>
+    <w:uiPriority w:val="99"/>
+    <w:semiHidden/>
+    <w:unhideWhenUsed/>
+    <w:tblPr>
+      <w:tblInd w:w="0" w:type="dxa"/>
+      <w:tblCellMar>
+        <w:top w:w="0" w:type="dxa"/>
+        <w:left w:w="108" w:type="dxa"/>
+        <w:bottom w:w="0" w:type="dxa"/>
+        <w:right w:w="108" w:type="dxa"/>
+      </w:tblCellMar>
+    </w:tblPr>
+  </w:style>
+  <w:style w:type="numbering" w:default="1" w:styleId="NoList">
+    <w:name w:val="No List"/>
+    <w:uiPriority w:val="99"/>
+    <w:semiHidden/>
+    <w:unhideWhenUsed/>
+  </w:style>
+  <w:style w:type="paragraph" w:styleId="Title">
+    <w:name w:val="Title"/>
+    <w:basedOn w:val="Normal"/>
+    <w:next w:val="Normal"/>
+    <w:uiPriority w:val="10"/>
+    <w:qFormat/>
+    <w:rPr>
+      <w:sz w:val="56"/>
+      <w:szCs w:val="56"/>
+    </w:rPr>
+  </w:style>
+  <w:style w:type="paragraph" w:customStyle="1" w:styleId="Strong1">
+    <w:name w:val="Strong1"/>
     <w:basedOn w:val="Normal"/>
     <w:next w:val="Normal"/>
     <w:qFormat/>
@@ -5329,7 +8287,6 @@
   </w:style>
   <w:style w:type="character" w:styleId="Hyperlink">
     <w:name w:val="Hyperlink"/>
-    <w:basedOn w:val="DefaultParagraphFont"/>
     <w:uiPriority w:val="99"/>
     <w:unhideWhenUsed/>
     <w:rPr>
@@ -5339,7 +8296,6 @@
   </w:style>
   <w:style w:type="character" w:styleId="FootnoteReference">
     <w:name w:val="footnote reference"/>
-    <w:basedOn w:val="DefaultParagraphFont"/>
     <w:uiPriority w:val="99"/>
     <w:semiHidden/>
     <w:unhideWhenUsed/>
@@ -5354,17 +8310,13 @@
     <w:uiPriority w:val="99"/>
     <w:semiHidden/>
     <w:unhideWhenUsed/>
-    <w:pPr>
-      <w:spacing w:after="0" w:line="240" w:lineRule="auto"/>
-    </w:pPr>
     <w:rPr>
       <w:sz w:val="20"/>
       <w:szCs w:val="20"/>
     </w:rPr>
   </w:style>
-  <w:style w:type="character" w:styleId="FootnoteTextChar">
+  <w:style w:type="character" w:customStyle="1" w:styleId="FootnoteTextChar">
     <w:name w:val="Footnote Text Char"/>
-    <w:basedOn w:val="DefaultParagraphFont"/>
     <w:link w:val="FootnoteText"/>
     <w:uiPriority w:val="99"/>
     <w:semiHidden/>
@@ -5376,7 +8328,6 @@
   </w:style>
   <w:style w:type="character" w:styleId="EndnoteReference">
     <w:name w:val="endnote reference"/>
-    <w:basedOn w:val="DefaultParagraphFont"/>
     <w:uiPriority w:val="99"/>
     <w:semiHidden/>
     <w:unhideWhenUsed/>
@@ -5391,17 +8342,13 @@
     <w:uiPriority w:val="99"/>
     <w:semiHidden/>
     <w:unhideWhenUsed/>
-    <w:pPr>
-      <w:spacing w:after="0" w:line="240" w:lineRule="auto"/>
-    </w:pPr>
     <w:rPr>
       <w:sz w:val="20"/>
       <w:szCs w:val="20"/>
     </w:rPr>
   </w:style>
-  <w:style w:type="character" w:styleId="EndnoteTextChar">
+  <w:style w:type="character" w:customStyle="1" w:styleId="EndnoteTextChar">
     <w:name w:val="Endnote Text Char"/>
-    <w:basedOn w:val="DefaultParagraphFont"/>
     <w:link w:val="EndnoteText"/>
     <w:uiPriority w:val="99"/>
     <w:semiHidden/>
@@ -5409,40 +8356,6 @@
     <w:rPr>
       <w:sz w:val="20"/>
       <w:szCs w:val="20"/>
-    </w:rPr>
-  </w:style>
-  <w:style w:type="paragraph" w:styleId="Heading1">
-    <w:name w:val="Heading 1"/>
-    <w:basedOn w:val="Normal"/>
-    <w:next w:val="Normal"/>
-    <w:qFormat/>
-    <w:pPr>
-      <w:outlineLvl w:val="0"/>
-    </w:pPr>
-    <w:rPr>
-      <w:rFonts w:ascii="Times New Roman" w:cs="Times New Roman" w:eastAsia="Times New Roman" w:hAnsi="Times New Roman"/>
-      <w:b/>
-      <w:bCs/>
-      <w:color w:val="000000"/>
-      <w:sz w:val="30"/>
-      <w:szCs w:val="30"/>
-    </w:rPr>
-  </w:style>
-  <w:style w:type="paragraph" w:styleId="Heading2">
-    <w:name w:val="Heading 2"/>
-    <w:basedOn w:val="Normal"/>
-    <w:next w:val="Normal"/>
-    <w:qFormat/>
-    <w:pPr>
-      <w:outlineLvl w:val="1"/>
-    </w:pPr>
-    <w:rPr>
-      <w:rFonts w:ascii="Times New Roman" w:cs="Times New Roman" w:eastAsia="Times New Roman" w:hAnsi="Times New Roman"/>
-      <w:b/>
-      <w:bCs/>
-      <w:color w:val="000000"/>
-      <w:sz w:val="26"/>
-      <w:szCs w:val="26"/>
     </w:rPr>
   </w:style>
 </w:styles>
@@ -5600,7 +8513,7 @@
         <a:solidFill>
           <a:schemeClr val="phClr"/>
         </a:solidFill>
-        <a:gradFill rotWithShape="true">
+        <a:gradFill rotWithShape="1">
           <a:gsLst>
             <a:gs pos="0">
               <a:schemeClr val="phClr">
@@ -5624,9 +8537,9 @@
               </a:schemeClr>
             </a:gs>
           </a:gsLst>
-          <a:lin ang="5400000" scaled="false"/>
+          <a:lin ang="5400000" scaled="0"/>
         </a:gradFill>
-        <a:gradFill rotWithShape="true">
+        <a:gradFill rotWithShape="1">
           <a:gsLst>
             <a:gs pos="0">
               <a:schemeClr val="phClr">
@@ -5650,7 +8563,7 @@
               </a:schemeClr>
             </a:gs>
           </a:gsLst>
-          <a:lin ang="5400000" scaled="false"/>
+          <a:lin ang="5400000" scaled="0"/>
         </a:gradFill>
       </a:fillStyleLst>
       <a:lnStyleLst>
@@ -5685,7 +8598,7 @@
         </a:effectStyle>
         <a:effectStyle>
           <a:effectLst>
-            <a:outerShdw blurRad="57150" dist="19050" dir="5400000" algn="ctr" rotWithShape="false">
+            <a:outerShdw blurRad="57150" dist="19050" dir="5400000" algn="ctr" rotWithShape="0">
               <a:srgbClr val="000000">
                 <a:alpha val="63000"/>
               </a:srgbClr>
@@ -5703,7 +8616,7 @@
             <a:satMod val="170000"/>
           </a:schemeClr>
         </a:solidFill>
-        <a:gradFill rotWithShape="true">
+        <a:gradFill rotWithShape="1">
           <a:gsLst>
             <a:gs pos="0">
               <a:schemeClr val="phClr">
@@ -5728,7 +8641,7 @@
               </a:schemeClr>
             </a:gs>
           </a:gsLst>
-          <a:lin ang="5400000" scaled="false"/>
+          <a:lin ang="5400000" scaled="0"/>
         </a:gradFill>
       </a:bgFillStyleLst>
     </a:fmtScheme>

--- a/lab4/Lab4_CatalinBitca_FAF-242.docx
+++ b/lab4/Lab4_CatalinBitca_FAF-242.docx
@@ -4,6 +4,49 @@
   <w:body>
     <w:p>
       <w:pPr>
+        <w:spacing w:before="0" w:after="160"/>
+        <w:jc w:val="center"/>
+      </w:pPr>
+      <w:r>
+        <w:drawing>
+          <wp:inline distT="0" distB="0" distL="0" distR="0">
+            <wp:extent cx="1224000" cy="655475"/>
+            <wp:effectExtent l="0" t="0" r="0" b="0"/>
+            <wp:docPr id="9001" name="UTM logo"/>
+            <wp:cNvGraphicFramePr>
+              <a:graphicFrameLocks xmlns:a="http://schemas.openxmlformats.org/drawingml/2006/main" noChangeAspect="1"/>
+            </wp:cNvGraphicFramePr>
+            <a:graphic xmlns:a="http://schemas.openxmlformats.org/drawingml/2006/main">
+              <a:graphicData uri="http://schemas.openxmlformats.org/drawingml/2006/picture">
+                <pic:pic xmlns:pic="http://schemas.openxmlformats.org/drawingml/2006/picture">
+                  <pic:nvPicPr>
+                    <pic:cNvPr id="9001" name="utm_logo.png"/>
+                    <pic:cNvPicPr/>
+                  </pic:nvPicPr>
+                  <pic:blipFill>
+                    <a:blip r:embed="rIdUtmLogo"/>
+                    <a:stretch>
+                      <a:fillRect/>
+                    </a:stretch>
+                  </pic:blipFill>
+                  <pic:spPr>
+                    <a:xfrm>
+                      <a:off x="0" y="0"/>
+                      <a:ext cx="1224000" cy="655475"/>
+                    </a:xfrm>
+                    <a:prstGeom prst="rect">
+                      <a:avLst/>
+                    </a:prstGeom>
+                  </pic:spPr>
+                </pic:pic>
+              </a:graphicData>
+            </a:graphic>
+          </wp:inline>
+        </w:drawing>
+      </w:r>
+    </w:p>
+    <w:p>
+      <w:pPr>
         <w:jc w:val="center"/>
       </w:pPr>
       <w:r>
@@ -44,7 +87,7 @@
     </w:p>
     <w:p>
       <w:pPr>
-        <w:spacing w:before="3400"/>
+        <w:spacing w:before="2200"/>
         <w:jc w:val="center"/>
       </w:pPr>
       <w:r>
